--- a/docs/标定原理和还原三维相机坐标系.docx
+++ b/docs/标定原理和还原三维相机坐标系.docx
@@ -4406,6 +4406,7 @@
         </w:rPr>
       </w:pPr>
       <w:bookmarkStart w:id="2" w:name="_Toc16028"/>
+      <w:bookmarkStart w:id="3" w:name="_Toc9586"/>
       <w:r>
         <w:rPr>
           <w:rFonts w:hint="default" w:ascii="Times New Roman" w:hAnsi="Times New Roman" w:eastAsia="黑体" w:cs="Times New Roman"/>
@@ -4448,49 +4449,18 @@
           <w:rFonts w:hint="eastAsia" w:ascii="宋体" w:hAnsi="宋体" w:eastAsia="宋体" w:cs="宋体"/>
           <w:sz w:val="24"/>
           <w:szCs w:val="24"/>
-        </w:rPr>
-        <w:t>由于</w:t>
-      </w:r>
-      <w:r>
-        <w:rPr>
-          <w:rFonts w:hint="eastAsia" w:ascii="宋体" w:hAnsi="宋体" w:eastAsia="宋体" w:cs="宋体"/>
-          <w:sz w:val="24"/>
-          <w:szCs w:val="24"/>
-          <w:lang w:val="en-US" w:eastAsia="zh-CN"/>
-        </w:rPr>
-        <w:t>消费电子产品摄像头不提供精确的像元焦距</w:t>
-      </w:r>
-      <w:r>
-        <w:rPr>
-          <w:rFonts w:hint="default" w:ascii="Times New Roman" w:hAnsi="Times New Roman" w:eastAsia="宋体" w:cs="Times New Roman"/>
-          <w:i/>
-          <w:iCs/>
-          <w:sz w:val="24"/>
-          <w:szCs w:val="24"/>
-          <w:lang w:val="en-US" w:eastAsia="zh-CN"/>
-        </w:rPr>
-        <w:t>f</w:t>
-      </w:r>
-      <w:r>
-        <w:rPr>
-          <w:rFonts w:hint="eastAsia" w:ascii="Times New Roman" w:hAnsi="Times New Roman" w:eastAsia="宋体" w:cs="Times New Roman"/>
-          <w:i w:val="0"/>
-          <w:iCs w:val="0"/>
-          <w:sz w:val="24"/>
-          <w:szCs w:val="24"/>
-          <w:vertAlign w:val="subscript"/>
-          <w:lang w:val="en-US" w:eastAsia="zh-CN"/>
-        </w:rPr>
-        <w:t>0</w:t>
-      </w:r>
-      <w:r>
-        <w:rPr>
-          <w:rFonts w:hint="eastAsia" w:ascii="宋体" w:hAnsi="宋体" w:eastAsia="宋体" w:cs="宋体"/>
-          <w:sz w:val="24"/>
-          <w:szCs w:val="24"/>
-          <w:lang w:val="en-US" w:eastAsia="zh-CN"/>
-        </w:rPr>
-        <w:t>，且物理焦距与传感器尺寸往往未知，本系统采用“基于已知几何约束的单点标定法”直接解算等效像素焦距</w:t>
+          <w:lang w:val="en-US" w:eastAsia="zh-CN"/>
+        </w:rPr>
+        <w:t>由于消费电子产品摄像头不提供精确的内参矩阵，且物理焦距与传感器像元尺寸往往未知，本系统采用“基于已知几何约束的单点标定法”直接解算等效像素焦距</w:t>
+      </w:r>
+      <w:r>
+        <w:rPr>
+          <w:rFonts w:hint="eastAsia"/>
+          <w:sz w:val="24"/>
+          <w:szCs w:val="24"/>
+          <w:lang w:val="en-US" w:eastAsia="zh-CN"/>
+        </w:rPr>
+        <w:t xml:space="preserve"> </w:t>
       </w:r>
       <w:r>
         <w:rPr>
@@ -4565,7 +4535,7 @@
           <w:szCs w:val="24"/>
           <w:lang w:val="en-US" w:eastAsia="zh-CN"/>
         </w:rPr>
-        <w:t>标定原理</w:t>
+        <w:t>物理空间相似三角形关系</w:t>
       </w:r>
     </w:p>
     <w:p>
@@ -4589,10 +4559,11 @@
         <w:snapToGrid/>
         <w:spacing w:line="440" w:lineRule="exact"/>
         <w:ind w:firstLine="480" w:firstLineChars="200"/>
-        <w:jc w:val="both"/>
         <w:textAlignment w:val="auto"/>
         <w:rPr>
           <w:rFonts w:hint="eastAsia" w:ascii="宋体" w:hAnsi="宋体" w:eastAsia="宋体" w:cs="宋体"/>
+          <w:b w:val="0"/>
+          <w:bCs w:val="0"/>
           <w:sz w:val="24"/>
           <w:szCs w:val="24"/>
           <w:lang w:val="en-US" w:eastAsia="zh-CN"/>
@@ -4601,11 +4572,13 @@
       <w:r>
         <w:rPr>
           <w:rFonts w:hint="eastAsia" w:ascii="宋体" w:hAnsi="宋体" w:eastAsia="宋体" w:cs="宋体"/>
-          <w:sz w:val="24"/>
-          <w:szCs w:val="24"/>
-          <w:lang w:val="en-US" w:eastAsia="zh-CN"/>
-        </w:rPr>
-        <w:t>利用场景中已知实际高度</w:t>
+          <w:b w:val="0"/>
+          <w:bCs w:val="0"/>
+          <w:sz w:val="24"/>
+          <w:szCs w:val="24"/>
+          <w:lang w:val="en-US" w:eastAsia="zh-CN"/>
+        </w:rPr>
+        <w:t>根据针孔相机成像原理，物体在物理空间中的深度</w:t>
       </w:r>
       <w:r>
         <w:rPr>
@@ -4625,43 +4598,7 @@
           <w:szCs w:val="24"/>
           <w:lang w:val="en-US" w:eastAsia="zh-CN"/>
         </w:rPr>
-        <w:t>H</w:t>
-      </w:r>
-      <w:r>
-        <w:rPr>
-          <w:rFonts w:hint="eastAsia" w:ascii="宋体" w:hAnsi="宋体" w:eastAsia="宋体" w:cs="宋体"/>
-          <w:sz w:val="24"/>
-          <w:szCs w:val="24"/>
-          <w:lang w:val="en-US" w:eastAsia="zh-CN"/>
-        </w:rPr>
-        <w:t>（单位：</w:t>
-      </w:r>
-      <w:r>
-        <w:rPr>
-          <w:rFonts w:hint="default" w:ascii="Times New Roman" w:hAnsi="Times New Roman" w:eastAsia="宋体" w:cs="Times New Roman"/>
-          <w:sz w:val="24"/>
-          <w:szCs w:val="24"/>
-          <w:lang w:val="en-US" w:eastAsia="zh-CN"/>
-        </w:rPr>
-        <w:t>mm</w:t>
-      </w:r>
-      <w:r>
-        <w:rPr>
-          <w:rFonts w:hint="eastAsia" w:ascii="宋体" w:hAnsi="宋体" w:eastAsia="宋体" w:cs="宋体"/>
-          <w:sz w:val="24"/>
-          <w:szCs w:val="24"/>
-          <w:lang w:val="en-US" w:eastAsia="zh-CN"/>
-        </w:rPr>
-        <w:t>）的参考物体（如气瓶），测量其到相机的已知</w:t>
-      </w:r>
-      <w:r>
-        <w:rPr>
-          <w:rFonts w:hint="eastAsia"/>
-          <w:sz w:val="24"/>
-          <w:szCs w:val="24"/>
-          <w:lang w:val="en-US" w:eastAsia="zh-CN"/>
-        </w:rPr>
-        <w:t xml:space="preserve"> </w:t>
+        <w:t>Z</w:t>
       </w:r>
       <w:r>
         <w:rPr>
@@ -4670,17 +4607,6 @@
           <w:iCs/>
           <w:sz w:val="24"/>
           <w:szCs w:val="24"/>
-          <w:lang w:val="en-US" w:eastAsia="zh-CN"/>
-        </w:rPr>
-        <w:t>Z</w:t>
-      </w:r>
-      <w:r>
-        <w:rPr>
-          <w:rFonts w:hint="default" w:ascii="Times New Roman" w:hAnsi="Times New Roman" w:eastAsia="宋体" w:cs="Times New Roman"/>
-          <w:i/>
-          <w:iCs/>
-          <w:sz w:val="24"/>
-          <w:szCs w:val="24"/>
           <w:vertAlign w:val="subscript"/>
           <w:lang w:val="en-US" w:eastAsia="zh-CN"/>
         </w:rPr>
@@ -4698,70 +4624,13 @@
       <w:r>
         <w:rPr>
           <w:rFonts w:hint="eastAsia" w:ascii="宋体" w:hAnsi="宋体" w:eastAsia="宋体" w:cs="宋体"/>
-          <w:sz w:val="24"/>
-          <w:szCs w:val="24"/>
-          <w:lang w:val="en-US" w:eastAsia="zh-CN"/>
-        </w:rPr>
-        <w:t>轴距离</w:t>
-      </w:r>
-      <w:r>
-        <w:rPr>
-          <w:rFonts w:hint="eastAsia"/>
-          <w:sz w:val="24"/>
-          <w:szCs w:val="24"/>
-          <w:lang w:val="en-US" w:eastAsia="zh-CN"/>
-        </w:rPr>
-        <w:t xml:space="preserve"> </w:t>
-      </w:r>
-      <w:r>
-        <w:rPr>
-          <w:rFonts w:hint="default" w:ascii="Times New Roman" w:hAnsi="Times New Roman" w:eastAsia="宋体" w:cs="Times New Roman"/>
-          <w:i/>
-          <w:iCs/>
-          <w:sz w:val="24"/>
-          <w:szCs w:val="24"/>
-          <w:lang w:val="en-US" w:eastAsia="zh-CN"/>
-        </w:rPr>
-        <w:t>Z</w:t>
-      </w:r>
-      <w:r>
-        <w:rPr>
-          <w:rFonts w:hint="default" w:ascii="Times New Roman" w:hAnsi="Times New Roman" w:eastAsia="宋体" w:cs="Times New Roman"/>
-          <w:i/>
-          <w:iCs/>
-          <w:sz w:val="24"/>
-          <w:szCs w:val="24"/>
-          <w:vertAlign w:val="subscript"/>
-          <w:lang w:val="en-US" w:eastAsia="zh-CN"/>
-        </w:rPr>
-        <w:t>measure</w:t>
-      </w:r>
-      <w:r>
-        <w:rPr>
-          <w:rFonts w:hint="eastAsia" w:ascii="宋体" w:hAnsi="宋体" w:eastAsia="宋体" w:cs="宋体"/>
-          <w:sz w:val="24"/>
-          <w:szCs w:val="24"/>
-          <w:lang w:val="en-US" w:eastAsia="zh-CN"/>
-        </w:rPr>
-        <w:t>（单位：</w:t>
-      </w:r>
-      <w:r>
-        <w:rPr>
-          <w:rFonts w:hint="default" w:ascii="Times New Roman" w:hAnsi="Times New Roman" w:eastAsia="宋体" w:cs="Times New Roman"/>
-          <w:sz w:val="24"/>
-          <w:szCs w:val="24"/>
-          <w:lang w:val="en-US" w:eastAsia="zh-CN"/>
-        </w:rPr>
-        <w:t>mm</w:t>
-      </w:r>
-      <w:r>
-        <w:rPr>
-          <w:rFonts w:hint="eastAsia" w:ascii="宋体" w:hAnsi="宋体" w:eastAsia="宋体" w:cs="宋体"/>
-          <w:sz w:val="24"/>
-          <w:szCs w:val="24"/>
-          <w:lang w:val="en-US" w:eastAsia="zh-CN"/>
-        </w:rPr>
-        <w:t>）。设该物体在图像中的像素高度为</w:t>
+          <w:b w:val="0"/>
+          <w:bCs w:val="0"/>
+          <w:sz w:val="24"/>
+          <w:szCs w:val="24"/>
+          <w:lang w:val="en-US" w:eastAsia="zh-CN"/>
+        </w:rPr>
+        <w:t>与物体在传感器平面上的物理像高</w:t>
       </w:r>
       <w:r>
         <w:rPr>
@@ -4793,65 +4662,435 @@
           <w:vertAlign w:val="subscript"/>
           <w:lang w:val="en-US" w:eastAsia="zh-CN"/>
         </w:rPr>
-        <w:t>calib</w:t>
+        <w:t>sensor</w:t>
+      </w:r>
+      <w:r>
+        <w:rPr>
+          <w:rFonts w:hint="eastAsia"/>
+          <w:sz w:val="24"/>
+          <w:szCs w:val="24"/>
+          <w:lang w:val="en-US" w:eastAsia="zh-CN"/>
+        </w:rPr>
+        <w:t xml:space="preserve"> </w:t>
       </w:r>
       <w:r>
         <w:rPr>
           <w:rFonts w:hint="eastAsia" w:ascii="宋体" w:hAnsi="宋体" w:eastAsia="宋体" w:cs="宋体"/>
-          <w:sz w:val="24"/>
-          <w:szCs w:val="24"/>
-          <w:lang w:val="en-US" w:eastAsia="zh-CN"/>
-        </w:rPr>
-        <w:t>（单位：</w:t>
-      </w:r>
-      <w:r>
-        <w:rPr>
-          <w:rFonts w:hint="default" w:ascii="Times New Roman" w:hAnsi="Times New Roman" w:eastAsia="宋体" w:cs="Times New Roman"/>
-          <w:sz w:val="24"/>
-          <w:szCs w:val="24"/>
-          <w:lang w:val="en-US" w:eastAsia="zh-CN"/>
-        </w:rPr>
-        <w:t>pixel</w:t>
+          <w:b w:val="0"/>
+          <w:bCs w:val="0"/>
+          <w:sz w:val="24"/>
+          <w:szCs w:val="24"/>
+          <w:lang w:val="en-US" w:eastAsia="zh-CN"/>
+        </w:rPr>
+        <w:t>满足严格的小孔成像相似三角形关系：</w:t>
+      </w:r>
+    </w:p>
+    <w:p>
+      <w:pPr>
+        <w:keepNext w:val="0"/>
+        <w:keepLines w:val="0"/>
+        <w:pageBreakBefore w:val="0"/>
+        <w:widowControl w:val="0"/>
+        <w:numPr>
+          <w:ilvl w:val="0"/>
+          <w:numId w:val="0"/>
+        </w:numPr>
+        <w:kinsoku/>
+        <w:wordWrap/>
+        <w:overflowPunct/>
+        <w:topLinePunct w:val="0"/>
+        <w:autoSpaceDE/>
+        <w:autoSpaceDN/>
+        <w:bidi w:val="0"/>
+        <w:adjustRightInd/>
+        <w:snapToGrid/>
+        <w:spacing w:before="157" w:beforeLines="50" w:after="157" w:afterLines="50" w:line="440" w:lineRule="exact"/>
+        <w:ind w:firstLine="480" w:firstLineChars="200"/>
+        <w:textAlignment w:val="auto"/>
+        <w:rPr>
+          <w:rFonts w:hint="eastAsia" w:hAnsi="Cambria Math" w:eastAsia="等线" w:cs="等线"/>
+          <w:b w:val="0"/>
+          <w:i w:val="0"/>
+          <w:sz w:val="24"/>
+          <w:szCs w:val="24"/>
+          <w:lang w:val="en-US" w:eastAsia="zh-CN"/>
+        </w:rPr>
+      </w:pPr>
+      <m:oMathPara>
+        <m:oMath>
+          <m:eqArr>
+            <m:eqArrPr>
+              <m:maxDist m:val="1"/>
+              <m:ctrlPr>
+                <w:rPr>
+                  <w:rFonts w:hint="default" w:hAnsi="Cambria Math" w:eastAsia="等线" w:cs="等线"/>
+                  <w:b w:val="0"/>
+                  <w:i w:val="0"/>
+                  <w:sz w:val="24"/>
+                  <w:szCs w:val="24"/>
+                  <w:lang w:val="en-US" w:eastAsia="zh-CN"/>
+                </w:rPr>
+              </m:ctrlPr>
+            </m:eqArrPr>
+            <m:e>
+              <m:sSub>
+                <m:sSubPr>
+                  <m:ctrlPr>
+                    <w:rPr>
+                      <w:rFonts w:hint="default" w:ascii="Cambria Math" w:hAnsi="Cambria Math"/>
+                      <w:sz w:val="24"/>
+                    </w:rPr>
+                  </m:ctrlPr>
+                </m:sSubPr>
+                <m:e>
+                  <m:r>
+                    <m:rPr/>
+                    <w:rPr>
+                      <w:rFonts w:hint="default" w:ascii="Cambria Math" w:hAnsi="Cambria Math"/>
+                      <w:sz w:val="24"/>
+                    </w:rPr>
+                    <m:t>Z</m:t>
+                  </m:r>
+                  <m:ctrlPr>
+                    <w:rPr>
+                      <w:rFonts w:ascii="Cambria Math" w:hAnsi="Cambria Math"/>
+                      <w:sz w:val="24"/>
+                    </w:rPr>
+                  </m:ctrlPr>
+                </m:e>
+                <m:sub>
+                  <m:r>
+                    <m:rPr/>
+                    <w:rPr>
+                      <w:rFonts w:hint="default" w:ascii="Cambria Math" w:hAnsi="Cambria Math"/>
+                      <w:sz w:val="24"/>
+                    </w:rPr>
+                    <m:t>c</m:t>
+                  </m:r>
+                  <m:ctrlPr>
+                    <w:rPr>
+                      <w:rFonts w:ascii="Cambria Math" w:hAnsi="Cambria Math"/>
+                      <w:sz w:val="24"/>
+                    </w:rPr>
+                  </m:ctrlPr>
+                </m:sub>
+              </m:sSub>
+              <m:r>
+                <m:rPr/>
+                <w:rPr>
+                  <w:rFonts w:hint="default" w:ascii="Cambria Math" w:hAnsi="Cambria Math"/>
+                  <w:sz w:val="24"/>
+                </w:rPr>
+                <m:t>=f⋅</m:t>
+              </m:r>
+              <m:f>
+                <m:fPr>
+                  <m:ctrlPr>
+                    <w:rPr>
+                      <w:rFonts w:hint="default" w:ascii="Cambria Math" w:hAnsi="Cambria Math"/>
+                      <w:sz w:val="24"/>
+                    </w:rPr>
+                  </m:ctrlPr>
+                </m:fPr>
+                <m:num>
+                  <m:r>
+                    <m:rPr/>
+                    <w:rPr>
+                      <w:rFonts w:hint="default" w:ascii="Cambria Math" w:hAnsi="Cambria Math"/>
+                      <w:sz w:val="24"/>
+                    </w:rPr>
+                    <m:t>H</m:t>
+                  </m:r>
+                  <m:ctrlPr>
+                    <w:rPr>
+                      <w:rFonts w:ascii="Cambria Math" w:hAnsi="Cambria Math"/>
+                      <w:sz w:val="24"/>
+                    </w:rPr>
+                  </m:ctrlPr>
+                </m:num>
+                <m:den>
+                  <m:sSub>
+                    <m:sSubPr>
+                      <m:ctrlPr>
+                        <w:rPr>
+                          <w:rFonts w:hint="default" w:ascii="Cambria Math" w:hAnsi="Cambria Math"/>
+                          <w:sz w:val="24"/>
+                        </w:rPr>
+                      </m:ctrlPr>
+                    </m:sSubPr>
+                    <m:e>
+                      <m:r>
+                        <m:rPr/>
+                        <w:rPr>
+                          <w:rFonts w:hint="default" w:ascii="Cambria Math" w:hAnsi="Cambria Math"/>
+                          <w:sz w:val="24"/>
+                        </w:rPr>
+                        <m:t>h</m:t>
+                      </m:r>
+                      <m:ctrlPr>
+                        <w:rPr>
+                          <w:rFonts w:ascii="Cambria Math" w:hAnsi="Cambria Math"/>
+                          <w:sz w:val="24"/>
+                        </w:rPr>
+                      </m:ctrlPr>
+                    </m:e>
+                    <m:sub>
+                      <m:r>
+                        <m:rPr/>
+                        <w:rPr>
+                          <w:rFonts w:hint="default" w:ascii="Cambria Math" w:hAnsi="Cambria Math"/>
+                          <w:sz w:val="24"/>
+                        </w:rPr>
+                        <m:t>sensor</m:t>
+                      </m:r>
+                      <m:ctrlPr>
+                        <w:rPr>
+                          <w:rFonts w:ascii="Cambria Math" w:hAnsi="Cambria Math"/>
+                          <w:sz w:val="24"/>
+                        </w:rPr>
+                      </m:ctrlPr>
+                    </m:sub>
+                  </m:sSub>
+                  <m:ctrlPr>
+                    <w:rPr>
+                      <w:rFonts w:hint="default" w:ascii="Cambria Math" w:hAnsi="Cambria Math"/>
+                      <w:sz w:val="24"/>
+                    </w:rPr>
+                  </m:ctrlPr>
+                </m:den>
+              </m:f>
+              <m:r>
+                <m:rPr>
+                  <m:sty m:val="p"/>
+                </m:rPr>
+                <w:rPr>
+                  <w:rFonts w:hint="eastAsia" w:ascii="Cambria Math" w:hAnsi="Cambria Math"/>
+                  <w:sz w:val="24"/>
+                  <w:lang w:val="en-US" w:eastAsia="zh-CN"/>
+                </w:rPr>
+                <m:t>#</m:t>
+              </m:r>
+              <m:r>
+                <m:rPr>
+                  <m:sty m:val="p"/>
+                </m:rPr>
+                <w:rPr>
+                  <w:rFonts w:hint="eastAsia" w:ascii="Cambria Math" w:hAnsi="Cambria Math" w:eastAsia="等线" w:cs="等线"/>
+                  <w:sz w:val="24"/>
+                  <w:szCs w:val="24"/>
+                  <w:lang w:val="en-US" w:eastAsia="zh-CN"/>
+                </w:rPr>
+                <m:t>（</m:t>
+              </m:r>
+              <m:r>
+                <m:rPr>
+                  <m:sty m:val="p"/>
+                </m:rPr>
+                <w:rPr>
+                  <w:rFonts w:hint="eastAsia" w:ascii="Times New Roman" w:hAnsi="Times New Roman"/>
+                  <w:sz w:val="24"/>
+                  <w:szCs w:val="24"/>
+                  <w:lang w:val="en-US" w:eastAsia="zh-CN"/>
+                </w:rPr>
+                <m:t>式</m:t>
+              </m:r>
+              <m:r>
+                <m:rPr>
+                  <m:nor/>
+                  <m:sty m:val="p"/>
+                </m:rPr>
+                <w:rPr>
+                  <w:rFonts w:hint="default" w:ascii="Times New Roman" w:hAnsi="Times New Roman" w:cs="Times New Roman"/>
+                  <w:b w:val="0"/>
+                  <w:i w:val="0"/>
+                  <w:sz w:val="24"/>
+                  <w:szCs w:val="24"/>
+                  <w:lang w:val="en-US" w:eastAsia="zh-CN"/>
+                </w:rPr>
+                <m:t>2</m:t>
+              </m:r>
+              <m:r>
+                <m:rPr>
+                  <m:nor/>
+                  <m:sty m:val="p"/>
+                </m:rPr>
+                <w:rPr>
+                  <w:rFonts w:hint="eastAsia" w:ascii="Times New Roman" w:hAnsi="Times New Roman" w:cs="Times New Roman"/>
+                  <w:b w:val="0"/>
+                  <w:i w:val="0"/>
+                  <w:sz w:val="24"/>
+                  <w:szCs w:val="24"/>
+                  <w:lang w:val="en-US" w:eastAsia="zh-CN"/>
+                </w:rPr>
+                <m:t>-</m:t>
+              </m:r>
+              <m:r>
+                <m:rPr>
+                  <m:nor/>
+                  <m:sty m:val="p"/>
+                </m:rPr>
+                <w:rPr>
+                  <w:rFonts w:hint="default" w:ascii="Times New Roman" w:hAnsi="Times New Roman" w:cs="Times New Roman"/>
+                  <w:b w:val="0"/>
+                  <w:i w:val="0"/>
+                  <w:sz w:val="24"/>
+                  <w:szCs w:val="24"/>
+                  <w:lang w:val="en-US" w:eastAsia="zh-CN"/>
+                </w:rPr>
+                <m:t>10</m:t>
+              </m:r>
+              <m:r>
+                <m:rPr>
+                  <m:sty m:val="p"/>
+                </m:rPr>
+                <w:rPr>
+                  <w:rFonts w:hint="eastAsia" w:ascii="Cambria Math" w:hAnsi="Cambria Math" w:eastAsia="等线" w:cs="等线"/>
+                  <w:sz w:val="24"/>
+                  <w:szCs w:val="24"/>
+                  <w:lang w:val="en-US" w:eastAsia="zh-CN"/>
+                </w:rPr>
+                <m:t>）</m:t>
+              </m:r>
+              <m:ctrlPr>
+                <w:rPr>
+                  <w:rFonts w:hint="default" w:hAnsi="Cambria Math" w:eastAsia="等线" w:cs="等线"/>
+                  <w:b w:val="0"/>
+                  <w:i w:val="0"/>
+                  <w:sz w:val="24"/>
+                  <w:szCs w:val="24"/>
+                  <w:lang w:val="en-US" w:eastAsia="zh-CN"/>
+                </w:rPr>
+              </m:ctrlPr>
+            </m:e>
+          </m:eqArr>
+        </m:oMath>
+      </m:oMathPara>
+    </w:p>
+    <w:p>
+      <w:pPr>
+        <w:keepNext w:val="0"/>
+        <w:keepLines w:val="0"/>
+        <w:pageBreakBefore w:val="0"/>
+        <w:widowControl w:val="0"/>
+        <w:numPr>
+          <w:ilvl w:val="0"/>
+          <w:numId w:val="0"/>
+        </w:numPr>
+        <w:kinsoku/>
+        <w:wordWrap/>
+        <w:overflowPunct/>
+        <w:topLinePunct w:val="0"/>
+        <w:autoSpaceDE/>
+        <w:autoSpaceDN/>
+        <w:bidi w:val="0"/>
+        <w:adjustRightInd/>
+        <w:snapToGrid/>
+        <w:spacing w:line="440" w:lineRule="exact"/>
+        <w:ind w:firstLine="480" w:firstLineChars="200"/>
+        <w:textAlignment w:val="auto"/>
+        <w:rPr>
+          <w:rFonts w:hint="default" w:hAnsi="Cambria Math" w:eastAsia="等线" w:cs="等线"/>
+          <w:b w:val="0"/>
+          <w:i w:val="0"/>
+          <w:sz w:val="24"/>
+          <w:szCs w:val="24"/>
+          <w:lang w:val="en-US" w:eastAsia="zh-CN"/>
+        </w:rPr>
+      </w:pPr>
+      <w:r>
+        <w:rPr>
+          <w:rFonts w:hint="default" w:hAnsi="Cambria Math" w:eastAsia="等线" w:cs="等线"/>
+          <w:b w:val="0"/>
+          <w:i w:val="0"/>
+          <w:sz w:val="24"/>
+          <w:szCs w:val="24"/>
+          <w:lang w:val="en-US" w:eastAsia="zh-CN"/>
+        </w:rPr>
+        <w:t>其中</w:t>
       </w:r>
       <w:r>
         <w:rPr>
           <w:rFonts w:hint="eastAsia" w:ascii="宋体" w:hAnsi="宋体" w:eastAsia="宋体" w:cs="宋体"/>
-          <w:sz w:val="24"/>
-          <w:szCs w:val="24"/>
-          <w:lang w:val="en-US" w:eastAsia="zh-CN"/>
-        </w:rPr>
-        <w:t>）。根据公式</w:t>
-      </w:r>
-      <w:r>
-        <w:rPr>
-          <w:rFonts w:hint="default" w:ascii="Times New Roman" w:hAnsi="Times New Roman" w:eastAsia="宋体" w:cs="Times New Roman"/>
-          <w:sz w:val="24"/>
-          <w:szCs w:val="24"/>
-          <w:lang w:val="en-US" w:eastAsia="zh-CN"/>
-        </w:rPr>
-        <w:t>2-8</w:t>
-      </w:r>
+          <w:b w:val="0"/>
+          <w:i w:val="0"/>
+          <w:sz w:val="24"/>
+          <w:szCs w:val="24"/>
+          <w:lang w:val="en-US" w:eastAsia="zh-CN"/>
+        </w:rPr>
+        <w:t>：</w:t>
+      </w:r>
+    </w:p>
+    <w:p>
+      <w:pPr>
+        <w:keepNext w:val="0"/>
+        <w:keepLines w:val="0"/>
+        <w:pageBreakBefore w:val="0"/>
+        <w:widowControl w:val="0"/>
+        <w:numPr>
+          <w:ilvl w:val="0"/>
+          <w:numId w:val="0"/>
+        </w:numPr>
+        <w:kinsoku/>
+        <w:wordWrap/>
+        <w:overflowPunct/>
+        <w:topLinePunct w:val="0"/>
+        <w:autoSpaceDE/>
+        <w:autoSpaceDN/>
+        <w:bidi w:val="0"/>
+        <w:adjustRightInd/>
+        <w:snapToGrid/>
+        <w:spacing w:line="440" w:lineRule="exact"/>
+        <w:ind w:firstLine="480" w:firstLineChars="200"/>
+        <w:textAlignment w:val="auto"/>
+        <w:rPr>
+          <w:rFonts w:hint="default" w:hAnsi="Cambria Math" w:eastAsia="等线" w:cs="等线"/>
+          <w:b w:val="0"/>
+          <w:i w:val="0"/>
+          <w:sz w:val="24"/>
+          <w:szCs w:val="24"/>
+          <w:lang w:val="en-US" w:eastAsia="zh-CN"/>
+        </w:rPr>
+      </w:pPr>
       <w:r>
         <w:rPr>
           <w:rFonts w:hint="eastAsia" w:ascii="宋体" w:hAnsi="宋体" w:eastAsia="宋体" w:cs="宋体"/>
-          <w:sz w:val="24"/>
-          <w:szCs w:val="24"/>
-          <w:lang w:val="en-US" w:eastAsia="zh-CN"/>
-        </w:rPr>
-        <w:t>展开后的相似三角形关系，深度</w:t>
-      </w:r>
-      <w:r>
-        <w:rPr>
-          <w:rFonts w:hint="eastAsia"/>
-          <w:sz w:val="24"/>
-          <w:szCs w:val="24"/>
-          <w:lang w:val="en-US" w:eastAsia="zh-CN"/>
-        </w:rPr>
-        <w:t xml:space="preserve"> </w:t>
-      </w:r>
-      <w:r>
-        <w:rPr>
-          <w:rFonts w:hint="default" w:ascii="Times New Roman" w:hAnsi="Times New Roman" w:eastAsia="宋体" w:cs="Times New Roman"/>
+          <w:b w:val="0"/>
+          <w:i w:val="0"/>
+          <w:iCs w:val="0"/>
+          <w:sz w:val="24"/>
+          <w:szCs w:val="24"/>
+          <w:lang w:val="en-US" w:eastAsia="zh-CN"/>
+        </w:rPr>
+        <w:t>（</w:t>
+      </w:r>
+      <w:r>
+        <w:rPr>
+          <w:rFonts w:hint="default" w:ascii="Times New Roman" w:hAnsi="Times New Roman" w:eastAsia="宋体" w:cs="Times New Roman"/>
+          <w:b w:val="0"/>
+          <w:i w:val="0"/>
+          <w:iCs w:val="0"/>
+          <w:sz w:val="24"/>
+          <w:szCs w:val="24"/>
+          <w:lang w:val="en-US" w:eastAsia="zh-CN"/>
+        </w:rPr>
+        <w:t>1</w:t>
+      </w:r>
+      <w:r>
+        <w:rPr>
+          <w:rFonts w:hint="eastAsia" w:ascii="宋体" w:hAnsi="宋体" w:eastAsia="宋体" w:cs="宋体"/>
+          <w:b w:val="0"/>
+          <w:i w:val="0"/>
+          <w:iCs w:val="0"/>
+          <w:sz w:val="24"/>
+          <w:szCs w:val="24"/>
+          <w:lang w:val="en-US" w:eastAsia="zh-CN"/>
+        </w:rPr>
+        <w:t>）</w:t>
+      </w:r>
+      <w:r>
+        <w:rPr>
+          <w:rFonts w:hint="default" w:ascii="Times New Roman" w:hAnsi="Times New Roman" w:eastAsia="等线" w:cs="Times New Roman"/>
+          <w:b w:val="0"/>
           <w:i/>
           <w:iCs/>
           <w:sz w:val="24"/>
@@ -4862,7 +5101,8 @@
       </w:r>
       <w:r>
         <w:rPr>
-          <w:rFonts w:hint="default" w:ascii="Times New Roman" w:hAnsi="Times New Roman" w:eastAsia="宋体" w:cs="Times New Roman"/>
+          <w:rFonts w:hint="default" w:ascii="Times New Roman" w:hAnsi="Times New Roman" w:eastAsia="等线" w:cs="Times New Roman"/>
+          <w:b w:val="0"/>
           <w:i/>
           <w:iCs/>
           <w:sz w:val="24"/>
@@ -4874,79 +5114,327 @@
       </w:r>
       <w:r>
         <w:rPr>
-          <w:rFonts w:hint="eastAsia"/>
-          <w:sz w:val="24"/>
-          <w:szCs w:val="24"/>
-          <w:lang w:val="en-US" w:eastAsia="zh-CN"/>
-        </w:rPr>
-        <w:t xml:space="preserve"> </w:t>
-      </w:r>
-      <w:r>
-        <w:rPr>
           <w:rFonts w:hint="eastAsia" w:ascii="宋体" w:hAnsi="宋体" w:eastAsia="宋体" w:cs="宋体"/>
-          <w:sz w:val="24"/>
-          <w:szCs w:val="24"/>
-          <w:lang w:val="en-US" w:eastAsia="zh-CN"/>
-        </w:rPr>
-        <w:t>与像素高度</w:t>
-      </w:r>
-      <w:r>
-        <w:rPr>
-          <w:rFonts w:hint="eastAsia"/>
-          <w:sz w:val="24"/>
-          <w:szCs w:val="24"/>
-          <w:lang w:val="en-US" w:eastAsia="zh-CN"/>
-        </w:rPr>
-        <w:t xml:space="preserve"> </w:t>
-      </w:r>
-      <w:r>
-        <w:rPr>
-          <w:rFonts w:hint="default" w:ascii="Times New Roman" w:hAnsi="Times New Roman" w:eastAsia="宋体" w:cs="Times New Roman"/>
+          <w:b w:val="0"/>
+          <w:i w:val="0"/>
+          <w:sz w:val="24"/>
+          <w:szCs w:val="24"/>
+          <w:lang w:val="en-US" w:eastAsia="zh-CN"/>
+        </w:rPr>
+        <w:t>：物体到相机光心的距离（单位：</w:t>
+      </w:r>
+      <w:r>
+        <w:rPr>
+          <w:rFonts w:hint="default" w:ascii="Times New Roman" w:hAnsi="Times New Roman" w:eastAsia="等线" w:cs="Times New Roman"/>
+          <w:b w:val="0"/>
+          <w:i w:val="0"/>
+          <w:sz w:val="24"/>
+          <w:szCs w:val="24"/>
+          <w:lang w:val="en-US" w:eastAsia="zh-CN"/>
+        </w:rPr>
+        <w:t>mm</w:t>
+      </w:r>
+      <w:r>
+        <w:rPr>
+          <w:rFonts w:hint="eastAsia" w:ascii="宋体" w:hAnsi="宋体" w:eastAsia="宋体" w:cs="宋体"/>
+          <w:b w:val="0"/>
+          <w:i w:val="0"/>
+          <w:sz w:val="24"/>
+          <w:szCs w:val="24"/>
+          <w:lang w:val="en-US" w:eastAsia="zh-CN"/>
+        </w:rPr>
+        <w:t>）</w:t>
+      </w:r>
+    </w:p>
+    <w:p>
+      <w:pPr>
+        <w:keepNext w:val="0"/>
+        <w:keepLines w:val="0"/>
+        <w:pageBreakBefore w:val="0"/>
+        <w:widowControl w:val="0"/>
+        <w:numPr>
+          <w:ilvl w:val="0"/>
+          <w:numId w:val="0"/>
+        </w:numPr>
+        <w:kinsoku/>
+        <w:wordWrap/>
+        <w:overflowPunct/>
+        <w:topLinePunct w:val="0"/>
+        <w:autoSpaceDE/>
+        <w:autoSpaceDN/>
+        <w:bidi w:val="0"/>
+        <w:adjustRightInd/>
+        <w:snapToGrid/>
+        <w:spacing w:line="440" w:lineRule="exact"/>
+        <w:ind w:firstLine="480" w:firstLineChars="200"/>
+        <w:textAlignment w:val="auto"/>
+        <w:rPr>
+          <w:rFonts w:hint="default" w:hAnsi="Cambria Math" w:eastAsia="等线" w:cs="等线"/>
+          <w:b w:val="0"/>
+          <w:i w:val="0"/>
+          <w:sz w:val="24"/>
+          <w:szCs w:val="24"/>
+          <w:lang w:val="en-US" w:eastAsia="zh-CN"/>
+        </w:rPr>
+      </w:pPr>
+      <w:r>
+        <w:rPr>
+          <w:rFonts w:hint="eastAsia" w:ascii="宋体" w:hAnsi="宋体" w:eastAsia="宋体" w:cs="宋体"/>
+          <w:b w:val="0"/>
+          <w:i w:val="0"/>
+          <w:iCs w:val="0"/>
+          <w:sz w:val="24"/>
+          <w:szCs w:val="24"/>
+          <w:lang w:val="en-US" w:eastAsia="zh-CN"/>
+        </w:rPr>
+        <w:t>（</w:t>
+      </w:r>
+      <w:r>
+        <w:rPr>
+          <w:rFonts w:hint="default" w:ascii="Times New Roman" w:hAnsi="Times New Roman" w:eastAsia="宋体" w:cs="Times New Roman"/>
+          <w:b w:val="0"/>
+          <w:i w:val="0"/>
+          <w:iCs w:val="0"/>
+          <w:sz w:val="24"/>
+          <w:szCs w:val="24"/>
+          <w:lang w:val="en-US" w:eastAsia="zh-CN"/>
+        </w:rPr>
+        <w:t>2</w:t>
+      </w:r>
+      <w:r>
+        <w:rPr>
+          <w:rFonts w:hint="eastAsia" w:ascii="宋体" w:hAnsi="宋体" w:eastAsia="宋体" w:cs="宋体"/>
+          <w:b w:val="0"/>
+          <w:i w:val="0"/>
+          <w:iCs w:val="0"/>
+          <w:sz w:val="24"/>
+          <w:szCs w:val="24"/>
+          <w:lang w:val="en-US" w:eastAsia="zh-CN"/>
+        </w:rPr>
+        <w:t>）</w:t>
+      </w:r>
+      <w:r>
+        <w:rPr>
+          <w:rFonts w:hint="default" w:ascii="Times New Roman" w:hAnsi="Times New Roman" w:eastAsia="等线" w:cs="Times New Roman"/>
+          <w:b w:val="0"/>
           <w:i/>
           <w:iCs/>
           <w:sz w:val="24"/>
           <w:szCs w:val="24"/>
           <w:lang w:val="en-US" w:eastAsia="zh-CN"/>
         </w:rPr>
-        <w:t>h</w:t>
-      </w:r>
-      <w:r>
-        <w:rPr>
-          <w:rFonts w:hint="eastAsia"/>
-          <w:sz w:val="24"/>
-          <w:szCs w:val="24"/>
-          <w:lang w:val="en-US" w:eastAsia="zh-CN"/>
-        </w:rPr>
-        <w:t xml:space="preserve"> </w:t>
+        <w:t>f </w:t>
       </w:r>
       <w:r>
         <w:rPr>
           <w:rFonts w:hint="eastAsia" w:ascii="宋体" w:hAnsi="宋体" w:eastAsia="宋体" w:cs="宋体"/>
-          <w:sz w:val="24"/>
-          <w:szCs w:val="24"/>
-          <w:lang w:val="en-US" w:eastAsia="zh-CN"/>
-        </w:rPr>
-        <w:t>满足</w:t>
-      </w:r>
-      <w:r>
-        <w:rPr>
-          <w:rFonts w:hint="eastAsia"/>
-          <w:sz w:val="24"/>
-          <w:szCs w:val="24"/>
-          <w:lang w:val="en-US" w:eastAsia="zh-CN"/>
-        </w:rPr>
-        <w:t xml:space="preserve"> </w:t>
-      </w:r>
-      <w:r>
-        <w:rPr>
-          <w:rFonts w:hint="default" w:ascii="Times New Roman" w:hAnsi="Times New Roman" w:eastAsia="宋体" w:cs="Times New Roman"/>
+          <w:b w:val="0"/>
+          <w:i w:val="0"/>
+          <w:sz w:val="24"/>
+          <w:szCs w:val="24"/>
+          <w:lang w:val="en-US" w:eastAsia="zh-CN"/>
+        </w:rPr>
+        <w:t>：相机物理焦距（单位：</w:t>
+      </w:r>
+      <w:r>
+        <w:rPr>
+          <w:rFonts w:hint="default" w:ascii="Times New Roman" w:hAnsi="Times New Roman" w:eastAsia="等线" w:cs="Times New Roman"/>
+          <w:b w:val="0"/>
+          <w:i w:val="0"/>
+          <w:sz w:val="24"/>
+          <w:szCs w:val="24"/>
+          <w:lang w:val="en-US" w:eastAsia="zh-CN"/>
+        </w:rPr>
+        <w:t>mm</w:t>
+      </w:r>
+      <w:r>
+        <w:rPr>
+          <w:rFonts w:hint="eastAsia" w:ascii="宋体" w:hAnsi="宋体" w:eastAsia="宋体" w:cs="宋体"/>
+          <w:b w:val="0"/>
+          <w:i w:val="0"/>
+          <w:sz w:val="24"/>
+          <w:szCs w:val="24"/>
+          <w:lang w:val="en-US" w:eastAsia="zh-CN"/>
+        </w:rPr>
+        <w:t>）</w:t>
+      </w:r>
+    </w:p>
+    <w:p>
+      <w:pPr>
+        <w:keepNext w:val="0"/>
+        <w:keepLines w:val="0"/>
+        <w:pageBreakBefore w:val="0"/>
+        <w:widowControl w:val="0"/>
+        <w:numPr>
+          <w:ilvl w:val="0"/>
+          <w:numId w:val="0"/>
+        </w:numPr>
+        <w:kinsoku/>
+        <w:wordWrap/>
+        <w:overflowPunct/>
+        <w:topLinePunct w:val="0"/>
+        <w:autoSpaceDE/>
+        <w:autoSpaceDN/>
+        <w:bidi w:val="0"/>
+        <w:adjustRightInd/>
+        <w:snapToGrid/>
+        <w:spacing w:line="440" w:lineRule="exact"/>
+        <w:ind w:firstLine="480" w:firstLineChars="200"/>
+        <w:textAlignment w:val="auto"/>
+        <w:rPr>
+          <w:rFonts w:hint="default" w:hAnsi="Cambria Math" w:eastAsia="等线" w:cs="等线"/>
+          <w:b w:val="0"/>
+          <w:i w:val="0"/>
+          <w:sz w:val="24"/>
+          <w:szCs w:val="24"/>
+          <w:lang w:val="en-US" w:eastAsia="zh-CN"/>
+        </w:rPr>
+      </w:pPr>
+      <w:r>
+        <w:rPr>
+          <w:rFonts w:hint="eastAsia" w:ascii="宋体" w:hAnsi="宋体" w:eastAsia="宋体" w:cs="宋体"/>
+          <w:b w:val="0"/>
+          <w:i w:val="0"/>
+          <w:iCs w:val="0"/>
+          <w:sz w:val="24"/>
+          <w:szCs w:val="24"/>
+          <w:lang w:val="en-US" w:eastAsia="zh-CN"/>
+        </w:rPr>
+        <w:t>（</w:t>
+      </w:r>
+      <w:r>
+        <w:rPr>
+          <w:rFonts w:hint="default" w:ascii="Times New Roman" w:hAnsi="Times New Roman" w:eastAsia="宋体" w:cs="Times New Roman"/>
+          <w:b w:val="0"/>
+          <w:i w:val="0"/>
+          <w:iCs w:val="0"/>
+          <w:sz w:val="24"/>
+          <w:szCs w:val="24"/>
+          <w:lang w:val="en-US" w:eastAsia="zh-CN"/>
+        </w:rPr>
+        <w:t>3</w:t>
+      </w:r>
+      <w:r>
+        <w:rPr>
+          <w:rFonts w:hint="eastAsia" w:ascii="宋体" w:hAnsi="宋体" w:eastAsia="宋体" w:cs="宋体"/>
+          <w:b w:val="0"/>
+          <w:i w:val="0"/>
+          <w:iCs w:val="0"/>
+          <w:sz w:val="24"/>
+          <w:szCs w:val="24"/>
+          <w:lang w:val="en-US" w:eastAsia="zh-CN"/>
+        </w:rPr>
+        <w:t>）</w:t>
+      </w:r>
+      <w:r>
+        <w:rPr>
+          <w:rFonts w:hint="default" w:ascii="Times New Roman" w:hAnsi="Times New Roman" w:eastAsia="等线" w:cs="Times New Roman"/>
+          <w:b w:val="0"/>
           <w:i/>
           <w:iCs/>
           <w:sz w:val="24"/>
           <w:szCs w:val="24"/>
           <w:lang w:val="en-US" w:eastAsia="zh-CN"/>
         </w:rPr>
-        <w:t>Z</w:t>
+        <w:t>H</w:t>
+      </w:r>
+      <w:r>
+        <w:rPr>
+          <w:rFonts w:hint="eastAsia" w:ascii="宋体" w:hAnsi="宋体" w:eastAsia="宋体" w:cs="宋体"/>
+          <w:b w:val="0"/>
+          <w:i w:val="0"/>
+          <w:sz w:val="24"/>
+          <w:szCs w:val="24"/>
+          <w:lang w:val="en-US" w:eastAsia="zh-CN"/>
+        </w:rPr>
+        <w:t>：物体实际高度（单位：</w:t>
+      </w:r>
+      <w:r>
+        <w:rPr>
+          <w:rFonts w:hint="default" w:ascii="Times New Roman" w:hAnsi="Times New Roman" w:eastAsia="等线" w:cs="Times New Roman"/>
+          <w:b w:val="0"/>
+          <w:i w:val="0"/>
+          <w:sz w:val="24"/>
+          <w:szCs w:val="24"/>
+          <w:lang w:val="en-US" w:eastAsia="zh-CN"/>
+        </w:rPr>
+        <w:t>mm</w:t>
+      </w:r>
+      <w:r>
+        <w:rPr>
+          <w:rFonts w:hint="eastAsia" w:ascii="宋体" w:hAnsi="宋体" w:eastAsia="宋体" w:cs="宋体"/>
+          <w:b w:val="0"/>
+          <w:i w:val="0"/>
+          <w:sz w:val="24"/>
+          <w:szCs w:val="24"/>
+          <w:lang w:val="en-US" w:eastAsia="zh-CN"/>
+        </w:rPr>
+        <w:t>）</w:t>
+      </w:r>
+    </w:p>
+    <w:p>
+      <w:pPr>
+        <w:keepNext w:val="0"/>
+        <w:keepLines w:val="0"/>
+        <w:pageBreakBefore w:val="0"/>
+        <w:widowControl w:val="0"/>
+        <w:numPr>
+          <w:ilvl w:val="0"/>
+          <w:numId w:val="0"/>
+        </w:numPr>
+        <w:kinsoku/>
+        <w:wordWrap/>
+        <w:overflowPunct/>
+        <w:topLinePunct w:val="0"/>
+        <w:autoSpaceDE/>
+        <w:autoSpaceDN/>
+        <w:bidi w:val="0"/>
+        <w:adjustRightInd/>
+        <w:snapToGrid/>
+        <w:spacing w:line="440" w:lineRule="exact"/>
+        <w:ind w:firstLine="480" w:firstLineChars="200"/>
+        <w:textAlignment w:val="auto"/>
+        <w:rPr>
+          <w:rFonts w:hint="default" w:hAnsi="Cambria Math" w:eastAsia="等线" w:cs="等线"/>
+          <w:b w:val="0"/>
+          <w:i w:val="0"/>
+          <w:sz w:val="24"/>
+          <w:szCs w:val="24"/>
+          <w:lang w:val="en-US" w:eastAsia="zh-CN"/>
+        </w:rPr>
+      </w:pPr>
+      <w:r>
+        <w:rPr>
+          <w:rFonts w:hint="eastAsia" w:ascii="宋体" w:hAnsi="宋体" w:eastAsia="宋体" w:cs="宋体"/>
+          <w:i w:val="0"/>
+          <w:iCs w:val="0"/>
+          <w:sz w:val="24"/>
+          <w:szCs w:val="24"/>
+          <w:lang w:val="en-US" w:eastAsia="zh-CN"/>
+        </w:rPr>
+        <w:t>（</w:t>
+      </w:r>
+      <w:r>
+        <w:rPr>
+          <w:rFonts w:hint="default" w:ascii="Times New Roman" w:hAnsi="Times New Roman" w:eastAsia="宋体" w:cs="Times New Roman"/>
+          <w:i w:val="0"/>
+          <w:iCs w:val="0"/>
+          <w:sz w:val="24"/>
+          <w:szCs w:val="24"/>
+          <w:lang w:val="en-US" w:eastAsia="zh-CN"/>
+        </w:rPr>
+        <w:t>4</w:t>
+      </w:r>
+      <w:r>
+        <w:rPr>
+          <w:rFonts w:hint="eastAsia" w:ascii="宋体" w:hAnsi="宋体" w:eastAsia="宋体" w:cs="宋体"/>
+          <w:i w:val="0"/>
+          <w:iCs w:val="0"/>
+          <w:sz w:val="24"/>
+          <w:szCs w:val="24"/>
+          <w:lang w:val="en-US" w:eastAsia="zh-CN"/>
+        </w:rPr>
+        <w:t>）</w:t>
       </w:r>
       <w:r>
         <w:rPr>
@@ -4955,52 +5443,32 @@
           <w:iCs/>
           <w:sz w:val="24"/>
           <w:szCs w:val="24"/>
-          <w:vertAlign w:val="subscript"/>
-          <w:lang w:val="en-US" w:eastAsia="zh-CN"/>
-        </w:rPr>
-        <w:t>c</w:t>
-      </w:r>
-      <w:r>
-        <w:rPr>
-          <w:rFonts w:hint="default" w:ascii="Times New Roman" w:hAnsi="Times New Roman" w:eastAsia="等线" w:cs="Times New Roman"/>
-          <w:b w:val="0"/>
-          <w:i w:val="0"/>
-          <w:sz w:val="24"/>
-          <w:szCs w:val="24"/>
-          <w:lang w:val="en-US" w:eastAsia="zh-CN"/>
-        </w:rPr>
-        <w:t> </w:t>
-      </w:r>
-      <w:r>
-        <w:rPr>
-          <w:rFonts w:hint="default" w:ascii="Times New Roman" w:hAnsi="Times New Roman" w:eastAsia="宋体" w:cs="Times New Roman"/>
-          <w:sz w:val="24"/>
-          <w:szCs w:val="24"/>
-          <w:lang w:val="en-US" w:eastAsia="zh-CN"/>
-        </w:rPr>
-        <w:t>=</w:t>
-      </w:r>
-      <w:r>
-        <w:rPr>
-          <w:rFonts w:hint="default" w:ascii="Times New Roman" w:hAnsi="Times New Roman" w:eastAsia="等线" w:cs="Times New Roman"/>
-          <w:b w:val="0"/>
-          <w:i w:val="0"/>
-          <w:sz w:val="24"/>
-          <w:szCs w:val="24"/>
-          <w:lang w:val="en-US" w:eastAsia="zh-CN"/>
-        </w:rPr>
-        <w:t> </w:t>
-      </w:r>
-      <w:r>
-        <w:rPr>
-          <w:rFonts w:hint="default" w:ascii="Times New Roman" w:hAnsi="Times New Roman" w:eastAsia="宋体" w:cs="Times New Roman"/>
+          <w:lang w:val="en-US" w:eastAsia="zh-CN"/>
+        </w:rPr>
+        <w:t>h</w:t>
+      </w:r>
+      <w:r>
+        <w:rPr>
+          <w:rFonts w:hint="eastAsia" w:ascii="Times New Roman" w:hAnsi="Times New Roman" w:eastAsia="宋体" w:cs="Times New Roman"/>
           <w:i/>
           <w:iCs/>
           <w:sz w:val="24"/>
           <w:szCs w:val="24"/>
-          <w:lang w:val="en-US" w:eastAsia="zh-CN"/>
-        </w:rPr>
-        <w:t>f</w:t>
+          <w:vertAlign w:val="subscript"/>
+          <w:lang w:val="en-US" w:eastAsia="zh-CN"/>
+        </w:rPr>
+        <w:t>sensor</w:t>
+      </w:r>
+      <w:r>
+        <w:rPr>
+          <w:rFonts w:hint="eastAsia" w:ascii="宋体" w:hAnsi="宋体" w:eastAsia="宋体" w:cs="宋体"/>
+          <w:b w:val="0"/>
+          <w:i w:val="0"/>
+          <w:sz w:val="24"/>
+          <w:szCs w:val="24"/>
+          <w:lang w:val="en-US" w:eastAsia="zh-CN"/>
+        </w:rPr>
+        <w:t>：物体在传感器平面上的物理像高（单位：</w:t>
       </w:r>
       <w:r>
         <w:rPr>
@@ -5011,28 +5479,306 @@
           <w:szCs w:val="24"/>
           <w:lang w:val="en-US" w:eastAsia="zh-CN"/>
         </w:rPr>
-        <w:t> </w:t>
-      </w:r>
-      <w:r>
-        <w:rPr>
-          <w:rFonts w:hint="eastAsia" w:ascii="微软雅黑" w:hAnsi="微软雅黑" w:eastAsia="微软雅黑" w:cs="微软雅黑"/>
-          <w:i w:val="0"/>
-          <w:iCs w:val="0"/>
-          <w:sz w:val="24"/>
-          <w:szCs w:val="24"/>
-        </w:rPr>
-        <w:t>·</w:t>
-      </w:r>
-      <w:r>
-        <w:rPr>
-          <w:rFonts w:hint="default" w:ascii="Times New Roman" w:hAnsi="Times New Roman" w:eastAsia="等线" w:cs="Times New Roman"/>
-          <w:b w:val="0"/>
-          <w:i w:val="0"/>
-          <w:sz w:val="24"/>
-          <w:szCs w:val="24"/>
-          <w:lang w:val="en-US" w:eastAsia="zh-CN"/>
-        </w:rPr>
-        <w:t> </w:t>
+        <w:t>mm</w:t>
+      </w:r>
+      <w:r>
+        <w:rPr>
+          <w:rFonts w:hint="default" w:hAnsi="Cambria Math" w:eastAsia="等线" w:cs="等线"/>
+          <w:b w:val="0"/>
+          <w:i w:val="0"/>
+          <w:sz w:val="24"/>
+          <w:szCs w:val="24"/>
+          <w:lang w:val="en-US" w:eastAsia="zh-CN"/>
+        </w:rPr>
+        <w:t>）</w:t>
+      </w:r>
+    </w:p>
+    <w:p>
+      <w:pPr>
+        <w:keepNext w:val="0"/>
+        <w:keepLines w:val="0"/>
+        <w:pageBreakBefore w:val="0"/>
+        <w:widowControl w:val="0"/>
+        <w:numPr>
+          <w:ilvl w:val="0"/>
+          <w:numId w:val="0"/>
+        </w:numPr>
+        <w:kinsoku/>
+        <w:wordWrap/>
+        <w:overflowPunct/>
+        <w:topLinePunct w:val="0"/>
+        <w:autoSpaceDE/>
+        <w:autoSpaceDN/>
+        <w:bidi w:val="0"/>
+        <w:adjustRightInd/>
+        <w:snapToGrid/>
+        <w:spacing w:line="440" w:lineRule="exact"/>
+        <w:ind w:firstLine="480" w:firstLineChars="200"/>
+        <w:textAlignment w:val="auto"/>
+        <w:rPr>
+          <w:rFonts w:hint="eastAsia" w:ascii="宋体" w:hAnsi="宋体" w:eastAsia="宋体" w:cs="宋体"/>
+          <w:b w:val="0"/>
+          <w:i w:val="0"/>
+          <w:sz w:val="24"/>
+          <w:szCs w:val="24"/>
+          <w:lang w:val="en-US" w:eastAsia="zh-CN"/>
+        </w:rPr>
+      </w:pPr>
+      <w:r>
+        <w:rPr>
+          <w:rFonts w:hint="eastAsia" w:ascii="宋体" w:hAnsi="宋体" w:eastAsia="宋体" w:cs="宋体"/>
+          <w:b w:val="0"/>
+          <w:i w:val="0"/>
+          <w:sz w:val="24"/>
+          <w:szCs w:val="24"/>
+          <w:lang w:val="en-US" w:eastAsia="zh-CN"/>
+        </w:rPr>
+        <w:t>此时等式两边量纲一致：</w:t>
+      </w:r>
+      <w:r>
+        <w:rPr>
+          <w:rFonts w:hint="default" w:ascii="Times New Roman" w:hAnsi="Times New Roman" w:eastAsia="宋体" w:cs="Times New Roman"/>
+          <w:b w:val="0"/>
+          <w:i w:val="0"/>
+          <w:sz w:val="24"/>
+          <w:szCs w:val="24"/>
+          <w:lang w:val="en-US" w:eastAsia="zh-CN"/>
+        </w:rPr>
+        <w:t>mm</w:t>
+      </w:r>
+      <w:r>
+        <w:rPr>
+          <w:rFonts w:hint="eastAsia" w:ascii="Times New Roman" w:hAnsi="Times New Roman" w:eastAsia="宋体" w:cs="Times New Roman"/>
+          <w:b w:val="0"/>
+          <w:i w:val="0"/>
+          <w:sz w:val="24"/>
+          <w:szCs w:val="24"/>
+          <w:lang w:val="en-US" w:eastAsia="zh-CN"/>
+        </w:rPr>
+        <w:t xml:space="preserve"> </w:t>
+      </w:r>
+      <w:r>
+        <w:rPr>
+          <w:rFonts w:hint="default" w:ascii="Times New Roman" w:hAnsi="Times New Roman" w:eastAsia="宋体" w:cs="Times New Roman"/>
+          <w:b w:val="0"/>
+          <w:i w:val="0"/>
+          <w:sz w:val="24"/>
+          <w:szCs w:val="24"/>
+          <w:lang w:val="en-US" w:eastAsia="zh-CN"/>
+        </w:rPr>
+        <w:t>=</w:t>
+      </w:r>
+      <w:r>
+        <w:rPr>
+          <w:rFonts w:hint="eastAsia" w:ascii="Times New Roman" w:hAnsi="Times New Roman" w:eastAsia="宋体" w:cs="Times New Roman"/>
+          <w:b w:val="0"/>
+          <w:i w:val="0"/>
+          <w:sz w:val="24"/>
+          <w:szCs w:val="24"/>
+          <w:lang w:val="en-US" w:eastAsia="zh-CN"/>
+        </w:rPr>
+        <w:t xml:space="preserve"> </w:t>
+      </w:r>
+      <w:r>
+        <w:rPr>
+          <w:rFonts w:hint="default" w:ascii="Times New Roman" w:hAnsi="Times New Roman" w:eastAsia="宋体" w:cs="Times New Roman"/>
+          <w:b w:val="0"/>
+          <w:i w:val="0"/>
+          <w:sz w:val="24"/>
+          <w:szCs w:val="24"/>
+          <w:lang w:val="en-US" w:eastAsia="zh-CN"/>
+        </w:rPr>
+        <w:t>mm</w:t>
+      </w:r>
+      <w:r>
+        <w:rPr>
+          <w:rFonts w:hint="eastAsia" w:ascii="Times New Roman" w:hAnsi="Times New Roman" w:eastAsia="宋体" w:cs="Times New Roman"/>
+          <w:b w:val="0"/>
+          <w:i w:val="0"/>
+          <w:sz w:val="24"/>
+          <w:szCs w:val="24"/>
+          <w:lang w:val="en-US" w:eastAsia="zh-CN"/>
+        </w:rPr>
+        <w:t xml:space="preserve"> </w:t>
+      </w:r>
+      <w:r>
+        <w:rPr>
+          <w:rFonts w:hint="default" w:ascii="Times New Roman" w:hAnsi="Times New Roman" w:eastAsia="宋体" w:cs="Times New Roman"/>
+          <w:b w:val="0"/>
+          <w:i w:val="0"/>
+          <w:sz w:val="24"/>
+          <w:szCs w:val="24"/>
+          <w:lang w:val="en-US" w:eastAsia="zh-CN"/>
+        </w:rPr>
+        <w:t>×</w:t>
+      </w:r>
+      <w:r>
+        <w:rPr>
+          <w:rFonts w:hint="eastAsia" w:ascii="Times New Roman" w:hAnsi="Times New Roman" w:eastAsia="宋体" w:cs="Times New Roman"/>
+          <w:b w:val="0"/>
+          <w:i w:val="0"/>
+          <w:sz w:val="24"/>
+          <w:szCs w:val="24"/>
+          <w:lang w:val="en-US" w:eastAsia="zh-CN"/>
+        </w:rPr>
+        <w:t xml:space="preserve"> </w:t>
+      </w:r>
+      <w:r>
+        <w:rPr>
+          <w:rFonts w:hint="default" w:ascii="Times New Roman" w:hAnsi="Times New Roman" w:eastAsia="宋体" w:cs="Times New Roman"/>
+          <w:b w:val="0"/>
+          <w:i w:val="0"/>
+          <w:sz w:val="24"/>
+          <w:szCs w:val="24"/>
+          <w:lang w:val="en-US" w:eastAsia="zh-CN"/>
+        </w:rPr>
+        <w:t>(mm</w:t>
+      </w:r>
+      <w:r>
+        <w:rPr>
+          <w:rFonts w:hint="eastAsia" w:ascii="Times New Roman" w:hAnsi="Times New Roman" w:eastAsia="宋体" w:cs="Times New Roman"/>
+          <w:b w:val="0"/>
+          <w:i w:val="0"/>
+          <w:sz w:val="24"/>
+          <w:szCs w:val="24"/>
+          <w:lang w:val="en-US" w:eastAsia="zh-CN"/>
+        </w:rPr>
+        <w:t xml:space="preserve"> </w:t>
+      </w:r>
+      <w:r>
+        <w:rPr>
+          <w:rFonts w:hint="default" w:ascii="Times New Roman" w:hAnsi="Times New Roman" w:eastAsia="宋体" w:cs="Times New Roman"/>
+          <w:b w:val="0"/>
+          <w:i w:val="0"/>
+          <w:sz w:val="24"/>
+          <w:szCs w:val="24"/>
+          <w:lang w:val="en-US" w:eastAsia="zh-CN"/>
+        </w:rPr>
+        <w:t>/</w:t>
+      </w:r>
+      <w:r>
+        <w:rPr>
+          <w:rFonts w:hint="eastAsia" w:ascii="Times New Roman" w:hAnsi="Times New Roman" w:eastAsia="宋体" w:cs="Times New Roman"/>
+          <w:b w:val="0"/>
+          <w:i w:val="0"/>
+          <w:sz w:val="24"/>
+          <w:szCs w:val="24"/>
+          <w:lang w:val="en-US" w:eastAsia="zh-CN"/>
+        </w:rPr>
+        <w:t xml:space="preserve"> </w:t>
+      </w:r>
+      <w:r>
+        <w:rPr>
+          <w:rFonts w:hint="default" w:ascii="Times New Roman" w:hAnsi="Times New Roman" w:eastAsia="宋体" w:cs="Times New Roman"/>
+          <w:b w:val="0"/>
+          <w:i w:val="0"/>
+          <w:sz w:val="24"/>
+          <w:szCs w:val="24"/>
+          <w:lang w:val="en-US" w:eastAsia="zh-CN"/>
+        </w:rPr>
+        <w:t>mm) </w:t>
+      </w:r>
+      <w:r>
+        <w:rPr>
+          <w:rFonts w:hint="eastAsia" w:ascii="宋体" w:hAnsi="宋体" w:eastAsia="宋体" w:cs="宋体"/>
+          <w:b w:val="0"/>
+          <w:i w:val="0"/>
+          <w:sz w:val="24"/>
+          <w:szCs w:val="24"/>
+          <w:lang w:val="en-US" w:eastAsia="zh-CN"/>
+        </w:rPr>
+        <w:t>。</w:t>
+      </w:r>
+    </w:p>
+    <w:p>
+      <w:pPr>
+        <w:keepNext w:val="0"/>
+        <w:keepLines w:val="0"/>
+        <w:pageBreakBefore w:val="0"/>
+        <w:widowControl w:val="0"/>
+        <w:numPr>
+          <w:ilvl w:val="0"/>
+          <w:numId w:val="1"/>
+        </w:numPr>
+        <w:kinsoku/>
+        <w:wordWrap/>
+        <w:overflowPunct/>
+        <w:topLinePunct w:val="0"/>
+        <w:autoSpaceDE/>
+        <w:autoSpaceDN/>
+        <w:bidi w:val="0"/>
+        <w:adjustRightInd/>
+        <w:snapToGrid/>
+        <w:spacing w:before="79" w:beforeLines="25" w:after="79" w:afterLines="25" w:line="440" w:lineRule="exact"/>
+        <w:ind w:firstLine="480" w:firstLineChars="200"/>
+        <w:textAlignment w:val="auto"/>
+        <w:rPr>
+          <w:rFonts w:hint="eastAsia" w:ascii="宋体" w:hAnsi="宋体" w:eastAsia="宋体" w:cs="宋体"/>
+          <w:b w:val="0"/>
+          <w:bCs w:val="0"/>
+          <w:sz w:val="24"/>
+          <w:szCs w:val="24"/>
+          <w:lang w:val="en-US" w:eastAsia="zh-CN"/>
+        </w:rPr>
+      </w:pPr>
+      <w:r>
+        <w:rPr>
+          <w:rFonts w:hint="eastAsia" w:ascii="宋体" w:hAnsi="宋体" w:eastAsia="宋体" w:cs="宋体"/>
+          <w:b w:val="0"/>
+          <w:bCs w:val="0"/>
+          <w:sz w:val="24"/>
+          <w:szCs w:val="24"/>
+          <w:lang w:val="en-US" w:eastAsia="zh-CN"/>
+        </w:rPr>
+        <w:t>像素坐标系转换</w:t>
+      </w:r>
+    </w:p>
+    <w:p>
+      <w:pPr>
+        <w:keepNext w:val="0"/>
+        <w:keepLines w:val="0"/>
+        <w:pageBreakBefore w:val="0"/>
+        <w:widowControl w:val="0"/>
+        <w:numPr>
+          <w:ilvl w:val="0"/>
+          <w:numId w:val="0"/>
+        </w:numPr>
+        <w:kinsoku/>
+        <w:wordWrap/>
+        <w:overflowPunct/>
+        <w:topLinePunct w:val="0"/>
+        <w:autoSpaceDE/>
+        <w:autoSpaceDN/>
+        <w:bidi w:val="0"/>
+        <w:adjustRightInd/>
+        <w:snapToGrid/>
+        <w:spacing w:line="440" w:lineRule="exact"/>
+        <w:ind w:firstLine="480" w:firstLineChars="200"/>
+        <w:textAlignment w:val="auto"/>
+        <w:rPr>
+          <w:rFonts w:hint="eastAsia" w:hAnsi="Cambria Math"/>
+          <w:i w:val="0"/>
+          <w:sz w:val="24"/>
+          <w:lang w:val="en-US" w:eastAsia="zh-CN"/>
+        </w:rPr>
+      </w:pPr>
+      <w:r>
+        <w:rPr>
+          <w:rFonts w:hint="eastAsia" w:hAnsi="Cambria Math"/>
+          <w:i w:val="0"/>
+          <w:sz w:val="24"/>
+          <w:lang w:val="en-US" w:eastAsia="zh-CN"/>
+        </w:rPr>
+        <w:t>在实际图像处理中，我们获取的是物体在图像中的像素高度</w:t>
+      </w:r>
+      <w:r>
+        <w:rPr>
+          <w:rFonts w:hint="eastAsia"/>
+          <w:sz w:val="24"/>
+          <w:szCs w:val="24"/>
+          <w:lang w:val="en-US" w:eastAsia="zh-CN"/>
+        </w:rPr>
+        <w:t xml:space="preserve"> </w:t>
       </w:r>
       <w:r>
         <w:rPr>
@@ -5043,59 +5789,1231 @@
           <w:szCs w:val="24"/>
           <w:lang w:val="en-US" w:eastAsia="zh-CN"/>
         </w:rPr>
-        <w:t>H</w:t>
-      </w:r>
-      <w:r>
-        <w:rPr>
-          <w:rFonts w:hint="default" w:ascii="Times New Roman" w:hAnsi="Times New Roman" w:eastAsia="等线" w:cs="Times New Roman"/>
-          <w:b w:val="0"/>
-          <w:i w:val="0"/>
-          <w:sz w:val="24"/>
-          <w:szCs w:val="24"/>
-          <w:lang w:val="en-US" w:eastAsia="zh-CN"/>
-        </w:rPr>
-        <w:t> </w:t>
-      </w:r>
-      <w:r>
-        <w:rPr>
-          <w:rFonts w:hint="default" w:ascii="Times New Roman" w:hAnsi="Times New Roman" w:eastAsia="宋体" w:cs="Times New Roman"/>
-          <w:sz w:val="24"/>
-          <w:szCs w:val="24"/>
-          <w:lang w:val="en-US" w:eastAsia="zh-CN"/>
-        </w:rPr>
-        <w:t>/</w:t>
-      </w:r>
-      <w:r>
-        <w:rPr>
-          <w:rFonts w:hint="default" w:ascii="Times New Roman" w:hAnsi="Times New Roman" w:eastAsia="等线" w:cs="Times New Roman"/>
-          <w:b w:val="0"/>
-          <w:i w:val="0"/>
-          <w:sz w:val="24"/>
-          <w:szCs w:val="24"/>
-          <w:lang w:val="en-US" w:eastAsia="zh-CN"/>
-        </w:rPr>
-        <w:t> </w:t>
-      </w:r>
-      <w:r>
-        <w:rPr>
-          <w:rFonts w:hint="default" w:ascii="Times New Roman" w:hAnsi="Times New Roman" w:eastAsia="宋体" w:cs="Times New Roman"/>
+        <w:t>h</w:t>
+      </w:r>
+      <w:r>
+        <w:rPr>
+          <w:rFonts w:hint="eastAsia" w:ascii="Times New Roman" w:hAnsi="Times New Roman" w:eastAsia="宋体" w:cs="Times New Roman"/>
           <w:i/>
           <w:iCs/>
           <w:sz w:val="24"/>
           <w:szCs w:val="24"/>
+          <w:vertAlign w:val="subscript"/>
+          <w:lang w:val="en-US" w:eastAsia="zh-CN"/>
+        </w:rPr>
+        <w:t>sensor</w:t>
+      </w:r>
+      <w:r>
+        <w:rPr>
+          <w:rFonts w:hint="eastAsia"/>
+          <w:sz w:val="24"/>
+          <w:szCs w:val="24"/>
+          <w:lang w:val="en-US" w:eastAsia="zh-CN"/>
+        </w:rPr>
+        <w:t xml:space="preserve"> </w:t>
+      </w:r>
+      <w:r>
+        <w:rPr>
+          <w:rFonts w:hint="eastAsia" w:hAnsi="Cambria Math"/>
+          <w:i w:val="0"/>
+          <w:sz w:val="24"/>
+          <w:lang w:val="en-US" w:eastAsia="zh-CN"/>
+        </w:rPr>
+        <w:t>（单位：</w:t>
+      </w:r>
+      <w:r>
+        <w:rPr>
+          <w:rFonts w:hint="default" w:ascii="Times New Roman" w:hAnsi="Times New Roman" w:cs="Times New Roman"/>
+          <w:i w:val="0"/>
+          <w:sz w:val="24"/>
+          <w:lang w:val="en-US" w:eastAsia="zh-CN"/>
+        </w:rPr>
+        <w:t>pixel</w:t>
+      </w:r>
+      <w:r>
+        <w:rPr>
+          <w:rFonts w:hint="eastAsia" w:hAnsi="Cambria Math"/>
+          <w:i w:val="0"/>
+          <w:sz w:val="24"/>
+          <w:lang w:val="en-US" w:eastAsia="zh-CN"/>
+        </w:rPr>
+        <w:t>），而非物理像高</w:t>
+      </w:r>
+      <w:r>
+        <w:rPr>
+          <w:rFonts w:hint="eastAsia"/>
+          <w:sz w:val="24"/>
+          <w:szCs w:val="24"/>
+          <w:lang w:val="en-US" w:eastAsia="zh-CN"/>
+        </w:rPr>
+        <w:t xml:space="preserve"> </w:t>
+      </w:r>
+      <w:r>
+        <w:rPr>
+          <w:rFonts w:hint="default" w:ascii="Times New Roman" w:hAnsi="Times New Roman" w:eastAsia="宋体" w:cs="Times New Roman"/>
+          <w:i/>
+          <w:iCs/>
+          <w:sz w:val="24"/>
+          <w:szCs w:val="24"/>
           <w:lang w:val="en-US" w:eastAsia="zh-CN"/>
         </w:rPr>
         <w:t>h</w:t>
       </w:r>
       <w:r>
         <w:rPr>
+          <w:rFonts w:hint="eastAsia" w:ascii="Times New Roman" w:hAnsi="Times New Roman" w:eastAsia="宋体" w:cs="Times New Roman"/>
+          <w:i/>
+          <w:iCs/>
+          <w:sz w:val="24"/>
+          <w:szCs w:val="24"/>
+          <w:vertAlign w:val="subscript"/>
+          <w:lang w:val="en-US" w:eastAsia="zh-CN"/>
+        </w:rPr>
+        <w:t>sensor</w:t>
+      </w:r>
+      <w:r>
+        <w:rPr>
+          <w:rFonts w:hint="eastAsia"/>
+          <w:sz w:val="24"/>
+          <w:szCs w:val="24"/>
+          <w:lang w:val="en-US" w:eastAsia="zh-CN"/>
+        </w:rPr>
+        <w:t xml:space="preserve"> </w:t>
+      </w:r>
+      <w:r>
+        <w:rPr>
+          <w:rFonts w:hint="eastAsia" w:hAnsi="Cambria Math"/>
+          <w:i w:val="0"/>
+          <w:sz w:val="24"/>
+          <w:lang w:val="en-US" w:eastAsia="zh-CN"/>
+        </w:rPr>
+        <w:t>。设相机传感器的像元尺寸为</w:t>
+      </w:r>
+      <w:r>
+        <w:rPr>
+          <w:rFonts w:hint="eastAsia"/>
+          <w:sz w:val="24"/>
+          <w:szCs w:val="24"/>
+          <w:lang w:val="en-US" w:eastAsia="zh-CN"/>
+        </w:rPr>
+        <w:t xml:space="preserve"> </w:t>
+      </w:r>
+      <w:r>
+        <w:rPr>
+          <w:rFonts w:hint="default" w:ascii="Times New Roman" w:hAnsi="Times New Roman" w:cs="Times New Roman"/>
+          <w:i/>
+          <w:iCs/>
+          <w:sz w:val="24"/>
+          <w:lang w:val="en-US" w:eastAsia="zh-CN"/>
+        </w:rPr>
+        <w:t>dx</w:t>
+      </w:r>
+      <w:r>
+        <w:rPr>
+          <w:rFonts w:hint="eastAsia" w:hAnsi="Cambria Math"/>
+          <w:i w:val="0"/>
+          <w:sz w:val="24"/>
+          <w:lang w:val="en-US" w:eastAsia="zh-CN"/>
+        </w:rPr>
+        <w:t>（单位：</w:t>
+      </w:r>
+      <w:r>
+        <w:rPr>
+          <w:rFonts w:hint="default" w:ascii="Times New Roman" w:hAnsi="Times New Roman" w:cs="Times New Roman"/>
+          <w:i w:val="0"/>
+          <w:sz w:val="24"/>
+          <w:lang w:val="en-US" w:eastAsia="zh-CN"/>
+        </w:rPr>
+        <w:t>mm/pixel</w:t>
+      </w:r>
+      <w:r>
+        <w:rPr>
+          <w:rFonts w:hint="eastAsia" w:hAnsi="Cambria Math"/>
+          <w:i w:val="0"/>
+          <w:sz w:val="24"/>
+          <w:lang w:val="en-US" w:eastAsia="zh-CN"/>
+        </w:rPr>
+        <w:t>），则物理像高与像素高度的关系为：</w:t>
+      </w:r>
+    </w:p>
+    <w:p>
+      <w:pPr>
+        <w:keepNext w:val="0"/>
+        <w:keepLines w:val="0"/>
+        <w:pageBreakBefore w:val="0"/>
+        <w:widowControl w:val="0"/>
+        <w:numPr>
+          <w:ilvl w:val="0"/>
+          <w:numId w:val="0"/>
+        </w:numPr>
+        <w:kinsoku/>
+        <w:wordWrap/>
+        <w:overflowPunct/>
+        <w:topLinePunct w:val="0"/>
+        <w:autoSpaceDE/>
+        <w:autoSpaceDN/>
+        <w:bidi w:val="0"/>
+        <w:adjustRightInd/>
+        <w:snapToGrid/>
+        <w:spacing w:before="79" w:beforeLines="25" w:after="79" w:afterLines="25" w:line="440" w:lineRule="exact"/>
+        <w:ind w:firstLine="480" w:firstLineChars="200"/>
+        <w:textAlignment w:val="auto"/>
+        <w:rPr>
+          <w:rFonts w:hint="eastAsia" w:hAnsi="Cambria Math" w:eastAsia="等线" w:cs="等线"/>
+          <w:b w:val="0"/>
+          <w:i w:val="0"/>
+          <w:sz w:val="24"/>
+          <w:szCs w:val="24"/>
+          <w:lang w:val="en-US" w:eastAsia="zh-CN"/>
+        </w:rPr>
+      </w:pPr>
+      <m:oMathPara>
+        <m:oMath>
+          <m:eqArr>
+            <m:eqArrPr>
+              <m:maxDist m:val="1"/>
+              <m:ctrlPr>
+                <w:rPr>
+                  <w:rFonts w:hint="eastAsia" w:hAnsi="Cambria Math" w:eastAsia="等线" w:cs="等线"/>
+                  <w:b w:val="0"/>
+                  <w:i w:val="0"/>
+                  <w:sz w:val="24"/>
+                  <w:szCs w:val="24"/>
+                  <w:lang w:val="en-US" w:eastAsia="zh-CN"/>
+                </w:rPr>
+              </m:ctrlPr>
+            </m:eqArrPr>
+            <m:e>
+              <m:sSub>
+                <m:sSubPr>
+                  <m:ctrlPr>
+                    <w:rPr>
+                      <w:rFonts w:hint="default" w:ascii="Cambria Math" w:hAnsi="Cambria Math"/>
+                      <w:sz w:val="24"/>
+                    </w:rPr>
+                  </m:ctrlPr>
+                </m:sSubPr>
+                <m:e>
+                  <m:r>
+                    <m:rPr/>
+                    <w:rPr>
+                      <w:rFonts w:hint="default" w:ascii="Cambria Math" w:hAnsi="Cambria Math"/>
+                      <w:sz w:val="24"/>
+                    </w:rPr>
+                    <m:t>h</m:t>
+                  </m:r>
+                  <m:ctrlPr>
+                    <w:rPr>
+                      <w:rFonts w:ascii="Cambria Math" w:hAnsi="Cambria Math"/>
+                      <w:sz w:val="24"/>
+                    </w:rPr>
+                  </m:ctrlPr>
+                </m:e>
+                <m:sub>
+                  <m:r>
+                    <m:rPr/>
+                    <w:rPr>
+                      <w:rFonts w:hint="default" w:ascii="Cambria Math" w:hAnsi="Cambria Math"/>
+                      <w:sz w:val="24"/>
+                    </w:rPr>
+                    <m:t>sensor</m:t>
+                  </m:r>
+                  <m:ctrlPr>
+                    <w:rPr>
+                      <w:rFonts w:ascii="Cambria Math" w:hAnsi="Cambria Math"/>
+                      <w:sz w:val="24"/>
+                    </w:rPr>
+                  </m:ctrlPr>
+                </m:sub>
+              </m:sSub>
+              <m:r>
+                <m:rPr/>
+                <w:rPr>
+                  <w:rFonts w:hint="default" w:ascii="Cambria Math" w:hAnsi="Cambria Math"/>
+                  <w:sz w:val="24"/>
+                </w:rPr>
+                <m:t>=</m:t>
+              </m:r>
+              <m:sSub>
+                <m:sSubPr>
+                  <m:ctrlPr>
+                    <w:rPr>
+                      <w:rFonts w:hint="default" w:ascii="Cambria Math" w:hAnsi="Cambria Math"/>
+                      <w:sz w:val="24"/>
+                    </w:rPr>
+                  </m:ctrlPr>
+                </m:sSubPr>
+                <m:e>
+                  <m:r>
+                    <m:rPr/>
+                    <w:rPr>
+                      <w:rFonts w:hint="default" w:ascii="Cambria Math" w:hAnsi="Cambria Math"/>
+                      <w:sz w:val="24"/>
+                    </w:rPr>
+                    <m:t>h</m:t>
+                  </m:r>
+                  <m:ctrlPr>
+                    <w:rPr>
+                      <w:rFonts w:ascii="Cambria Math" w:hAnsi="Cambria Math"/>
+                      <w:sz w:val="24"/>
+                    </w:rPr>
+                  </m:ctrlPr>
+                </m:e>
+                <m:sub>
+                  <m:r>
+                    <m:rPr/>
+                    <w:rPr>
+                      <w:rFonts w:hint="default" w:ascii="Cambria Math" w:hAnsi="Cambria Math"/>
+                      <w:sz w:val="24"/>
+                    </w:rPr>
+                    <m:t>pixel</m:t>
+                  </m:r>
+                  <m:ctrlPr>
+                    <w:rPr>
+                      <w:rFonts w:ascii="Cambria Math" w:hAnsi="Cambria Math"/>
+                      <w:sz w:val="24"/>
+                    </w:rPr>
+                  </m:ctrlPr>
+                </m:sub>
+              </m:sSub>
+              <m:r>
+                <m:rPr/>
+                <w:rPr>
+                  <w:rFonts w:hint="default" w:ascii="Cambria Math" w:hAnsi="Cambria Math"/>
+                  <w:sz w:val="24"/>
+                </w:rPr>
+                <m:t>⋅</m:t>
+              </m:r>
+              <m:sSub>
+                <m:sSubPr>
+                  <m:ctrlPr>
+                    <w:rPr>
+                      <w:rFonts w:hint="default" w:ascii="Cambria Math" w:hAnsi="Cambria Math"/>
+                      <w:sz w:val="24"/>
+                    </w:rPr>
+                  </m:ctrlPr>
+                </m:sSubPr>
+                <m:e>
+                  <m:r>
+                    <m:rPr/>
+                    <w:rPr>
+                      <w:rFonts w:hint="default" w:ascii="Cambria Math" w:hAnsi="Cambria Math"/>
+                      <w:sz w:val="24"/>
+                    </w:rPr>
+                    <m:t>d</m:t>
+                  </m:r>
+                  <m:ctrlPr>
+                    <w:rPr>
+                      <w:rFonts w:ascii="Cambria Math" w:hAnsi="Cambria Math"/>
+                      <w:sz w:val="24"/>
+                    </w:rPr>
+                  </m:ctrlPr>
+                </m:e>
+                <m:sub>
+                  <m:r>
+                    <m:rPr/>
+                    <w:rPr>
+                      <w:rFonts w:hint="default" w:ascii="Cambria Math" w:hAnsi="Cambria Math"/>
+                      <w:sz w:val="24"/>
+                    </w:rPr>
+                    <m:t>x</m:t>
+                  </m:r>
+                  <m:ctrlPr>
+                    <w:rPr>
+                      <w:rFonts w:ascii="Cambria Math" w:hAnsi="Cambria Math"/>
+                      <w:sz w:val="24"/>
+                    </w:rPr>
+                  </m:ctrlPr>
+                </m:sub>
+              </m:sSub>
+              <m:r>
+                <m:rPr>
+                  <m:sty m:val="p"/>
+                </m:rPr>
+                <w:rPr>
+                  <w:rFonts w:hint="eastAsia" w:ascii="Cambria Math" w:hAnsi="Cambria Math"/>
+                  <w:sz w:val="24"/>
+                  <w:lang w:val="en-US" w:eastAsia="zh-CN"/>
+                </w:rPr>
+                <m:t>#</m:t>
+              </m:r>
+              <m:r>
+                <m:rPr>
+                  <m:sty m:val="p"/>
+                </m:rPr>
+                <w:rPr>
+                  <w:rFonts w:hint="eastAsia" w:ascii="Cambria Math" w:hAnsi="Cambria Math" w:eastAsia="等线" w:cs="等线"/>
+                  <w:sz w:val="24"/>
+                  <w:szCs w:val="24"/>
+                  <w:lang w:val="en-US" w:eastAsia="zh-CN"/>
+                </w:rPr>
+                <m:t>（</m:t>
+              </m:r>
+              <m:r>
+                <m:rPr>
+                  <m:sty m:val="p"/>
+                </m:rPr>
+                <w:rPr>
+                  <w:rFonts w:hint="eastAsia" w:ascii="Times New Roman" w:hAnsi="Times New Roman"/>
+                  <w:sz w:val="24"/>
+                  <w:szCs w:val="24"/>
+                  <w:lang w:val="en-US" w:eastAsia="zh-CN"/>
+                </w:rPr>
+                <m:t>式</m:t>
+              </m:r>
+              <m:r>
+                <m:rPr>
+                  <m:nor/>
+                  <m:sty m:val="p"/>
+                </m:rPr>
+                <w:rPr>
+                  <w:rFonts w:hint="default" w:ascii="Times New Roman" w:hAnsi="Times New Roman" w:cs="Times New Roman"/>
+                  <w:b w:val="0"/>
+                  <w:i w:val="0"/>
+                  <w:sz w:val="24"/>
+                  <w:szCs w:val="24"/>
+                  <w:lang w:val="en-US" w:eastAsia="zh-CN"/>
+                </w:rPr>
+                <m:t>2-11</m:t>
+              </m:r>
+              <m:r>
+                <m:rPr>
+                  <m:sty m:val="p"/>
+                </m:rPr>
+                <w:rPr>
+                  <w:rFonts w:hint="eastAsia" w:ascii="Cambria Math" w:hAnsi="Cambria Math" w:eastAsia="等线" w:cs="等线"/>
+                  <w:sz w:val="24"/>
+                  <w:szCs w:val="24"/>
+                  <w:lang w:val="en-US" w:eastAsia="zh-CN"/>
+                </w:rPr>
+                <m:t>）</m:t>
+              </m:r>
+              <m:ctrlPr>
+                <w:rPr>
+                  <w:rFonts w:hint="eastAsia" w:hAnsi="Cambria Math" w:eastAsia="等线" w:cs="等线"/>
+                  <w:b w:val="0"/>
+                  <w:i w:val="0"/>
+                  <w:sz w:val="24"/>
+                  <w:szCs w:val="24"/>
+                  <w:lang w:val="en-US" w:eastAsia="zh-CN"/>
+                </w:rPr>
+              </m:ctrlPr>
+            </m:e>
+          </m:eqArr>
+        </m:oMath>
+      </m:oMathPara>
+    </w:p>
+    <w:p>
+      <w:pPr>
+        <w:keepNext w:val="0"/>
+        <w:keepLines w:val="0"/>
+        <w:pageBreakBefore w:val="0"/>
+        <w:widowControl w:val="0"/>
+        <w:numPr>
+          <w:ilvl w:val="0"/>
+          <w:numId w:val="0"/>
+        </w:numPr>
+        <w:kinsoku/>
+        <w:wordWrap/>
+        <w:overflowPunct/>
+        <w:topLinePunct w:val="0"/>
+        <w:autoSpaceDE/>
+        <w:autoSpaceDN/>
+        <w:bidi w:val="0"/>
+        <w:adjustRightInd/>
+        <w:snapToGrid/>
+        <w:spacing w:line="440" w:lineRule="exact"/>
+        <w:ind w:firstLine="480" w:firstLineChars="200"/>
+        <w:textAlignment w:val="auto"/>
+        <w:rPr>
           <w:rFonts w:hint="eastAsia" w:ascii="宋体" w:hAnsi="宋体" w:eastAsia="宋体" w:cs="宋体"/>
-          <w:sz w:val="24"/>
-          <w:szCs w:val="24"/>
-          <w:lang w:val="en-US" w:eastAsia="zh-CN"/>
-        </w:rPr>
-        <w:t>。</w:t>
-      </w:r>
+          <w:b w:val="0"/>
+          <w:i w:val="0"/>
+          <w:sz w:val="24"/>
+          <w:szCs w:val="24"/>
+          <w:lang w:val="en-US" w:eastAsia="zh-CN"/>
+        </w:rPr>
+      </w:pPr>
+      <w:r>
+        <w:rPr>
+          <w:rFonts w:hint="eastAsia" w:ascii="宋体" w:hAnsi="宋体" w:eastAsia="宋体" w:cs="宋体"/>
+          <w:b w:val="0"/>
+          <w:i w:val="0"/>
+          <w:sz w:val="24"/>
+          <w:szCs w:val="24"/>
+          <w:lang w:val="en-US" w:eastAsia="zh-CN"/>
+        </w:rPr>
+        <w:t>将公式</w:t>
+      </w:r>
+      <w:r>
+        <w:rPr>
+          <w:rFonts w:hint="default" w:ascii="Times New Roman" w:hAnsi="Times New Roman" w:eastAsia="等线" w:cs="Times New Roman"/>
+          <w:b w:val="0"/>
+          <w:i w:val="0"/>
+          <w:sz w:val="24"/>
+          <w:szCs w:val="24"/>
+          <w:lang w:val="en-US" w:eastAsia="zh-CN"/>
+        </w:rPr>
+        <w:t>2-11</w:t>
+      </w:r>
+      <w:r>
+        <w:rPr>
+          <w:rFonts w:hint="eastAsia" w:ascii="宋体" w:hAnsi="宋体" w:eastAsia="宋体" w:cs="宋体"/>
+          <w:b w:val="0"/>
+          <w:i w:val="0"/>
+          <w:sz w:val="24"/>
+          <w:szCs w:val="24"/>
+          <w:lang w:val="en-US" w:eastAsia="zh-CN"/>
+        </w:rPr>
+        <w:t>代入公式</w:t>
+      </w:r>
+      <w:r>
+        <w:rPr>
+          <w:rFonts w:hint="default" w:ascii="Times New Roman" w:hAnsi="Times New Roman" w:eastAsia="等线" w:cs="Times New Roman"/>
+          <w:b w:val="0"/>
+          <w:i w:val="0"/>
+          <w:sz w:val="24"/>
+          <w:szCs w:val="24"/>
+          <w:lang w:val="en-US" w:eastAsia="zh-CN"/>
+        </w:rPr>
+        <w:t>2-10</w:t>
+      </w:r>
+      <w:r>
+        <w:rPr>
+          <w:rFonts w:hint="eastAsia" w:ascii="宋体" w:hAnsi="宋体" w:eastAsia="宋体" w:cs="宋体"/>
+          <w:b w:val="0"/>
+          <w:i w:val="0"/>
+          <w:sz w:val="24"/>
+          <w:szCs w:val="24"/>
+          <w:lang w:val="en-US" w:eastAsia="zh-CN"/>
+        </w:rPr>
+        <w:t>，并定义等效像素焦距</w:t>
+      </w:r>
+      <w:r>
+        <w:rPr>
+          <w:rFonts w:hint="eastAsia"/>
+          <w:sz w:val="24"/>
+          <w:szCs w:val="24"/>
+          <w:lang w:val="en-US" w:eastAsia="zh-CN"/>
+        </w:rPr>
+        <w:t xml:space="preserve"> </w:t>
+      </w:r>
+      <w:r>
+        <w:rPr>
+          <w:rFonts w:hint="default" w:ascii="Times New Roman" w:hAnsi="Times New Roman" w:eastAsia="宋体" w:cs="Times New Roman"/>
+          <w:i/>
+          <w:iCs/>
+          <w:sz w:val="24"/>
+          <w:szCs w:val="24"/>
+        </w:rPr>
+        <w:t>f</w:t>
+      </w:r>
+      <w:r>
+        <w:rPr>
+          <w:rFonts w:hint="eastAsia" w:ascii="Times New Roman" w:hAnsi="Times New Roman" w:eastAsia="宋体" w:cs="Times New Roman"/>
+          <w:i/>
+          <w:iCs/>
+          <w:sz w:val="24"/>
+          <w:szCs w:val="24"/>
+          <w:vertAlign w:val="subscript"/>
+          <w:lang w:val="en-US" w:eastAsia="zh-CN"/>
+        </w:rPr>
+        <w:t>0</w:t>
+      </w:r>
+      <w:r>
+        <w:rPr>
+          <w:rFonts w:hint="eastAsia"/>
+          <w:sz w:val="24"/>
+          <w:szCs w:val="24"/>
+          <w:lang w:val="en-US" w:eastAsia="zh-CN"/>
+        </w:rPr>
+        <w:t xml:space="preserve"> </w:t>
+      </w:r>
+      <w:r>
+        <w:rPr>
+          <w:rFonts w:hint="default" w:ascii="Times New Roman" w:hAnsi="Times New Roman" w:eastAsia="宋体" w:cs="Times New Roman"/>
+          <w:sz w:val="24"/>
+          <w:szCs w:val="24"/>
+        </w:rPr>
+        <w:t>=</w:t>
+      </w:r>
+      <w:r>
+        <w:rPr>
+          <w:rFonts w:hint="default" w:ascii="Times New Roman" w:hAnsi="Times New Roman" w:eastAsia="等线" w:cs="Times New Roman"/>
+          <w:b w:val="0"/>
+          <w:i w:val="0"/>
+          <w:sz w:val="24"/>
+          <w:szCs w:val="24"/>
+          <w:lang w:val="en-US" w:eastAsia="zh-CN"/>
+        </w:rPr>
+        <w:t> </w:t>
+      </w:r>
+      <w:r>
+        <w:rPr>
+          <w:rFonts w:hint="default" w:ascii="Times New Roman" w:hAnsi="Times New Roman" w:eastAsia="宋体" w:cs="Times New Roman"/>
+          <w:i/>
+          <w:iCs/>
+          <w:sz w:val="24"/>
+          <w:szCs w:val="24"/>
+        </w:rPr>
+        <w:t>f</w:t>
+      </w:r>
+      <w:r>
+        <w:rPr>
+          <w:rFonts w:hint="default" w:ascii="Times New Roman" w:hAnsi="Times New Roman" w:eastAsia="等线" w:cs="Times New Roman"/>
+          <w:b w:val="0"/>
+          <w:i w:val="0"/>
+          <w:sz w:val="24"/>
+          <w:szCs w:val="24"/>
+          <w:lang w:val="en-US" w:eastAsia="zh-CN"/>
+        </w:rPr>
+        <w:t> </w:t>
+      </w:r>
+      <w:r>
+        <w:rPr>
+          <w:rFonts w:hint="default" w:ascii="Times New Roman" w:hAnsi="Times New Roman" w:eastAsia="宋体" w:cs="Times New Roman"/>
+          <w:sz w:val="24"/>
+          <w:szCs w:val="24"/>
+        </w:rPr>
+        <w:t>/</w:t>
+      </w:r>
+      <w:r>
+        <w:rPr>
+          <w:rFonts w:hint="default" w:ascii="Times New Roman" w:hAnsi="Times New Roman" w:eastAsia="等线" w:cs="Times New Roman"/>
+          <w:b w:val="0"/>
+          <w:i w:val="0"/>
+          <w:sz w:val="24"/>
+          <w:szCs w:val="24"/>
+          <w:lang w:val="en-US" w:eastAsia="zh-CN"/>
+        </w:rPr>
+        <w:t> </w:t>
+      </w:r>
+      <w:r>
+        <w:rPr>
+          <w:rFonts w:hint="default" w:ascii="Times New Roman" w:hAnsi="Times New Roman" w:eastAsia="宋体" w:cs="Times New Roman"/>
+          <w:i/>
+          <w:iCs/>
+          <w:sz w:val="24"/>
+          <w:szCs w:val="24"/>
+        </w:rPr>
+        <w:t>dx</w:t>
+      </w:r>
+      <w:r>
+        <w:rPr>
+          <w:rFonts w:hint="eastAsia" w:ascii="宋体" w:hAnsi="宋体" w:eastAsia="宋体" w:cs="宋体"/>
+          <w:b w:val="0"/>
+          <w:i w:val="0"/>
+          <w:sz w:val="24"/>
+          <w:szCs w:val="24"/>
+          <w:lang w:val="en-US" w:eastAsia="zh-CN"/>
+        </w:rPr>
+        <w:t>（单位：</w:t>
+      </w:r>
+      <w:r>
+        <w:rPr>
+          <w:rFonts w:hint="default" w:ascii="Times New Roman" w:hAnsi="Times New Roman" w:eastAsia="等线" w:cs="Times New Roman"/>
+          <w:b w:val="0"/>
+          <w:i w:val="0"/>
+          <w:sz w:val="24"/>
+          <w:szCs w:val="24"/>
+          <w:lang w:val="en-US" w:eastAsia="zh-CN"/>
+        </w:rPr>
+        <w:t>pixel</w:t>
+      </w:r>
+      <w:r>
+        <w:rPr>
+          <w:rFonts w:hint="eastAsia" w:ascii="宋体" w:hAnsi="宋体" w:eastAsia="宋体" w:cs="宋体"/>
+          <w:b w:val="0"/>
+          <w:i w:val="0"/>
+          <w:sz w:val="24"/>
+          <w:szCs w:val="24"/>
+          <w:lang w:val="en-US" w:eastAsia="zh-CN"/>
+        </w:rPr>
+        <w:t>），可得：</w:t>
+      </w:r>
+    </w:p>
+    <w:p>
+      <w:pPr>
+        <w:keepNext w:val="0"/>
+        <w:keepLines w:val="0"/>
+        <w:pageBreakBefore w:val="0"/>
+        <w:widowControl w:val="0"/>
+        <w:numPr>
+          <w:ilvl w:val="0"/>
+          <w:numId w:val="0"/>
+        </w:numPr>
+        <w:kinsoku/>
+        <w:wordWrap/>
+        <w:overflowPunct/>
+        <w:topLinePunct w:val="0"/>
+        <w:autoSpaceDE/>
+        <w:autoSpaceDN/>
+        <w:bidi w:val="0"/>
+        <w:adjustRightInd/>
+        <w:snapToGrid/>
+        <w:spacing w:before="157" w:beforeLines="50" w:after="157" w:afterLines="50" w:line="440" w:lineRule="exact"/>
+        <w:ind w:firstLine="480" w:firstLineChars="200"/>
+        <w:textAlignment w:val="auto"/>
+        <w:rPr>
+          <w:rFonts w:hint="eastAsia" w:hAnsi="Cambria Math" w:eastAsia="等线" w:cs="等线"/>
+          <w:b w:val="0"/>
+          <w:i w:val="0"/>
+          <w:sz w:val="24"/>
+          <w:szCs w:val="24"/>
+          <w:lang w:val="en-US" w:eastAsia="zh-CN"/>
+        </w:rPr>
+      </w:pPr>
+      <m:oMathPara>
+        <m:oMath>
+          <m:eqArr>
+            <m:eqArrPr>
+              <m:maxDist m:val="1"/>
+              <m:ctrlPr>
+                <w:rPr>
+                  <w:rFonts w:hint="eastAsia" w:hAnsi="Cambria Math" w:eastAsia="等线" w:cs="等线"/>
+                  <w:b w:val="0"/>
+                  <w:i w:val="0"/>
+                  <w:sz w:val="24"/>
+                  <w:szCs w:val="24"/>
+                  <w:lang w:val="en-US" w:eastAsia="zh-CN"/>
+                </w:rPr>
+              </m:ctrlPr>
+            </m:eqArrPr>
+            <m:e>
+              <m:sSub>
+                <m:sSubPr>
+                  <m:ctrlPr>
+                    <w:rPr>
+                      <w:rFonts w:hint="default" w:ascii="Cambria Math" w:hAnsi="Cambria Math"/>
+                      <w:sz w:val="24"/>
+                    </w:rPr>
+                  </m:ctrlPr>
+                </m:sSubPr>
+                <m:e>
+                  <m:r>
+                    <m:rPr/>
+                    <w:rPr>
+                      <w:rFonts w:hint="default" w:ascii="Cambria Math" w:hAnsi="Cambria Math"/>
+                      <w:sz w:val="24"/>
+                    </w:rPr>
+                    <m:t>Z</m:t>
+                  </m:r>
+                  <m:ctrlPr>
+                    <w:rPr>
+                      <w:rFonts w:ascii="Cambria Math" w:hAnsi="Cambria Math"/>
+                      <w:sz w:val="24"/>
+                    </w:rPr>
+                  </m:ctrlPr>
+                </m:e>
+                <m:sub>
+                  <m:r>
+                    <m:rPr/>
+                    <w:rPr>
+                      <w:rFonts w:hint="default" w:ascii="Cambria Math" w:hAnsi="Cambria Math"/>
+                      <w:sz w:val="24"/>
+                    </w:rPr>
+                    <m:t>c</m:t>
+                  </m:r>
+                  <m:ctrlPr>
+                    <w:rPr>
+                      <w:rFonts w:ascii="Cambria Math" w:hAnsi="Cambria Math"/>
+                      <w:sz w:val="24"/>
+                    </w:rPr>
+                  </m:ctrlPr>
+                </m:sub>
+              </m:sSub>
+              <m:r>
+                <m:rPr/>
+                <w:rPr>
+                  <w:rFonts w:hint="default" w:ascii="Cambria Math" w:hAnsi="Cambria Math"/>
+                  <w:sz w:val="24"/>
+                </w:rPr>
+                <m:t>=</m:t>
+              </m:r>
+              <m:d>
+                <m:dPr>
+                  <m:ctrlPr>
+                    <w:rPr>
+                      <w:rFonts w:hint="default" w:ascii="Cambria Math" w:hAnsi="Cambria Math"/>
+                      <w:sz w:val="24"/>
+                    </w:rPr>
+                  </m:ctrlPr>
+                </m:dPr>
+                <m:e>
+                  <m:sSub>
+                    <m:sSubPr>
+                      <m:ctrlPr>
+                        <w:rPr>
+                          <w:rFonts w:hint="default" w:ascii="Cambria Math" w:hAnsi="Cambria Math"/>
+                          <w:sz w:val="24"/>
+                        </w:rPr>
+                      </m:ctrlPr>
+                    </m:sSubPr>
+                    <m:e>
+                      <m:r>
+                        <m:rPr/>
+                        <w:rPr>
+                          <w:rFonts w:hint="default" w:ascii="Cambria Math" w:hAnsi="Cambria Math"/>
+                          <w:sz w:val="24"/>
+                        </w:rPr>
+                        <m:t>f</m:t>
+                      </m:r>
+                      <m:ctrlPr>
+                        <w:rPr>
+                          <w:rFonts w:ascii="Cambria Math" w:hAnsi="Cambria Math"/>
+                          <w:sz w:val="24"/>
+                        </w:rPr>
+                      </m:ctrlPr>
+                    </m:e>
+                    <m:sub>
+                      <m:r>
+                        <m:rPr/>
+                        <w:rPr>
+                          <w:rFonts w:hint="default" w:ascii="Cambria Math" w:hAnsi="Cambria Math"/>
+                          <w:sz w:val="24"/>
+                        </w:rPr>
+                        <m:t>0</m:t>
+                      </m:r>
+                      <m:ctrlPr>
+                        <w:rPr>
+                          <w:rFonts w:ascii="Cambria Math" w:hAnsi="Cambria Math"/>
+                          <w:sz w:val="24"/>
+                        </w:rPr>
+                      </m:ctrlPr>
+                    </m:sub>
+                  </m:sSub>
+                  <m:r>
+                    <m:rPr/>
+                    <w:rPr>
+                      <w:rFonts w:hint="default" w:ascii="Cambria Math" w:hAnsi="Cambria Math"/>
+                      <w:sz w:val="24"/>
+                    </w:rPr>
+                    <m:t>⋅</m:t>
+                  </m:r>
+                  <m:sSub>
+                    <m:sSubPr>
+                      <m:ctrlPr>
+                        <w:rPr>
+                          <w:rFonts w:hint="default" w:ascii="Cambria Math" w:hAnsi="Cambria Math"/>
+                          <w:sz w:val="24"/>
+                        </w:rPr>
+                      </m:ctrlPr>
+                    </m:sSubPr>
+                    <m:e>
+                      <m:r>
+                        <m:rPr/>
+                        <w:rPr>
+                          <w:rFonts w:hint="default" w:ascii="Cambria Math" w:hAnsi="Cambria Math"/>
+                          <w:sz w:val="24"/>
+                        </w:rPr>
+                        <m:t>d</m:t>
+                      </m:r>
+                      <m:ctrlPr>
+                        <w:rPr>
+                          <w:rFonts w:ascii="Cambria Math" w:hAnsi="Cambria Math"/>
+                          <w:sz w:val="24"/>
+                        </w:rPr>
+                      </m:ctrlPr>
+                    </m:e>
+                    <m:sub>
+                      <m:r>
+                        <m:rPr/>
+                        <w:rPr>
+                          <w:rFonts w:hint="default" w:ascii="Cambria Math" w:hAnsi="Cambria Math"/>
+                          <w:sz w:val="24"/>
+                        </w:rPr>
+                        <m:t>x</m:t>
+                      </m:r>
+                      <m:ctrlPr>
+                        <w:rPr>
+                          <w:rFonts w:ascii="Cambria Math" w:hAnsi="Cambria Math"/>
+                          <w:sz w:val="24"/>
+                        </w:rPr>
+                      </m:ctrlPr>
+                    </m:sub>
+                  </m:sSub>
+                  <m:ctrlPr>
+                    <w:rPr>
+                      <w:rFonts w:hint="default" w:ascii="Cambria Math" w:hAnsi="Cambria Math"/>
+                      <w:sz w:val="24"/>
+                    </w:rPr>
+                  </m:ctrlPr>
+                </m:e>
+              </m:d>
+              <m:r>
+                <m:rPr/>
+                <w:rPr>
+                  <w:rFonts w:hint="default" w:ascii="Cambria Math" w:hAnsi="Cambria Math"/>
+                  <w:sz w:val="24"/>
+                </w:rPr>
+                <m:t>⋅</m:t>
+              </m:r>
+              <m:f>
+                <m:fPr>
+                  <m:ctrlPr>
+                    <w:rPr>
+                      <w:rFonts w:hint="default" w:ascii="Cambria Math" w:hAnsi="Cambria Math"/>
+                      <w:sz w:val="24"/>
+                    </w:rPr>
+                  </m:ctrlPr>
+                </m:fPr>
+                <m:num>
+                  <m:r>
+                    <m:rPr/>
+                    <w:rPr>
+                      <w:rFonts w:hint="default" w:ascii="Cambria Math" w:hAnsi="Cambria Math"/>
+                      <w:sz w:val="24"/>
+                    </w:rPr>
+                    <m:t>H</m:t>
+                  </m:r>
+                  <m:ctrlPr>
+                    <w:rPr>
+                      <w:rFonts w:hint="default" w:ascii="Cambria Math" w:hAnsi="Cambria Math"/>
+                      <w:sz w:val="24"/>
+                    </w:rPr>
+                  </m:ctrlPr>
+                </m:num>
+                <m:den>
+                  <m:sSub>
+                    <m:sSubPr>
+                      <m:ctrlPr>
+                        <w:rPr>
+                          <w:rFonts w:hint="default" w:ascii="Cambria Math" w:hAnsi="Cambria Math"/>
+                          <w:sz w:val="24"/>
+                        </w:rPr>
+                      </m:ctrlPr>
+                    </m:sSubPr>
+                    <m:e>
+                      <m:r>
+                        <m:rPr/>
+                        <w:rPr>
+                          <w:rFonts w:hint="default" w:ascii="Cambria Math" w:hAnsi="Cambria Math"/>
+                          <w:sz w:val="24"/>
+                        </w:rPr>
+                        <m:t>h</m:t>
+                      </m:r>
+                      <m:ctrlPr>
+                        <w:rPr>
+                          <w:rFonts w:ascii="Cambria Math" w:hAnsi="Cambria Math"/>
+                          <w:sz w:val="24"/>
+                        </w:rPr>
+                      </m:ctrlPr>
+                    </m:e>
+                    <m:sub>
+                      <m:r>
+                        <m:rPr/>
+                        <w:rPr>
+                          <w:rFonts w:hint="default" w:ascii="Cambria Math" w:hAnsi="Cambria Math"/>
+                          <w:sz w:val="24"/>
+                        </w:rPr>
+                        <m:t>pixel</m:t>
+                      </m:r>
+                      <m:ctrlPr>
+                        <w:rPr>
+                          <w:rFonts w:ascii="Cambria Math" w:hAnsi="Cambria Math"/>
+                          <w:sz w:val="24"/>
+                        </w:rPr>
+                      </m:ctrlPr>
+                    </m:sub>
+                  </m:sSub>
+                  <m:r>
+                    <m:rPr/>
+                    <w:rPr>
+                      <w:rFonts w:hint="default" w:ascii="Cambria Math" w:hAnsi="Cambria Math"/>
+                      <w:sz w:val="24"/>
+                    </w:rPr>
+                    <m:t>⋅</m:t>
+                  </m:r>
+                  <m:sSub>
+                    <m:sSubPr>
+                      <m:ctrlPr>
+                        <w:rPr>
+                          <w:rFonts w:hint="default" w:ascii="Cambria Math" w:hAnsi="Cambria Math"/>
+                          <w:sz w:val="24"/>
+                        </w:rPr>
+                      </m:ctrlPr>
+                    </m:sSubPr>
+                    <m:e>
+                      <m:r>
+                        <m:rPr/>
+                        <w:rPr>
+                          <w:rFonts w:hint="default" w:ascii="Cambria Math" w:hAnsi="Cambria Math"/>
+                          <w:sz w:val="24"/>
+                        </w:rPr>
+                        <m:t>d</m:t>
+                      </m:r>
+                      <m:ctrlPr>
+                        <w:rPr>
+                          <w:rFonts w:ascii="Cambria Math" w:hAnsi="Cambria Math"/>
+                          <w:sz w:val="24"/>
+                        </w:rPr>
+                      </m:ctrlPr>
+                    </m:e>
+                    <m:sub>
+                      <m:r>
+                        <m:rPr/>
+                        <w:rPr>
+                          <w:rFonts w:hint="default" w:ascii="Cambria Math" w:hAnsi="Cambria Math"/>
+                          <w:sz w:val="24"/>
+                        </w:rPr>
+                        <m:t>x</m:t>
+                      </m:r>
+                      <m:ctrlPr>
+                        <w:rPr>
+                          <w:rFonts w:ascii="Cambria Math" w:hAnsi="Cambria Math"/>
+                          <w:sz w:val="24"/>
+                        </w:rPr>
+                      </m:ctrlPr>
+                    </m:sub>
+                  </m:sSub>
+                  <m:ctrlPr>
+                    <w:rPr>
+                      <w:rFonts w:hint="default" w:ascii="Cambria Math" w:hAnsi="Cambria Math"/>
+                      <w:sz w:val="24"/>
+                    </w:rPr>
+                  </m:ctrlPr>
+                </m:den>
+              </m:f>
+              <m:r>
+                <m:rPr/>
+                <w:rPr>
+                  <w:rFonts w:hint="default" w:ascii="Cambria Math" w:hAnsi="Cambria Math"/>
+                  <w:sz w:val="24"/>
+                </w:rPr>
+                <m:t>=</m:t>
+              </m:r>
+              <m:sSub>
+                <m:sSubPr>
+                  <m:ctrlPr>
+                    <w:rPr>
+                      <w:rFonts w:hint="default" w:ascii="Cambria Math" w:hAnsi="Cambria Math"/>
+                      <w:sz w:val="24"/>
+                    </w:rPr>
+                  </m:ctrlPr>
+                </m:sSubPr>
+                <m:e>
+                  <m:r>
+                    <m:rPr/>
+                    <w:rPr>
+                      <w:rFonts w:hint="default" w:ascii="Cambria Math" w:hAnsi="Cambria Math"/>
+                      <w:sz w:val="24"/>
+                    </w:rPr>
+                    <m:t>f</m:t>
+                  </m:r>
+                  <m:ctrlPr>
+                    <w:rPr>
+                      <w:rFonts w:hint="default" w:ascii="Cambria Math" w:hAnsi="Cambria Math"/>
+                      <w:sz w:val="24"/>
+                    </w:rPr>
+                  </m:ctrlPr>
+                </m:e>
+                <m:sub>
+                  <m:r>
+                    <m:rPr/>
+                    <w:rPr>
+                      <w:rFonts w:hint="default" w:ascii="Cambria Math" w:hAnsi="Cambria Math"/>
+                      <w:sz w:val="24"/>
+                    </w:rPr>
+                    <m:t>0</m:t>
+                  </m:r>
+                  <m:ctrlPr>
+                    <w:rPr>
+                      <w:rFonts w:hint="default" w:ascii="Cambria Math" w:hAnsi="Cambria Math"/>
+                      <w:sz w:val="24"/>
+                    </w:rPr>
+                  </m:ctrlPr>
+                </m:sub>
+              </m:sSub>
+              <m:r>
+                <m:rPr/>
+                <w:rPr>
+                  <w:rFonts w:hint="default" w:ascii="Cambria Math" w:hAnsi="Cambria Math"/>
+                  <w:sz w:val="24"/>
+                </w:rPr>
+                <m:t>⋅</m:t>
+              </m:r>
+              <m:f>
+                <m:fPr>
+                  <m:ctrlPr>
+                    <w:rPr>
+                      <w:rFonts w:hint="default" w:ascii="Cambria Math" w:hAnsi="Cambria Math"/>
+                      <w:sz w:val="24"/>
+                    </w:rPr>
+                  </m:ctrlPr>
+                </m:fPr>
+                <m:num>
+                  <m:r>
+                    <m:rPr/>
+                    <w:rPr>
+                      <w:rFonts w:hint="default" w:ascii="Cambria Math" w:hAnsi="Cambria Math"/>
+                      <w:sz w:val="24"/>
+                    </w:rPr>
+                    <m:t>H</m:t>
+                  </m:r>
+                  <m:ctrlPr>
+                    <w:rPr>
+                      <w:rFonts w:hint="default" w:ascii="Cambria Math" w:hAnsi="Cambria Math"/>
+                      <w:sz w:val="24"/>
+                    </w:rPr>
+                  </m:ctrlPr>
+                </m:num>
+                <m:den>
+                  <m:sSub>
+                    <m:sSubPr>
+                      <m:ctrlPr>
+                        <w:rPr>
+                          <w:rFonts w:hint="default" w:ascii="Cambria Math" w:hAnsi="Cambria Math"/>
+                          <w:sz w:val="24"/>
+                        </w:rPr>
+                      </m:ctrlPr>
+                    </m:sSubPr>
+                    <m:e>
+                      <m:r>
+                        <m:rPr/>
+                        <w:rPr>
+                          <w:rFonts w:hint="default" w:ascii="Cambria Math" w:hAnsi="Cambria Math"/>
+                          <w:sz w:val="24"/>
+                        </w:rPr>
+                        <m:t>h</m:t>
+                      </m:r>
+                      <m:ctrlPr>
+                        <w:rPr>
+                          <w:rFonts w:ascii="Cambria Math" w:hAnsi="Cambria Math"/>
+                          <w:sz w:val="24"/>
+                        </w:rPr>
+                      </m:ctrlPr>
+                    </m:e>
+                    <m:sub>
+                      <m:r>
+                        <m:rPr/>
+                        <w:rPr>
+                          <w:rFonts w:hint="default" w:ascii="Cambria Math" w:hAnsi="Cambria Math"/>
+                          <w:sz w:val="24"/>
+                        </w:rPr>
+                        <m:t>pixel</m:t>
+                      </m:r>
+                      <m:ctrlPr>
+                        <w:rPr>
+                          <w:rFonts w:ascii="Cambria Math" w:hAnsi="Cambria Math"/>
+                          <w:sz w:val="24"/>
+                        </w:rPr>
+                      </m:ctrlPr>
+                    </m:sub>
+                  </m:sSub>
+                  <m:ctrlPr>
+                    <w:rPr>
+                      <w:rFonts w:hint="default" w:ascii="Cambria Math" w:hAnsi="Cambria Math"/>
+                      <w:sz w:val="24"/>
+                    </w:rPr>
+                  </m:ctrlPr>
+                </m:den>
+              </m:f>
+              <m:r>
+                <m:rPr>
+                  <m:sty m:val="p"/>
+                </m:rPr>
+                <w:rPr>
+                  <w:rFonts w:hint="eastAsia" w:ascii="Cambria Math" w:hAnsi="Cambria Math"/>
+                  <w:sz w:val="24"/>
+                  <w:lang w:val="en-US" w:eastAsia="zh-CN"/>
+                </w:rPr>
+                <m:t>#</m:t>
+              </m:r>
+              <m:r>
+                <m:rPr>
+                  <m:sty m:val="p"/>
+                </m:rPr>
+                <w:rPr>
+                  <w:rFonts w:hint="eastAsia" w:ascii="Cambria Math" w:hAnsi="Cambria Math" w:eastAsia="等线" w:cs="等线"/>
+                  <w:sz w:val="24"/>
+                  <w:szCs w:val="24"/>
+                  <w:lang w:val="en-US" w:eastAsia="zh-CN"/>
+                </w:rPr>
+                <m:t>（</m:t>
+              </m:r>
+              <m:r>
+                <m:rPr>
+                  <m:sty m:val="p"/>
+                </m:rPr>
+                <w:rPr>
+                  <w:rFonts w:hint="eastAsia" w:ascii="Times New Roman" w:hAnsi="Times New Roman"/>
+                  <w:sz w:val="24"/>
+                  <w:szCs w:val="24"/>
+                  <w:lang w:val="en-US" w:eastAsia="zh-CN"/>
+                </w:rPr>
+                <m:t>式</m:t>
+              </m:r>
+              <m:r>
+                <m:rPr>
+                  <m:nor/>
+                  <m:sty m:val="p"/>
+                </m:rPr>
+                <w:rPr>
+                  <w:rFonts w:hint="default" w:ascii="Times New Roman" w:hAnsi="Times New Roman" w:cs="Times New Roman"/>
+                  <w:b w:val="0"/>
+                  <w:i w:val="0"/>
+                  <w:sz w:val="24"/>
+                  <w:szCs w:val="24"/>
+                  <w:lang w:val="en-US" w:eastAsia="zh-CN"/>
+                </w:rPr>
+                <m:t>2</m:t>
+              </m:r>
+              <m:r>
+                <m:rPr>
+                  <m:nor/>
+                  <m:sty m:val="p"/>
+                </m:rPr>
+                <w:rPr>
+                  <w:rFonts w:hint="eastAsia" w:ascii="Times New Roman" w:hAnsi="Times New Roman" w:cs="Times New Roman"/>
+                  <w:b w:val="0"/>
+                  <w:i w:val="0"/>
+                  <w:sz w:val="24"/>
+                  <w:szCs w:val="24"/>
+                  <w:lang w:val="en-US" w:eastAsia="zh-CN"/>
+                </w:rPr>
+                <m:t>-</m:t>
+              </m:r>
+              <m:r>
+                <m:rPr>
+                  <m:nor/>
+                  <m:sty m:val="p"/>
+                </m:rPr>
+                <w:rPr>
+                  <w:rFonts w:hint="default" w:ascii="Times New Roman" w:hAnsi="Times New Roman" w:cs="Times New Roman"/>
+                  <w:b w:val="0"/>
+                  <w:i w:val="0"/>
+                  <w:sz w:val="24"/>
+                  <w:szCs w:val="24"/>
+                  <w:lang w:val="en-US" w:eastAsia="zh-CN"/>
+                </w:rPr>
+                <m:t>12</m:t>
+              </m:r>
+              <m:r>
+                <m:rPr>
+                  <m:sty m:val="p"/>
+                </m:rPr>
+                <w:rPr>
+                  <w:rFonts w:hint="eastAsia" w:ascii="Cambria Math" w:hAnsi="Cambria Math" w:eastAsia="等线" w:cs="等线"/>
+                  <w:sz w:val="24"/>
+                  <w:szCs w:val="24"/>
+                  <w:lang w:val="en-US" w:eastAsia="zh-CN"/>
+                </w:rPr>
+                <m:t>）</m:t>
+              </m:r>
+              <m:ctrlPr>
+                <w:rPr>
+                  <w:rFonts w:hint="eastAsia" w:hAnsi="Cambria Math" w:eastAsia="等线" w:cs="等线"/>
+                  <w:b w:val="0"/>
+                  <w:i w:val="0"/>
+                  <w:sz w:val="24"/>
+                  <w:szCs w:val="24"/>
+                  <w:lang w:val="en-US" w:eastAsia="zh-CN"/>
+                </w:rPr>
+              </m:ctrlPr>
+            </m:e>
+          </m:eqArr>
+        </m:oMath>
+      </m:oMathPara>
     </w:p>
     <w:p>
       <w:pPr>
@@ -5134,6 +7052,356 @@
           <w:lang w:val="en-US" w:eastAsia="zh-CN"/>
         </w:rPr>
         <w:t>等效像素焦距解算公式</w:t>
+      </w:r>
+    </w:p>
+    <w:p>
+      <w:pPr>
+        <w:keepNext w:val="0"/>
+        <w:keepLines w:val="0"/>
+        <w:pageBreakBefore w:val="0"/>
+        <w:widowControl w:val="0"/>
+        <w:numPr>
+          <w:ilvl w:val="0"/>
+          <w:numId w:val="0"/>
+        </w:numPr>
+        <w:kinsoku/>
+        <w:wordWrap/>
+        <w:overflowPunct/>
+        <w:topLinePunct w:val="0"/>
+        <w:autoSpaceDE/>
+        <w:autoSpaceDN/>
+        <w:bidi w:val="0"/>
+        <w:adjustRightInd/>
+        <w:snapToGrid/>
+        <w:spacing w:line="440" w:lineRule="exact"/>
+        <w:ind w:leftChars="0" w:firstLine="480" w:firstLineChars="200"/>
+        <w:textAlignment w:val="auto"/>
+        <w:rPr>
+          <w:rFonts w:hint="eastAsia" w:ascii="宋体" w:hAnsi="宋体" w:eastAsia="宋体" w:cs="宋体"/>
+          <w:sz w:val="24"/>
+          <w:szCs w:val="24"/>
+          <w:lang w:val="en-US" w:eastAsia="zh-CN"/>
+        </w:rPr>
+      </w:pPr>
+      <w:r>
+        <w:rPr>
+          <w:rFonts w:hint="eastAsia" w:ascii="宋体" w:hAnsi="宋体" w:eastAsia="宋体" w:cs="宋体"/>
+          <w:sz w:val="24"/>
+          <w:szCs w:val="24"/>
+          <w:lang w:val="en-US" w:eastAsia="zh-CN"/>
+        </w:rPr>
+        <w:t>由式</w:t>
+      </w:r>
+      <w:r>
+        <w:rPr>
+          <w:rFonts w:hint="default" w:ascii="Times New Roman" w:hAnsi="Times New Roman" w:eastAsia="宋体" w:cs="Times New Roman"/>
+          <w:sz w:val="24"/>
+          <w:szCs w:val="24"/>
+          <w:lang w:val="en-US" w:eastAsia="zh-CN"/>
+        </w:rPr>
+        <w:t>2-12</w:t>
+      </w:r>
+      <w:r>
+        <w:rPr>
+          <w:rFonts w:hint="eastAsia" w:ascii="宋体" w:hAnsi="宋体" w:eastAsia="宋体" w:cs="宋体"/>
+          <w:sz w:val="24"/>
+          <w:szCs w:val="24"/>
+          <w:lang w:val="en-US" w:eastAsia="zh-CN"/>
+        </w:rPr>
+        <w:t>可知，深度</w:t>
+      </w:r>
+      <w:r>
+        <w:rPr>
+          <w:rFonts w:hint="eastAsia"/>
+          <w:sz w:val="24"/>
+          <w:szCs w:val="24"/>
+          <w:lang w:val="en-US" w:eastAsia="zh-CN"/>
+        </w:rPr>
+        <w:t xml:space="preserve"> </w:t>
+      </w:r>
+      <w:r>
+        <w:rPr>
+          <w:rFonts w:hint="default" w:ascii="Times New Roman" w:hAnsi="Times New Roman" w:eastAsia="宋体" w:cs="Times New Roman"/>
+          <w:i/>
+          <w:iCs/>
+          <w:sz w:val="24"/>
+          <w:szCs w:val="24"/>
+          <w:lang w:val="en-US" w:eastAsia="zh-CN"/>
+        </w:rPr>
+        <w:t>Z</w:t>
+      </w:r>
+      <w:r>
+        <w:rPr>
+          <w:rFonts w:hint="default" w:ascii="Times New Roman" w:hAnsi="Times New Roman" w:eastAsia="宋体" w:cs="Times New Roman"/>
+          <w:i/>
+          <w:iCs/>
+          <w:sz w:val="24"/>
+          <w:szCs w:val="24"/>
+          <w:vertAlign w:val="subscript"/>
+          <w:lang w:val="en-US" w:eastAsia="zh-CN"/>
+        </w:rPr>
+        <w:t>c</w:t>
+      </w:r>
+      <w:r>
+        <w:rPr>
+          <w:rFonts w:hint="eastAsia"/>
+          <w:sz w:val="24"/>
+          <w:szCs w:val="24"/>
+          <w:lang w:val="en-US" w:eastAsia="zh-CN"/>
+        </w:rPr>
+        <w:t xml:space="preserve"> </w:t>
+      </w:r>
+      <w:r>
+        <w:rPr>
+          <w:rFonts w:hint="eastAsia" w:ascii="宋体" w:hAnsi="宋体" w:eastAsia="宋体" w:cs="宋体"/>
+          <w:sz w:val="24"/>
+          <w:szCs w:val="24"/>
+          <w:lang w:val="en-US" w:eastAsia="zh-CN"/>
+        </w:rPr>
+        <w:t>与像素高度</w:t>
+      </w:r>
+      <w:r>
+        <w:rPr>
+          <w:rFonts w:hint="eastAsia"/>
+          <w:sz w:val="24"/>
+          <w:szCs w:val="24"/>
+          <w:lang w:val="en-US" w:eastAsia="zh-CN"/>
+        </w:rPr>
+        <w:t xml:space="preserve"> </w:t>
+      </w:r>
+      <w:r>
+        <w:rPr>
+          <w:rFonts w:hint="default" w:ascii="Times New Roman" w:hAnsi="Times New Roman" w:eastAsia="宋体" w:cs="Times New Roman"/>
+          <w:i/>
+          <w:iCs/>
+          <w:sz w:val="24"/>
+          <w:szCs w:val="24"/>
+          <w:lang w:val="en-US" w:eastAsia="zh-CN"/>
+        </w:rPr>
+        <w:t>h</w:t>
+      </w:r>
+      <w:r>
+        <w:rPr>
+          <w:rFonts w:hint="eastAsia" w:ascii="Times New Roman" w:hAnsi="Times New Roman" w:eastAsia="宋体" w:cs="Times New Roman"/>
+          <w:i/>
+          <w:iCs/>
+          <w:sz w:val="24"/>
+          <w:szCs w:val="24"/>
+          <w:vertAlign w:val="subscript"/>
+          <w:lang w:val="en-US" w:eastAsia="zh-CN"/>
+        </w:rPr>
+        <w:t>sensor</w:t>
+      </w:r>
+      <w:r>
+        <w:rPr>
+          <w:rFonts w:hint="eastAsia"/>
+          <w:sz w:val="24"/>
+          <w:szCs w:val="24"/>
+          <w:lang w:val="en-US" w:eastAsia="zh-CN"/>
+        </w:rPr>
+        <w:t xml:space="preserve"> </w:t>
+      </w:r>
+      <w:r>
+        <w:rPr>
+          <w:rFonts w:hint="eastAsia" w:ascii="宋体" w:hAnsi="宋体" w:eastAsia="宋体" w:cs="宋体"/>
+          <w:sz w:val="24"/>
+          <w:szCs w:val="24"/>
+          <w:lang w:val="en-US" w:eastAsia="zh-CN"/>
+        </w:rPr>
+        <w:t>成反比，比例系数为等效像素焦距</w:t>
+      </w:r>
+      <w:r>
+        <w:rPr>
+          <w:rFonts w:hint="eastAsia"/>
+          <w:sz w:val="24"/>
+          <w:szCs w:val="24"/>
+          <w:lang w:val="en-US" w:eastAsia="zh-CN"/>
+        </w:rPr>
+        <w:t xml:space="preserve"> </w:t>
+      </w:r>
+      <w:r>
+        <w:rPr>
+          <w:rFonts w:hint="default" w:ascii="Times New Roman" w:hAnsi="Times New Roman" w:eastAsia="宋体" w:cs="Times New Roman"/>
+          <w:i/>
+          <w:iCs/>
+          <w:sz w:val="24"/>
+          <w:szCs w:val="24"/>
+          <w:lang w:val="en-US" w:eastAsia="zh-CN"/>
+        </w:rPr>
+        <w:t>f</w:t>
+      </w:r>
+      <w:r>
+        <w:rPr>
+          <w:rFonts w:hint="eastAsia" w:ascii="Times New Roman" w:hAnsi="Times New Roman" w:eastAsia="宋体" w:cs="Times New Roman"/>
+          <w:i w:val="0"/>
+          <w:iCs w:val="0"/>
+          <w:sz w:val="24"/>
+          <w:szCs w:val="24"/>
+          <w:vertAlign w:val="subscript"/>
+          <w:lang w:val="en-US" w:eastAsia="zh-CN"/>
+        </w:rPr>
+        <w:t>0</w:t>
+      </w:r>
+      <w:r>
+        <w:rPr>
+          <w:rFonts w:hint="eastAsia" w:ascii="宋体" w:hAnsi="宋体" w:eastAsia="宋体" w:cs="宋体"/>
+          <w:sz w:val="24"/>
+          <w:szCs w:val="24"/>
+          <w:lang w:val="en-US" w:eastAsia="zh-CN"/>
+        </w:rPr>
+        <w:t>。在实际标定中，利用场景中已知实际高度</w:t>
+      </w:r>
+      <w:r>
+        <w:rPr>
+          <w:rFonts w:hint="eastAsia"/>
+          <w:sz w:val="24"/>
+          <w:szCs w:val="24"/>
+          <w:lang w:val="en-US" w:eastAsia="zh-CN"/>
+        </w:rPr>
+        <w:t xml:space="preserve"> </w:t>
+      </w:r>
+      <w:r>
+        <w:rPr>
+          <w:rFonts w:hint="default" w:ascii="Times New Roman" w:hAnsi="Times New Roman" w:eastAsia="宋体" w:cs="Times New Roman"/>
+          <w:i/>
+          <w:iCs/>
+          <w:sz w:val="24"/>
+          <w:szCs w:val="24"/>
+          <w:lang w:val="en-US" w:eastAsia="zh-CN"/>
+        </w:rPr>
+        <w:t>H</w:t>
+      </w:r>
+      <w:r>
+        <w:rPr>
+          <w:rFonts w:hint="eastAsia"/>
+          <w:sz w:val="24"/>
+          <w:szCs w:val="24"/>
+          <w:lang w:val="en-US" w:eastAsia="zh-CN"/>
+        </w:rPr>
+        <w:t xml:space="preserve"> </w:t>
+      </w:r>
+      <w:r>
+        <w:rPr>
+          <w:rFonts w:hint="eastAsia" w:ascii="宋体" w:hAnsi="宋体" w:eastAsia="宋体" w:cs="宋体"/>
+          <w:sz w:val="24"/>
+          <w:szCs w:val="24"/>
+          <w:lang w:val="en-US" w:eastAsia="zh-CN"/>
+        </w:rPr>
+        <w:t>的参考物体，测量其到相机的已知距离</w:t>
+      </w:r>
+      <w:r>
+        <w:rPr>
+          <w:rFonts w:hint="default" w:ascii="Times New Roman" w:hAnsi="Times New Roman" w:eastAsia="宋体" w:cs="Times New Roman"/>
+          <w:i/>
+          <w:iCs/>
+          <w:sz w:val="24"/>
+          <w:szCs w:val="24"/>
+          <w:lang w:val="en-US" w:eastAsia="zh-CN"/>
+        </w:rPr>
+        <w:t> Z</w:t>
+      </w:r>
+      <w:r>
+        <w:rPr>
+          <w:rFonts w:hint="default" w:ascii="Times New Roman" w:hAnsi="Times New Roman" w:eastAsia="宋体" w:cs="Times New Roman"/>
+          <w:i/>
+          <w:iCs/>
+          <w:sz w:val="24"/>
+          <w:szCs w:val="24"/>
+          <w:vertAlign w:val="subscript"/>
+          <w:lang w:val="en-US" w:eastAsia="zh-CN"/>
+        </w:rPr>
+        <w:t>measure</w:t>
+      </w:r>
+      <w:r>
+        <w:rPr>
+          <w:rFonts w:hint="eastAsia" w:ascii="宋体" w:hAnsi="宋体" w:eastAsia="宋体" w:cs="宋体"/>
+          <w:sz w:val="24"/>
+          <w:szCs w:val="24"/>
+          <w:lang w:val="en-US" w:eastAsia="zh-CN"/>
+        </w:rPr>
+        <w:t>，并获取其在图像中的像素高度</w:t>
+      </w:r>
+      <w:r>
+        <w:rPr>
+          <w:rFonts w:hint="eastAsia"/>
+          <w:sz w:val="24"/>
+          <w:szCs w:val="24"/>
+          <w:lang w:val="en-US" w:eastAsia="zh-CN"/>
+        </w:rPr>
+        <w:t xml:space="preserve"> </w:t>
+      </w:r>
+      <w:r>
+        <w:rPr>
+          <w:rFonts w:hint="default" w:ascii="Times New Roman" w:hAnsi="Times New Roman" w:eastAsia="宋体" w:cs="Times New Roman"/>
+          <w:i/>
+          <w:iCs/>
+          <w:sz w:val="24"/>
+          <w:szCs w:val="24"/>
+          <w:lang w:val="en-US" w:eastAsia="zh-CN"/>
+        </w:rPr>
+        <w:t>h</w:t>
+      </w:r>
+      <w:r>
+        <w:rPr>
+          <w:rFonts w:hint="default" w:ascii="Times New Roman" w:hAnsi="Times New Roman" w:eastAsia="宋体" w:cs="Times New Roman"/>
+          <w:i/>
+          <w:iCs/>
+          <w:sz w:val="24"/>
+          <w:szCs w:val="24"/>
+          <w:vertAlign w:val="subscript"/>
+          <w:lang w:val="en-US" w:eastAsia="zh-CN"/>
+        </w:rPr>
+        <w:t>calib</w:t>
+      </w:r>
+      <w:r>
+        <w:rPr>
+          <w:rFonts w:hint="eastAsia" w:ascii="宋体" w:hAnsi="宋体" w:eastAsia="宋体" w:cs="宋体"/>
+          <w:sz w:val="24"/>
+          <w:szCs w:val="24"/>
+          <w:lang w:val="en-US" w:eastAsia="zh-CN"/>
+        </w:rPr>
+        <w:t>，可直接解算</w:t>
+      </w:r>
+      <w:r>
+        <w:rPr>
+          <w:rFonts w:hint="eastAsia"/>
+          <w:sz w:val="24"/>
+          <w:szCs w:val="24"/>
+          <w:lang w:val="en-US" w:eastAsia="zh-CN"/>
+        </w:rPr>
+        <w:t xml:space="preserve"> </w:t>
+      </w:r>
+      <w:r>
+        <w:rPr>
+          <w:rFonts w:hint="default" w:ascii="Times New Roman" w:hAnsi="Times New Roman" w:eastAsia="宋体" w:cs="Times New Roman"/>
+          <w:i/>
+          <w:iCs/>
+          <w:sz w:val="24"/>
+          <w:szCs w:val="24"/>
+          <w:lang w:val="en-US" w:eastAsia="zh-CN"/>
+        </w:rPr>
+        <w:t>f</w:t>
+      </w:r>
+      <w:r>
+        <w:rPr>
+          <w:rFonts w:hint="eastAsia" w:ascii="Times New Roman" w:hAnsi="Times New Roman" w:eastAsia="宋体" w:cs="Times New Roman"/>
+          <w:i w:val="0"/>
+          <w:iCs w:val="0"/>
+          <w:sz w:val="24"/>
+          <w:szCs w:val="24"/>
+          <w:vertAlign w:val="subscript"/>
+          <w:lang w:val="en-US" w:eastAsia="zh-CN"/>
+        </w:rPr>
+        <w:t>0</w:t>
+      </w:r>
+      <w:r>
+        <w:rPr>
+          <w:rFonts w:hint="eastAsia" w:ascii="宋体" w:hAnsi="宋体" w:eastAsia="宋体" w:cs="宋体"/>
+          <w:sz w:val="24"/>
+          <w:szCs w:val="24"/>
+          <w:lang w:val="en-US" w:eastAsia="zh-CN"/>
+        </w:rPr>
+        <w:t>：</w:t>
       </w:r>
     </w:p>
     <w:p>
@@ -5445,7 +7713,7 @@
                   <w:szCs w:val="24"/>
                   <w:lang w:val="en-US" w:eastAsia="zh-CN"/>
                 </w:rPr>
-                <m:t>2-10</m:t>
+                <m:t>2-13</m:t>
               </m:r>
               <m:r>
                 <m:rPr>
@@ -5518,25 +7786,12 @@
       </w:r>
       <w:r>
         <w:rPr>
-          <w:rFonts w:hint="default" w:ascii="Times New Roman" w:hAnsi="Times New Roman" w:eastAsia="等线" w:cs="Times New Roman"/>
-          <w:b w:val="0"/>
-          <w:i w:val="0"/>
-          <w:sz w:val="24"/>
-          <w:szCs w:val="24"/>
-          <w:lang w:val="en-US" w:eastAsia="zh-CN"/>
-        </w:rPr>
-        <w:t> </w:t>
-      </w:r>
-      <w:r>
-        <w:rPr>
-          <w:rFonts w:hint="default" w:ascii="Times New Roman" w:hAnsi="Times New Roman" w:eastAsia="宋体" w:cs="Times New Roman"/>
-          <w:b w:val="0"/>
-          <w:i w:val="0"/>
-          <w:sz w:val="24"/>
-          <w:szCs w:val="24"/>
-          <w:lang w:val="en-US" w:eastAsia="zh-CN"/>
-        </w:rPr>
-        <w:t> </w:t>
+          <w:rFonts w:hint="eastAsia"/>
+          <w:sz w:val="24"/>
+          <w:szCs w:val="24"/>
+          <w:lang w:val="en-US" w:eastAsia="zh-CN"/>
+        </w:rPr>
+        <w:t xml:space="preserve"> </w:t>
       </w:r>
       <w:r>
         <w:rPr>
@@ -5564,14 +7819,12 @@
       </w:r>
       <w:r>
         <w:rPr>
-          <w:rFonts w:hint="default" w:ascii="Times New Roman" w:hAnsi="Times New Roman" w:eastAsia="等线" w:cs="Times New Roman"/>
-          <w:b w:val="0"/>
-          <w:i w:val="0"/>
-          <w:sz w:val="24"/>
-          <w:szCs w:val="24"/>
-          <w:lang w:val="en-US" w:eastAsia="zh-CN"/>
-        </w:rPr>
-        <w:t> </w:t>
+          <w:rFonts w:hint="eastAsia"/>
+          <w:sz w:val="24"/>
+          <w:szCs w:val="24"/>
+          <w:lang w:val="en-US" w:eastAsia="zh-CN"/>
+        </w:rPr>
+        <w:t xml:space="preserve"> </w:t>
       </w:r>
       <w:r>
         <w:rPr>
@@ -5586,14 +7839,12 @@
       </w:r>
       <w:r>
         <w:rPr>
-          <w:rFonts w:hint="default" w:ascii="Times New Roman" w:hAnsi="Times New Roman" w:eastAsia="等线" w:cs="Times New Roman"/>
-          <w:b w:val="0"/>
-          <w:i w:val="0"/>
-          <w:sz w:val="24"/>
-          <w:szCs w:val="24"/>
-          <w:lang w:val="en-US" w:eastAsia="zh-CN"/>
-        </w:rPr>
-        <w:t> </w:t>
+          <w:rFonts w:hint="eastAsia"/>
+          <w:sz w:val="24"/>
+          <w:szCs w:val="24"/>
+          <w:lang w:val="en-US" w:eastAsia="zh-CN"/>
+        </w:rPr>
+        <w:t xml:space="preserve"> </w:t>
       </w:r>
       <w:r>
         <w:rPr>
@@ -5605,7 +7856,7 @@
           <w:szCs w:val="24"/>
           <w:lang w:val="en-US" w:eastAsia="zh-CN"/>
         </w:rPr>
-        <w:t> f</w:t>
+        <w:t>f</w:t>
       </w:r>
       <w:r>
         <w:rPr>
@@ -5622,14 +7873,12 @@
       </w:r>
       <w:r>
         <w:rPr>
-          <w:rFonts w:hint="default" w:ascii="Times New Roman" w:hAnsi="Times New Roman" w:eastAsia="等线" w:cs="Times New Roman"/>
-          <w:b w:val="0"/>
-          <w:i w:val="0"/>
-          <w:sz w:val="24"/>
-          <w:szCs w:val="24"/>
-          <w:lang w:val="en-US" w:eastAsia="zh-CN"/>
-        </w:rPr>
-        <w:t> </w:t>
+          <w:rFonts w:hint="eastAsia"/>
+          <w:sz w:val="24"/>
+          <w:szCs w:val="24"/>
+          <w:lang w:val="en-US" w:eastAsia="zh-CN"/>
+        </w:rPr>
+        <w:t xml:space="preserve"> </w:t>
       </w:r>
       <w:r>
         <w:rPr>
@@ -5644,25 +7893,12 @@
       </w:r>
       <w:r>
         <w:rPr>
-          <w:rFonts w:hint="default" w:ascii="Times New Roman" w:hAnsi="Times New Roman" w:eastAsia="等线" w:cs="Times New Roman"/>
-          <w:b w:val="0"/>
-          <w:i w:val="0"/>
-          <w:sz w:val="24"/>
-          <w:szCs w:val="24"/>
-          <w:lang w:val="en-US" w:eastAsia="zh-CN"/>
-        </w:rPr>
-        <w:t> </w:t>
-      </w:r>
-      <w:r>
-        <w:rPr>
-          <w:rFonts w:hint="default" w:ascii="Times New Roman" w:hAnsi="Times New Roman" w:eastAsia="宋体" w:cs="Times New Roman"/>
-          <w:b w:val="0"/>
-          <w:i w:val="0"/>
-          <w:sz w:val="24"/>
-          <w:szCs w:val="24"/>
-          <w:lang w:val="en-US" w:eastAsia="zh-CN"/>
-        </w:rPr>
-        <w:t> </w:t>
+          <w:rFonts w:hint="eastAsia"/>
+          <w:sz w:val="24"/>
+          <w:szCs w:val="24"/>
+          <w:lang w:val="en-US" w:eastAsia="zh-CN"/>
+        </w:rPr>
+        <w:t xml:space="preserve"> </w:t>
       </w:r>
       <w:r>
         <w:rPr>
@@ -5691,25 +7927,12 @@
       </w:r>
       <w:r>
         <w:rPr>
-          <w:rFonts w:hint="default" w:ascii="Times New Roman" w:hAnsi="Times New Roman" w:eastAsia="宋体" w:cs="Times New Roman"/>
-          <w:b w:val="0"/>
-          <w:i w:val="0"/>
-          <w:sz w:val="24"/>
-          <w:szCs w:val="24"/>
-          <w:lang w:val="en-US" w:eastAsia="zh-CN"/>
-        </w:rPr>
-        <w:t> </w:t>
-      </w:r>
-      <w:r>
-        <w:rPr>
-          <w:rFonts w:hint="default" w:ascii="Times New Roman" w:hAnsi="Times New Roman" w:eastAsia="等线" w:cs="Times New Roman"/>
-          <w:b w:val="0"/>
-          <w:i w:val="0"/>
-          <w:sz w:val="24"/>
-          <w:szCs w:val="24"/>
-          <w:lang w:val="en-US" w:eastAsia="zh-CN"/>
-        </w:rPr>
-        <w:t> </w:t>
+          <w:rFonts w:hint="eastAsia"/>
+          <w:sz w:val="24"/>
+          <w:szCs w:val="24"/>
+          <w:lang w:val="en-US" w:eastAsia="zh-CN"/>
+        </w:rPr>
+        <w:t xml:space="preserve"> </w:t>
       </w:r>
       <w:r>
         <w:rPr>
@@ -5806,7 +8029,7 @@
           <w:szCs w:val="24"/>
           <w:lang w:val="en-US" w:eastAsia="zh-CN"/>
         </w:rPr>
-        <w:t>的困难，直接通过场景几何关系获取内参，自动补偿了镜头畸变及传感器差异，标定完成后</w:t>
+        <w:t>的困难，直接通过场景几何关系获取内参，</w:t>
       </w:r>
       <w:r>
         <w:rPr>
@@ -5822,6 +8045,142 @@
       </w:r>
       <w:r>
         <w:rPr>
+          <w:rFonts w:hint="default" w:ascii="Times New Roman" w:hAnsi="Times New Roman" w:eastAsia="宋体" w:cs="Times New Roman"/>
+          <w:b w:val="0"/>
+          <w:i/>
+          <w:iCs/>
+          <w:sz w:val="24"/>
+          <w:szCs w:val="24"/>
+          <w:vertAlign w:val="subscript"/>
+          <w:lang w:val="en-US" w:eastAsia="zh-CN"/>
+        </w:rPr>
+        <w:t>0</w:t>
+      </w:r>
+      <w:r>
+        <w:rPr>
+          <w:rFonts w:hint="eastAsia"/>
+          <w:sz w:val="24"/>
+          <w:szCs w:val="24"/>
+          <w:lang w:val="en-US" w:eastAsia="zh-CN"/>
+        </w:rPr>
+        <w:t xml:space="preserve"> </w:t>
+      </w:r>
+      <w:r>
+        <w:rPr>
+          <w:rFonts w:hint="eastAsia" w:ascii="宋体" w:hAnsi="宋体" w:eastAsia="宋体" w:cs="宋体"/>
+          <w:b w:val="0"/>
+          <w:i w:val="0"/>
+          <w:sz w:val="24"/>
+          <w:szCs w:val="24"/>
+          <w:lang w:val="en-US" w:eastAsia="zh-CN"/>
+        </w:rPr>
+        <w:t>实际上已将物理焦距</w:t>
+      </w:r>
+      <w:r>
+        <w:rPr>
+          <w:rFonts w:hint="eastAsia"/>
+          <w:sz w:val="24"/>
+          <w:szCs w:val="24"/>
+          <w:lang w:val="en-US" w:eastAsia="zh-CN"/>
+        </w:rPr>
+        <w:t xml:space="preserve"> </w:t>
+      </w:r>
+      <w:r>
+        <w:rPr>
+          <w:rFonts w:hint="default" w:ascii="Times New Roman" w:hAnsi="Times New Roman" w:eastAsia="宋体" w:cs="Times New Roman"/>
+          <w:b w:val="0"/>
+          <w:i/>
+          <w:iCs/>
+          <w:sz w:val="24"/>
+          <w:szCs w:val="24"/>
+          <w:lang w:val="en-US" w:eastAsia="zh-CN"/>
+        </w:rPr>
+        <w:t>f</w:t>
+      </w:r>
+      <w:r>
+        <w:rPr>
+          <w:rFonts w:hint="eastAsia"/>
+          <w:sz w:val="24"/>
+          <w:szCs w:val="24"/>
+          <w:lang w:val="en-US" w:eastAsia="zh-CN"/>
+        </w:rPr>
+        <w:t xml:space="preserve"> </w:t>
+      </w:r>
+      <w:r>
+        <w:rPr>
+          <w:rFonts w:hint="eastAsia" w:ascii="宋体" w:hAnsi="宋体" w:eastAsia="宋体" w:cs="宋体"/>
+          <w:b w:val="0"/>
+          <w:i w:val="0"/>
+          <w:sz w:val="24"/>
+          <w:szCs w:val="24"/>
+          <w:lang w:val="en-US" w:eastAsia="zh-CN"/>
+        </w:rPr>
+        <w:t>和像元尺寸</w:t>
+      </w:r>
+      <w:r>
+        <w:rPr>
+          <w:rFonts w:hint="eastAsia"/>
+          <w:sz w:val="24"/>
+          <w:szCs w:val="24"/>
+          <w:lang w:val="en-US" w:eastAsia="zh-CN"/>
+        </w:rPr>
+        <w:t xml:space="preserve"> </w:t>
+      </w:r>
+      <w:r>
+        <w:rPr>
+          <w:rFonts w:hint="default" w:ascii="Times New Roman" w:hAnsi="Times New Roman" w:eastAsia="宋体" w:cs="Times New Roman"/>
+          <w:b w:val="0"/>
+          <w:i/>
+          <w:iCs/>
+          <w:sz w:val="24"/>
+          <w:szCs w:val="24"/>
+          <w:lang w:val="en-US" w:eastAsia="zh-CN"/>
+        </w:rPr>
+        <w:t>dx</w:t>
+      </w:r>
+      <w:r>
+        <w:rPr>
+          <w:rFonts w:hint="eastAsia"/>
+          <w:sz w:val="24"/>
+          <w:szCs w:val="24"/>
+          <w:lang w:val="en-US" w:eastAsia="zh-CN"/>
+        </w:rPr>
+        <w:t xml:space="preserve"> </w:t>
+      </w:r>
+      <w:r>
+        <w:rPr>
+          <w:rFonts w:hint="eastAsia" w:ascii="宋体" w:hAnsi="宋体" w:eastAsia="宋体" w:cs="宋体"/>
+          <w:b w:val="0"/>
+          <w:i w:val="0"/>
+          <w:sz w:val="24"/>
+          <w:szCs w:val="24"/>
+          <w:lang w:val="en-US" w:eastAsia="zh-CN"/>
+        </w:rPr>
+        <w:t>打包在一起，并自动补偿了部分镜头畸变及传感器差异，标定完成后</w:t>
+      </w:r>
+      <w:r>
+        <w:rPr>
+          <w:rFonts w:hint="eastAsia"/>
+          <w:sz w:val="24"/>
+          <w:szCs w:val="24"/>
+          <w:lang w:val="en-US" w:eastAsia="zh-CN"/>
+        </w:rPr>
+        <w:t xml:space="preserve"> </w:t>
+      </w:r>
+      <w:r>
+        <w:rPr>
+          <w:rFonts w:hint="default" w:ascii="Times New Roman" w:hAnsi="Times New Roman" w:eastAsia="宋体" w:cs="Times New Roman"/>
+          <w:b w:val="0"/>
+          <w:i/>
+          <w:iCs/>
+          <w:sz w:val="24"/>
+          <w:szCs w:val="24"/>
+          <w:lang w:val="en-US" w:eastAsia="zh-CN"/>
+        </w:rPr>
+        <w:t>f</w:t>
+      </w:r>
+      <w:r>
+        <w:rPr>
           <w:rFonts w:hint="eastAsia" w:ascii="Times New Roman" w:hAnsi="Times New Roman" w:eastAsia="宋体" w:cs="Times New Roman"/>
           <w:b w:val="0"/>
           <w:i w:val="0"/>
@@ -5832,6 +8191,15 @@
           <w:lang w:val="en-US" w:eastAsia="zh-CN"/>
         </w:rPr>
         <w:t>0</w:t>
+      </w:r>
+      <w:r>
+        <w:rPr>
+          <w:rFonts w:hint="eastAsia"/>
+          <w:sz w:val="24"/>
+          <w:szCs w:val="24"/>
+          <w:lang w:val="en-US" w:eastAsia="zh-CN"/>
+        </w:rPr>
+        <w:t xml:space="preserve"> </w:t>
       </w:r>
       <w:r>
         <w:rPr>
@@ -5871,7 +8239,7 @@
           <w:szCs w:val="24"/>
         </w:rPr>
       </w:pPr>
-      <w:bookmarkStart w:id="3" w:name="_Toc28022"/>
+      <w:bookmarkStart w:id="4" w:name="_Toc28022"/>
       <w:r>
         <w:rPr>
           <w:rFonts w:hint="default" w:ascii="Times New Roman" w:hAnsi="Times New Roman" w:eastAsia="黑体" w:cs="Times New Roman"/>
@@ -5903,7 +8271,7 @@
         </w:rPr>
         <w:t xml:space="preserve"> 三维空间坐标重建与距离计算</w:t>
       </w:r>
-      <w:bookmarkEnd w:id="3"/>
+      <w:bookmarkEnd w:id="4"/>
     </w:p>
     <w:p>
       <w:pPr>
@@ -7382,7 +9750,22 @@
                   <w:szCs w:val="24"/>
                   <w:lang w:val="en-US" w:eastAsia="zh-CN"/>
                 </w:rPr>
-                <m:t>2-11</m:t>
+                <m:t>2-1</m:t>
+              </m:r>
+              <m:r>
+                <m:rPr>
+                  <m:nor/>
+                  <m:sty m:val="p"/>
+                </m:rPr>
+                <w:rPr>
+                  <w:rFonts w:hint="default" w:ascii="Times New Roman" w:hAnsi="Times New Roman" w:cs="Times New Roman"/>
+                  <w:b w:val="0"/>
+                  <w:i w:val="0"/>
+                  <w:sz w:val="24"/>
+                  <w:szCs w:val="24"/>
+                  <w:lang w:val="en-US" w:eastAsia="zh-CN"/>
+                </w:rPr>
+                <m:t>4</m:t>
               </m:r>
               <m:r>
                 <m:rPr>
@@ -8061,7 +10444,7 @@
                   <w:szCs w:val="24"/>
                   <w:lang w:val="en-US" w:eastAsia="zh-CN"/>
                 </w:rPr>
-                <m:t>-12</m:t>
+                <m:t>-15</m:t>
               </m:r>
               <m:r>
                 <m:rPr>
@@ -9188,7 +11571,7 @@
                   <w:szCs w:val="24"/>
                   <w:lang w:val="en-US" w:eastAsia="zh-CN"/>
                 </w:rPr>
-                <m:t>2-13</m:t>
+                <m:t>2-16</m:t>
               </m:r>
               <m:r>
                 <m:rPr>
@@ -9633,7 +12016,22 @@
                   <w:szCs w:val="24"/>
                   <w:lang w:val="en-US" w:eastAsia="zh-CN"/>
                 </w:rPr>
-                <m:t>14</m:t>
+                <m:t>1</m:t>
+              </m:r>
+              <m:r>
+                <m:rPr>
+                  <m:nor/>
+                  <m:sty m:val="p"/>
+                </m:rPr>
+                <w:rPr>
+                  <w:rFonts w:hint="default" w:ascii="Times New Roman" w:hAnsi="Times New Roman" w:cs="Times New Roman"/>
+                  <w:b w:val="0"/>
+                  <w:i w:val="0"/>
+                  <w:sz w:val="24"/>
+                  <w:szCs w:val="24"/>
+                  <w:lang w:val="en-US" w:eastAsia="zh-CN"/>
+                </w:rPr>
+                <m:t>7</m:t>
               </m:r>
               <m:r>
                 <m:rPr>
@@ -11414,7 +13812,7 @@
                   <w:szCs w:val="24"/>
                   <w:lang w:val="en-US" w:eastAsia="zh-CN"/>
                 </w:rPr>
-                <m:t>5</m:t>
+                <m:t>8</m:t>
               </m:r>
               <m:r>
                 <m:rPr>
@@ -12116,7 +14514,7 @@
                   <w:szCs w:val="24"/>
                   <w:lang w:val="en-US" w:eastAsia="zh-CN"/>
                 </w:rPr>
-                <m:t>6</m:t>
+                <m:t>9</m:t>
               </m:r>
               <m:r>
                 <m:rPr>
@@ -12866,37 +15264,7 @@
                   <w:szCs w:val="24"/>
                   <w:lang w:val="en-US" w:eastAsia="zh-CN"/>
                 </w:rPr>
-                <m:t>-</m:t>
-              </m:r>
-              <m:r>
-                <m:rPr>
-                  <m:nor/>
-                  <m:sty m:val="p"/>
-                </m:rPr>
-                <w:rPr>
-                  <w:rFonts w:hint="default" w:ascii="Times New Roman" w:hAnsi="Times New Roman" w:cs="Times New Roman" w:eastAsiaTheme="minorEastAsia"/>
-                  <w:b w:val="0"/>
-                  <w:i w:val="0"/>
-                  <w:sz w:val="24"/>
-                  <w:szCs w:val="24"/>
-                  <w:lang w:val="en-US" w:eastAsia="zh-CN"/>
-                </w:rPr>
-                <m:t>1</m:t>
-              </m:r>
-              <m:r>
-                <m:rPr>
-                  <m:nor/>
-                  <m:sty m:val="p"/>
-                </m:rPr>
-                <w:rPr>
-                  <w:rFonts w:hint="default" w:ascii="Times New Roman" w:hAnsi="Times New Roman" w:cs="Times New Roman"/>
-                  <w:b w:val="0"/>
-                  <w:i w:val="0"/>
-                  <w:sz w:val="24"/>
-                  <w:szCs w:val="24"/>
-                  <w:lang w:val="en-US" w:eastAsia="zh-CN"/>
-                </w:rPr>
-                <m:t>7</m:t>
+                <m:t>-20</m:t>
               </m:r>
               <m:r>
                 <m:rPr>
@@ -13726,37 +16094,7 @@
                   <w:szCs w:val="24"/>
                   <w:lang w:val="en-US" w:eastAsia="zh-CN"/>
                 </w:rPr>
-                <m:t>-</m:t>
-              </m:r>
-              <m:r>
-                <m:rPr>
-                  <m:nor/>
-                  <m:sty m:val="p"/>
-                </m:rPr>
-                <w:rPr>
-                  <w:rFonts w:hint="default" w:ascii="Times New Roman" w:hAnsi="Times New Roman" w:cs="Times New Roman" w:eastAsiaTheme="minorEastAsia"/>
-                  <w:b w:val="0"/>
-                  <w:i w:val="0"/>
-                  <w:sz w:val="24"/>
-                  <w:szCs w:val="24"/>
-                  <w:lang w:val="en-US" w:eastAsia="zh-CN"/>
-                </w:rPr>
-                <m:t>1</m:t>
-              </m:r>
-              <m:r>
-                <m:rPr>
-                  <m:nor/>
-                  <m:sty m:val="p"/>
-                </m:rPr>
-                <w:rPr>
-                  <w:rFonts w:hint="default" w:ascii="Times New Roman" w:hAnsi="Times New Roman" w:cs="Times New Roman"/>
-                  <w:b w:val="0"/>
-                  <w:i w:val="0"/>
-                  <w:sz w:val="24"/>
-                  <w:szCs w:val="24"/>
-                  <w:lang w:val="en-US" w:eastAsia="zh-CN"/>
-                </w:rPr>
-                <m:t>8</m:t>
+                <m:t>-21</m:t>
               </m:r>
               <m:r>
                 <m:rPr>
@@ -14435,37 +16773,7 @@
                   <w:szCs w:val="24"/>
                   <w:lang w:val="en-US" w:eastAsia="zh-CN"/>
                 </w:rPr>
-                <m:t>-</m:t>
-              </m:r>
-              <m:r>
-                <m:rPr>
-                  <m:nor/>
-                  <m:sty m:val="p"/>
-                </m:rPr>
-                <w:rPr>
-                  <w:rFonts w:hint="default" w:ascii="Times New Roman" w:hAnsi="Times New Roman" w:cs="Times New Roman" w:eastAsiaTheme="minorEastAsia"/>
-                  <w:b w:val="0"/>
-                  <w:i w:val="0"/>
-                  <w:sz w:val="24"/>
-                  <w:szCs w:val="24"/>
-                  <w:lang w:val="en-US" w:eastAsia="zh-CN"/>
-                </w:rPr>
-                <m:t>1</m:t>
-              </m:r>
-              <m:r>
-                <m:rPr>
-                  <m:nor/>
-                  <m:sty m:val="p"/>
-                </m:rPr>
-                <w:rPr>
-                  <w:rFonts w:hint="default" w:ascii="Times New Roman" w:hAnsi="Times New Roman" w:cs="Times New Roman"/>
-                  <w:b w:val="0"/>
-                  <w:i w:val="0"/>
-                  <w:sz w:val="24"/>
-                  <w:szCs w:val="24"/>
-                  <w:lang w:val="en-US" w:eastAsia="zh-CN"/>
-                </w:rPr>
-                <m:t>9</m:t>
+                <m:t>-22</m:t>
               </m:r>
               <m:r>
                 <m:rPr>
@@ -15152,7 +17460,7 @@
                   <w:szCs w:val="24"/>
                   <w:lang w:val="en-US" w:eastAsia="zh-CN"/>
                 </w:rPr>
-                <m:t>-20</m:t>
+                <m:t>-23</m:t>
               </m:r>
               <m:r>
                 <m:rPr>
@@ -15208,7 +17516,7 @@
           <w:lang w:val="en-US" w:eastAsia="zh-CN"/>
         </w:rPr>
       </w:pPr>
-      <w:bookmarkStart w:id="4" w:name="_Toc14675"/>
+      <w:bookmarkStart w:id="5" w:name="_Toc14675"/>
       <w:r>
         <w:rPr>
           <w:rFonts w:hint="default" w:ascii="Times New Roman" w:hAnsi="Times New Roman" w:eastAsia="黑体" w:cs="Times New Roman"/>
@@ -15242,7 +17550,7 @@
         </w:rPr>
         <w:t>与不确定性分析</w:t>
       </w:r>
-      <w:bookmarkEnd w:id="4"/>
+      <w:bookmarkEnd w:id="5"/>
     </w:p>
     <w:p>
       <w:pPr>
@@ -16038,6 +18346,7 @@
         <w:t>策略及安全冗余机制保证了工程应用的安全性。</w:t>
       </w:r>
     </w:p>
+    <w:bookmarkEnd w:id="3"/>
     <w:p>
       <w:pPr>
         <w:pStyle w:val="3"/>
@@ -16071,7 +18380,6 @@
           <w:szCs w:val="24"/>
         </w:rPr>
       </w:pPr>
-      <w:bookmarkStart w:id="5" w:name="_Toc9586"/>
       <w:r>
         <w:rPr>
           <w:rFonts w:hint="default" w:ascii="Times New Roman" w:hAnsi="Times New Roman" w:eastAsia="黑体" w:cs="Times New Roman"/>
@@ -16087,7 +18395,6 @@
         </w:rPr>
         <w:t>5.2.2 测距功能测试</w:t>
       </w:r>
-      <w:bookmarkEnd w:id="5"/>
     </w:p>
     <w:p>
       <w:pPr>
@@ -16157,7 +18464,24 @@
           <w:sz w:val="24"/>
           <w:szCs w:val="24"/>
         </w:rPr>
-        <w:t>式2-10，等效像素焦距计算公式为：</w:t>
+        <w:t>式2-1</w:t>
+      </w:r>
+      <w:r>
+        <w:rPr>
+          <w:rFonts w:hint="eastAsia" w:ascii="Times New Roman" w:hAnsi="Times New Roman" w:cs="Times New Roman"/>
+          <w:sz w:val="24"/>
+          <w:szCs w:val="24"/>
+          <w:lang w:val="en-US" w:eastAsia="zh-CN"/>
+        </w:rPr>
+        <w:t>3</w:t>
+      </w:r>
+      <w:r>
+        <w:rPr>
+          <w:rFonts w:hint="default" w:ascii="Times New Roman" w:hAnsi="Times New Roman" w:cs="Times New Roman"/>
+          <w:sz w:val="24"/>
+          <w:szCs w:val="24"/>
+        </w:rPr>
+        <w:t>，等效像素焦距计算公式为：</w:t>
       </w:r>
     </w:p>
     <w:p>
@@ -16466,14 +18790,17 @@
                   <w:szCs w:val="24"/>
                   <w:lang w:val="en-US" w:eastAsia="zh-CN"/>
                 </w:rPr>
-                <m:t>2-10</m:t>
+                <m:t>2-13</m:t>
               </m:r>
               <m:r>
                 <m:rPr>
+                  <m:nor/>
                   <m:sty m:val="p"/>
                 </m:rPr>
                 <w:rPr>
                   <w:rFonts w:hint="eastAsia" w:ascii="Cambria Math" w:hAnsi="Cambria Math" w:eastAsia="等线" w:cs="等线"/>
+                  <w:b w:val="0"/>
+                  <w:i w:val="0"/>
                   <w:sz w:val="24"/>
                   <w:szCs w:val="24"/>
                   <w:lang w:val="en-US" w:eastAsia="zh-CN"/>
@@ -16632,7 +18959,24 @@
           <w:sz w:val="24"/>
           <w:szCs w:val="24"/>
         </w:rPr>
-        <w:t>式2-9的单目视觉测距公式</w:t>
+        <w:t>式2-</w:t>
+      </w:r>
+      <w:r>
+        <w:rPr>
+          <w:rFonts w:hint="eastAsia" w:ascii="Times New Roman" w:hAnsi="Times New Roman" w:cs="Times New Roman"/>
+          <w:sz w:val="24"/>
+          <w:szCs w:val="24"/>
+          <w:lang w:val="en-US" w:eastAsia="zh-CN"/>
+        </w:rPr>
+        <w:t>12</w:t>
+      </w:r>
+      <w:r>
+        <w:rPr>
+          <w:rFonts w:hint="default" w:ascii="Times New Roman" w:hAnsi="Times New Roman" w:cs="Times New Roman"/>
+          <w:sz w:val="24"/>
+          <w:szCs w:val="24"/>
+        </w:rPr>
+        <w:t>的单目视觉测距公式</w:t>
       </w:r>
       <w:r>
         <w:rPr>
@@ -16795,6 +19139,18 @@
           <w:lang w:val="en-US" w:eastAsia="zh-CN"/>
         </w:rPr>
         <w:t>h</w:t>
+      </w:r>
+      <w:r>
+        <w:rPr>
+          <w:rFonts w:hint="eastAsia" w:ascii="Times New Roman" w:hAnsi="Times New Roman" w:eastAsia="宋体" w:cs="Times New Roman"/>
+          <w:i/>
+          <w:iCs/>
+          <w:sz w:val="24"/>
+          <w:szCs w:val="24"/>
+          <w:vertAlign w:val="subscript"/>
+          <w:lang w:val="en-US" w:eastAsia="zh-CN"/>
+        </w:rPr>
+        <w:t>pixel</w:t>
       </w:r>
       <w:r>
         <w:rPr>
@@ -17403,10 +19759,13 @@
               </m:r>
               <m:r>
                 <m:rPr>
+                  <m:nor/>
                   <m:sty m:val="p"/>
                 </m:rPr>
                 <w:rPr>
                   <w:rFonts w:hint="eastAsia" w:ascii="Cambria Math" w:hAnsi="Cambria Math" w:eastAsia="等线" w:cs="等线"/>
+                  <w:b w:val="0"/>
+                  <w:i w:val="0"/>
                   <w:sz w:val="24"/>
                   <w:szCs w:val="24"/>
                   <w:lang w:val="en-US" w:eastAsia="zh-CN"/>
@@ -18244,51 +20603,7 @@
           <w:szCs w:val="24"/>
           <w:lang w:val="en-US" w:eastAsia="zh-CN"/>
         </w:rPr>
-        <w:t>检测框定位误差：YOLO 检测框边界定位偏差约±2</w:t>
-      </w:r>
-      <w:r>
-        <w:rPr>
-          <w:rFonts w:hint="eastAsia" w:ascii="Times New Roman" w:hAnsi="Times New Roman" w:eastAsia="宋体" w:cs="Times New Roman"/>
-          <w:b w:val="0"/>
-          <w:i w:val="0"/>
-          <w:sz w:val="24"/>
-          <w:szCs w:val="24"/>
-          <w:lang w:val="en-US" w:eastAsia="zh-CN"/>
-        </w:rPr>
-        <w:t>~</w:t>
-      </w:r>
-      <w:r>
-        <w:rPr>
-          <w:rFonts w:hint="default" w:ascii="Times New Roman" w:hAnsi="Times New Roman" w:eastAsia="宋体" w:cs="Times New Roman"/>
-          <w:b w:val="0"/>
-          <w:i w:val="0"/>
-          <w:sz w:val="24"/>
-          <w:szCs w:val="24"/>
-          <w:lang w:val="en-US" w:eastAsia="zh-CN"/>
-        </w:rPr>
-        <w:t>5</w:t>
-      </w:r>
-      <w:r>
-        <w:rPr>
-          <w:rFonts w:hint="eastAsia" w:ascii="Times New Roman" w:hAnsi="Times New Roman" w:eastAsia="宋体" w:cs="Times New Roman"/>
-          <w:b w:val="0"/>
-          <w:i w:val="0"/>
-          <w:sz w:val="24"/>
-          <w:szCs w:val="24"/>
-          <w:lang w:val="en-US" w:eastAsia="zh-CN"/>
-        </w:rPr>
-        <w:t xml:space="preserve"> </w:t>
-      </w:r>
-      <w:r>
-        <w:rPr>
-          <w:rFonts w:hint="default" w:ascii="Times New Roman" w:hAnsi="Times New Roman" w:eastAsia="宋体" w:cs="Times New Roman"/>
-          <w:b w:val="0"/>
-          <w:i w:val="0"/>
-          <w:sz w:val="24"/>
-          <w:szCs w:val="24"/>
-          <w:lang w:val="en-US" w:eastAsia="zh-CN"/>
-        </w:rPr>
-        <w:t>pixel</w:t>
+        <w:t>检测框定位误差：YOLO检测框边界定位偏差约±2~5 pixel</w:t>
       </w:r>
     </w:p>
     <w:p>
@@ -18342,29 +20657,7 @@
           <w:szCs w:val="24"/>
           <w:lang w:val="en-US" w:eastAsia="zh-CN"/>
         </w:rPr>
-        <w:t>对于像素高度约489</w:t>
-      </w:r>
-      <w:r>
-        <w:rPr>
-          <w:rFonts w:hint="eastAsia" w:ascii="Times New Roman" w:hAnsi="Times New Roman" w:eastAsia="宋体" w:cs="Times New Roman"/>
-          <w:b w:val="0"/>
-          <w:i w:val="0"/>
-          <w:sz w:val="24"/>
-          <w:szCs w:val="24"/>
-          <w:lang w:val="en-US" w:eastAsia="zh-CN"/>
-        </w:rPr>
-        <w:t xml:space="preserve"> </w:t>
-      </w:r>
-      <w:r>
-        <w:rPr>
-          <w:rFonts w:hint="default" w:ascii="Times New Roman" w:hAnsi="Times New Roman" w:eastAsia="宋体" w:cs="Times New Roman"/>
-          <w:b w:val="0"/>
-          <w:i w:val="0"/>
-          <w:sz w:val="24"/>
-          <w:szCs w:val="24"/>
-          <w:lang w:val="en-US" w:eastAsia="zh-CN"/>
-        </w:rPr>
-        <w:t>pixel的物体： </w:t>
+        <w:t>对于像素高度约489 pixel的物体： </w:t>
       </w:r>
       <m:oMath>
         <m:f>
@@ -18598,29 +20891,7 @@
           <w:szCs w:val="24"/>
           <w:lang w:val="en-US" w:eastAsia="zh-CN"/>
         </w:rPr>
-        <w:t>配置误差：气瓶标准高度可通过配置文件调整，若与实际高度偏差±30</w:t>
-      </w:r>
-      <w:r>
-        <w:rPr>
-          <w:rFonts w:hint="eastAsia" w:ascii="Times New Roman" w:hAnsi="Times New Roman" w:eastAsia="宋体" w:cs="Times New Roman"/>
-          <w:b w:val="0"/>
-          <w:i w:val="0"/>
-          <w:sz w:val="24"/>
-          <w:szCs w:val="24"/>
-          <w:lang w:val="en-US" w:eastAsia="zh-CN"/>
-        </w:rPr>
-        <w:t xml:space="preserve"> </w:t>
-      </w:r>
-      <w:r>
-        <w:rPr>
-          <w:rFonts w:hint="default" w:ascii="Times New Roman" w:hAnsi="Times New Roman" w:eastAsia="宋体" w:cs="Times New Roman"/>
-          <w:b w:val="0"/>
-          <w:i w:val="0"/>
-          <w:sz w:val="24"/>
-          <w:szCs w:val="24"/>
-          <w:lang w:val="en-US" w:eastAsia="zh-CN"/>
-        </w:rPr>
-        <w:t>mm对于标准高度1500</w:t>
+        <w:t>配置误差：气瓶标准高度可通过配置文件调整，若与实际高度偏差±30 mm对于标准高度1500</w:t>
       </w:r>
       <w:r>
         <w:rPr>
@@ -19978,7 +22249,29 @@
                 <w:szCs w:val="21"/>
                 <w:lang w:val="en-US" w:eastAsia="zh-CN"/>
               </w:rPr>
-              <w:t>10/3000 ≈ 0.33%</w:t>
+              <w:t>10/3000 ≈</w:t>
+            </w:r>
+            <w:r>
+              <w:rPr>
+                <w:rFonts w:hint="eastAsia" w:ascii="Times New Roman" w:hAnsi="Times New Roman" w:eastAsia="等线" w:cs="Times New Roman"/>
+                <w:b w:val="0"/>
+                <w:i w:val="0"/>
+                <w:sz w:val="21"/>
+                <w:szCs w:val="21"/>
+                <w:lang w:val="en-US" w:eastAsia="zh-CN"/>
+              </w:rPr>
+              <w:t xml:space="preserve"> </w:t>
+            </w:r>
+            <w:r>
+              <w:rPr>
+                <w:rFonts w:hint="default" w:ascii="Times New Roman" w:hAnsi="Times New Roman" w:eastAsia="等线" w:cs="Times New Roman"/>
+                <w:b w:val="0"/>
+                <w:i w:val="0"/>
+                <w:sz w:val="21"/>
+                <w:szCs w:val="21"/>
+                <w:lang w:val="en-US" w:eastAsia="zh-CN"/>
+              </w:rPr>
+              <w:t>0.33%</w:t>
             </w:r>
           </w:p>
         </w:tc>
@@ -20239,7 +22532,29 @@
                 <w:szCs w:val="21"/>
                 <w:lang w:val="en-US" w:eastAsia="zh-CN"/>
               </w:rPr>
-              <w:t>10/5000 ≈ 0.2%</w:t>
+              <w:t>10/5000 ≈</w:t>
+            </w:r>
+            <w:r>
+              <w:rPr>
+                <w:rFonts w:hint="eastAsia" w:ascii="Times New Roman" w:hAnsi="Times New Roman" w:eastAsia="等线" w:cs="Times New Roman"/>
+                <w:b w:val="0"/>
+                <w:i w:val="0"/>
+                <w:sz w:val="21"/>
+                <w:szCs w:val="21"/>
+                <w:lang w:val="en-US" w:eastAsia="zh-CN"/>
+              </w:rPr>
+              <w:t xml:space="preserve"> </w:t>
+            </w:r>
+            <w:r>
+              <w:rPr>
+                <w:rFonts w:hint="default" w:ascii="Times New Roman" w:hAnsi="Times New Roman" w:eastAsia="等线" w:cs="Times New Roman"/>
+                <w:b w:val="0"/>
+                <w:i w:val="0"/>
+                <w:sz w:val="21"/>
+                <w:szCs w:val="21"/>
+                <w:lang w:val="en-US" w:eastAsia="zh-CN"/>
+              </w:rPr>
+              <w:t>0.2%</w:t>
             </w:r>
           </w:p>
         </w:tc>
@@ -20254,6 +22569,7 @@
             <w:insideH w:val="none" w:color="auto" w:sz="4" w:space="0"/>
             <w:insideV w:val="none" w:color="auto" w:sz="4" w:space="0"/>
           </w:tblBorders>
+          <w:shd w:val="clear" w:color="auto" w:fill="FFFFFF"/>
           <w:tblCellMar>
             <w:top w:w="15" w:type="dxa"/>
             <w:left w:w="15" w:type="dxa"/>
@@ -20499,7 +22815,29 @@
                 <w:szCs w:val="21"/>
                 <w:lang w:val="en-US" w:eastAsia="zh-CN"/>
               </w:rPr>
-              <w:t>10/10000 ≈ 0.1%</w:t>
+              <w:t>10/10000</w:t>
+            </w:r>
+            <w:r>
+              <w:rPr>
+                <w:rFonts w:hint="eastAsia" w:ascii="Times New Roman" w:hAnsi="Times New Roman" w:eastAsia="等线" w:cs="Times New Roman"/>
+                <w:b w:val="0"/>
+                <w:i w:val="0"/>
+                <w:sz w:val="21"/>
+                <w:szCs w:val="21"/>
+                <w:lang w:val="en-US" w:eastAsia="zh-CN"/>
+              </w:rPr>
+              <w:t xml:space="preserve"> </w:t>
+            </w:r>
+            <w:r>
+              <w:rPr>
+                <w:rFonts w:hint="default" w:ascii="Times New Roman" w:hAnsi="Times New Roman" w:eastAsia="等线" w:cs="Times New Roman"/>
+                <w:b w:val="0"/>
+                <w:i w:val="0"/>
+                <w:sz w:val="21"/>
+                <w:szCs w:val="21"/>
+                <w:lang w:val="en-US" w:eastAsia="zh-CN"/>
+              </w:rPr>
+              <w:t>≈ 0.1%</w:t>
             </w:r>
           </w:p>
         </w:tc>
@@ -21320,10 +23658,13 @@
               </m:r>
               <m:r>
                 <m:rPr>
+                  <m:nor/>
                   <m:sty m:val="p"/>
                 </m:rPr>
                 <w:rPr>
                   <w:rFonts w:hint="eastAsia" w:ascii="Cambria Math" w:hAnsi="Cambria Math" w:eastAsia="等线" w:cs="等线"/>
+                  <w:b w:val="0"/>
+                  <w:i w:val="0"/>
                   <w:sz w:val="24"/>
                   <w:szCs w:val="24"/>
                   <w:lang w:val="en-US" w:eastAsia="zh-CN"/>
@@ -22248,7 +24589,7 @@
           <w:szCs w:val="24"/>
           <w:lang w:eastAsia="zh-CN"/>
         </w:rPr>
-        <w:t>15米这个范围时，测量基准误差明显就降低了，，降低的幅度大约是</w:t>
+        <w:t>15米这个范围时，测量基准误差明显就降低了，降低的幅度大约是</w:t>
       </w:r>
       <w:r>
         <w:rPr>
@@ -22257,7 +24598,32 @@
           <w:szCs w:val="24"/>
           <w:lang w:eastAsia="zh-CN"/>
         </w:rPr>
-        <w:t>0.2-0.5%</w:t>
+        <w:t>0.2</w:t>
+      </w:r>
+      <w:r>
+        <w:rPr>
+          <w:rFonts w:hint="default" w:ascii="Times New Roman" w:hAnsi="Times New Roman" w:cs="Times New Roman"/>
+          <w:lang w:val="en-US" w:eastAsia="zh-CN"/>
+        </w:rPr>
+        <w:t>%</w:t>
+      </w:r>
+      <w:r>
+        <w:rPr>
+          <w:rFonts w:hint="eastAsia" w:ascii="Times New Roman" w:hAnsi="Times New Roman" w:eastAsia="宋体" w:cs="Times New Roman"/>
+          <w:sz w:val="24"/>
+          <w:szCs w:val="24"/>
+          <w:lang w:val="en-US" w:eastAsia="zh-CN"/>
+        </w:rPr>
+        <w:t>~</w:t>
+      </w:r>
+      <w:r>
+        <w:rPr>
+          <w:rFonts w:hint="default" w:ascii="Times New Roman" w:hAnsi="Times New Roman" w:eastAsia="宋体" w:cs="Times New Roman"/>
+          <w:sz w:val="24"/>
+          <w:szCs w:val="24"/>
+          <w:lang w:eastAsia="zh-CN"/>
+        </w:rPr>
+        <w:t>0.5%</w:t>
       </w:r>
       <w:r>
         <w:rPr>
@@ -22350,15 +24716,33 @@
           <w:szCs w:val="24"/>
           <w:lang w:eastAsia="zh-CN"/>
         </w:rPr>
-        <w:t>说明：国标规定的安全距离（气瓶间距</w:t>
-      </w:r>
-      <w:r>
-        <w:rPr>
-          <w:rFonts w:hint="default" w:ascii="Times New Roman" w:hAnsi="Times New Roman" w:eastAsia="宋体" w:cs="Times New Roman"/>
+        <w:t>说明：国标规定的安全距离（</w:t>
+      </w:r>
+      <w:r>
+        <w:rPr>
+          <w:rFonts w:hint="eastAsia" w:ascii="宋体" w:hAnsi="宋体" w:eastAsia="宋体" w:cs="宋体"/>
+          <w:sz w:val="24"/>
+          <w:szCs w:val="24"/>
+          <w:lang w:val="en-US" w:eastAsia="zh-CN"/>
+        </w:rPr>
+        <w:t>氧气瓶和乙炔瓶</w:t>
+      </w:r>
+      <w:r>
+        <w:rPr>
+          <w:rFonts w:hint="eastAsia" w:ascii="宋体" w:hAnsi="宋体" w:eastAsia="宋体" w:cs="宋体"/>
           <w:sz w:val="24"/>
           <w:szCs w:val="24"/>
           <w:lang w:eastAsia="zh-CN"/>
         </w:rPr>
+        <w:t>间距</w:t>
+      </w:r>
+      <w:r>
+        <w:rPr>
+          <w:rFonts w:hint="default" w:ascii="Times New Roman" w:hAnsi="Times New Roman" w:eastAsia="宋体" w:cs="Times New Roman"/>
+          <w:sz w:val="24"/>
+          <w:szCs w:val="24"/>
+          <w:lang w:eastAsia="zh-CN"/>
+        </w:rPr>
         <w:t>5</w:t>
       </w:r>
       <w:r>
@@ -22381,12 +24765,21 @@
       </w:r>
       <w:r>
         <w:rPr>
+          <w:rFonts w:hint="eastAsia" w:ascii="Times New Roman" w:hAnsi="Times New Roman" w:eastAsia="宋体" w:cs="Times New Roman"/>
+          <w:sz w:val="24"/>
+          <w:szCs w:val="24"/>
+          <w:lang w:val="en-US" w:eastAsia="zh-CN"/>
+        </w:rPr>
+        <w:t>两者气瓶</w:t>
+      </w:r>
+      <w:r>
+        <w:rPr>
           <w:rFonts w:hint="eastAsia" w:ascii="宋体" w:hAnsi="宋体" w:eastAsia="宋体" w:cs="宋体"/>
           <w:sz w:val="24"/>
           <w:szCs w:val="24"/>
           <w:lang w:eastAsia="zh-CN"/>
         </w:rPr>
-        <w:t>气瓶 - 动火点</w:t>
+        <w:t xml:space="preserve"> - 动火点</w:t>
       </w:r>
       <w:r>
         <w:rPr>
@@ -22596,7 +24989,7 @@
         </w:tblCellMar>
       </w:tblPr>
       <w:tblGrid>
-        <w:gridCol w:w="1960"/>
+        <w:gridCol w:w="2415"/>
         <w:gridCol w:w="1890"/>
         <w:gridCol w:w="1890"/>
         <w:gridCol w:w="1470"/>
@@ -22620,6 +25013,7 @@
           </w:tblCellMar>
         </w:tblPrEx>
         <w:trPr>
+          <w:trHeight w:val="90" w:hRule="atLeast"/>
           <w:tblHeader/>
           <w:jc w:val="center"/>
         </w:trPr>
@@ -22854,7 +25248,6 @@
             <w:insideH w:val="none" w:color="auto" w:sz="4" w:space="0"/>
             <w:insideV w:val="none" w:color="auto" w:sz="4" w:space="0"/>
           </w:tblBorders>
-          <w:shd w:val="clear" w:color="auto" w:fill="FFFFFF"/>
           <w:tblCellMar>
             <w:top w:w="15" w:type="dxa"/>
             <w:left w:w="15" w:type="dxa"/>
@@ -22907,8 +25300,18 @@
                 <w:rFonts w:hint="default" w:ascii="Times New Roman" w:hAnsi="Times New Roman" w:cs="Times New Roman"/>
                 <w:sz w:val="21"/>
                 <w:szCs w:val="21"/>
+                <w:lang w:val="en-US"/>
               </w:rPr>
             </w:pPr>
+            <w:r>
+              <w:rPr>
+                <w:rFonts w:hint="eastAsia" w:ascii="Times New Roman" w:hAnsi="Times New Roman" w:cs="Times New Roman"/>
+                <w:sz w:val="21"/>
+                <w:szCs w:val="21"/>
+                <w:lang w:val="en-US" w:eastAsia="zh-CN"/>
+              </w:rPr>
+              <w:t>乙炔瓶</w:t>
+            </w:r>
             <w:r>
               <w:rPr>
                 <w:rFonts w:hint="default" w:ascii="Times New Roman" w:hAnsi="Times New Roman" w:cs="Times New Roman"/>
@@ -22916,7 +25319,25 @@
                 <w:szCs w:val="21"/>
                 <w:lang w:val="en-US" w:eastAsia="zh-CN"/>
               </w:rPr>
-              <w:t>气瓶 - 气瓶</w:t>
+              <w:t xml:space="preserve"> </w:t>
+            </w:r>
+            <w:r>
+              <w:rPr>
+                <w:rFonts w:hint="eastAsia" w:ascii="宋体" w:hAnsi="宋体" w:eastAsia="宋体" w:cs="宋体"/>
+                <w:sz w:val="21"/>
+                <w:szCs w:val="21"/>
+                <w:lang w:val="en-US" w:eastAsia="zh-CN"/>
+              </w:rPr>
+              <w:t xml:space="preserve">- </w:t>
+            </w:r>
+            <w:r>
+              <w:rPr>
+                <w:rFonts w:hint="eastAsia" w:ascii="Times New Roman" w:hAnsi="Times New Roman" w:cs="Times New Roman"/>
+                <w:sz w:val="21"/>
+                <w:szCs w:val="21"/>
+                <w:lang w:val="en-US" w:eastAsia="zh-CN"/>
+              </w:rPr>
+              <w:t>氧气瓶</w:t>
             </w:r>
           </w:p>
         </w:tc>
@@ -23150,7 +25571,6 @@
             <w:insideH w:val="none" w:color="auto" w:sz="4" w:space="0"/>
             <w:insideV w:val="none" w:color="auto" w:sz="4" w:space="0"/>
           </w:tblBorders>
-          <w:shd w:val="clear" w:color="auto" w:fill="FFFFFF"/>
           <w:tblCellMar>
             <w:top w:w="15" w:type="dxa"/>
             <w:left w:w="15" w:type="dxa"/>
@@ -23207,12 +25627,39 @@
             </w:pPr>
             <w:r>
               <w:rPr>
+                <w:rFonts w:hint="eastAsia" w:ascii="Times New Roman" w:hAnsi="Times New Roman" w:cs="Times New Roman"/>
+                <w:sz w:val="21"/>
+                <w:szCs w:val="21"/>
+                <w:lang w:val="en-US" w:eastAsia="zh-CN"/>
+              </w:rPr>
+              <w:t>两者气瓶</w:t>
+            </w:r>
+            <w:r>
+              <w:rPr>
                 <w:rFonts w:hint="default" w:ascii="Times New Roman" w:hAnsi="Times New Roman" w:cs="Times New Roman"/>
                 <w:sz w:val="21"/>
                 <w:szCs w:val="21"/>
                 <w:lang w:val="en-US" w:eastAsia="zh-CN"/>
               </w:rPr>
-              <w:t>气瓶 - 动火点</w:t>
+              <w:t xml:space="preserve"> </w:t>
+            </w:r>
+            <w:r>
+              <w:rPr>
+                <w:rFonts w:hint="eastAsia" w:ascii="宋体" w:hAnsi="宋体" w:eastAsia="宋体" w:cs="宋体"/>
+                <w:sz w:val="21"/>
+                <w:szCs w:val="21"/>
+                <w:lang w:val="en-US" w:eastAsia="zh-CN"/>
+              </w:rPr>
+              <w:t xml:space="preserve">- </w:t>
+            </w:r>
+            <w:r>
+              <w:rPr>
+                <w:rFonts w:hint="default" w:ascii="Times New Roman" w:hAnsi="Times New Roman" w:cs="Times New Roman"/>
+                <w:sz w:val="21"/>
+                <w:szCs w:val="21"/>
+                <w:lang w:val="en-US" w:eastAsia="zh-CN"/>
+              </w:rPr>
+              <w:t>动火点</w:t>
             </w:r>
           </w:p>
         </w:tc>
@@ -23587,7 +26034,25 @@
           <w:sz w:val="24"/>
           <w:szCs w:val="24"/>
         </w:rPr>
-        <w:t>标准距离指 GB 30871-2022 规定的安全阈值（气瓶间距</w:t>
+        <w:t>标准距离指 GB 30871-2022 规定的安全阈值（</w:t>
+      </w:r>
+      <w:r>
+        <w:rPr>
+          <w:rFonts w:hint="eastAsia" w:ascii="宋体" w:hAnsi="宋体" w:eastAsia="宋体" w:cs="宋体"/>
+          <w:sz w:val="24"/>
+          <w:szCs w:val="24"/>
+          <w:lang w:val="en-US" w:eastAsia="zh-CN"/>
+        </w:rPr>
+        <w:t>氧气瓶和乙炔瓶</w:t>
+      </w:r>
+      <w:r>
+        <w:rPr>
+          <w:rFonts w:hint="eastAsia" w:ascii="宋体" w:hAnsi="宋体" w:eastAsia="宋体" w:cs="宋体"/>
+          <w:sz w:val="24"/>
+          <w:szCs w:val="24"/>
+          <w:lang w:eastAsia="zh-CN"/>
+        </w:rPr>
+        <w:t>间距</w:t>
       </w:r>
       <w:r>
         <w:rPr>
@@ -23596,7 +26061,7 @@
           <w:szCs w:val="24"/>
           <w:lang w:val="en-US" w:eastAsia="zh-CN"/>
         </w:rPr>
-        <w:t>应</w:t>
+        <w:t xml:space="preserve">应 </w:t>
       </w:r>
       <w:r>
         <w:rPr>
@@ -23604,7 +26069,7 @@
           <w:sz w:val="24"/>
           <w:szCs w:val="24"/>
         </w:rPr>
-        <w:t>≥5m、气瓶 - 动火点</w:t>
+        <w:t>≥</w:t>
       </w:r>
       <w:r>
         <w:rPr>
@@ -23613,7 +26078,7 @@
           <w:szCs w:val="24"/>
           <w:lang w:val="en-US" w:eastAsia="zh-CN"/>
         </w:rPr>
-        <w:t>间距应</w:t>
+        <w:t xml:space="preserve"> </w:t>
       </w:r>
       <w:r>
         <w:rPr>
@@ -23621,7 +26086,75 @@
           <w:sz w:val="24"/>
           <w:szCs w:val="24"/>
         </w:rPr>
-        <w:t>≥10</w:t>
+        <w:t>5</w:t>
+      </w:r>
+      <w:r>
+        <w:rPr>
+          <w:rFonts w:hint="eastAsia" w:ascii="Times New Roman" w:hAnsi="Times New Roman" w:cs="Times New Roman"/>
+          <w:sz w:val="24"/>
+          <w:szCs w:val="24"/>
+          <w:lang w:val="en-US" w:eastAsia="zh-CN"/>
+        </w:rPr>
+        <w:t xml:space="preserve"> </w:t>
+      </w:r>
+      <w:r>
+        <w:rPr>
+          <w:rFonts w:hint="default" w:ascii="Times New Roman" w:hAnsi="Times New Roman" w:cs="Times New Roman"/>
+          <w:sz w:val="24"/>
+          <w:szCs w:val="24"/>
+        </w:rPr>
+        <w:t>m、</w:t>
+      </w:r>
+      <w:r>
+        <w:rPr>
+          <w:rFonts w:hint="eastAsia" w:ascii="Times New Roman" w:hAnsi="Times New Roman" w:eastAsia="宋体" w:cs="Times New Roman"/>
+          <w:sz w:val="24"/>
+          <w:szCs w:val="24"/>
+          <w:lang w:val="en-US" w:eastAsia="zh-CN"/>
+        </w:rPr>
+        <w:t>两者气瓶</w:t>
+      </w:r>
+      <w:r>
+        <w:rPr>
+          <w:rFonts w:hint="default" w:ascii="Times New Roman" w:hAnsi="Times New Roman" w:cs="Times New Roman"/>
+          <w:sz w:val="24"/>
+          <w:szCs w:val="24"/>
+        </w:rPr>
+        <w:t xml:space="preserve"> - 动火点</w:t>
+      </w:r>
+      <w:r>
+        <w:rPr>
+          <w:rFonts w:hint="eastAsia" w:ascii="Times New Roman" w:hAnsi="Times New Roman" w:cs="Times New Roman"/>
+          <w:sz w:val="24"/>
+          <w:szCs w:val="24"/>
+          <w:lang w:val="en-US" w:eastAsia="zh-CN"/>
+        </w:rPr>
+        <w:t xml:space="preserve">间距应 </w:t>
+      </w:r>
+      <w:r>
+        <w:rPr>
+          <w:rFonts w:hint="default" w:ascii="Times New Roman" w:hAnsi="Times New Roman" w:cs="Times New Roman"/>
+          <w:sz w:val="24"/>
+          <w:szCs w:val="24"/>
+        </w:rPr>
+        <w:t>≥</w:t>
+      </w:r>
+      <w:r>
+        <w:rPr>
+          <w:rFonts w:hint="eastAsia" w:ascii="Times New Roman" w:hAnsi="Times New Roman" w:cs="Times New Roman"/>
+          <w:sz w:val="24"/>
+          <w:szCs w:val="24"/>
+          <w:lang w:val="en-US" w:eastAsia="zh-CN"/>
+        </w:rPr>
+        <w:t xml:space="preserve"> </w:t>
+      </w:r>
+      <w:r>
+        <w:rPr>
+          <w:rFonts w:hint="default" w:ascii="Times New Roman" w:hAnsi="Times New Roman" w:cs="Times New Roman"/>
+          <w:sz w:val="24"/>
+          <w:szCs w:val="24"/>
+        </w:rPr>
+        <w:t>10</w:t>
       </w:r>
       <w:r>
         <w:rPr>
@@ -23719,12 +26252,29 @@
       </w:r>
       <w:r>
         <w:rPr>
+          <w:rFonts w:hint="default" w:ascii="Times New Roman" w:hAnsi="Times New Roman" w:cs="Times New Roman"/>
+          <w:sz w:val="24"/>
+          <w:szCs w:val="24"/>
+          <w:lang w:val="en-US" w:eastAsia="zh-CN"/>
+        </w:rPr>
+        <w:t xml:space="preserve"> </w:t>
+      </w:r>
+      <w:r>
+        <w:rPr>
+          <w:rFonts w:hint="default" w:ascii="Times New Roman" w:hAnsi="Times New Roman" w:cs="Times New Roman"/>
+          <w:sz w:val="24"/>
+          <w:szCs w:val="24"/>
+        </w:rPr>
+        <w:t>m</w:t>
+      </w:r>
+      <w:r>
+        <w:rPr>
           <w:rFonts w:hint="eastAsia" w:ascii="Times New Roman" w:hAnsi="Times New Roman" w:cs="Times New Roman"/>
           <w:sz w:val="24"/>
           <w:szCs w:val="24"/>
           <w:lang w:val="en-US" w:eastAsia="zh-CN"/>
         </w:rPr>
-        <w:t xml:space="preserve"> </w:t>
+        <w:t>或</w:t>
       </w:r>
       <w:r>
         <w:rPr>
@@ -23732,28 +26282,11 @@
           <w:sz w:val="24"/>
           <w:szCs w:val="24"/>
         </w:rPr>
-        <w:t>m</w:t>
-      </w:r>
-      <w:r>
-        <w:rPr>
-          <w:rFonts w:hint="eastAsia" w:ascii="Times New Roman" w:hAnsi="Times New Roman" w:cs="Times New Roman"/>
-          <w:sz w:val="24"/>
-          <w:szCs w:val="24"/>
-          <w:lang w:val="en-US" w:eastAsia="zh-CN"/>
-        </w:rPr>
-        <w:t>或</w:t>
+        <w:t>10</w:t>
       </w:r>
       <w:r>
         <w:rPr>
           <w:rFonts w:hint="default" w:ascii="Times New Roman" w:hAnsi="Times New Roman" w:cs="Times New Roman"/>
-          <w:sz w:val="24"/>
-          <w:szCs w:val="24"/>
-        </w:rPr>
-        <w:t>10</w:t>
-      </w:r>
-      <w:r>
-        <w:rPr>
-          <w:rFonts w:hint="eastAsia" w:ascii="Times New Roman" w:hAnsi="Times New Roman" w:cs="Times New Roman"/>
           <w:sz w:val="24"/>
           <w:szCs w:val="24"/>
           <w:lang w:val="en-US" w:eastAsia="zh-CN"/>
@@ -23826,7 +26359,17 @@
           <w:sz w:val="24"/>
           <w:szCs w:val="24"/>
         </w:rPr>
-        <w:t>气瓶高度可通过配置文件根据实际情况调整，以减小高度配置误差</w:t>
+        <w:t>气瓶高度可通过配置文件根据实际情况调</w:t>
+      </w:r>
+      <w:bookmarkStart w:id="6" w:name="_GoBack"/>
+      <w:bookmarkEnd w:id="6"/>
+      <w:r>
+        <w:rPr>
+          <w:rFonts w:hint="default" w:ascii="Times New Roman" w:hAnsi="Times New Roman" w:cs="Times New Roman"/>
+          <w:sz w:val="24"/>
+          <w:szCs w:val="24"/>
+        </w:rPr>
+        <w:t>整，以减小高度配置误差</w:t>
       </w:r>
     </w:p>
     <w:p>
@@ -23938,8 +26481,6 @@
         </w:rPr>
         <w:t>m典型监控距离范围内，测距误差约±5%，满足系统安全告警的精度要求。实际部署时可根据现场环境进行标定和验证。</w:t>
       </w:r>
-      <w:bookmarkStart w:id="6" w:name="_GoBack"/>
-      <w:bookmarkEnd w:id="6"/>
     </w:p>
     <w:p/>
     <w:sectPr>
@@ -23996,22 +26537,6 @@
                       <a:ln w="6350">
                         <a:noFill/>
                       </a:ln>
-                      <a:extLst>
-                        <a:ext uri="{909E8E84-426E-40DD-AFC4-6F175D3DCCD1}">
-                          <a14:hiddenFill xmlns:a14="http://schemas.microsoft.com/office/drawing/2010/main">
-                            <a:solidFill>
-                              <a:schemeClr val="lt1"/>
-                            </a:solidFill>
-                          </a14:hiddenFill>
-                        </a:ext>
-                        <a:ext uri="{91240B29-F687-4F45-9708-019B960494DF}">
-                          <a14:hiddenLine xmlns:a14="http://schemas.microsoft.com/office/drawing/2010/main" w="6350">
-                            <a:solidFill>
-                              <a:prstClr val="black"/>
-                            </a:solidFill>
-                          </a14:hiddenLine>
-                        </a:ext>
-                      </a:extLst>
                     </wps:spPr>
                     <wps:style>
                       <a:lnRef idx="0">
@@ -24080,7 +26605,7 @@
         </mc:Choice>
         <mc:Fallback>
           <w:pict>
-            <v:shape id="_x0000_s1026" o:spid="_x0000_s1026" o:spt="202" type="#_x0000_t202" style="position:absolute;left:0pt;margin-top:0pt;height:144pt;width:144pt;mso-position-horizontal:center;mso-position-horizontal-relative:margin;mso-wrap-style:none;z-index:251659264;mso-width-relative:page;mso-height-relative:page;" filled="f" stroked="f" coordsize="21600,21600" o:gfxdata="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">
+            <v:shape id="_x0000_s1026" o:spid="_x0000_s1026" o:spt="202" type="#_x0000_t202" style="position:absolute;left:0pt;margin-top:0pt;height:144pt;width:144pt;mso-position-horizontal:center;mso-position-horizontal-relative:margin;mso-wrap-style:none;z-index:251659264;mso-width-relative:page;mso-height-relative:page;" filled="f" stroked="f" coordsize="21600,21600" o:gfxdata="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">
               <v:fill on="f" focussize="0,0"/>
               <v:stroke on="f" weight="0.5pt"/>
               <v:imagedata o:title=""/>
@@ -24338,7 +26863,7 @@
     <w:lsdException w:unhideWhenUsed="0" w:uiPriority="0" w:semiHidden="0" w:name="Normal Indent"/>
     <w:lsdException w:unhideWhenUsed="0" w:uiPriority="0" w:semiHidden="0" w:name="footnote text"/>
     <w:lsdException w:unhideWhenUsed="0" w:uiPriority="0" w:semiHidden="0" w:name="annotation text"/>
-    <w:lsdException w:unhideWhenUsed="0" w:uiPriority="0" w:semiHidden="0" w:name="header"/>
+    <w:lsdException w:qFormat="1" w:unhideWhenUsed="0" w:uiPriority="0" w:semiHidden="0" w:name="header"/>
     <w:lsdException w:unhideWhenUsed="0" w:uiPriority="0" w:semiHidden="0" w:name="footer"/>
     <w:lsdException w:unhideWhenUsed="0" w:uiPriority="0" w:semiHidden="0" w:name="index heading"/>
     <w:lsdException w:qFormat="1" w:uiPriority="0" w:name="caption"/>
@@ -24410,7 +26935,7 @@
     <w:lsdException w:unhideWhenUsed="0" w:uiPriority="0" w:semiHidden="0" w:name="HTML Sample"/>
     <w:lsdException w:unhideWhenUsed="0" w:uiPriority="0" w:semiHidden="0" w:name="HTML Typewriter"/>
     <w:lsdException w:unhideWhenUsed="0" w:uiPriority="0" w:semiHidden="0" w:name="HTML Variable"/>
-    <w:lsdException w:unhideWhenUsed="0" w:uiPriority="0" w:name="Normal Table"/>
+    <w:lsdException w:qFormat="1" w:unhideWhenUsed="0" w:uiPriority="0" w:name="Normal Table"/>
     <w:lsdException w:unhideWhenUsed="0" w:uiPriority="0" w:semiHidden="0" w:name="annotation subject"/>
     <w:lsdException w:unhideWhenUsed="0" w:uiPriority="0" w:semiHidden="0" w:name="Table Simple 1"/>
     <w:lsdException w:unhideWhenUsed="0" w:uiPriority="0" w:semiHidden="0" w:name="Table Simple 2"/>
@@ -24623,6 +27148,7 @@
   <w:style w:type="table" w:default="1" w:styleId="6">
     <w:name w:val="Normal Table"/>
     <w:semiHidden/>
+    <w:qFormat/>
     <w:uiPriority w:val="0"/>
     <w:tblPr>
       <w:tblCellMar>
@@ -24652,6 +27178,7 @@
   <w:style w:type="paragraph" w:styleId="5">
     <w:name w:val="header"/>
     <w:basedOn w:val="1"/>
+    <w:qFormat/>
     <w:uiPriority w:val="0"/>
     <w:pPr>
       <w:pBdr>

--- a/docs/标定原理和还原三维相机坐标系.docx
+++ b/docs/标定原理和还原三维相机坐标系.docx
@@ -4406,7 +4406,6 @@
         </w:rPr>
       </w:pPr>
       <w:bookmarkStart w:id="2" w:name="_Toc16028"/>
-      <w:bookmarkStart w:id="3" w:name="_Toc9586"/>
       <w:r>
         <w:rPr>
           <w:rFonts w:hint="default" w:ascii="Times New Roman" w:hAnsi="Times New Roman" w:eastAsia="黑体" w:cs="Times New Roman"/>
@@ -5028,7 +5027,7 @@
         <w:widowControl w:val="0"/>
         <w:numPr>
           <w:ilvl w:val="0"/>
-          <w:numId w:val="0"/>
+          <w:numId w:val="2"/>
         </w:numPr>
         <w:kinsoku/>
         <w:wordWrap/>
@@ -5040,7 +5039,7 @@
         <w:adjustRightInd/>
         <w:snapToGrid/>
         <w:spacing w:line="440" w:lineRule="exact"/>
-        <w:ind w:firstLine="480" w:firstLineChars="200"/>
+        <w:ind w:left="0" w:leftChars="0" w:firstLine="480" w:firstLineChars="200"/>
         <w:textAlignment w:val="auto"/>
         <w:rPr>
           <w:rFonts w:hint="default" w:hAnsi="Cambria Math" w:eastAsia="等线" w:cs="等线"/>
@@ -5051,42 +5050,6 @@
           <w:lang w:val="en-US" w:eastAsia="zh-CN"/>
         </w:rPr>
       </w:pPr>
-      <w:r>
-        <w:rPr>
-          <w:rFonts w:hint="eastAsia" w:ascii="宋体" w:hAnsi="宋体" w:eastAsia="宋体" w:cs="宋体"/>
-          <w:b w:val="0"/>
-          <w:i w:val="0"/>
-          <w:iCs w:val="0"/>
-          <w:sz w:val="24"/>
-          <w:szCs w:val="24"/>
-          <w:lang w:val="en-US" w:eastAsia="zh-CN"/>
-        </w:rPr>
-        <w:t>（</w:t>
-      </w:r>
-      <w:r>
-        <w:rPr>
-          <w:rFonts w:hint="default" w:ascii="Times New Roman" w:hAnsi="Times New Roman" w:eastAsia="宋体" w:cs="Times New Roman"/>
-          <w:b w:val="0"/>
-          <w:i w:val="0"/>
-          <w:iCs w:val="0"/>
-          <w:sz w:val="24"/>
-          <w:szCs w:val="24"/>
-          <w:lang w:val="en-US" w:eastAsia="zh-CN"/>
-        </w:rPr>
-        <w:t>1</w:t>
-      </w:r>
-      <w:r>
-        <w:rPr>
-          <w:rFonts w:hint="eastAsia" w:ascii="宋体" w:hAnsi="宋体" w:eastAsia="宋体" w:cs="宋体"/>
-          <w:b w:val="0"/>
-          <w:i w:val="0"/>
-          <w:iCs w:val="0"/>
-          <w:sz w:val="24"/>
-          <w:szCs w:val="24"/>
-          <w:lang w:val="en-US" w:eastAsia="zh-CN"/>
-        </w:rPr>
-        <w:t>）</w:t>
-      </w:r>
       <w:r>
         <w:rPr>
           <w:rFonts w:hint="default" w:ascii="Times New Roman" w:hAnsi="Times New Roman" w:eastAsia="等线" w:cs="Times New Roman"/>
@@ -5154,7 +5117,7 @@
         <w:widowControl w:val="0"/>
         <w:numPr>
           <w:ilvl w:val="0"/>
-          <w:numId w:val="0"/>
+          <w:numId w:val="2"/>
         </w:numPr>
         <w:kinsoku/>
         <w:wordWrap/>
@@ -5166,7 +5129,7 @@
         <w:adjustRightInd/>
         <w:snapToGrid/>
         <w:spacing w:line="440" w:lineRule="exact"/>
-        <w:ind w:firstLine="480" w:firstLineChars="200"/>
+        <w:ind w:left="0" w:leftChars="0" w:firstLine="480" w:firstLineChars="200"/>
         <w:textAlignment w:val="auto"/>
         <w:rPr>
           <w:rFonts w:hint="default" w:hAnsi="Cambria Math" w:eastAsia="等线" w:cs="等线"/>
@@ -5177,42 +5140,6 @@
           <w:lang w:val="en-US" w:eastAsia="zh-CN"/>
         </w:rPr>
       </w:pPr>
-      <w:r>
-        <w:rPr>
-          <w:rFonts w:hint="eastAsia" w:ascii="宋体" w:hAnsi="宋体" w:eastAsia="宋体" w:cs="宋体"/>
-          <w:b w:val="0"/>
-          <w:i w:val="0"/>
-          <w:iCs w:val="0"/>
-          <w:sz w:val="24"/>
-          <w:szCs w:val="24"/>
-          <w:lang w:val="en-US" w:eastAsia="zh-CN"/>
-        </w:rPr>
-        <w:t>（</w:t>
-      </w:r>
-      <w:r>
-        <w:rPr>
-          <w:rFonts w:hint="default" w:ascii="Times New Roman" w:hAnsi="Times New Roman" w:eastAsia="宋体" w:cs="Times New Roman"/>
-          <w:b w:val="0"/>
-          <w:i w:val="0"/>
-          <w:iCs w:val="0"/>
-          <w:sz w:val="24"/>
-          <w:szCs w:val="24"/>
-          <w:lang w:val="en-US" w:eastAsia="zh-CN"/>
-        </w:rPr>
-        <w:t>2</w:t>
-      </w:r>
-      <w:r>
-        <w:rPr>
-          <w:rFonts w:hint="eastAsia" w:ascii="宋体" w:hAnsi="宋体" w:eastAsia="宋体" w:cs="宋体"/>
-          <w:b w:val="0"/>
-          <w:i w:val="0"/>
-          <w:iCs w:val="0"/>
-          <w:sz w:val="24"/>
-          <w:szCs w:val="24"/>
-          <w:lang w:val="en-US" w:eastAsia="zh-CN"/>
-        </w:rPr>
-        <w:t>）</w:t>
-      </w:r>
       <w:r>
         <w:rPr>
           <w:rFonts w:hint="default" w:ascii="Times New Roman" w:hAnsi="Times New Roman" w:eastAsia="等线" w:cs="Times New Roman"/>
@@ -5267,7 +5194,7 @@
         <w:widowControl w:val="0"/>
         <w:numPr>
           <w:ilvl w:val="0"/>
-          <w:numId w:val="0"/>
+          <w:numId w:val="2"/>
         </w:numPr>
         <w:kinsoku/>
         <w:wordWrap/>
@@ -5279,7 +5206,7 @@
         <w:adjustRightInd/>
         <w:snapToGrid/>
         <w:spacing w:line="440" w:lineRule="exact"/>
-        <w:ind w:firstLine="480" w:firstLineChars="200"/>
+        <w:ind w:left="0" w:leftChars="0" w:firstLine="480" w:firstLineChars="200"/>
         <w:textAlignment w:val="auto"/>
         <w:rPr>
           <w:rFonts w:hint="default" w:hAnsi="Cambria Math" w:eastAsia="等线" w:cs="等线"/>
@@ -5290,42 +5217,6 @@
           <w:lang w:val="en-US" w:eastAsia="zh-CN"/>
         </w:rPr>
       </w:pPr>
-      <w:r>
-        <w:rPr>
-          <w:rFonts w:hint="eastAsia" w:ascii="宋体" w:hAnsi="宋体" w:eastAsia="宋体" w:cs="宋体"/>
-          <w:b w:val="0"/>
-          <w:i w:val="0"/>
-          <w:iCs w:val="0"/>
-          <w:sz w:val="24"/>
-          <w:szCs w:val="24"/>
-          <w:lang w:val="en-US" w:eastAsia="zh-CN"/>
-        </w:rPr>
-        <w:t>（</w:t>
-      </w:r>
-      <w:r>
-        <w:rPr>
-          <w:rFonts w:hint="default" w:ascii="Times New Roman" w:hAnsi="Times New Roman" w:eastAsia="宋体" w:cs="Times New Roman"/>
-          <w:b w:val="0"/>
-          <w:i w:val="0"/>
-          <w:iCs w:val="0"/>
-          <w:sz w:val="24"/>
-          <w:szCs w:val="24"/>
-          <w:lang w:val="en-US" w:eastAsia="zh-CN"/>
-        </w:rPr>
-        <w:t>3</w:t>
-      </w:r>
-      <w:r>
-        <w:rPr>
-          <w:rFonts w:hint="eastAsia" w:ascii="宋体" w:hAnsi="宋体" w:eastAsia="宋体" w:cs="宋体"/>
-          <w:b w:val="0"/>
-          <w:i w:val="0"/>
-          <w:iCs w:val="0"/>
-          <w:sz w:val="24"/>
-          <w:szCs w:val="24"/>
-          <w:lang w:val="en-US" w:eastAsia="zh-CN"/>
-        </w:rPr>
-        <w:t>）</w:t>
-      </w:r>
       <w:r>
         <w:rPr>
           <w:rFonts w:hint="default" w:ascii="Times New Roman" w:hAnsi="Times New Roman" w:eastAsia="等线" w:cs="Times New Roman"/>
@@ -5380,7 +5271,7 @@
         <w:widowControl w:val="0"/>
         <w:numPr>
           <w:ilvl w:val="0"/>
-          <w:numId w:val="0"/>
+          <w:numId w:val="2"/>
         </w:numPr>
         <w:kinsoku/>
         <w:wordWrap/>
@@ -5392,7 +5283,7 @@
         <w:adjustRightInd/>
         <w:snapToGrid/>
         <w:spacing w:line="440" w:lineRule="exact"/>
-        <w:ind w:firstLine="480" w:firstLineChars="200"/>
+        <w:ind w:left="0" w:leftChars="0" w:firstLine="480" w:firstLineChars="200"/>
         <w:textAlignment w:val="auto"/>
         <w:rPr>
           <w:rFonts w:hint="default" w:hAnsi="Cambria Math" w:eastAsia="等线" w:cs="等线"/>
@@ -5403,39 +5294,6 @@
           <w:lang w:val="en-US" w:eastAsia="zh-CN"/>
         </w:rPr>
       </w:pPr>
-      <w:r>
-        <w:rPr>
-          <w:rFonts w:hint="eastAsia" w:ascii="宋体" w:hAnsi="宋体" w:eastAsia="宋体" w:cs="宋体"/>
-          <w:i w:val="0"/>
-          <w:iCs w:val="0"/>
-          <w:sz w:val="24"/>
-          <w:szCs w:val="24"/>
-          <w:lang w:val="en-US" w:eastAsia="zh-CN"/>
-        </w:rPr>
-        <w:t>（</w:t>
-      </w:r>
-      <w:r>
-        <w:rPr>
-          <w:rFonts w:hint="default" w:ascii="Times New Roman" w:hAnsi="Times New Roman" w:eastAsia="宋体" w:cs="Times New Roman"/>
-          <w:i w:val="0"/>
-          <w:iCs w:val="0"/>
-          <w:sz w:val="24"/>
-          <w:szCs w:val="24"/>
-          <w:lang w:val="en-US" w:eastAsia="zh-CN"/>
-        </w:rPr>
-        <w:t>4</w:t>
-      </w:r>
-      <w:r>
-        <w:rPr>
-          <w:rFonts w:hint="eastAsia" w:ascii="宋体" w:hAnsi="宋体" w:eastAsia="宋体" w:cs="宋体"/>
-          <w:i w:val="0"/>
-          <w:iCs w:val="0"/>
-          <w:sz w:val="24"/>
-          <w:szCs w:val="24"/>
-          <w:lang w:val="en-US" w:eastAsia="zh-CN"/>
-        </w:rPr>
-        <w:t>）</w:t>
-      </w:r>
       <w:r>
         <w:rPr>
           <w:rFonts w:hint="default" w:ascii="Times New Roman" w:hAnsi="Times New Roman" w:eastAsia="宋体" w:cs="Times New Roman"/>
@@ -8239,7 +8097,7 @@
           <w:szCs w:val="24"/>
         </w:rPr>
       </w:pPr>
-      <w:bookmarkStart w:id="4" w:name="_Toc28022"/>
+      <w:bookmarkStart w:id="3" w:name="_Toc28022"/>
       <w:r>
         <w:rPr>
           <w:rFonts w:hint="default" w:ascii="Times New Roman" w:hAnsi="Times New Roman" w:eastAsia="黑体" w:cs="Times New Roman"/>
@@ -8271,7 +8129,7 @@
         </w:rPr>
         <w:t xml:space="preserve"> 三维空间坐标重建与距离计算</w:t>
       </w:r>
-      <w:bookmarkEnd w:id="4"/>
+      <w:bookmarkEnd w:id="3"/>
     </w:p>
     <w:p>
       <w:pPr>
@@ -8308,10 +8166,38 @@
       <w:r>
         <w:rPr>
           <w:rFonts w:hint="default" w:ascii="Times New Roman" w:hAnsi="Times New Roman" w:eastAsia="宋体" w:cs="Times New Roman"/>
+          <w:b w:val="0"/>
+          <w:bCs w:val="0"/>
+          <w:i/>
+          <w:iCs/>
+          <w:sz w:val="24"/>
+          <w:szCs w:val="24"/>
+          <w:vertAlign w:val="subscript"/>
+          <w:lang w:val="en-US" w:eastAsia="zh-CN"/>
+        </w:rPr>
+        <w:t xml:space="preserve"> </w:t>
+      </w:r>
+      <w:r>
+        <w:rPr>
+          <w:rFonts w:hint="default" w:ascii="Times New Roman" w:hAnsi="Times New Roman" w:eastAsia="宋体" w:cs="Times New Roman"/>
           <w:sz w:val="24"/>
           <w:szCs w:val="24"/>
         </w:rPr>
         <w:t>AI</w:t>
+      </w:r>
+      <w:r>
+        <w:rPr>
+          <w:rFonts w:hint="default" w:ascii="Times New Roman" w:hAnsi="Times New Roman" w:eastAsia="宋体" w:cs="Times New Roman"/>
+          <w:b w:val="0"/>
+          <w:bCs w:val="0"/>
+          <w:i/>
+          <w:iCs/>
+          <w:sz w:val="24"/>
+          <w:szCs w:val="24"/>
+          <w:vertAlign w:val="subscript"/>
+          <w:lang w:val="en-US" w:eastAsia="zh-CN"/>
+        </w:rPr>
+        <w:t xml:space="preserve"> </w:t>
       </w:r>
       <w:r>
         <w:rPr>
@@ -8330,7 +8216,7 @@
         <w:widowControl w:val="0"/>
         <w:numPr>
           <w:ilvl w:val="0"/>
-          <w:numId w:val="2"/>
+          <w:numId w:val="3"/>
         </w:numPr>
         <w:kinsoku/>
         <w:wordWrap/>
@@ -8402,7 +8288,16 @@
           <w:sz w:val="24"/>
           <w:szCs w:val="24"/>
         </w:rPr>
-        <w:t>2-10</w:t>
+        <w:t>2-1</w:t>
+      </w:r>
+      <w:r>
+        <w:rPr>
+          <w:rFonts w:hint="eastAsia" w:ascii="Times New Roman" w:hAnsi="Times New Roman" w:eastAsia="宋体" w:cs="Times New Roman"/>
+          <w:sz w:val="24"/>
+          <w:szCs w:val="24"/>
+          <w:lang w:val="en-US" w:eastAsia="zh-CN"/>
+        </w:rPr>
+        <w:t>3</w:t>
       </w:r>
       <w:r>
         <w:rPr>
@@ -8411,237 +8306,6 @@
           <w:szCs w:val="24"/>
         </w:rPr>
         <w:t>解算的</w:t>
-      </w:r>
-      <w:r>
-        <w:rPr>
-          <w:rFonts w:hint="eastAsia"/>
-          <w:sz w:val="24"/>
-          <w:szCs w:val="24"/>
-          <w:lang w:val="en-US" w:eastAsia="zh-CN"/>
-        </w:rPr>
-        <w:t xml:space="preserve"> </w:t>
-      </w:r>
-      <w:r>
-        <w:rPr>
-          <w:rFonts w:hint="default" w:ascii="Times New Roman" w:hAnsi="Times New Roman" w:eastAsia="宋体" w:cs="Times New Roman"/>
-          <w:i/>
-          <w:iCs/>
-          <w:sz w:val="24"/>
-          <w:szCs w:val="24"/>
-        </w:rPr>
-        <w:t>f</w:t>
-      </w:r>
-      <w:r>
-        <w:rPr>
-          <w:rFonts w:hint="eastAsia" w:ascii="Times New Roman" w:hAnsi="Times New Roman" w:eastAsia="宋体" w:cs="Times New Roman"/>
-          <w:i w:val="0"/>
-          <w:iCs w:val="0"/>
-          <w:sz w:val="24"/>
-          <w:szCs w:val="24"/>
-          <w:vertAlign w:val="subscript"/>
-          <w:lang w:val="en-US" w:eastAsia="zh-CN"/>
-        </w:rPr>
-        <w:t>0</w:t>
-      </w:r>
-      <w:r>
-        <w:rPr>
-          <w:rFonts w:hint="eastAsia"/>
-          <w:sz w:val="24"/>
-          <w:szCs w:val="24"/>
-          <w:lang w:val="en-US" w:eastAsia="zh-CN"/>
-        </w:rPr>
-        <w:t xml:space="preserve"> </w:t>
-      </w:r>
-      <w:r>
-        <w:rPr>
-          <w:rFonts w:hint="eastAsia" w:ascii="宋体" w:hAnsi="宋体" w:eastAsia="宋体" w:cs="宋体"/>
-          <w:sz w:val="24"/>
-          <w:szCs w:val="24"/>
-        </w:rPr>
-        <w:t>及实时检测的像素高度</w:t>
-      </w:r>
-      <w:r>
-        <w:rPr>
-          <w:rFonts w:hint="eastAsia"/>
-          <w:sz w:val="24"/>
-          <w:szCs w:val="24"/>
-          <w:lang w:val="en-US" w:eastAsia="zh-CN"/>
-        </w:rPr>
-        <w:t xml:space="preserve"> </w:t>
-      </w:r>
-      <w:r>
-        <w:rPr>
-          <w:rFonts w:hint="default" w:ascii="Times New Roman" w:hAnsi="Times New Roman" w:eastAsia="宋体" w:cs="Times New Roman"/>
-          <w:i/>
-          <w:iCs/>
-          <w:sz w:val="24"/>
-          <w:szCs w:val="24"/>
-        </w:rPr>
-        <w:t>h</w:t>
-      </w:r>
-      <w:r>
-        <w:rPr>
-          <w:rFonts w:hint="default" w:ascii="Times New Roman" w:hAnsi="Times New Roman" w:eastAsia="宋体" w:cs="Times New Roman"/>
-          <w:i w:val="0"/>
-          <w:iCs w:val="0"/>
-          <w:sz w:val="24"/>
-          <w:szCs w:val="24"/>
-          <w:vertAlign w:val="subscript"/>
-        </w:rPr>
-        <w:t>1</w:t>
-      </w:r>
-      <w:r>
-        <w:rPr>
-          <w:rFonts w:hint="eastAsia" w:ascii="宋体" w:hAnsi="宋体" w:eastAsia="宋体" w:cs="宋体"/>
-          <w:sz w:val="24"/>
-          <w:szCs w:val="24"/>
-        </w:rPr>
-        <w:t>，</w:t>
-      </w:r>
-      <w:r>
-        <w:rPr>
-          <w:rFonts w:hint="eastAsia" w:ascii="宋体" w:hAnsi="宋体" w:eastAsia="宋体" w:cs="宋体"/>
-          <w:sz w:val="24"/>
-          <w:szCs w:val="24"/>
-          <w:lang w:val="en-US" w:eastAsia="zh-CN"/>
-        </w:rPr>
-        <w:t>我们选择目标检测框</w:t>
-      </w:r>
-      <w:r>
-        <w:rPr>
-          <w:rFonts w:hint="eastAsia" w:ascii="宋体" w:hAnsi="宋体" w:eastAsia="宋体" w:cs="宋体"/>
-          <w:sz w:val="24"/>
-          <w:szCs w:val="24"/>
-        </w:rPr>
-        <w:t>中心点</w:t>
-      </w:r>
-      <w:r>
-        <w:rPr>
-          <w:rFonts w:hint="eastAsia" w:ascii="宋体" w:hAnsi="宋体" w:eastAsia="宋体" w:cs="宋体"/>
-          <w:sz w:val="24"/>
-          <w:szCs w:val="24"/>
-          <w:lang w:val="en-US" w:eastAsia="zh-CN"/>
-        </w:rPr>
-        <w:t>估</w:t>
-      </w:r>
-      <w:r>
-        <w:rPr>
-          <w:rFonts w:hint="eastAsia" w:ascii="宋体" w:hAnsi="宋体" w:eastAsia="宋体" w:cs="宋体"/>
-          <w:sz w:val="24"/>
-          <w:szCs w:val="24"/>
-        </w:rPr>
-        <w:t>算其</w:t>
-      </w:r>
-      <w:r>
-        <w:rPr>
-          <w:rFonts w:hint="eastAsia" w:ascii="宋体" w:hAnsi="宋体" w:eastAsia="宋体" w:cs="宋体"/>
-          <w:sz w:val="24"/>
-          <w:szCs w:val="24"/>
-          <w:lang w:val="en-US" w:eastAsia="zh-CN"/>
-        </w:rPr>
-        <w:t>相机坐标系</w:t>
-      </w:r>
-      <w:r>
-        <w:rPr>
-          <w:rFonts w:hint="eastAsia" w:ascii="宋体" w:hAnsi="宋体" w:eastAsia="宋体" w:cs="宋体"/>
-          <w:sz w:val="24"/>
-          <w:szCs w:val="24"/>
-        </w:rPr>
-        <w:t>深度</w:t>
-      </w:r>
-      <w:r>
-        <w:rPr>
-          <w:rFonts w:hint="eastAsia"/>
-          <w:sz w:val="24"/>
-          <w:szCs w:val="24"/>
-          <w:lang w:val="en-US" w:eastAsia="zh-CN"/>
-        </w:rPr>
-        <w:t xml:space="preserve"> </w:t>
-      </w:r>
-      <w:r>
-        <w:rPr>
-          <w:rFonts w:hint="default" w:ascii="Times New Roman" w:hAnsi="Times New Roman" w:eastAsia="宋体" w:cs="Times New Roman"/>
-          <w:i/>
-          <w:iCs/>
-          <w:sz w:val="24"/>
-          <w:szCs w:val="24"/>
-        </w:rPr>
-        <w:t>Z</w:t>
-      </w:r>
-      <w:r>
-        <w:rPr>
-          <w:rFonts w:hint="default" w:ascii="Times New Roman" w:hAnsi="Times New Roman" w:eastAsia="宋体" w:cs="Times New Roman"/>
-          <w:i/>
-          <w:iCs/>
-          <w:sz w:val="24"/>
-          <w:szCs w:val="24"/>
-          <w:vertAlign w:val="subscript"/>
-        </w:rPr>
-        <w:t>c</w:t>
-      </w:r>
-      <w:r>
-        <w:rPr>
-          <w:rFonts w:hint="default" w:ascii="Times New Roman" w:hAnsi="Times New Roman" w:eastAsia="宋体" w:cs="Times New Roman"/>
-          <w:i w:val="0"/>
-          <w:iCs w:val="0"/>
-          <w:sz w:val="24"/>
-          <w:szCs w:val="24"/>
-          <w:vertAlign w:val="subscript"/>
-        </w:rPr>
-        <w:t>1</w:t>
-      </w:r>
-      <w:r>
-        <w:rPr>
-          <w:rFonts w:hint="eastAsia" w:ascii="Times New Roman" w:hAnsi="Times New Roman" w:eastAsia="宋体" w:cs="Times New Roman"/>
-          <w:i w:val="0"/>
-          <w:iCs w:val="0"/>
-          <w:sz w:val="24"/>
-          <w:szCs w:val="24"/>
-          <w:vertAlign w:val="baseline"/>
-          <w:lang w:eastAsia="zh-CN"/>
-        </w:rPr>
-        <w:t>，</w:t>
-      </w:r>
-      <w:r>
-        <w:rPr>
-          <w:rFonts w:hint="eastAsia" w:ascii="Times New Roman" w:hAnsi="Times New Roman" w:eastAsia="宋体" w:cs="Times New Roman"/>
-          <w:i w:val="0"/>
-          <w:iCs w:val="0"/>
-          <w:sz w:val="24"/>
-          <w:szCs w:val="24"/>
-          <w:vertAlign w:val="baseline"/>
-          <w:lang w:val="en-US" w:eastAsia="zh-CN"/>
-        </w:rPr>
-        <w:t>这样更加</w:t>
-      </w:r>
-      <w:r>
-        <w:rPr>
-          <w:rFonts w:hint="eastAsia" w:ascii="Times New Roman" w:hAnsi="Times New Roman" w:eastAsia="宋体" w:cs="Times New Roman"/>
-          <w:i w:val="0"/>
-          <w:iCs w:val="0"/>
-          <w:sz w:val="24"/>
-          <w:szCs w:val="24"/>
-          <w:vertAlign w:val="baseline"/>
-          <w:lang w:eastAsia="zh-CN"/>
-        </w:rPr>
-        <w:t>稳定、收敛、受边界误差影响小</w:t>
-      </w:r>
-      <w:r>
-        <w:rPr>
-          <w:rFonts w:hint="eastAsia" w:ascii="宋体" w:hAnsi="宋体" w:eastAsia="宋体" w:cs="宋体"/>
-          <w:sz w:val="24"/>
-          <w:szCs w:val="24"/>
-        </w:rPr>
-        <w:t>。需说明的是，此处</w:t>
-      </w:r>
-      <w:r>
-        <w:rPr>
-          <w:rFonts w:hint="eastAsia"/>
-          <w:sz w:val="24"/>
-          <w:szCs w:val="24"/>
-          <w:lang w:val="en-US" w:eastAsia="zh-CN"/>
-        </w:rPr>
-        <w:t xml:space="preserve"> </w:t>
       </w:r>
       <w:r>
         <w:rPr>
@@ -8652,14 +8316,275 @@
           <w:iCs/>
           <w:sz w:val="24"/>
           <w:szCs w:val="24"/>
+          <w:vertAlign w:val="subscript"/>
+          <w:lang w:val="en-US" w:eastAsia="zh-CN"/>
+        </w:rPr>
+        <w:t xml:space="preserve"> </w:t>
+      </w:r>
+      <w:r>
+        <w:rPr>
+          <w:rFonts w:hint="default" w:ascii="Times New Roman" w:hAnsi="Times New Roman" w:eastAsia="宋体" w:cs="Times New Roman"/>
+          <w:i/>
+          <w:iCs/>
+          <w:sz w:val="24"/>
+          <w:szCs w:val="24"/>
+        </w:rPr>
+        <w:t>f</w:t>
+      </w:r>
+      <w:r>
+        <w:rPr>
+          <w:rFonts w:hint="eastAsia" w:ascii="Times New Roman" w:hAnsi="Times New Roman" w:eastAsia="宋体" w:cs="Times New Roman"/>
+          <w:i w:val="0"/>
+          <w:iCs w:val="0"/>
+          <w:sz w:val="24"/>
+          <w:szCs w:val="24"/>
+          <w:vertAlign w:val="subscript"/>
+          <w:lang w:val="en-US" w:eastAsia="zh-CN"/>
+        </w:rPr>
+        <w:t>0</w:t>
+      </w:r>
+      <w:r>
+        <w:rPr>
+          <w:rFonts w:hint="default" w:ascii="Times New Roman" w:hAnsi="Times New Roman" w:eastAsia="宋体" w:cs="Times New Roman"/>
+          <w:b w:val="0"/>
+          <w:bCs w:val="0"/>
+          <w:i/>
+          <w:iCs/>
+          <w:sz w:val="24"/>
+          <w:szCs w:val="24"/>
+          <w:vertAlign w:val="subscript"/>
+          <w:lang w:val="en-US" w:eastAsia="zh-CN"/>
+        </w:rPr>
+        <w:t xml:space="preserve"> </w:t>
+      </w:r>
+      <w:r>
+        <w:rPr>
+          <w:rFonts w:hint="eastAsia" w:ascii="宋体" w:hAnsi="宋体" w:eastAsia="宋体" w:cs="宋体"/>
+          <w:sz w:val="24"/>
+          <w:szCs w:val="24"/>
+        </w:rPr>
+        <w:t>及实时检测的像素高度</w:t>
+      </w:r>
+      <w:r>
+        <w:rPr>
+          <w:rFonts w:hint="default" w:ascii="Times New Roman" w:hAnsi="Times New Roman" w:eastAsia="宋体" w:cs="Times New Roman"/>
+          <w:b w:val="0"/>
+          <w:bCs w:val="0"/>
+          <w:i/>
+          <w:iCs/>
+          <w:sz w:val="24"/>
+          <w:szCs w:val="24"/>
+          <w:vertAlign w:val="subscript"/>
+          <w:lang w:val="en-US" w:eastAsia="zh-CN"/>
+        </w:rPr>
+        <w:t xml:space="preserve"> </w:t>
+      </w:r>
+      <w:r>
+        <w:rPr>
+          <w:rFonts w:hint="default" w:ascii="Times New Roman" w:hAnsi="Times New Roman" w:eastAsia="宋体" w:cs="Times New Roman"/>
+          <w:i/>
+          <w:iCs/>
+          <w:sz w:val="24"/>
+          <w:szCs w:val="24"/>
+        </w:rPr>
+        <w:t>h</w:t>
+      </w:r>
+      <w:r>
+        <w:rPr>
+          <w:rFonts w:hint="default" w:ascii="Times New Roman" w:hAnsi="Times New Roman" w:eastAsia="宋体" w:cs="Times New Roman"/>
+          <w:i w:val="0"/>
+          <w:iCs w:val="0"/>
+          <w:sz w:val="24"/>
+          <w:szCs w:val="24"/>
+          <w:vertAlign w:val="subscript"/>
+        </w:rPr>
+        <w:t>1</w:t>
+      </w:r>
+      <w:r>
+        <w:rPr>
+          <w:rFonts w:hint="eastAsia" w:ascii="宋体" w:hAnsi="宋体" w:eastAsia="宋体" w:cs="宋体"/>
+          <w:sz w:val="24"/>
+          <w:szCs w:val="24"/>
+        </w:rPr>
+        <w:t>，</w:t>
+      </w:r>
+      <w:r>
+        <w:rPr>
+          <w:rFonts w:hint="eastAsia" w:ascii="宋体" w:hAnsi="宋体" w:eastAsia="宋体" w:cs="宋体"/>
+          <w:sz w:val="24"/>
+          <w:szCs w:val="24"/>
+          <w:lang w:val="en-US" w:eastAsia="zh-CN"/>
+        </w:rPr>
+        <w:t>我们选择目标检测框</w:t>
+      </w:r>
+      <w:r>
+        <w:rPr>
+          <w:rFonts w:hint="eastAsia" w:ascii="宋体" w:hAnsi="宋体" w:eastAsia="宋体" w:cs="宋体"/>
+          <w:sz w:val="24"/>
+          <w:szCs w:val="24"/>
+        </w:rPr>
+        <w:t>中心点</w:t>
+      </w:r>
+      <w:r>
+        <w:rPr>
+          <w:rFonts w:hint="eastAsia" w:ascii="宋体" w:hAnsi="宋体" w:eastAsia="宋体" w:cs="宋体"/>
+          <w:sz w:val="24"/>
+          <w:szCs w:val="24"/>
+          <w:lang w:val="en-US" w:eastAsia="zh-CN"/>
+        </w:rPr>
+        <w:t>估</w:t>
+      </w:r>
+      <w:r>
+        <w:rPr>
+          <w:rFonts w:hint="eastAsia" w:ascii="宋体" w:hAnsi="宋体" w:eastAsia="宋体" w:cs="宋体"/>
+          <w:sz w:val="24"/>
+          <w:szCs w:val="24"/>
+        </w:rPr>
+        <w:t>算其</w:t>
+      </w:r>
+      <w:r>
+        <w:rPr>
+          <w:rFonts w:hint="eastAsia" w:ascii="宋体" w:hAnsi="宋体" w:eastAsia="宋体" w:cs="宋体"/>
+          <w:sz w:val="24"/>
+          <w:szCs w:val="24"/>
+          <w:lang w:val="en-US" w:eastAsia="zh-CN"/>
+        </w:rPr>
+        <w:t>相机坐标系</w:t>
+      </w:r>
+      <w:r>
+        <w:rPr>
+          <w:rFonts w:hint="eastAsia" w:ascii="宋体" w:hAnsi="宋体" w:eastAsia="宋体" w:cs="宋体"/>
+          <w:sz w:val="24"/>
+          <w:szCs w:val="24"/>
+        </w:rPr>
+        <w:t>深度</w:t>
+      </w:r>
+      <w:r>
+        <w:rPr>
+          <w:rFonts w:hint="default" w:ascii="Times New Roman" w:hAnsi="Times New Roman" w:eastAsia="宋体" w:cs="Times New Roman"/>
+          <w:b w:val="0"/>
+          <w:bCs w:val="0"/>
+          <w:i/>
+          <w:iCs/>
+          <w:sz w:val="24"/>
+          <w:szCs w:val="24"/>
+          <w:vertAlign w:val="subscript"/>
+          <w:lang w:val="en-US" w:eastAsia="zh-CN"/>
+        </w:rPr>
+        <w:t xml:space="preserve"> </w:t>
+      </w:r>
+      <w:r>
+        <w:rPr>
+          <w:rFonts w:hint="default" w:ascii="Times New Roman" w:hAnsi="Times New Roman" w:eastAsia="宋体" w:cs="Times New Roman"/>
+          <w:i/>
+          <w:iCs/>
+          <w:sz w:val="24"/>
+          <w:szCs w:val="24"/>
+        </w:rPr>
+        <w:t>Z</w:t>
+      </w:r>
+      <w:r>
+        <w:rPr>
+          <w:rFonts w:hint="default" w:ascii="Times New Roman" w:hAnsi="Times New Roman" w:eastAsia="宋体" w:cs="Times New Roman"/>
+          <w:i/>
+          <w:iCs/>
+          <w:sz w:val="24"/>
+          <w:szCs w:val="24"/>
+          <w:vertAlign w:val="subscript"/>
+        </w:rPr>
+        <w:t>c</w:t>
+      </w:r>
+      <w:r>
+        <w:rPr>
+          <w:rFonts w:hint="default" w:ascii="Times New Roman" w:hAnsi="Times New Roman" w:eastAsia="宋体" w:cs="Times New Roman"/>
+          <w:i w:val="0"/>
+          <w:iCs w:val="0"/>
+          <w:sz w:val="24"/>
+          <w:szCs w:val="24"/>
+          <w:vertAlign w:val="subscript"/>
+        </w:rPr>
+        <w:t>1</w:t>
+      </w:r>
+      <w:r>
+        <w:rPr>
+          <w:rFonts w:hint="eastAsia" w:ascii="Times New Roman" w:hAnsi="Times New Roman" w:eastAsia="宋体" w:cs="Times New Roman"/>
+          <w:i w:val="0"/>
+          <w:iCs w:val="0"/>
+          <w:sz w:val="24"/>
+          <w:szCs w:val="24"/>
+          <w:vertAlign w:val="baseline"/>
+          <w:lang w:eastAsia="zh-CN"/>
+        </w:rPr>
+        <w:t>，</w:t>
+      </w:r>
+      <w:r>
+        <w:rPr>
+          <w:rFonts w:hint="eastAsia" w:ascii="Times New Roman" w:hAnsi="Times New Roman" w:eastAsia="宋体" w:cs="Times New Roman"/>
+          <w:i w:val="0"/>
+          <w:iCs w:val="0"/>
+          <w:sz w:val="24"/>
+          <w:szCs w:val="24"/>
+          <w:vertAlign w:val="baseline"/>
+          <w:lang w:val="en-US" w:eastAsia="zh-CN"/>
+        </w:rPr>
+        <w:t>这样更加</w:t>
+      </w:r>
+      <w:r>
+        <w:rPr>
+          <w:rFonts w:hint="eastAsia" w:ascii="Times New Roman" w:hAnsi="Times New Roman" w:eastAsia="宋体" w:cs="Times New Roman"/>
+          <w:i w:val="0"/>
+          <w:iCs w:val="0"/>
+          <w:sz w:val="24"/>
+          <w:szCs w:val="24"/>
+          <w:vertAlign w:val="baseline"/>
+          <w:lang w:eastAsia="zh-CN"/>
+        </w:rPr>
+        <w:t>稳定、收敛、受边界误差影响小</w:t>
+      </w:r>
+      <w:r>
+        <w:rPr>
+          <w:rFonts w:hint="eastAsia" w:ascii="宋体" w:hAnsi="宋体" w:eastAsia="宋体" w:cs="宋体"/>
+          <w:sz w:val="24"/>
+          <w:szCs w:val="24"/>
+        </w:rPr>
+        <w:t>。需说明的是，此处</w:t>
+      </w:r>
+      <w:r>
+        <w:rPr>
+          <w:rFonts w:hint="default" w:ascii="Times New Roman" w:hAnsi="Times New Roman" w:eastAsia="宋体" w:cs="Times New Roman"/>
+          <w:b w:val="0"/>
+          <w:bCs w:val="0"/>
+          <w:i/>
+          <w:iCs/>
+          <w:sz w:val="24"/>
+          <w:szCs w:val="24"/>
+          <w:vertAlign w:val="subscript"/>
+          <w:lang w:val="en-US" w:eastAsia="zh-CN"/>
+        </w:rPr>
+        <w:t xml:space="preserve"> </w:t>
+      </w:r>
+      <w:r>
+        <w:rPr>
+          <w:rFonts w:hint="default" w:ascii="Times New Roman" w:hAnsi="Times New Roman" w:eastAsia="宋体" w:cs="Times New Roman"/>
+          <w:b w:val="0"/>
+          <w:bCs w:val="0"/>
+          <w:i/>
+          <w:iCs/>
+          <w:sz w:val="24"/>
+          <w:szCs w:val="24"/>
         </w:rPr>
         <w:t>H</w:t>
       </w:r>
       <w:r>
         <w:rPr>
-          <w:rFonts w:hint="eastAsia"/>
-          <w:sz w:val="24"/>
-          <w:szCs w:val="24"/>
+          <w:rFonts w:hint="default" w:ascii="Times New Roman" w:hAnsi="Times New Roman" w:eastAsia="宋体" w:cs="Times New Roman"/>
+          <w:b w:val="0"/>
+          <w:bCs w:val="0"/>
+          <w:i/>
+          <w:iCs/>
+          <w:sz w:val="24"/>
+          <w:szCs w:val="24"/>
+          <w:vertAlign w:val="subscript"/>
           <w:lang w:val="en-US" w:eastAsia="zh-CN"/>
         </w:rPr>
         <w:t xml:space="preserve"> </w:t>
@@ -9823,52 +9748,14 @@
       </w:pPr>
       <w:r>
         <w:rPr>
-          <w:rFonts w:hint="default" w:ascii="Times New Roman" w:hAnsi="Times New Roman" w:eastAsia="等线" w:cs="Times New Roman"/>
-          <w:b w:val="0"/>
-          <w:i/>
-          <w:iCs/>
-          <w:sz w:val="24"/>
-          <w:szCs w:val="24"/>
-          <w:lang w:val="en-US" w:eastAsia="zh-CN"/>
-        </w:rPr>
-        <w:t>P</w:t>
-      </w:r>
-      <w:r>
-        <w:rPr>
-          <w:rFonts w:hint="default" w:ascii="Times New Roman" w:hAnsi="Times New Roman" w:eastAsia="等线" w:cs="Times New Roman"/>
-          <w:b w:val="0"/>
-          <w:i w:val="0"/>
-          <w:iCs w:val="0"/>
-          <w:sz w:val="24"/>
-          <w:szCs w:val="24"/>
-          <w:vertAlign w:val="subscript"/>
-          <w:lang w:val="en-US" w:eastAsia="zh-CN"/>
-        </w:rPr>
-        <w:t>1</w:t>
-      </w:r>
-      <w:r>
-        <w:rPr>
-          <w:rFonts w:hint="eastAsia" w:hAnsi="Cambria Math" w:eastAsia="等线" w:cs="等线"/>
-          <w:b w:val="0"/>
-          <w:i w:val="0"/>
-          <w:iCs w:val="0"/>
-          <w:sz w:val="24"/>
-          <w:szCs w:val="24"/>
-          <w:vertAlign w:val="subscript"/>
-          <w:lang w:val="en-US" w:eastAsia="zh-CN"/>
-        </w:rPr>
-        <w:t> </w:t>
-      </w:r>
-      <w:r>
-        <w:rPr>
-          <w:rFonts w:hint="eastAsia" w:ascii="宋体" w:hAnsi="宋体" w:eastAsia="宋体" w:cs="宋体"/>
-          <w:b w:val="0"/>
-          <w:i w:val="0"/>
-          <w:sz w:val="24"/>
-          <w:szCs w:val="24"/>
-          <w:lang w:val="en-US" w:eastAsia="zh-CN"/>
-        </w:rPr>
-        <w:t>点提供了场景中的一个已知三维空间基准点。</w:t>
+          <w:rFonts w:hint="eastAsia" w:ascii="宋体" w:hAnsi="宋体" w:eastAsia="宋体" w:cs="宋体"/>
+          <w:b w:val="0"/>
+          <w:i w:val="0"/>
+          <w:sz w:val="24"/>
+          <w:szCs w:val="24"/>
+          <w:lang w:val="en-US" w:eastAsia="zh-CN"/>
+        </w:rPr>
+        <w:t>说明：</w:t>
       </w:r>
     </w:p>
     <w:p>
@@ -9879,7 +9766,908 @@
         <w:widowControl w:val="0"/>
         <w:numPr>
           <w:ilvl w:val="0"/>
-          <w:numId w:val="2"/>
+          <w:numId w:val="4"/>
+        </w:numPr>
+        <w:kinsoku/>
+        <w:wordWrap/>
+        <w:overflowPunct/>
+        <w:topLinePunct w:val="0"/>
+        <w:autoSpaceDE/>
+        <w:autoSpaceDN/>
+        <w:bidi w:val="0"/>
+        <w:adjustRightInd/>
+        <w:snapToGrid/>
+        <w:spacing w:line="440" w:lineRule="exact"/>
+        <w:ind w:left="0" w:leftChars="0" w:firstLine="480" w:firstLineChars="200"/>
+        <w:textAlignment w:val="auto"/>
+        <w:rPr>
+          <w:rFonts w:hint="eastAsia" w:ascii="宋体" w:hAnsi="宋体" w:eastAsia="宋体" w:cs="宋体"/>
+          <w:b w:val="0"/>
+          <w:i w:val="0"/>
+          <w:sz w:val="24"/>
+          <w:szCs w:val="24"/>
+          <w:lang w:val="en-US" w:eastAsia="zh-CN"/>
+        </w:rPr>
+      </w:pPr>
+      <w:r>
+        <w:rPr>
+          <w:rFonts w:hint="default" w:ascii="Times New Roman" w:hAnsi="Times New Roman" w:eastAsia="宋体" w:cs="Times New Roman"/>
+          <w:i/>
+          <w:iCs/>
+          <w:sz w:val="24"/>
+          <w:szCs w:val="24"/>
+        </w:rPr>
+        <w:t>P</w:t>
+      </w:r>
+      <w:r>
+        <w:rPr>
+          <w:rFonts w:hint="default" w:ascii="Times New Roman" w:hAnsi="Times New Roman" w:eastAsia="宋体" w:cs="Times New Roman"/>
+          <w:i w:val="0"/>
+          <w:iCs w:val="0"/>
+          <w:sz w:val="24"/>
+          <w:szCs w:val="24"/>
+          <w:vertAlign w:val="subscript"/>
+        </w:rPr>
+        <w:t>1</w:t>
+      </w:r>
+      <w:r>
+        <w:rPr>
+          <w:rFonts w:hint="eastAsia" w:ascii="Times New Roman" w:hAnsi="Times New Roman" w:eastAsia="宋体" w:cs="Times New Roman"/>
+          <w:i w:val="0"/>
+          <w:iCs w:val="0"/>
+          <w:sz w:val="24"/>
+          <w:szCs w:val="24"/>
+          <w:vertAlign w:val="baseline"/>
+          <w:lang w:eastAsia="zh-CN"/>
+        </w:rPr>
+        <w:t>（</w:t>
+      </w:r>
+      <w:r>
+        <w:rPr>
+          <w:rFonts w:hint="default" w:ascii="Times New Roman" w:hAnsi="Times New Roman" w:eastAsia="宋体" w:cs="Times New Roman"/>
+          <w:i/>
+          <w:iCs/>
+          <w:sz w:val="24"/>
+          <w:szCs w:val="24"/>
+        </w:rPr>
+        <w:t>X</w:t>
+      </w:r>
+      <w:r>
+        <w:rPr>
+          <w:rFonts w:hint="default" w:ascii="Times New Roman" w:hAnsi="Times New Roman" w:eastAsia="宋体" w:cs="Times New Roman"/>
+          <w:i/>
+          <w:iCs/>
+          <w:sz w:val="24"/>
+          <w:szCs w:val="24"/>
+          <w:vertAlign w:val="subscript"/>
+        </w:rPr>
+        <w:t>c</w:t>
+      </w:r>
+      <w:r>
+        <w:rPr>
+          <w:rFonts w:hint="default" w:ascii="Times New Roman" w:hAnsi="Times New Roman" w:eastAsia="宋体" w:cs="Times New Roman"/>
+          <w:i w:val="0"/>
+          <w:iCs w:val="0"/>
+          <w:sz w:val="24"/>
+          <w:szCs w:val="24"/>
+          <w:vertAlign w:val="subscript"/>
+        </w:rPr>
+        <w:t>1</w:t>
+      </w:r>
+      <w:r>
+        <w:rPr>
+          <w:rFonts w:hint="default" w:ascii="Times New Roman" w:hAnsi="Times New Roman" w:eastAsia="宋体" w:cs="Times New Roman"/>
+          <w:sz w:val="24"/>
+          <w:szCs w:val="24"/>
+        </w:rPr>
+        <w:t>,</w:t>
+      </w:r>
+      <w:r>
+        <w:rPr>
+          <w:rFonts w:hint="eastAsia" w:ascii="Times New Roman" w:hAnsi="Times New Roman" w:eastAsia="宋体" w:cs="Times New Roman"/>
+          <w:sz w:val="24"/>
+          <w:szCs w:val="24"/>
+          <w:lang w:val="en-US" w:eastAsia="zh-CN"/>
+        </w:rPr>
+        <w:t xml:space="preserve"> </w:t>
+      </w:r>
+      <w:r>
+        <w:rPr>
+          <w:rFonts w:hint="default" w:ascii="Times New Roman" w:hAnsi="Times New Roman" w:eastAsia="宋体" w:cs="Times New Roman"/>
+          <w:i/>
+          <w:iCs/>
+          <w:sz w:val="24"/>
+          <w:szCs w:val="24"/>
+        </w:rPr>
+        <w:t>Y</w:t>
+      </w:r>
+      <w:r>
+        <w:rPr>
+          <w:rFonts w:hint="default" w:ascii="Times New Roman" w:hAnsi="Times New Roman" w:eastAsia="宋体" w:cs="Times New Roman"/>
+          <w:i/>
+          <w:iCs/>
+          <w:sz w:val="24"/>
+          <w:szCs w:val="24"/>
+          <w:vertAlign w:val="subscript"/>
+        </w:rPr>
+        <w:t>c</w:t>
+      </w:r>
+      <w:r>
+        <w:rPr>
+          <w:rFonts w:hint="default" w:ascii="Times New Roman" w:hAnsi="Times New Roman" w:eastAsia="宋体" w:cs="Times New Roman"/>
+          <w:i w:val="0"/>
+          <w:iCs w:val="0"/>
+          <w:sz w:val="24"/>
+          <w:szCs w:val="24"/>
+          <w:vertAlign w:val="subscript"/>
+        </w:rPr>
+        <w:t>1</w:t>
+      </w:r>
+      <w:r>
+        <w:rPr>
+          <w:rFonts w:hint="default" w:ascii="Times New Roman" w:hAnsi="Times New Roman" w:eastAsia="宋体" w:cs="Times New Roman"/>
+          <w:sz w:val="24"/>
+          <w:szCs w:val="24"/>
+        </w:rPr>
+        <w:t>,</w:t>
+      </w:r>
+      <w:r>
+        <w:rPr>
+          <w:rFonts w:hint="eastAsia" w:ascii="Times New Roman" w:hAnsi="Times New Roman" w:eastAsia="宋体" w:cs="Times New Roman"/>
+          <w:sz w:val="24"/>
+          <w:szCs w:val="24"/>
+          <w:lang w:val="en-US" w:eastAsia="zh-CN"/>
+        </w:rPr>
+        <w:t xml:space="preserve"> </w:t>
+      </w:r>
+      <w:r>
+        <w:rPr>
+          <w:rFonts w:hint="default" w:ascii="Times New Roman" w:hAnsi="Times New Roman" w:eastAsia="宋体" w:cs="Times New Roman"/>
+          <w:i/>
+          <w:iCs/>
+          <w:sz w:val="24"/>
+          <w:szCs w:val="24"/>
+        </w:rPr>
+        <w:t>Z</w:t>
+      </w:r>
+      <w:r>
+        <w:rPr>
+          <w:rFonts w:hint="default" w:ascii="Times New Roman" w:hAnsi="Times New Roman" w:eastAsia="宋体" w:cs="Times New Roman"/>
+          <w:i/>
+          <w:iCs/>
+          <w:sz w:val="24"/>
+          <w:szCs w:val="24"/>
+          <w:vertAlign w:val="subscript"/>
+        </w:rPr>
+        <w:t>c</w:t>
+      </w:r>
+      <w:r>
+        <w:rPr>
+          <w:rFonts w:hint="default" w:ascii="Times New Roman" w:hAnsi="Times New Roman" w:eastAsia="宋体" w:cs="Times New Roman"/>
+          <w:i w:val="0"/>
+          <w:iCs w:val="0"/>
+          <w:sz w:val="24"/>
+          <w:szCs w:val="24"/>
+          <w:vertAlign w:val="subscript"/>
+        </w:rPr>
+        <w:t>1</w:t>
+      </w:r>
+      <w:r>
+        <w:rPr>
+          <w:rFonts w:hint="eastAsia" w:ascii="Times New Roman" w:hAnsi="Times New Roman" w:eastAsia="宋体" w:cs="Times New Roman"/>
+          <w:i w:val="0"/>
+          <w:iCs w:val="0"/>
+          <w:sz w:val="24"/>
+          <w:szCs w:val="24"/>
+          <w:vertAlign w:val="baseline"/>
+          <w:lang w:eastAsia="zh-CN"/>
+        </w:rPr>
+        <w:t>）</w:t>
+      </w:r>
+      <w:r>
+        <w:rPr>
+          <w:rFonts w:hint="eastAsia" w:ascii="宋体" w:hAnsi="宋体" w:eastAsia="宋体" w:cs="宋体"/>
+          <w:b w:val="0"/>
+          <w:i w:val="0"/>
+          <w:sz w:val="24"/>
+          <w:szCs w:val="24"/>
+          <w:lang w:val="en-US" w:eastAsia="zh-CN"/>
+        </w:rPr>
+        <w:t>是气瓶检测框中心点在相机坐标系中的三维坐标。</w:t>
+      </w:r>
+    </w:p>
+    <w:p>
+      <w:pPr>
+        <w:keepNext w:val="0"/>
+        <w:keepLines w:val="0"/>
+        <w:pageBreakBefore w:val="0"/>
+        <w:widowControl w:val="0"/>
+        <w:numPr>
+          <w:ilvl w:val="0"/>
+          <w:numId w:val="4"/>
+        </w:numPr>
+        <w:kinsoku/>
+        <w:wordWrap/>
+        <w:overflowPunct/>
+        <w:topLinePunct w:val="0"/>
+        <w:autoSpaceDE/>
+        <w:autoSpaceDN/>
+        <w:bidi w:val="0"/>
+        <w:adjustRightInd/>
+        <w:snapToGrid/>
+        <w:spacing w:line="440" w:lineRule="exact"/>
+        <w:ind w:left="0" w:leftChars="0" w:firstLine="480" w:firstLineChars="200"/>
+        <w:textAlignment w:val="auto"/>
+        <w:rPr>
+          <w:rFonts w:hint="eastAsia" w:ascii="宋体" w:hAnsi="宋体" w:eastAsia="宋体" w:cs="宋体"/>
+          <w:b w:val="0"/>
+          <w:i w:val="0"/>
+          <w:sz w:val="24"/>
+          <w:szCs w:val="24"/>
+          <w:lang w:val="en-US" w:eastAsia="zh-CN"/>
+        </w:rPr>
+      </w:pPr>
+      <w:r>
+        <w:rPr>
+          <w:rFonts w:hint="eastAsia" w:ascii="宋体" w:hAnsi="宋体" w:eastAsia="宋体" w:cs="宋体"/>
+          <w:b w:val="0"/>
+          <w:i w:val="0"/>
+          <w:sz w:val="24"/>
+          <w:szCs w:val="24"/>
+          <w:lang w:val="en-US" w:eastAsia="zh-CN"/>
+        </w:rPr>
+        <w:t>相机坐标系定义为：原点在相机光心，</w:t>
+      </w:r>
+      <w:r>
+        <w:rPr>
+          <w:rFonts w:hint="default" w:ascii="Times New Roman" w:hAnsi="Times New Roman" w:eastAsia="宋体" w:cs="Times New Roman"/>
+          <w:b w:val="0"/>
+          <w:i w:val="0"/>
+          <w:sz w:val="24"/>
+          <w:szCs w:val="24"/>
+          <w:lang w:val="en-US" w:eastAsia="zh-CN"/>
+        </w:rPr>
+        <w:t>X</w:t>
+      </w:r>
+      <w:r>
+        <w:rPr>
+          <w:rFonts w:hint="default" w:ascii="Times New Roman" w:hAnsi="Times New Roman" w:eastAsia="宋体" w:cs="Times New Roman"/>
+          <w:b w:val="0"/>
+          <w:bCs w:val="0"/>
+          <w:i/>
+          <w:iCs/>
+          <w:sz w:val="24"/>
+          <w:szCs w:val="24"/>
+          <w:vertAlign w:val="subscript"/>
+          <w:lang w:val="en-US" w:eastAsia="zh-CN"/>
+        </w:rPr>
+        <w:t xml:space="preserve"> </w:t>
+      </w:r>
+      <w:r>
+        <w:rPr>
+          <w:rFonts w:hint="eastAsia" w:ascii="宋体" w:hAnsi="宋体" w:eastAsia="宋体" w:cs="宋体"/>
+          <w:b w:val="0"/>
+          <w:i w:val="0"/>
+          <w:sz w:val="24"/>
+          <w:szCs w:val="24"/>
+          <w:lang w:val="en-US" w:eastAsia="zh-CN"/>
+        </w:rPr>
+        <w:t>轴水平向右，</w:t>
+      </w:r>
+      <w:r>
+        <w:rPr>
+          <w:rFonts w:hint="default" w:ascii="Times New Roman" w:hAnsi="Times New Roman" w:eastAsia="宋体" w:cs="Times New Roman"/>
+          <w:b w:val="0"/>
+          <w:i w:val="0"/>
+          <w:sz w:val="24"/>
+          <w:szCs w:val="24"/>
+          <w:lang w:val="en-US" w:eastAsia="zh-CN"/>
+        </w:rPr>
+        <w:t>Y</w:t>
+      </w:r>
+      <w:r>
+        <w:rPr>
+          <w:rFonts w:hint="default" w:ascii="Times New Roman" w:hAnsi="Times New Roman" w:eastAsia="宋体" w:cs="Times New Roman"/>
+          <w:b w:val="0"/>
+          <w:bCs w:val="0"/>
+          <w:i/>
+          <w:iCs/>
+          <w:sz w:val="24"/>
+          <w:szCs w:val="24"/>
+          <w:vertAlign w:val="subscript"/>
+          <w:lang w:val="en-US" w:eastAsia="zh-CN"/>
+        </w:rPr>
+        <w:t xml:space="preserve"> </w:t>
+      </w:r>
+      <w:r>
+        <w:rPr>
+          <w:rFonts w:hint="eastAsia" w:ascii="宋体" w:hAnsi="宋体" w:eastAsia="宋体" w:cs="宋体"/>
+          <w:b w:val="0"/>
+          <w:i w:val="0"/>
+          <w:sz w:val="24"/>
+          <w:szCs w:val="24"/>
+          <w:lang w:val="en-US" w:eastAsia="zh-CN"/>
+        </w:rPr>
+        <w:t>轴竖直向下，</w:t>
+      </w:r>
+      <w:r>
+        <w:rPr>
+          <w:rFonts w:hint="default" w:ascii="Times New Roman" w:hAnsi="Times New Roman" w:eastAsia="宋体" w:cs="Times New Roman"/>
+          <w:b w:val="0"/>
+          <w:i w:val="0"/>
+          <w:sz w:val="24"/>
+          <w:szCs w:val="24"/>
+          <w:lang w:val="en-US" w:eastAsia="zh-CN"/>
+        </w:rPr>
+        <w:t>Z</w:t>
+      </w:r>
+      <w:r>
+        <w:rPr>
+          <w:rFonts w:hint="default" w:ascii="Times New Roman" w:hAnsi="Times New Roman" w:eastAsia="宋体" w:cs="Times New Roman"/>
+          <w:b w:val="0"/>
+          <w:bCs w:val="0"/>
+          <w:i/>
+          <w:iCs/>
+          <w:sz w:val="24"/>
+          <w:szCs w:val="24"/>
+          <w:vertAlign w:val="subscript"/>
+          <w:lang w:val="en-US" w:eastAsia="zh-CN"/>
+        </w:rPr>
+        <w:t xml:space="preserve"> </w:t>
+      </w:r>
+      <w:r>
+        <w:rPr>
+          <w:rFonts w:hint="eastAsia" w:ascii="宋体" w:hAnsi="宋体" w:eastAsia="宋体" w:cs="宋体"/>
+          <w:b w:val="0"/>
+          <w:i w:val="0"/>
+          <w:sz w:val="24"/>
+          <w:szCs w:val="24"/>
+          <w:lang w:val="en-US" w:eastAsia="zh-CN"/>
+        </w:rPr>
+        <w:t>轴沿光轴向前。</w:t>
+      </w:r>
+    </w:p>
+    <w:p>
+      <w:pPr>
+        <w:keepNext w:val="0"/>
+        <w:keepLines w:val="0"/>
+        <w:pageBreakBefore w:val="0"/>
+        <w:widowControl w:val="0"/>
+        <w:numPr>
+          <w:ilvl w:val="0"/>
+          <w:numId w:val="4"/>
+        </w:numPr>
+        <w:kinsoku/>
+        <w:wordWrap/>
+        <w:overflowPunct/>
+        <w:topLinePunct w:val="0"/>
+        <w:autoSpaceDE/>
+        <w:autoSpaceDN/>
+        <w:bidi w:val="0"/>
+        <w:adjustRightInd/>
+        <w:snapToGrid/>
+        <w:spacing w:line="440" w:lineRule="exact"/>
+        <w:ind w:left="0" w:leftChars="0" w:firstLine="480" w:firstLineChars="200"/>
+        <w:textAlignment w:val="auto"/>
+        <w:rPr>
+          <w:rFonts w:hint="eastAsia" w:ascii="宋体" w:hAnsi="宋体" w:eastAsia="宋体" w:cs="宋体"/>
+          <w:b w:val="0"/>
+          <w:i w:val="0"/>
+          <w:sz w:val="24"/>
+          <w:szCs w:val="24"/>
+          <w:lang w:val="en-US" w:eastAsia="zh-CN"/>
+        </w:rPr>
+      </w:pPr>
+      <w:r>
+        <w:rPr>
+          <w:rFonts w:hint="eastAsia" w:ascii="宋体" w:hAnsi="宋体" w:eastAsia="宋体" w:cs="宋体"/>
+          <w:b w:val="0"/>
+          <w:i w:val="0"/>
+          <w:sz w:val="24"/>
+          <w:szCs w:val="24"/>
+          <w:lang w:val="en-US" w:eastAsia="zh-CN"/>
+        </w:rPr>
+        <w:t>由于</w:t>
+      </w:r>
+      <w:r>
+        <w:rPr>
+          <w:rFonts w:hint="default" w:ascii="Times New Roman" w:hAnsi="Times New Roman" w:eastAsia="宋体" w:cs="Times New Roman"/>
+          <w:b w:val="0"/>
+          <w:bCs w:val="0"/>
+          <w:i/>
+          <w:iCs/>
+          <w:sz w:val="24"/>
+          <w:szCs w:val="24"/>
+          <w:vertAlign w:val="subscript"/>
+          <w:lang w:val="en-US" w:eastAsia="zh-CN"/>
+        </w:rPr>
+        <w:t xml:space="preserve"> </w:t>
+      </w:r>
+      <w:r>
+        <w:rPr>
+          <w:rFonts w:hint="default" w:ascii="Times New Roman" w:hAnsi="Times New Roman" w:eastAsia="宋体" w:cs="Times New Roman"/>
+          <w:b w:val="0"/>
+          <w:i w:val="0"/>
+          <w:sz w:val="24"/>
+          <w:szCs w:val="24"/>
+          <w:lang w:val="en-US" w:eastAsia="zh-CN"/>
+        </w:rPr>
+        <w:t>Y</w:t>
+      </w:r>
+      <w:r>
+        <w:rPr>
+          <w:rFonts w:hint="default" w:ascii="Times New Roman" w:hAnsi="Times New Roman" w:eastAsia="宋体" w:cs="Times New Roman"/>
+          <w:b w:val="0"/>
+          <w:bCs w:val="0"/>
+          <w:i/>
+          <w:iCs/>
+          <w:sz w:val="24"/>
+          <w:szCs w:val="24"/>
+          <w:vertAlign w:val="subscript"/>
+          <w:lang w:val="en-US" w:eastAsia="zh-CN"/>
+        </w:rPr>
+        <w:t xml:space="preserve"> </w:t>
+      </w:r>
+      <w:r>
+        <w:rPr>
+          <w:rFonts w:hint="eastAsia" w:ascii="宋体" w:hAnsi="宋体" w:eastAsia="宋体" w:cs="宋体"/>
+          <w:b w:val="0"/>
+          <w:i w:val="0"/>
+          <w:sz w:val="24"/>
+          <w:szCs w:val="24"/>
+          <w:lang w:val="en-US" w:eastAsia="zh-CN"/>
+        </w:rPr>
+        <w:t>轴竖直向下，</w:t>
+      </w:r>
+      <w:r>
+        <w:rPr>
+          <w:rFonts w:hint="default" w:ascii="Times New Roman" w:hAnsi="Times New Roman" w:eastAsia="宋体" w:cs="Times New Roman"/>
+          <w:b w:val="0"/>
+          <w:i/>
+          <w:iCs/>
+          <w:sz w:val="24"/>
+          <w:szCs w:val="24"/>
+          <w:lang w:val="en-US" w:eastAsia="zh-CN"/>
+        </w:rPr>
+        <w:t>Y</w:t>
+      </w:r>
+      <w:r>
+        <w:rPr>
+          <w:rFonts w:hint="default" w:ascii="Times New Roman" w:hAnsi="Times New Roman" w:eastAsia="宋体" w:cs="Times New Roman"/>
+          <w:b w:val="0"/>
+          <w:i/>
+          <w:iCs/>
+          <w:sz w:val="24"/>
+          <w:szCs w:val="24"/>
+          <w:vertAlign w:val="subscript"/>
+          <w:lang w:val="en-US" w:eastAsia="zh-CN"/>
+        </w:rPr>
+        <w:t>c1</w:t>
+      </w:r>
+      <w:r>
+        <w:rPr>
+          <w:rFonts w:hint="default" w:ascii="Times New Roman" w:hAnsi="Times New Roman" w:eastAsia="宋体" w:cs="Times New Roman"/>
+          <w:b w:val="0"/>
+          <w:bCs w:val="0"/>
+          <w:i/>
+          <w:iCs/>
+          <w:sz w:val="24"/>
+          <w:szCs w:val="24"/>
+          <w:vertAlign w:val="subscript"/>
+          <w:lang w:val="en-US" w:eastAsia="zh-CN"/>
+        </w:rPr>
+        <w:t xml:space="preserve"> </w:t>
+      </w:r>
+      <w:r>
+        <w:rPr>
+          <w:rFonts w:hint="default" w:ascii="Times New Roman" w:hAnsi="Times New Roman" w:eastAsia="宋体" w:cs="Times New Roman"/>
+          <w:b w:val="0"/>
+          <w:i w:val="0"/>
+          <w:sz w:val="24"/>
+          <w:szCs w:val="24"/>
+          <w:lang w:val="en-US" w:eastAsia="zh-CN"/>
+        </w:rPr>
+        <w:t>&gt;</w:t>
+      </w:r>
+      <w:r>
+        <w:rPr>
+          <w:rFonts w:hint="eastAsia" w:ascii="Times New Roman" w:hAnsi="Times New Roman" w:eastAsia="宋体" w:cs="Times New Roman"/>
+          <w:b w:val="0"/>
+          <w:i w:val="0"/>
+          <w:sz w:val="24"/>
+          <w:szCs w:val="24"/>
+          <w:lang w:val="en-US" w:eastAsia="zh-CN"/>
+        </w:rPr>
+        <w:t xml:space="preserve"> </w:t>
+      </w:r>
+      <w:r>
+        <w:rPr>
+          <w:rFonts w:hint="default" w:ascii="Times New Roman" w:hAnsi="Times New Roman" w:eastAsia="宋体" w:cs="Times New Roman"/>
+          <w:b w:val="0"/>
+          <w:i w:val="0"/>
+          <w:sz w:val="24"/>
+          <w:szCs w:val="24"/>
+          <w:lang w:val="en-US" w:eastAsia="zh-CN"/>
+        </w:rPr>
+        <w:t>0</w:t>
+      </w:r>
+      <w:r>
+        <w:rPr>
+          <w:rFonts w:hint="eastAsia" w:ascii="宋体" w:hAnsi="宋体" w:eastAsia="宋体" w:cs="宋体"/>
+          <w:b w:val="0"/>
+          <w:i w:val="0"/>
+          <w:sz w:val="24"/>
+          <w:szCs w:val="24"/>
+          <w:lang w:val="en-US" w:eastAsia="zh-CN"/>
+        </w:rPr>
+        <w:t>表示中心点在相机光心下方。</w:t>
+      </w:r>
+    </w:p>
+    <w:p>
+      <w:pPr>
+        <w:keepNext w:val="0"/>
+        <w:keepLines w:val="0"/>
+        <w:pageBreakBefore w:val="0"/>
+        <w:widowControl w:val="0"/>
+        <w:numPr>
+          <w:ilvl w:val="0"/>
+          <w:numId w:val="4"/>
+        </w:numPr>
+        <w:kinsoku/>
+        <w:wordWrap/>
+        <w:overflowPunct/>
+        <w:topLinePunct w:val="0"/>
+        <w:autoSpaceDE/>
+        <w:autoSpaceDN/>
+        <w:bidi w:val="0"/>
+        <w:adjustRightInd/>
+        <w:snapToGrid/>
+        <w:spacing w:line="440" w:lineRule="exact"/>
+        <w:ind w:left="0" w:leftChars="0" w:firstLine="480" w:firstLineChars="200"/>
+        <w:textAlignment w:val="auto"/>
+        <w:rPr>
+          <w:rFonts w:hint="eastAsia" w:ascii="宋体" w:hAnsi="宋体" w:eastAsia="宋体" w:cs="宋体"/>
+          <w:b w:val="0"/>
+          <w:i w:val="0"/>
+          <w:sz w:val="24"/>
+          <w:szCs w:val="24"/>
+          <w:lang w:val="en-US" w:eastAsia="zh-CN"/>
+        </w:rPr>
+      </w:pPr>
+      <w:r>
+        <w:rPr>
+          <w:rFonts w:hint="eastAsia" w:ascii="宋体" w:hAnsi="宋体" w:eastAsia="宋体" w:cs="宋体"/>
+          <w:b w:val="0"/>
+          <w:i w:val="0"/>
+          <w:sz w:val="24"/>
+          <w:szCs w:val="24"/>
+          <w:lang w:val="en-US" w:eastAsia="zh-CN"/>
+        </w:rPr>
+        <w:t>气瓶底部</w:t>
+      </w:r>
+      <w:r>
+        <w:rPr>
+          <w:rFonts w:hint="default" w:ascii="Times New Roman" w:hAnsi="Times New Roman" w:eastAsia="宋体" w:cs="Times New Roman"/>
+          <w:b w:val="0"/>
+          <w:bCs w:val="0"/>
+          <w:i/>
+          <w:iCs/>
+          <w:sz w:val="24"/>
+          <w:szCs w:val="24"/>
+          <w:vertAlign w:val="subscript"/>
+          <w:lang w:val="en-US" w:eastAsia="zh-CN"/>
+        </w:rPr>
+        <w:t xml:space="preserve"> </w:t>
+      </w:r>
+      <w:r>
+        <w:rPr>
+          <w:rFonts w:hint="default" w:ascii="Times New Roman" w:hAnsi="Times New Roman" w:eastAsia="宋体" w:cs="Times New Roman"/>
+          <w:b w:val="0"/>
+          <w:i w:val="0"/>
+          <w:sz w:val="24"/>
+          <w:szCs w:val="24"/>
+          <w:lang w:val="en-US" w:eastAsia="zh-CN"/>
+        </w:rPr>
+        <w:t>Y</w:t>
+      </w:r>
+      <w:r>
+        <w:rPr>
+          <w:rFonts w:hint="default" w:ascii="Times New Roman" w:hAnsi="Times New Roman" w:eastAsia="宋体" w:cs="Times New Roman"/>
+          <w:b w:val="0"/>
+          <w:bCs w:val="0"/>
+          <w:i/>
+          <w:iCs/>
+          <w:sz w:val="24"/>
+          <w:szCs w:val="24"/>
+          <w:vertAlign w:val="subscript"/>
+          <w:lang w:val="en-US" w:eastAsia="zh-CN"/>
+        </w:rPr>
+        <w:t xml:space="preserve"> </w:t>
+      </w:r>
+      <w:r>
+        <w:rPr>
+          <w:rFonts w:hint="eastAsia" w:ascii="宋体" w:hAnsi="宋体" w:eastAsia="宋体" w:cs="宋体"/>
+          <w:b w:val="0"/>
+          <w:i w:val="0"/>
+          <w:sz w:val="24"/>
+          <w:szCs w:val="24"/>
+          <w:lang w:val="en-US" w:eastAsia="zh-CN"/>
+        </w:rPr>
+        <w:t>坐标约为：</w:t>
+      </w:r>
+      <w:r>
+        <w:rPr>
+          <w:rFonts w:hint="default" w:ascii="Times New Roman" w:hAnsi="Times New Roman" w:eastAsia="宋体" w:cs="Times New Roman"/>
+          <w:b w:val="0"/>
+          <w:i/>
+          <w:iCs/>
+          <w:sz w:val="24"/>
+          <w:szCs w:val="24"/>
+          <w:lang w:val="en-US" w:eastAsia="zh-CN"/>
+        </w:rPr>
+        <w:t>Y</w:t>
+      </w:r>
+      <w:r>
+        <w:rPr>
+          <w:rFonts w:hint="default" w:ascii="Times New Roman" w:hAnsi="Times New Roman" w:eastAsia="宋体" w:cs="Times New Roman"/>
+          <w:b w:val="0"/>
+          <w:i/>
+          <w:iCs/>
+          <w:sz w:val="24"/>
+          <w:szCs w:val="24"/>
+          <w:vertAlign w:val="subscript"/>
+          <w:lang w:val="en-US" w:eastAsia="zh-CN"/>
+        </w:rPr>
+        <w:t>bottom</w:t>
+      </w:r>
+      <w:r>
+        <w:rPr>
+          <w:rFonts w:hint="eastAsia" w:ascii="Times New Roman" w:hAnsi="Times New Roman" w:eastAsia="宋体" w:cs="Times New Roman"/>
+          <w:b w:val="0"/>
+          <w:i w:val="0"/>
+          <w:sz w:val="24"/>
+          <w:szCs w:val="24"/>
+          <w:vertAlign w:val="subscript"/>
+          <w:lang w:val="en-US" w:eastAsia="zh-CN"/>
+        </w:rPr>
+        <w:t xml:space="preserve"> </w:t>
+      </w:r>
+      <w:r>
+        <w:rPr>
+          <w:rFonts w:hint="default" w:ascii="Times New Roman" w:hAnsi="Times New Roman" w:eastAsia="宋体" w:cs="Times New Roman"/>
+          <w:b w:val="0"/>
+          <w:i w:val="0"/>
+          <w:sz w:val="24"/>
+          <w:szCs w:val="24"/>
+          <w:lang w:val="en-US" w:eastAsia="zh-CN"/>
+        </w:rPr>
+        <w:t>≈</w:t>
+      </w:r>
+      <w:r>
+        <w:rPr>
+          <w:rFonts w:hint="eastAsia" w:ascii="Times New Roman" w:hAnsi="Times New Roman" w:eastAsia="宋体" w:cs="Times New Roman"/>
+          <w:b w:val="0"/>
+          <w:i w:val="0"/>
+          <w:sz w:val="24"/>
+          <w:szCs w:val="24"/>
+          <w:lang w:val="en-US" w:eastAsia="zh-CN"/>
+        </w:rPr>
+        <w:t xml:space="preserve"> </w:t>
+      </w:r>
+      <w:r>
+        <w:rPr>
+          <w:rFonts w:hint="default" w:ascii="Times New Roman" w:hAnsi="Times New Roman" w:eastAsia="宋体" w:cs="Times New Roman"/>
+          <w:b w:val="0"/>
+          <w:i/>
+          <w:iCs/>
+          <w:sz w:val="24"/>
+          <w:szCs w:val="24"/>
+          <w:lang w:val="en-US" w:eastAsia="zh-CN"/>
+        </w:rPr>
+        <w:t>Y</w:t>
+      </w:r>
+      <w:r>
+        <w:rPr>
+          <w:rFonts w:hint="default" w:ascii="Times New Roman" w:hAnsi="Times New Roman" w:eastAsia="宋体" w:cs="Times New Roman"/>
+          <w:b w:val="0"/>
+          <w:i/>
+          <w:iCs/>
+          <w:sz w:val="24"/>
+          <w:szCs w:val="24"/>
+          <w:vertAlign w:val="subscript"/>
+          <w:lang w:val="en-US" w:eastAsia="zh-CN"/>
+        </w:rPr>
+        <w:t>c1</w:t>
+      </w:r>
+      <w:r>
+        <w:rPr>
+          <w:rFonts w:hint="eastAsia" w:ascii="Times New Roman" w:hAnsi="Times New Roman" w:eastAsia="宋体" w:cs="Times New Roman"/>
+          <w:b w:val="0"/>
+          <w:i w:val="0"/>
+          <w:sz w:val="24"/>
+          <w:szCs w:val="24"/>
+          <w:vertAlign w:val="subscript"/>
+          <w:lang w:val="en-US" w:eastAsia="zh-CN"/>
+        </w:rPr>
+        <w:t xml:space="preserve"> </w:t>
+      </w:r>
+      <w:r>
+        <w:rPr>
+          <w:rFonts w:hint="default" w:ascii="Times New Roman" w:hAnsi="Times New Roman" w:eastAsia="宋体" w:cs="Times New Roman"/>
+          <w:b w:val="0"/>
+          <w:i w:val="0"/>
+          <w:sz w:val="24"/>
+          <w:szCs w:val="24"/>
+          <w:lang w:val="en-US" w:eastAsia="zh-CN"/>
+        </w:rPr>
+        <w:t>+</w:t>
+      </w:r>
+      <w:r>
+        <w:rPr>
+          <w:rFonts w:hint="eastAsia" w:ascii="Times New Roman" w:hAnsi="Times New Roman" w:eastAsia="宋体" w:cs="Times New Roman"/>
+          <w:b w:val="0"/>
+          <w:i w:val="0"/>
+          <w:sz w:val="24"/>
+          <w:szCs w:val="24"/>
+          <w:lang w:val="en-US" w:eastAsia="zh-CN"/>
+        </w:rPr>
+        <w:t xml:space="preserve"> </w:t>
+      </w:r>
+      <w:r>
+        <w:rPr>
+          <w:rFonts w:hint="default" w:ascii="Times New Roman" w:hAnsi="Times New Roman" w:eastAsia="宋体" w:cs="Times New Roman"/>
+          <w:b w:val="0"/>
+          <w:i/>
+          <w:iCs/>
+          <w:sz w:val="24"/>
+          <w:szCs w:val="24"/>
+          <w:lang w:val="en-US" w:eastAsia="zh-CN"/>
+        </w:rPr>
+        <w:t>H</w:t>
+      </w:r>
+      <w:r>
+        <w:rPr>
+          <w:rFonts w:hint="eastAsia" w:ascii="Times New Roman" w:hAnsi="Times New Roman" w:eastAsia="宋体" w:cs="Times New Roman"/>
+          <w:b w:val="0"/>
+          <w:i/>
+          <w:iCs/>
+          <w:sz w:val="24"/>
+          <w:szCs w:val="24"/>
+          <w:lang w:val="en-US" w:eastAsia="zh-CN"/>
+        </w:rPr>
+        <w:t xml:space="preserve"> </w:t>
+      </w:r>
+      <w:r>
+        <w:rPr>
+          <w:rFonts w:hint="default" w:ascii="Times New Roman" w:hAnsi="Times New Roman" w:eastAsia="宋体" w:cs="Times New Roman"/>
+          <w:b w:val="0"/>
+          <w:i w:val="0"/>
+          <w:sz w:val="24"/>
+          <w:szCs w:val="24"/>
+          <w:lang w:val="en-US" w:eastAsia="zh-CN"/>
+        </w:rPr>
+        <w:t>/</w:t>
+      </w:r>
+      <w:r>
+        <w:rPr>
+          <w:rFonts w:hint="eastAsia" w:ascii="Times New Roman" w:hAnsi="Times New Roman" w:eastAsia="宋体" w:cs="Times New Roman"/>
+          <w:b w:val="0"/>
+          <w:i w:val="0"/>
+          <w:sz w:val="24"/>
+          <w:szCs w:val="24"/>
+          <w:lang w:val="en-US" w:eastAsia="zh-CN"/>
+        </w:rPr>
+        <w:t xml:space="preserve"> </w:t>
+      </w:r>
+      <w:r>
+        <w:rPr>
+          <w:rFonts w:hint="default" w:ascii="Times New Roman" w:hAnsi="Times New Roman" w:eastAsia="宋体" w:cs="Times New Roman"/>
+          <w:b w:val="0"/>
+          <w:i w:val="0"/>
+          <w:sz w:val="24"/>
+          <w:szCs w:val="24"/>
+          <w:lang w:val="en-US" w:eastAsia="zh-CN"/>
+        </w:rPr>
+        <w:t>2 </w:t>
+      </w:r>
+      <w:r>
+        <w:rPr>
+          <w:rFonts w:hint="eastAsia" w:ascii="宋体" w:hAnsi="宋体" w:eastAsia="宋体" w:cs="宋体"/>
+          <w:b w:val="0"/>
+          <w:i w:val="0"/>
+          <w:sz w:val="24"/>
+          <w:szCs w:val="24"/>
+          <w:lang w:val="en-US" w:eastAsia="zh-CN"/>
+        </w:rPr>
+        <w:t>。</w:t>
+      </w:r>
+    </w:p>
+    <w:p>
+      <w:pPr>
+        <w:keepNext w:val="0"/>
+        <w:keepLines w:val="0"/>
+        <w:pageBreakBefore w:val="0"/>
+        <w:widowControl w:val="0"/>
+        <w:kinsoku/>
+        <w:wordWrap/>
+        <w:overflowPunct/>
+        <w:topLinePunct w:val="0"/>
+        <w:autoSpaceDE/>
+        <w:autoSpaceDN/>
+        <w:bidi w:val="0"/>
+        <w:adjustRightInd/>
+        <w:snapToGrid/>
+        <w:spacing w:line="440" w:lineRule="exact"/>
+        <w:ind w:firstLine="480" w:firstLineChars="200"/>
+        <w:textAlignment w:val="auto"/>
+        <w:rPr>
+          <w:rFonts w:hint="eastAsia" w:ascii="宋体" w:hAnsi="宋体" w:eastAsia="宋体" w:cs="宋体"/>
+          <w:b w:val="0"/>
+          <w:i w:val="0"/>
+          <w:sz w:val="24"/>
+          <w:szCs w:val="24"/>
+          <w:lang w:val="en-US" w:eastAsia="zh-CN"/>
+        </w:rPr>
+      </w:pPr>
+      <w:r>
+        <w:rPr>
+          <w:rFonts w:hint="default" w:ascii="Times New Roman" w:hAnsi="Times New Roman" w:eastAsia="等线" w:cs="Times New Roman"/>
+          <w:b w:val="0"/>
+          <w:i/>
+          <w:iCs/>
+          <w:sz w:val="24"/>
+          <w:szCs w:val="24"/>
+          <w:lang w:val="en-US" w:eastAsia="zh-CN"/>
+        </w:rPr>
+        <w:t>P</w:t>
+      </w:r>
+      <w:r>
+        <w:rPr>
+          <w:rFonts w:hint="default" w:ascii="Times New Roman" w:hAnsi="Times New Roman" w:eastAsia="等线" w:cs="Times New Roman"/>
+          <w:b w:val="0"/>
+          <w:i w:val="0"/>
+          <w:iCs w:val="0"/>
+          <w:sz w:val="24"/>
+          <w:szCs w:val="24"/>
+          <w:vertAlign w:val="subscript"/>
+          <w:lang w:val="en-US" w:eastAsia="zh-CN"/>
+        </w:rPr>
+        <w:t>1</w:t>
+      </w:r>
+      <w:r>
+        <w:rPr>
+          <w:rFonts w:hint="eastAsia" w:hAnsi="Cambria Math" w:eastAsia="等线" w:cs="等线"/>
+          <w:b w:val="0"/>
+          <w:i w:val="0"/>
+          <w:iCs w:val="0"/>
+          <w:sz w:val="24"/>
+          <w:szCs w:val="24"/>
+          <w:vertAlign w:val="subscript"/>
+          <w:lang w:val="en-US" w:eastAsia="zh-CN"/>
+        </w:rPr>
+        <w:t> </w:t>
+      </w:r>
+      <w:r>
+        <w:rPr>
+          <w:rFonts w:hint="eastAsia" w:ascii="宋体" w:hAnsi="宋体" w:eastAsia="宋体" w:cs="宋体"/>
+          <w:b w:val="0"/>
+          <w:i w:val="0"/>
+          <w:sz w:val="24"/>
+          <w:szCs w:val="24"/>
+          <w:lang w:val="en-US" w:eastAsia="zh-CN"/>
+        </w:rPr>
+        <w:t>点提供了场景中的一个已知三维空间基准点。</w:t>
+      </w:r>
+    </w:p>
+    <w:p>
+      <w:pPr>
+        <w:keepNext w:val="0"/>
+        <w:keepLines w:val="0"/>
+        <w:pageBreakBefore w:val="0"/>
+        <w:widowControl w:val="0"/>
+        <w:numPr>
+          <w:ilvl w:val="0"/>
+          <w:numId w:val="3"/>
         </w:numPr>
         <w:kinsoku/>
         <w:wordWrap/>
@@ -9958,48 +10746,90 @@
       </w:r>
       <w:r>
         <w:rPr>
-          <w:rFonts w:hint="default" w:ascii="Times New Roman" w:hAnsi="Times New Roman" w:eastAsia="等线" w:cs="Times New Roman"/>
-          <w:b w:val="0"/>
-          <w:i w:val="0"/>
-          <w:sz w:val="24"/>
-          <w:szCs w:val="24"/>
-          <w:lang w:val="en-US" w:eastAsia="zh-CN"/>
-        </w:rPr>
-        <w:t> Π</w:t>
-      </w:r>
-      <w:r>
-        <w:rPr>
-          <w:rFonts w:hint="eastAsia" w:hAnsi="Cambria Math" w:eastAsia="等线" w:cs="等线"/>
-          <w:b w:val="0"/>
-          <w:i w:val="0"/>
-          <w:sz w:val="24"/>
-          <w:szCs w:val="24"/>
-          <w:lang w:val="en-US" w:eastAsia="zh-CN"/>
-        </w:rPr>
-        <w:t> </w:t>
-      </w:r>
-      <w:r>
-        <w:rPr>
-          <w:rFonts w:hint="eastAsia" w:ascii="宋体" w:hAnsi="宋体" w:eastAsia="宋体" w:cs="宋体"/>
-          <w:b w:val="0"/>
-          <w:i w:val="0"/>
-          <w:sz w:val="24"/>
-          <w:szCs w:val="24"/>
-          <w:lang w:val="en-US" w:eastAsia="zh-CN"/>
-        </w:rPr>
-        <w:t>。该平面是用于深度计算的数学基准面。针对气瓶与动火点可能不在同一平面的情况，本系统将平面参数</w:t>
-      </w:r>
-      <w:r>
-        <w:rPr>
-          <w:rFonts w:hint="default" w:ascii="Times New Roman" w:hAnsi="Times New Roman" w:eastAsia="宋体" w:cs="Times New Roman"/>
-          <w:b w:val="0"/>
+          <w:rFonts w:hint="default" w:ascii="Times New Roman" w:hAnsi="Times New Roman" w:eastAsia="宋体" w:cs="Times New Roman"/>
+          <w:b w:val="0"/>
+          <w:bCs w:val="0"/>
           <w:i/>
           <w:iCs/>
           <w:sz w:val="24"/>
           <w:szCs w:val="24"/>
+          <w:vertAlign w:val="subscript"/>
+          <w:lang w:val="en-US" w:eastAsia="zh-CN"/>
+        </w:rPr>
+        <w:t xml:space="preserve"> </w:t>
+      </w:r>
+      <w:r>
+        <w:rPr>
+          <w:rFonts w:hint="default" w:ascii="Times New Roman" w:hAnsi="Times New Roman" w:eastAsia="等线" w:cs="Times New Roman"/>
+          <w:b w:val="0"/>
+          <w:i w:val="0"/>
+          <w:sz w:val="24"/>
+          <w:szCs w:val="24"/>
+          <w:lang w:val="en-US" w:eastAsia="zh-CN"/>
+        </w:rPr>
+        <w:t>Π</w:t>
+      </w:r>
+      <w:r>
+        <w:rPr>
+          <w:rFonts w:hint="eastAsia" w:hAnsi="Cambria Math" w:eastAsia="等线" w:cs="等线"/>
+          <w:b w:val="0"/>
+          <w:i w:val="0"/>
+          <w:sz w:val="24"/>
+          <w:szCs w:val="24"/>
+          <w:lang w:val="en-US" w:eastAsia="zh-CN"/>
+        </w:rPr>
+        <w:t> </w:t>
+      </w:r>
+      <w:r>
+        <w:rPr>
+          <w:rFonts w:hint="eastAsia" w:ascii="宋体" w:hAnsi="宋体" w:eastAsia="宋体" w:cs="宋体"/>
+          <w:b w:val="0"/>
+          <w:i w:val="0"/>
+          <w:sz w:val="24"/>
+          <w:szCs w:val="24"/>
+          <w:lang w:val="en-US" w:eastAsia="zh-CN"/>
+        </w:rPr>
+        <w:t>。该平面是用于深度计算的数学基准面。针对气瓶与动火点可能不在同一平面的情况，本系统将平面参数</w:t>
+      </w:r>
+      <w:r>
+        <w:rPr>
+          <w:rFonts w:hint="default" w:ascii="Times New Roman" w:hAnsi="Times New Roman" w:eastAsia="宋体" w:cs="Times New Roman"/>
+          <w:b w:val="0"/>
+          <w:bCs w:val="0"/>
+          <w:i/>
+          <w:iCs/>
+          <w:sz w:val="24"/>
+          <w:szCs w:val="24"/>
+          <w:vertAlign w:val="subscript"/>
+          <w:lang w:val="en-US" w:eastAsia="zh-CN"/>
+        </w:rPr>
+        <w:t xml:space="preserve"> </w:t>
+      </w:r>
+      <w:r>
+        <w:rPr>
+          <w:rFonts w:hint="default" w:ascii="Times New Roman" w:hAnsi="Times New Roman" w:eastAsia="宋体" w:cs="Times New Roman"/>
+          <w:b w:val="0"/>
+          <w:i/>
+          <w:iCs/>
+          <w:sz w:val="24"/>
+          <w:szCs w:val="24"/>
           <w:lang w:val="en-US" w:eastAsia="zh-CN"/>
         </w:rPr>
         <w:t>D</w:t>
+      </w:r>
+      <w:r>
+        <w:rPr>
+          <w:rFonts w:hint="default" w:ascii="Times New Roman" w:hAnsi="Times New Roman" w:eastAsia="宋体" w:cs="Times New Roman"/>
+          <w:b w:val="0"/>
+          <w:bCs w:val="0"/>
+          <w:i/>
+          <w:iCs/>
+          <w:sz w:val="24"/>
+          <w:szCs w:val="24"/>
+          <w:vertAlign w:val="subscript"/>
+          <w:lang w:val="en-US" w:eastAsia="zh-CN"/>
+        </w:rPr>
+        <w:t xml:space="preserve"> </w:t>
       </w:r>
       <w:r>
         <w:rPr>
@@ -10905,7 +11735,7 @@
         <w:widowControl w:val="0"/>
         <w:numPr>
           <w:ilvl w:val="0"/>
-          <w:numId w:val="3"/>
+          <w:numId w:val="5"/>
         </w:numPr>
         <w:kinsoku/>
         <w:wordWrap/>
@@ -10916,7 +11746,7 @@
         <w:bidi w:val="0"/>
         <w:adjustRightInd/>
         <w:snapToGrid/>
-        <w:spacing w:line="440" w:lineRule="exact"/>
+        <w:spacing w:before="79" w:beforeLines="25" w:line="440" w:lineRule="exact"/>
         <w:ind w:left="0" w:leftChars="0" w:firstLine="480" w:firstLineChars="200"/>
         <w:textAlignment w:val="auto"/>
         <w:rPr>
@@ -11139,7 +11969,7 @@
           <w:sz w:val="24"/>
           <w:lang w:val="en-US" w:eastAsia="zh-CN"/>
         </w:rPr>
-        <w:t>计算得出，代表气瓶所在平面的位置</w:t>
+        <w:t>计算得出，代表气瓶中心点所在水平面的位置</w:t>
       </w:r>
     </w:p>
     <w:p>
@@ -11160,9 +11990,11 @@
         <w:spacing w:before="79" w:beforeLines="25" w:after="79" w:afterLines="25" w:line="440" w:lineRule="exact"/>
         <w:textAlignment w:val="auto"/>
         <w:rPr>
-          <w:rFonts w:hint="eastAsia" w:hAnsi="Cambria Math"/>
-          <w:i w:val="0"/>
-          <w:sz w:val="24"/>
+          <w:rFonts w:hint="eastAsia" w:hAnsi="Cambria Math" w:eastAsia="等线" w:cs="等线"/>
+          <w:b w:val="0"/>
+          <w:i w:val="0"/>
+          <w:sz w:val="24"/>
+          <w:szCs w:val="24"/>
           <w:lang w:val="en-US" w:eastAsia="zh-CN"/>
         </w:rPr>
       </w:pPr>
@@ -11523,6 +12355,74 @@
                 </w:rPr>
                 <m:t>)</m:t>
               </m:r>
+              <m:r>
+                <m:rPr/>
+                <w:rPr>
+                  <w:rFonts w:hint="eastAsia" w:ascii="Cambria Math" w:hAnsi="Cambria Math"/>
+                  <w:sz w:val="24"/>
+                  <w:lang w:val="en-US" w:eastAsia="zh-CN"/>
+                </w:rPr>
+                <m:t>=</m:t>
+              </m:r>
+              <m:r>
+                <m:rPr/>
+                <w:rPr>
+                  <w:rFonts w:hint="default" w:ascii="Cambria Math" w:hAnsi="Cambria Math"/>
+                  <w:sz w:val="24"/>
+                  <w:lang w:val="en-US" w:eastAsia="zh-CN"/>
+                </w:rPr>
+                <m:t>−</m:t>
+              </m:r>
+              <m:sSub>
+                <m:sSubPr>
+                  <m:ctrlPr>
+                    <w:rPr>
+                      <w:rFonts w:hint="default" w:ascii="Cambria Math" w:hAnsi="Cambria Math"/>
+                      <w:i/>
+                      <w:sz w:val="24"/>
+                      <w:lang w:val="en-US" w:eastAsia="zh-CN"/>
+                    </w:rPr>
+                  </m:ctrlPr>
+                </m:sSubPr>
+                <m:e>
+                  <m:r>
+                    <m:rPr/>
+                    <w:rPr>
+                      <w:rFonts w:hint="default" w:ascii="Cambria Math" w:hAnsi="Cambria Math"/>
+                      <w:sz w:val="24"/>
+                      <w:lang w:val="en-US" w:eastAsia="zh-CN"/>
+                    </w:rPr>
+                    <m:t>Y</m:t>
+                  </m:r>
+                  <m:ctrlPr>
+                    <w:rPr>
+                      <w:rFonts w:hint="default" w:ascii="Cambria Math" w:hAnsi="Cambria Math"/>
+                      <w:i/>
+                      <w:sz w:val="24"/>
+                      <w:lang w:val="en-US" w:eastAsia="zh-CN"/>
+                    </w:rPr>
+                  </m:ctrlPr>
+                </m:e>
+                <m:sub>
+                  <m:r>
+                    <m:rPr/>
+                    <w:rPr>
+                      <w:rFonts w:hint="default" w:ascii="Cambria Math" w:hAnsi="Cambria Math"/>
+                      <w:sz w:val="24"/>
+                      <w:lang w:val="en-US" w:eastAsia="zh-CN"/>
+                    </w:rPr>
+                    <m:t>c1</m:t>
+                  </m:r>
+                  <m:ctrlPr>
+                    <w:rPr>
+                      <w:rFonts w:hint="default" w:ascii="Cambria Math" w:hAnsi="Cambria Math"/>
+                      <w:i/>
+                      <w:sz w:val="24"/>
+                      <w:lang w:val="en-US" w:eastAsia="zh-CN"/>
+                    </w:rPr>
+                  </m:ctrlPr>
+                </m:sub>
+              </m:sSub>
               <m:r>
                 <m:rPr>
                   <m:sty m:val="p"/>
@@ -11571,7 +12471,37 @@
                   <w:szCs w:val="24"/>
                   <w:lang w:val="en-US" w:eastAsia="zh-CN"/>
                 </w:rPr>
-                <m:t>2-16</m:t>
+                <m:t>2</m:t>
+              </m:r>
+              <m:r>
+                <m:rPr>
+                  <m:nor/>
+                  <m:sty m:val="p"/>
+                </m:rPr>
+                <w:rPr>
+                  <w:rFonts w:hint="eastAsia" w:ascii="Times New Roman" w:hAnsi="Times New Roman" w:cs="Times New Roman"/>
+                  <w:b w:val="0"/>
+                  <w:i w:val="0"/>
+                  <w:sz w:val="24"/>
+                  <w:szCs w:val="24"/>
+                  <w:lang w:val="en-US" w:eastAsia="zh-CN"/>
+                </w:rPr>
+                <m:t>-</m:t>
+              </m:r>
+              <m:r>
+                <m:rPr>
+                  <m:nor/>
+                  <m:sty m:val="p"/>
+                </m:rPr>
+                <w:rPr>
+                  <w:rFonts w:hint="default" w:ascii="Times New Roman" w:hAnsi="Times New Roman" w:cs="Times New Roman"/>
+                  <w:b w:val="0"/>
+                  <w:i w:val="0"/>
+                  <w:sz w:val="24"/>
+                  <w:szCs w:val="24"/>
+                  <w:lang w:val="en-US" w:eastAsia="zh-CN"/>
+                </w:rPr>
+                <m:t>16</m:t>
               </m:r>
               <m:r>
                 <m:rPr>
@@ -11606,9 +12536,48 @@
         <w:keepLines w:val="0"/>
         <w:pageBreakBefore w:val="0"/>
         <w:widowControl w:val="0"/>
+        <w:kinsoku/>
+        <w:wordWrap/>
+        <w:overflowPunct/>
+        <w:topLinePunct w:val="0"/>
+        <w:autoSpaceDE/>
+        <w:autoSpaceDN/>
+        <w:bidi w:val="0"/>
+        <w:adjustRightInd/>
+        <w:snapToGrid/>
+        <w:spacing w:line="440" w:lineRule="exact"/>
+        <w:ind w:left="0" w:firstLine="480" w:firstLineChars="200"/>
+        <w:textAlignment w:val="auto"/>
+        <w:rPr>
+          <w:rFonts w:hint="eastAsia" w:ascii="宋体" w:hAnsi="宋体" w:eastAsia="宋体" w:cs="宋体"/>
+          <w:b w:val="0"/>
+          <w:i w:val="0"/>
+          <w:sz w:val="24"/>
+          <w:szCs w:val="24"/>
+          <w:lang w:val="en-US" w:eastAsia="zh-CN"/>
+        </w:rPr>
+      </w:pPr>
+      <w:r>
+        <w:rPr>
+          <w:rFonts w:hint="eastAsia" w:ascii="宋体" w:hAnsi="宋体" w:eastAsia="宋体" w:cs="宋体"/>
+          <w:b w:val="0"/>
+          <w:i w:val="0"/>
+          <w:sz w:val="24"/>
+          <w:szCs w:val="24"/>
+          <w:lang w:val="en-US" w:eastAsia="zh-CN"/>
+        </w:rPr>
+        <w:t>物理意义说明：</w:t>
+      </w:r>
+    </w:p>
+    <w:p>
+      <w:pPr>
+        <w:keepNext w:val="0"/>
+        <w:keepLines w:val="0"/>
+        <w:pageBreakBefore w:val="0"/>
+        <w:widowControl w:val="0"/>
         <w:numPr>
           <w:ilvl w:val="0"/>
-          <w:numId w:val="3"/>
+          <w:numId w:val="6"/>
         </w:numPr>
         <w:kinsoku/>
         <w:wordWrap/>
@@ -11623,6 +12592,450 @@
         <w:ind w:left="0" w:leftChars="0" w:firstLine="480" w:firstLineChars="200"/>
         <w:textAlignment w:val="auto"/>
         <w:rPr>
+          <w:rFonts w:hint="eastAsia" w:ascii="宋体" w:hAnsi="宋体" w:eastAsia="宋体" w:cs="宋体"/>
+          <w:b w:val="0"/>
+          <w:i w:val="0"/>
+          <w:sz w:val="24"/>
+          <w:szCs w:val="24"/>
+          <w:lang w:val="en-US" w:eastAsia="zh-CN"/>
+        </w:rPr>
+      </w:pPr>
+      <w:r>
+        <w:rPr>
+          <w:rFonts w:hint="default" w:ascii="Times New Roman" w:hAnsi="Times New Roman" w:eastAsia="宋体" w:cs="Times New Roman"/>
+          <w:b w:val="0"/>
+          <w:i/>
+          <w:iCs/>
+          <w:sz w:val="24"/>
+          <w:szCs w:val="24"/>
+          <w:lang w:val="en-US" w:eastAsia="zh-CN"/>
+        </w:rPr>
+        <w:t>Y</w:t>
+      </w:r>
+      <w:r>
+        <w:rPr>
+          <w:rFonts w:hint="default" w:ascii="Times New Roman" w:hAnsi="Times New Roman" w:eastAsia="宋体" w:cs="Times New Roman"/>
+          <w:b w:val="0"/>
+          <w:i/>
+          <w:iCs/>
+          <w:sz w:val="24"/>
+          <w:szCs w:val="24"/>
+          <w:vertAlign w:val="subscript"/>
+          <w:lang w:val="en-US" w:eastAsia="zh-CN"/>
+        </w:rPr>
+        <w:t>c1</w:t>
+      </w:r>
+      <w:r>
+        <w:rPr>
+          <w:rFonts w:hint="eastAsia" w:ascii="Times New Roman" w:hAnsi="Times New Roman" w:eastAsia="宋体" w:cs="Times New Roman"/>
+          <w:b w:val="0"/>
+          <w:i/>
+          <w:iCs/>
+          <w:sz w:val="24"/>
+          <w:szCs w:val="24"/>
+          <w:vertAlign w:val="subscript"/>
+          <w:lang w:val="en-US" w:eastAsia="zh-CN"/>
+        </w:rPr>
+        <w:t xml:space="preserve"> </w:t>
+      </w:r>
+      <w:r>
+        <w:rPr>
+          <w:rFonts w:hint="eastAsia" w:ascii="宋体" w:hAnsi="宋体" w:eastAsia="宋体" w:cs="宋体"/>
+          <w:b w:val="0"/>
+          <w:i w:val="0"/>
+          <w:sz w:val="24"/>
+          <w:szCs w:val="24"/>
+          <w:lang w:val="en-US" w:eastAsia="zh-CN"/>
+        </w:rPr>
+        <w:t>是气瓶检测框中心点在相机坐标系中的</w:t>
+      </w:r>
+      <w:r>
+        <w:rPr>
+          <w:rFonts w:hint="default" w:ascii="Times New Roman" w:hAnsi="Times New Roman" w:eastAsia="宋体" w:cs="Times New Roman"/>
+          <w:b w:val="0"/>
+          <w:bCs w:val="0"/>
+          <w:i/>
+          <w:iCs/>
+          <w:sz w:val="24"/>
+          <w:szCs w:val="24"/>
+          <w:vertAlign w:val="subscript"/>
+          <w:lang w:val="en-US" w:eastAsia="zh-CN"/>
+        </w:rPr>
+        <w:t xml:space="preserve"> </w:t>
+      </w:r>
+      <w:r>
+        <w:rPr>
+          <w:rFonts w:hint="default" w:ascii="Times New Roman" w:hAnsi="Times New Roman" w:eastAsia="宋体" w:cs="Times New Roman"/>
+          <w:b w:val="0"/>
+          <w:i w:val="0"/>
+          <w:sz w:val="24"/>
+          <w:szCs w:val="24"/>
+          <w:lang w:val="en-US" w:eastAsia="zh-CN"/>
+        </w:rPr>
+        <w:t>Y</w:t>
+      </w:r>
+      <w:r>
+        <w:rPr>
+          <w:rFonts w:hint="default" w:ascii="Times New Roman" w:hAnsi="Times New Roman" w:eastAsia="宋体" w:cs="Times New Roman"/>
+          <w:b w:val="0"/>
+          <w:bCs w:val="0"/>
+          <w:i/>
+          <w:iCs/>
+          <w:sz w:val="24"/>
+          <w:szCs w:val="24"/>
+          <w:vertAlign w:val="subscript"/>
+          <w:lang w:val="en-US" w:eastAsia="zh-CN"/>
+        </w:rPr>
+        <w:t xml:space="preserve"> </w:t>
+      </w:r>
+      <w:r>
+        <w:rPr>
+          <w:rFonts w:hint="eastAsia" w:ascii="宋体" w:hAnsi="宋体" w:eastAsia="宋体" w:cs="宋体"/>
+          <w:b w:val="0"/>
+          <w:i w:val="0"/>
+          <w:sz w:val="24"/>
+          <w:szCs w:val="24"/>
+          <w:lang w:val="en-US" w:eastAsia="zh-CN"/>
+        </w:rPr>
+        <w:t>坐标（正值，因为在相机下方）。</w:t>
+      </w:r>
+    </w:p>
+    <w:p>
+      <w:pPr>
+        <w:keepNext w:val="0"/>
+        <w:keepLines w:val="0"/>
+        <w:pageBreakBefore w:val="0"/>
+        <w:widowControl w:val="0"/>
+        <w:numPr>
+          <w:ilvl w:val="0"/>
+          <w:numId w:val="6"/>
+        </w:numPr>
+        <w:kinsoku/>
+        <w:wordWrap/>
+        <w:overflowPunct/>
+        <w:topLinePunct w:val="0"/>
+        <w:autoSpaceDE/>
+        <w:autoSpaceDN/>
+        <w:bidi w:val="0"/>
+        <w:adjustRightInd/>
+        <w:snapToGrid/>
+        <w:spacing w:line="440" w:lineRule="exact"/>
+        <w:ind w:left="0" w:leftChars="0" w:firstLine="480" w:firstLineChars="200"/>
+        <w:textAlignment w:val="auto"/>
+        <w:rPr>
+          <w:rFonts w:hint="eastAsia" w:ascii="宋体" w:hAnsi="宋体" w:eastAsia="宋体" w:cs="宋体"/>
+          <w:b w:val="0"/>
+          <w:i w:val="0"/>
+          <w:sz w:val="24"/>
+          <w:szCs w:val="24"/>
+          <w:lang w:val="en-US" w:eastAsia="zh-CN"/>
+        </w:rPr>
+      </w:pPr>
+      <w:r>
+        <w:rPr>
+          <w:rFonts w:hint="default" w:ascii="Times New Roman" w:hAnsi="Times New Roman" w:eastAsia="宋体" w:cs="Times New Roman"/>
+          <w:b w:val="0"/>
+          <w:i/>
+          <w:iCs/>
+          <w:sz w:val="24"/>
+          <w:szCs w:val="24"/>
+          <w:lang w:val="en-US" w:eastAsia="zh-CN"/>
+        </w:rPr>
+        <w:t>D</w:t>
+      </w:r>
+      <w:r>
+        <w:rPr>
+          <w:rFonts w:hint="default" w:ascii="Times New Roman" w:hAnsi="Times New Roman" w:eastAsia="宋体" w:cs="Times New Roman"/>
+          <w:b w:val="0"/>
+          <w:i/>
+          <w:iCs/>
+          <w:sz w:val="24"/>
+          <w:szCs w:val="24"/>
+          <w:vertAlign w:val="subscript"/>
+          <w:lang w:val="en-US" w:eastAsia="zh-CN"/>
+        </w:rPr>
+        <w:t>base</w:t>
+      </w:r>
+      <w:r>
+        <w:rPr>
+          <w:rFonts w:hint="eastAsia" w:ascii="Times New Roman" w:hAnsi="Times New Roman" w:cs="Times New Roman"/>
+          <w:i w:val="0"/>
+          <w:iCs w:val="0"/>
+          <w:sz w:val="24"/>
+          <w:szCs w:val="24"/>
+          <w:lang w:val="en-US" w:eastAsia="zh-CN"/>
+        </w:rPr>
+        <w:t xml:space="preserve"> </w:t>
+      </w:r>
+      <w:r>
+        <w:rPr>
+          <w:rFonts w:hint="default" w:ascii="Times New Roman" w:hAnsi="Times New Roman" w:eastAsia="宋体" w:cs="Times New Roman"/>
+          <w:b w:val="0"/>
+          <w:i w:val="0"/>
+          <w:sz w:val="24"/>
+          <w:szCs w:val="24"/>
+          <w:lang w:val="en-US" w:eastAsia="zh-CN"/>
+        </w:rPr>
+        <w:t>=</w:t>
+      </w:r>
+      <w:r>
+        <w:rPr>
+          <w:rFonts w:hint="eastAsia" w:ascii="Times New Roman" w:hAnsi="Times New Roman" w:cs="Times New Roman"/>
+          <w:i w:val="0"/>
+          <w:iCs w:val="0"/>
+          <w:sz w:val="24"/>
+          <w:szCs w:val="24"/>
+          <w:lang w:val="en-US" w:eastAsia="zh-CN"/>
+        </w:rPr>
+        <w:t xml:space="preserve"> </w:t>
+      </w:r>
+      <w:r>
+        <w:rPr>
+          <w:rFonts w:hint="default" w:ascii="Times New Roman" w:hAnsi="Times New Roman" w:eastAsia="宋体" w:cs="Times New Roman"/>
+          <w:b w:val="0"/>
+          <w:i w:val="0"/>
+          <w:iCs w:val="0"/>
+          <w:sz w:val="24"/>
+          <w:szCs w:val="24"/>
+          <w:lang w:val="en-US" w:eastAsia="zh-CN"/>
+        </w:rPr>
+        <w:t>−</w:t>
+      </w:r>
+      <w:r>
+        <w:rPr>
+          <w:rFonts w:hint="default" w:ascii="Times New Roman" w:hAnsi="Times New Roman" w:eastAsia="宋体" w:cs="Times New Roman"/>
+          <w:b w:val="0"/>
+          <w:i/>
+          <w:iCs/>
+          <w:sz w:val="24"/>
+          <w:szCs w:val="24"/>
+          <w:lang w:val="en-US" w:eastAsia="zh-CN"/>
+        </w:rPr>
+        <w:t>Y</w:t>
+      </w:r>
+      <w:r>
+        <w:rPr>
+          <w:rFonts w:hint="default" w:ascii="Times New Roman" w:hAnsi="Times New Roman" w:eastAsia="宋体" w:cs="Times New Roman"/>
+          <w:b w:val="0"/>
+          <w:i/>
+          <w:iCs/>
+          <w:sz w:val="24"/>
+          <w:szCs w:val="24"/>
+          <w:vertAlign w:val="subscript"/>
+          <w:lang w:val="en-US" w:eastAsia="zh-CN"/>
+        </w:rPr>
+        <w:t>c1</w:t>
+      </w:r>
+      <w:r>
+        <w:rPr>
+          <w:rFonts w:hint="eastAsia" w:ascii="Times New Roman" w:hAnsi="Times New Roman" w:eastAsia="宋体" w:cs="Times New Roman"/>
+          <w:b w:val="0"/>
+          <w:i/>
+          <w:iCs/>
+          <w:sz w:val="24"/>
+          <w:szCs w:val="24"/>
+          <w:vertAlign w:val="subscript"/>
+          <w:lang w:val="en-US" w:eastAsia="zh-CN"/>
+        </w:rPr>
+        <w:t xml:space="preserve"> </w:t>
+      </w:r>
+      <w:r>
+        <w:rPr>
+          <w:rFonts w:hint="eastAsia" w:ascii="宋体" w:hAnsi="宋体" w:eastAsia="宋体" w:cs="宋体"/>
+          <w:b w:val="0"/>
+          <w:i w:val="0"/>
+          <w:sz w:val="24"/>
+          <w:szCs w:val="24"/>
+          <w:lang w:val="en-US" w:eastAsia="zh-CN"/>
+        </w:rPr>
+        <w:t>为负值。负号源于平面方程形式与</w:t>
+      </w:r>
+      <w:r>
+        <w:rPr>
+          <w:rFonts w:hint="default" w:ascii="Times New Roman" w:hAnsi="Times New Roman" w:eastAsia="宋体" w:cs="Times New Roman"/>
+          <w:b w:val="0"/>
+          <w:bCs w:val="0"/>
+          <w:i/>
+          <w:iCs/>
+          <w:sz w:val="24"/>
+          <w:szCs w:val="24"/>
+          <w:vertAlign w:val="subscript"/>
+          <w:lang w:val="en-US" w:eastAsia="zh-CN"/>
+        </w:rPr>
+        <w:t xml:space="preserve"> </w:t>
+      </w:r>
+      <w:r>
+        <w:rPr>
+          <w:rFonts w:hint="default" w:ascii="Times New Roman" w:hAnsi="Times New Roman" w:eastAsia="宋体" w:cs="Times New Roman"/>
+          <w:b w:val="0"/>
+          <w:i w:val="0"/>
+          <w:sz w:val="24"/>
+          <w:szCs w:val="24"/>
+          <w:lang w:val="en-US" w:eastAsia="zh-CN"/>
+        </w:rPr>
+        <w:t>Y</w:t>
+      </w:r>
+      <w:r>
+        <w:rPr>
+          <w:rFonts w:hint="default" w:ascii="Times New Roman" w:hAnsi="Times New Roman" w:eastAsia="宋体" w:cs="Times New Roman"/>
+          <w:b w:val="0"/>
+          <w:bCs w:val="0"/>
+          <w:i/>
+          <w:iCs/>
+          <w:sz w:val="24"/>
+          <w:szCs w:val="24"/>
+          <w:vertAlign w:val="subscript"/>
+          <w:lang w:val="en-US" w:eastAsia="zh-CN"/>
+        </w:rPr>
+        <w:t xml:space="preserve"> </w:t>
+      </w:r>
+      <w:r>
+        <w:rPr>
+          <w:rFonts w:hint="eastAsia" w:ascii="宋体" w:hAnsi="宋体" w:eastAsia="宋体" w:cs="宋体"/>
+          <w:b w:val="0"/>
+          <w:i w:val="0"/>
+          <w:sz w:val="24"/>
+          <w:szCs w:val="24"/>
+          <w:lang w:val="en-US" w:eastAsia="zh-CN"/>
+        </w:rPr>
+        <w:t>轴向下坐标系的结合，不代表距离为负。</w:t>
+      </w:r>
+    </w:p>
+    <w:p>
+      <w:pPr>
+        <w:keepNext w:val="0"/>
+        <w:keepLines w:val="0"/>
+        <w:pageBreakBefore w:val="0"/>
+        <w:widowControl w:val="0"/>
+        <w:numPr>
+          <w:ilvl w:val="0"/>
+          <w:numId w:val="6"/>
+        </w:numPr>
+        <w:kinsoku/>
+        <w:wordWrap/>
+        <w:overflowPunct/>
+        <w:topLinePunct w:val="0"/>
+        <w:autoSpaceDE/>
+        <w:autoSpaceDN/>
+        <w:bidi w:val="0"/>
+        <w:adjustRightInd/>
+        <w:snapToGrid/>
+        <w:spacing w:line="440" w:lineRule="exact"/>
+        <w:ind w:left="0" w:leftChars="0" w:firstLine="480" w:firstLineChars="200"/>
+        <w:textAlignment w:val="auto"/>
+        <w:rPr>
+          <w:rFonts w:hint="eastAsia" w:hAnsi="Cambria Math"/>
+          <w:i w:val="0"/>
+          <w:sz w:val="24"/>
+          <w:lang w:val="en-US" w:eastAsia="zh-CN"/>
+        </w:rPr>
+      </w:pPr>
+      <w:r>
+        <w:rPr>
+          <w:rFonts w:hint="default" w:ascii="Times New Roman" w:hAnsi="Times New Roman" w:eastAsia="宋体" w:cs="Times New Roman"/>
+          <w:b w:val="0"/>
+          <w:i w:val="0"/>
+          <w:sz w:val="24"/>
+          <w:szCs w:val="24"/>
+          <w:lang w:val="en-US" w:eastAsia="zh-CN"/>
+        </w:rPr>
+        <w:t>|</w:t>
+      </w:r>
+      <w:r>
+        <w:rPr>
+          <w:rFonts w:hint="eastAsia" w:ascii="Times New Roman" w:hAnsi="Times New Roman" w:eastAsia="宋体" w:cs="Times New Roman"/>
+          <w:b w:val="0"/>
+          <w:i w:val="0"/>
+          <w:sz w:val="24"/>
+          <w:szCs w:val="24"/>
+          <w:lang w:val="en-US" w:eastAsia="zh-CN"/>
+        </w:rPr>
+        <w:t xml:space="preserve"> </w:t>
+      </w:r>
+      <w:r>
+        <w:rPr>
+          <w:rFonts w:hint="default" w:ascii="Times New Roman" w:hAnsi="Times New Roman" w:eastAsia="宋体" w:cs="Times New Roman"/>
+          <w:b w:val="0"/>
+          <w:i/>
+          <w:iCs/>
+          <w:sz w:val="24"/>
+          <w:szCs w:val="24"/>
+          <w:lang w:val="en-US" w:eastAsia="zh-CN"/>
+        </w:rPr>
+        <w:t>D</w:t>
+      </w:r>
+      <w:r>
+        <w:rPr>
+          <w:rFonts w:hint="default" w:ascii="Times New Roman" w:hAnsi="Times New Roman" w:eastAsia="宋体" w:cs="Times New Roman"/>
+          <w:b w:val="0"/>
+          <w:i/>
+          <w:iCs/>
+          <w:sz w:val="24"/>
+          <w:szCs w:val="24"/>
+          <w:vertAlign w:val="subscript"/>
+          <w:lang w:val="en-US" w:eastAsia="zh-CN"/>
+        </w:rPr>
+        <w:t>base</w:t>
+      </w:r>
+      <w:r>
+        <w:rPr>
+          <w:rFonts w:hint="eastAsia" w:ascii="Times New Roman" w:hAnsi="Times New Roman" w:eastAsia="宋体" w:cs="Times New Roman"/>
+          <w:b w:val="0"/>
+          <w:i/>
+          <w:iCs/>
+          <w:sz w:val="24"/>
+          <w:szCs w:val="24"/>
+          <w:vertAlign w:val="subscript"/>
+          <w:lang w:val="en-US" w:eastAsia="zh-CN"/>
+        </w:rPr>
+        <w:t xml:space="preserve"> </w:t>
+      </w:r>
+      <w:r>
+        <w:rPr>
+          <w:rFonts w:hint="default" w:ascii="Times New Roman" w:hAnsi="Times New Roman" w:eastAsia="宋体" w:cs="Times New Roman"/>
+          <w:b w:val="0"/>
+          <w:i w:val="0"/>
+          <w:sz w:val="24"/>
+          <w:szCs w:val="24"/>
+          <w:lang w:val="en-US" w:eastAsia="zh-CN"/>
+        </w:rPr>
+        <w:t>|</w:t>
+      </w:r>
+      <w:r>
+        <w:rPr>
+          <w:rFonts w:hint="eastAsia" w:ascii="宋体" w:hAnsi="宋体" w:eastAsia="宋体" w:cs="宋体"/>
+          <w:b w:val="0"/>
+          <w:i w:val="0"/>
+          <w:sz w:val="24"/>
+          <w:szCs w:val="24"/>
+          <w:lang w:val="en-US" w:eastAsia="zh-CN"/>
+        </w:rPr>
+        <w:t xml:space="preserve"> 表示相机光心到气瓶中心点所在水平面的垂直距离（物理高度）。</w:t>
+      </w:r>
+    </w:p>
+    <w:p>
+      <w:pPr>
+        <w:keepNext w:val="0"/>
+        <w:keepLines w:val="0"/>
+        <w:pageBreakBefore w:val="0"/>
+        <w:widowControl w:val="0"/>
+        <w:numPr>
+          <w:ilvl w:val="0"/>
+          <w:numId w:val="5"/>
+        </w:numPr>
+        <w:kinsoku/>
+        <w:wordWrap/>
+        <w:overflowPunct/>
+        <w:topLinePunct w:val="0"/>
+        <w:autoSpaceDE/>
+        <w:autoSpaceDN/>
+        <w:bidi w:val="0"/>
+        <w:adjustRightInd/>
+        <w:snapToGrid/>
+        <w:spacing w:before="79" w:beforeLines="25" w:line="440" w:lineRule="exact"/>
+        <w:ind w:left="0" w:leftChars="0" w:firstLine="480" w:firstLineChars="200"/>
+        <w:textAlignment w:val="auto"/>
+        <w:rPr>
           <w:rFonts w:hint="eastAsia" w:hAnsi="Cambria Math" w:eastAsia="等线" w:cs="等线"/>
           <w:b w:val="0"/>
           <w:i w:val="0"/>
@@ -11667,7 +13080,21 @@
           <w:sz w:val="24"/>
           <w:lang w:val="en-US" w:eastAsia="zh-CN"/>
         </w:rPr>
-        <w:t> ：由作业平台相对于气瓶放置地面的已知高度差 </w:t>
+        <w:t> ：由作业平台相对于气瓶中心点的已知高度差</w:t>
+      </w:r>
+      <w:r>
+        <w:rPr>
+          <w:rFonts w:hint="default" w:ascii="Times New Roman" w:hAnsi="Times New Roman" w:eastAsia="宋体" w:cs="Times New Roman"/>
+          <w:b w:val="0"/>
+          <w:bCs w:val="0"/>
+          <w:i/>
+          <w:iCs/>
+          <w:sz w:val="24"/>
+          <w:szCs w:val="24"/>
+          <w:vertAlign w:val="subscript"/>
+          <w:lang w:val="en-US" w:eastAsia="zh-CN"/>
+        </w:rPr>
+        <w:t xml:space="preserve"> </w:t>
       </w:r>
       <w:r>
         <w:rPr>
@@ -11690,13 +13117,17 @@
       </w:r>
       <w:r>
         <w:rPr>
-          <w:rFonts w:hint="eastAsia" w:hAnsi="Cambria Math"/>
+          <w:rFonts w:hint="default" w:ascii="Times New Roman" w:hAnsi="Times New Roman" w:eastAsia="宋体" w:cs="Times New Roman"/>
+          <w:b w:val="0"/>
+          <w:bCs w:val="0"/>
           <w:i/>
           <w:iCs/>
           <w:sz w:val="24"/>
-          <w:lang w:val="en-US" w:eastAsia="zh-CN"/>
-        </w:rPr>
-        <w:t> </w:t>
+          <w:szCs w:val="24"/>
+          <w:vertAlign w:val="subscript"/>
+          <w:lang w:val="en-US" w:eastAsia="zh-CN"/>
+        </w:rPr>
+        <w:t xml:space="preserve"> </w:t>
       </w:r>
       <w:r>
         <w:rPr>
@@ -11724,7 +13155,31 @@
           <w:sz w:val="24"/>
           <w:lang w:val="en-US" w:eastAsia="zh-CN"/>
         </w:rPr>
-        <w:t>h </w:t>
+        <w:t>h</w:t>
+      </w:r>
+      <w:r>
+        <w:rPr>
+          <w:rFonts w:hint="default" w:ascii="Times New Roman" w:hAnsi="Times New Roman" w:eastAsia="宋体" w:cs="Times New Roman"/>
+          <w:b w:val="0"/>
+          <w:bCs w:val="0"/>
+          <w:i/>
+          <w:iCs/>
+          <w:sz w:val="24"/>
+          <w:szCs w:val="24"/>
+          <w:vertAlign w:val="subscript"/>
+          <w:lang w:val="en-US" w:eastAsia="zh-CN"/>
+        </w:rPr>
+        <w:t xml:space="preserve"> </w:t>
+      </w:r>
+      <w:r>
+        <w:rPr>
+          <w:rFonts w:hint="default" w:ascii="Times New Roman" w:hAnsi="Times New Roman" w:cs="Times New Roman"/>
+          <w:i w:val="0"/>
+          <w:iCs w:val="0"/>
+          <w:sz w:val="24"/>
+          <w:lang w:val="en-US" w:eastAsia="zh-CN"/>
+        </w:rPr>
+        <w:t>需根据现场气瓶放置位置与作业平面的相对位置进行估算或测量</w:t>
       </w:r>
       <w:r>
         <w:rPr>
@@ -11733,25 +13188,7 @@
           <w:sz w:val="24"/>
           <w:lang w:val="en-US" w:eastAsia="zh-CN"/>
         </w:rPr>
-        <w:t>属于工厂基础设施的静态数据（如平台高</w:t>
-      </w:r>
-      <w:r>
-        <w:rPr>
-          <w:rFonts w:hint="default" w:ascii="Times New Roman" w:hAnsi="Times New Roman" w:cs="Times New Roman"/>
-          <w:i w:val="0"/>
-          <w:sz w:val="24"/>
-          <w:lang w:val="en-US" w:eastAsia="zh-CN"/>
-        </w:rPr>
-        <w:t>5</w:t>
-      </w:r>
-      <w:r>
-        <w:rPr>
-          <w:rFonts w:hint="eastAsia" w:hAnsi="Cambria Math"/>
-          <w:i w:val="0"/>
-          <w:sz w:val="24"/>
-          <w:lang w:val="en-US" w:eastAsia="zh-CN"/>
-        </w:rPr>
-        <w:t>米等），无需每次测量。</w:t>
+        <w:t>。</w:t>
       </w:r>
     </w:p>
     <w:p>
@@ -12066,6 +13503,10 @@
         <w:keepLines w:val="0"/>
         <w:pageBreakBefore w:val="0"/>
         <w:widowControl w:val="0"/>
+        <w:numPr>
+          <w:ilvl w:val="0"/>
+          <w:numId w:val="0"/>
+        </w:numPr>
         <w:kinsoku/>
         <w:wordWrap/>
         <w:overflowPunct/>
@@ -12076,10 +13517,10 @@
         <w:adjustRightInd/>
         <w:snapToGrid/>
         <w:spacing w:line="440" w:lineRule="exact"/>
-        <w:ind w:firstLine="480" w:firstLineChars="200"/>
+        <w:ind w:leftChars="0" w:firstLine="480" w:firstLineChars="200"/>
         <w:textAlignment w:val="auto"/>
         <w:rPr>
-          <w:rFonts w:hint="eastAsia" w:ascii="宋体" w:hAnsi="宋体" w:eastAsia="宋体" w:cs="宋体"/>
+          <w:rFonts w:hint="eastAsia" w:hAnsi="Cambria Math" w:eastAsia="等线" w:cs="等线"/>
           <w:b w:val="0"/>
           <w:i w:val="0"/>
           <w:sz w:val="24"/>
@@ -12096,7 +13537,7 @@
           <w:szCs w:val="24"/>
           <w:lang w:val="en-US" w:eastAsia="zh-CN"/>
         </w:rPr>
-        <w:t>说明：</w:t>
+        <w:t>高度差符号约定：</w:t>
       </w:r>
     </w:p>
     <w:p>
@@ -12107,7 +13548,7 @@
         <w:widowControl w:val="0"/>
         <w:numPr>
           <w:ilvl w:val="0"/>
-          <w:numId w:val="4"/>
+          <w:numId w:val="7"/>
         </w:numPr>
         <w:kinsoku/>
         <w:wordWrap/>
@@ -12122,7 +13563,7 @@
         <w:ind w:left="0" w:leftChars="0" w:firstLine="480" w:firstLineChars="200"/>
         <w:textAlignment w:val="auto"/>
         <w:rPr>
-          <w:rFonts w:hint="eastAsia" w:ascii="宋体" w:hAnsi="宋体" w:eastAsia="宋体" w:cs="宋体"/>
+          <w:rFonts w:hint="default" w:ascii="Times New Roman" w:hAnsi="Times New Roman" w:eastAsia="等线" w:cs="Times New Roman"/>
           <w:b w:val="0"/>
           <w:i w:val="0"/>
           <w:sz w:val="24"/>
@@ -12132,17 +13573,6 @@
       </w:pPr>
       <w:r>
         <w:rPr>
-          <w:rFonts w:hint="eastAsia" w:ascii="宋体" w:hAnsi="宋体" w:eastAsia="宋体" w:cs="宋体"/>
-          <w:b w:val="0"/>
-          <w:i w:val="0"/>
-          <w:sz w:val="24"/>
-          <w:szCs w:val="24"/>
-          <w:lang w:val="en-US" w:eastAsia="zh-CN"/>
-        </w:rPr>
-        <w:t>数学抽象性：此处的平面</w:t>
-      </w:r>
-      <w:r>
-        <w:rPr>
           <w:rFonts w:hint="default" w:ascii="Times New Roman" w:hAnsi="Times New Roman" w:eastAsia="等线" w:cs="Times New Roman"/>
           <w:b w:val="0"/>
           <w:i w:val="0"/>
@@ -12150,40 +13580,18 @@
           <w:szCs w:val="24"/>
           <w:lang w:val="en-US" w:eastAsia="zh-CN"/>
         </w:rPr>
-        <w:t> </w:t>
-      </w:r>
-      <w:r>
-        <w:rPr>
-          <w:rFonts w:hint="default" w:ascii="Times New Roman" w:hAnsi="Times New Roman" w:eastAsia="宋体" w:cs="Times New Roman"/>
-          <w:b w:val="0"/>
-          <w:i w:val="0"/>
-          <w:sz w:val="24"/>
-          <w:szCs w:val="24"/>
-          <w:lang w:val="en-US" w:eastAsia="zh-CN"/>
-        </w:rPr>
-        <w:t>Π</w:t>
-      </w:r>
-      <w:r>
-        <w:rPr>
-          <w:rFonts w:hint="default" w:ascii="Times New Roman" w:hAnsi="Times New Roman" w:eastAsia="等线" w:cs="Times New Roman"/>
-          <w:b w:val="0"/>
-          <w:i w:val="0"/>
-          <w:sz w:val="24"/>
-          <w:szCs w:val="24"/>
-          <w:lang w:val="en-US" w:eastAsia="zh-CN"/>
-        </w:rPr>
-        <w:t> </w:t>
-      </w:r>
-      <w:r>
-        <w:rPr>
-          <w:rFonts w:hint="eastAsia" w:ascii="宋体" w:hAnsi="宋体" w:eastAsia="宋体" w:cs="宋体"/>
-          <w:b w:val="0"/>
-          <w:i w:val="0"/>
-          <w:sz w:val="24"/>
-          <w:szCs w:val="24"/>
-          <w:lang w:val="en-US" w:eastAsia="zh-CN"/>
-        </w:rPr>
-        <w:t>是数学意义上的无限延伸平面，用于提供深度计算的几何约束，不需要物理实体支撑。</w:t>
+        <w:t>Δh &gt; 0</w:t>
+      </w:r>
+      <w:r>
+        <w:rPr>
+          <w:rFonts w:hint="eastAsia" w:ascii="宋体" w:hAnsi="宋体" w:eastAsia="宋体" w:cs="宋体"/>
+          <w:b w:val="0"/>
+          <w:i w:val="0"/>
+          <w:sz w:val="24"/>
+          <w:szCs w:val="24"/>
+          <w:lang w:val="en-US" w:eastAsia="zh-CN"/>
+        </w:rPr>
+        <w:t>：作业平台高于气瓶中心点。</w:t>
       </w:r>
     </w:p>
     <w:p>
@@ -12194,7 +13602,7 @@
         <w:widowControl w:val="0"/>
         <w:numPr>
           <w:ilvl w:val="0"/>
-          <w:numId w:val="4"/>
+          <w:numId w:val="7"/>
         </w:numPr>
         <w:kinsoku/>
         <w:wordWrap/>
@@ -12219,76 +13627,25 @@
       </w:pPr>
       <w:r>
         <w:rPr>
-          <w:rFonts w:hint="eastAsia" w:ascii="宋体" w:hAnsi="宋体" w:eastAsia="宋体" w:cs="宋体"/>
-          <w:b w:val="0"/>
-          <w:i w:val="0"/>
-          <w:sz w:val="24"/>
-          <w:szCs w:val="24"/>
-          <w:lang w:val="en-US" w:eastAsia="zh-CN"/>
-        </w:rPr>
-        <w:t>参数来源逻辑：</w:t>
-      </w:r>
-      <w:r>
-        <w:rPr>
-          <w:rFonts w:hint="default" w:ascii="Times New Roman" w:hAnsi="Times New Roman" w:cs="Times New Roman"/>
-          <w:i/>
-          <w:iCs/>
-          <w:sz w:val="24"/>
-          <w:lang w:val="en-US" w:eastAsia="zh-CN"/>
-        </w:rPr>
-        <w:t>D</w:t>
-      </w:r>
-      <w:r>
-        <w:rPr>
-          <w:rFonts w:hint="default" w:ascii="Times New Roman" w:hAnsi="Times New Roman" w:cs="Times New Roman"/>
-          <w:i/>
-          <w:iCs/>
-          <w:sz w:val="24"/>
-          <w:vertAlign w:val="subscript"/>
-          <w:lang w:val="en-US" w:eastAsia="zh-CN"/>
-        </w:rPr>
-        <w:t>base</w:t>
-      </w:r>
-      <w:r>
-        <w:rPr>
-          <w:rFonts w:hint="eastAsia" w:ascii="宋体" w:hAnsi="宋体" w:eastAsia="宋体" w:cs="宋体"/>
-          <w:b w:val="0"/>
-          <w:i w:val="0"/>
-          <w:sz w:val="24"/>
-          <w:szCs w:val="24"/>
-          <w:lang w:val="en-US" w:eastAsia="zh-CN"/>
-        </w:rPr>
-        <w:t>来源于实时检测的气瓶位置（解决气瓶移动问题）；</w:t>
-      </w:r>
-      <w:r>
-        <w:rPr>
-          <w:rFonts w:hint="default" w:ascii="Times New Roman" w:hAnsi="Times New Roman" w:cs="Times New Roman"/>
-          <w:i w:val="0"/>
-          <w:sz w:val="24"/>
-          <w:lang w:val="en-US" w:eastAsia="zh-CN"/>
-        </w:rPr>
-        <w:t>Δ</w:t>
-      </w:r>
-      <w:r>
-        <w:rPr>
-          <w:rFonts w:hint="default" w:ascii="Times New Roman" w:hAnsi="Times New Roman" w:cs="Times New Roman"/>
-          <w:i/>
-          <w:iCs/>
-          <w:sz w:val="24"/>
-          <w:lang w:val="en-US" w:eastAsia="zh-CN"/>
-        </w:rPr>
-        <w:t>h</w:t>
-      </w:r>
-      <w:r>
-        <w:rPr>
-          <w:rFonts w:hint="eastAsia" w:ascii="宋体" w:hAnsi="宋体" w:eastAsia="宋体" w:cs="宋体"/>
-          <w:b w:val="0"/>
-          <w:i w:val="0"/>
-          <w:sz w:val="24"/>
-          <w:szCs w:val="24"/>
-          <w:lang w:val="en-US" w:eastAsia="zh-CN"/>
-        </w:rPr>
-        <w:t>来源于工厂基础设施已知数据（解决高空作业高度差问题）。这种组合方式既保证了基准的实时性，又避免了每次作业测量动火点距离的繁琐。</w:t>
+          <w:rFonts w:hint="default" w:ascii="Times New Roman" w:hAnsi="Times New Roman" w:eastAsia="等线" w:cs="Times New Roman"/>
+          <w:b w:val="0"/>
+          <w:i w:val="0"/>
+          <w:sz w:val="24"/>
+          <w:szCs w:val="24"/>
+          <w:lang w:val="en-US" w:eastAsia="zh-CN"/>
+        </w:rPr>
+        <w:t>Δh &lt; 0</w:t>
+      </w:r>
+      <w:r>
+        <w:rPr>
+          <w:rFonts w:hint="eastAsia" w:ascii="宋体" w:hAnsi="宋体" w:eastAsia="宋体" w:cs="宋体"/>
+          <w:b w:val="0"/>
+          <w:i w:val="0"/>
+          <w:sz w:val="24"/>
+          <w:szCs w:val="24"/>
+          <w:lang w:val="en-US" w:eastAsia="zh-CN"/>
+        </w:rPr>
+        <w:t>：作业平台低于气瓶中心点。</w:t>
       </w:r>
     </w:p>
     <w:p>
@@ -12299,7 +13656,1286 @@
         <w:widowControl w:val="0"/>
         <w:numPr>
           <w:ilvl w:val="0"/>
-          <w:numId w:val="2"/>
+          <w:numId w:val="7"/>
+        </w:numPr>
+        <w:kinsoku/>
+        <w:wordWrap/>
+        <w:overflowPunct/>
+        <w:topLinePunct w:val="0"/>
+        <w:autoSpaceDE/>
+        <w:autoSpaceDN/>
+        <w:bidi w:val="0"/>
+        <w:adjustRightInd/>
+        <w:snapToGrid/>
+        <w:spacing w:line="440" w:lineRule="exact"/>
+        <w:ind w:left="0" w:leftChars="0" w:firstLine="480" w:firstLineChars="200"/>
+        <w:textAlignment w:val="auto"/>
+        <w:rPr>
+          <w:rFonts w:hint="eastAsia" w:ascii="宋体" w:hAnsi="宋体" w:eastAsia="宋体" w:cs="宋体"/>
+          <w:b w:val="0"/>
+          <w:i w:val="0"/>
+          <w:sz w:val="24"/>
+          <w:szCs w:val="24"/>
+          <w:lang w:val="en-US" w:eastAsia="zh-CN"/>
+        </w:rPr>
+      </w:pPr>
+      <w:r>
+        <w:rPr>
+          <w:rFonts w:hint="default" w:ascii="Times New Roman" w:hAnsi="Times New Roman" w:eastAsia="等线" w:cs="Times New Roman"/>
+          <w:b w:val="0"/>
+          <w:i w:val="0"/>
+          <w:sz w:val="24"/>
+          <w:szCs w:val="24"/>
+          <w:lang w:val="en-US" w:eastAsia="zh-CN"/>
+        </w:rPr>
+        <w:t>Δh = 0</w:t>
+      </w:r>
+      <w:r>
+        <w:rPr>
+          <w:rFonts w:hint="eastAsia" w:ascii="宋体" w:hAnsi="宋体" w:eastAsia="宋体" w:cs="宋体"/>
+          <w:b w:val="0"/>
+          <w:i w:val="0"/>
+          <w:sz w:val="24"/>
+          <w:szCs w:val="24"/>
+          <w:lang w:val="en-US" w:eastAsia="zh-CN"/>
+        </w:rPr>
+        <w:t>：作业平台与气瓶中心点同高。</w:t>
+      </w:r>
+    </w:p>
+    <w:p>
+      <w:pPr>
+        <w:keepNext w:val="0"/>
+        <w:keepLines w:val="0"/>
+        <w:pageBreakBefore w:val="0"/>
+        <w:widowControl w:val="0"/>
+        <w:numPr>
+          <w:ilvl w:val="0"/>
+          <w:numId w:val="0"/>
+        </w:numPr>
+        <w:kinsoku/>
+        <w:wordWrap/>
+        <w:overflowPunct/>
+        <w:topLinePunct w:val="0"/>
+        <w:autoSpaceDE/>
+        <w:autoSpaceDN/>
+        <w:bidi w:val="0"/>
+        <w:adjustRightInd/>
+        <w:snapToGrid/>
+        <w:spacing w:line="440" w:lineRule="exact"/>
+        <w:ind w:leftChars="0" w:firstLine="480" w:firstLineChars="200"/>
+        <w:textAlignment w:val="auto"/>
+        <w:rPr>
+          <w:rFonts w:hint="default" w:ascii="Times New Roman" w:hAnsi="Times New Roman" w:eastAsia="宋体" w:cs="Times New Roman"/>
+          <w:b w:val="0"/>
+          <w:i w:val="0"/>
+          <w:sz w:val="24"/>
+          <w:szCs w:val="24"/>
+          <w:lang w:val="en-US" w:eastAsia="zh-CN"/>
+        </w:rPr>
+      </w:pPr>
+      <w:r>
+        <w:rPr>
+          <w:rFonts w:hint="default" w:ascii="Times New Roman" w:hAnsi="Times New Roman" w:eastAsia="宋体" w:cs="Times New Roman"/>
+          <w:b w:val="0"/>
+          <w:i w:val="0"/>
+          <w:sz w:val="24"/>
+          <w:szCs w:val="24"/>
+          <w:lang w:val="en-US" w:eastAsia="zh-CN"/>
+        </w:rPr>
+        <w:t>作业平面</w:t>
+      </w:r>
+      <w:r>
+        <w:rPr>
+          <w:rFonts w:hint="default" w:ascii="Times New Roman" w:hAnsi="Times New Roman" w:eastAsia="宋体" w:cs="Times New Roman"/>
+          <w:b w:val="0"/>
+          <w:bCs w:val="0"/>
+          <w:i/>
+          <w:iCs/>
+          <w:sz w:val="24"/>
+          <w:szCs w:val="24"/>
+          <w:vertAlign w:val="subscript"/>
+          <w:lang w:val="en-US" w:eastAsia="zh-CN"/>
+        </w:rPr>
+        <w:t xml:space="preserve"> </w:t>
+      </w:r>
+      <w:r>
+        <w:rPr>
+          <w:rFonts w:hint="default" w:ascii="Times New Roman" w:hAnsi="Times New Roman" w:eastAsia="宋体" w:cs="Times New Roman"/>
+          <w:b w:val="0"/>
+          <w:i w:val="0"/>
+          <w:sz w:val="24"/>
+          <w:szCs w:val="24"/>
+          <w:lang w:val="en-US" w:eastAsia="zh-CN"/>
+        </w:rPr>
+        <w:t>Y</w:t>
+      </w:r>
+      <w:r>
+        <w:rPr>
+          <w:rFonts w:hint="default" w:ascii="Times New Roman" w:hAnsi="Times New Roman" w:eastAsia="宋体" w:cs="Times New Roman"/>
+          <w:b w:val="0"/>
+          <w:bCs w:val="0"/>
+          <w:i/>
+          <w:iCs/>
+          <w:sz w:val="24"/>
+          <w:szCs w:val="24"/>
+          <w:vertAlign w:val="subscript"/>
+          <w:lang w:val="en-US" w:eastAsia="zh-CN"/>
+        </w:rPr>
+        <w:t xml:space="preserve"> </w:t>
+      </w:r>
+      <w:r>
+        <w:rPr>
+          <w:rFonts w:hint="default" w:ascii="Times New Roman" w:hAnsi="Times New Roman" w:eastAsia="宋体" w:cs="Times New Roman"/>
+          <w:b w:val="0"/>
+          <w:i w:val="0"/>
+          <w:sz w:val="24"/>
+          <w:szCs w:val="24"/>
+          <w:lang w:val="en-US" w:eastAsia="zh-CN"/>
+        </w:rPr>
+        <w:t>坐标计算： </w:t>
+      </w:r>
+      <w:r>
+        <w:rPr>
+          <w:rFonts w:hint="default" w:ascii="Times New Roman" w:hAnsi="Times New Roman" w:eastAsia="宋体" w:cs="Times New Roman"/>
+          <w:b w:val="0"/>
+          <w:i/>
+          <w:iCs/>
+          <w:sz w:val="24"/>
+          <w:szCs w:val="24"/>
+          <w:lang w:val="en-US" w:eastAsia="zh-CN"/>
+        </w:rPr>
+        <w:t>Y</w:t>
+      </w:r>
+      <w:r>
+        <w:rPr>
+          <w:rFonts w:hint="default" w:ascii="Times New Roman" w:hAnsi="Times New Roman" w:eastAsia="宋体" w:cs="Times New Roman"/>
+          <w:b w:val="0"/>
+          <w:i/>
+          <w:iCs/>
+          <w:sz w:val="24"/>
+          <w:szCs w:val="24"/>
+          <w:vertAlign w:val="subscript"/>
+          <w:lang w:val="en-US" w:eastAsia="zh-CN"/>
+        </w:rPr>
+        <w:t>plane</w:t>
+      </w:r>
+      <w:r>
+        <w:rPr>
+          <w:rFonts w:hint="eastAsia" w:ascii="Times New Roman" w:hAnsi="Times New Roman" w:cs="Times New Roman"/>
+          <w:i w:val="0"/>
+          <w:iCs w:val="0"/>
+          <w:sz w:val="24"/>
+          <w:szCs w:val="24"/>
+          <w:lang w:val="en-US" w:eastAsia="zh-CN"/>
+        </w:rPr>
+        <w:t xml:space="preserve"> </w:t>
+      </w:r>
+      <w:r>
+        <w:rPr>
+          <w:rFonts w:hint="default" w:ascii="Times New Roman" w:hAnsi="Times New Roman" w:eastAsia="宋体" w:cs="Times New Roman"/>
+          <w:b w:val="0"/>
+          <w:i w:val="0"/>
+          <w:sz w:val="24"/>
+          <w:szCs w:val="24"/>
+          <w:lang w:val="en-US" w:eastAsia="zh-CN"/>
+        </w:rPr>
+        <w:t>=</w:t>
+      </w:r>
+      <w:r>
+        <w:rPr>
+          <w:rFonts w:hint="eastAsia" w:ascii="Times New Roman" w:hAnsi="Times New Roman" w:cs="Times New Roman"/>
+          <w:i w:val="0"/>
+          <w:iCs w:val="0"/>
+          <w:sz w:val="24"/>
+          <w:szCs w:val="24"/>
+          <w:lang w:val="en-US" w:eastAsia="zh-CN"/>
+        </w:rPr>
+        <w:t xml:space="preserve"> </w:t>
+      </w:r>
+      <w:r>
+        <w:rPr>
+          <w:rFonts w:hint="default" w:ascii="Times New Roman" w:hAnsi="Times New Roman" w:eastAsia="宋体" w:cs="Times New Roman"/>
+          <w:b w:val="0"/>
+          <w:i w:val="0"/>
+          <w:iCs w:val="0"/>
+          <w:sz w:val="24"/>
+          <w:szCs w:val="24"/>
+          <w:lang w:val="en-US" w:eastAsia="zh-CN"/>
+        </w:rPr>
+        <w:t>−</w:t>
+      </w:r>
+      <w:r>
+        <w:rPr>
+          <w:rFonts w:hint="default" w:ascii="Times New Roman" w:hAnsi="Times New Roman" w:eastAsia="宋体" w:cs="Times New Roman"/>
+          <w:b w:val="0"/>
+          <w:i/>
+          <w:iCs/>
+          <w:sz w:val="24"/>
+          <w:szCs w:val="24"/>
+          <w:lang w:val="en-US" w:eastAsia="zh-CN"/>
+        </w:rPr>
+        <w:t>D</w:t>
+      </w:r>
+      <w:r>
+        <w:rPr>
+          <w:rFonts w:hint="default" w:ascii="Times New Roman" w:hAnsi="Times New Roman" w:eastAsia="宋体" w:cs="Times New Roman"/>
+          <w:b w:val="0"/>
+          <w:i/>
+          <w:iCs/>
+          <w:sz w:val="24"/>
+          <w:szCs w:val="24"/>
+          <w:vertAlign w:val="subscript"/>
+          <w:lang w:val="en-US" w:eastAsia="zh-CN"/>
+        </w:rPr>
+        <w:t>final</w:t>
+      </w:r>
+      <w:r>
+        <w:rPr>
+          <w:rFonts w:hint="eastAsia" w:ascii="Times New Roman" w:hAnsi="Times New Roman" w:cs="Times New Roman"/>
+          <w:i w:val="0"/>
+          <w:iCs w:val="0"/>
+          <w:sz w:val="24"/>
+          <w:szCs w:val="24"/>
+          <w:lang w:val="en-US" w:eastAsia="zh-CN"/>
+        </w:rPr>
+        <w:t xml:space="preserve"> </w:t>
+      </w:r>
+      <w:r>
+        <w:rPr>
+          <w:rFonts w:hint="default" w:ascii="Times New Roman" w:hAnsi="Times New Roman" w:eastAsia="宋体" w:cs="Times New Roman"/>
+          <w:b w:val="0"/>
+          <w:i w:val="0"/>
+          <w:sz w:val="24"/>
+          <w:szCs w:val="24"/>
+          <w:lang w:val="en-US" w:eastAsia="zh-CN"/>
+        </w:rPr>
+        <w:t>=</w:t>
+      </w:r>
+      <w:r>
+        <w:rPr>
+          <w:rFonts w:hint="eastAsia" w:ascii="Times New Roman" w:hAnsi="Times New Roman" w:cs="Times New Roman"/>
+          <w:i w:val="0"/>
+          <w:iCs w:val="0"/>
+          <w:sz w:val="24"/>
+          <w:szCs w:val="24"/>
+          <w:lang w:val="en-US" w:eastAsia="zh-CN"/>
+        </w:rPr>
+        <w:t xml:space="preserve"> </w:t>
+      </w:r>
+      <w:r>
+        <w:rPr>
+          <w:rFonts w:hint="default" w:ascii="Times New Roman" w:hAnsi="Times New Roman" w:eastAsia="宋体" w:cs="Times New Roman"/>
+          <w:b w:val="0"/>
+          <w:i w:val="0"/>
+          <w:iCs w:val="0"/>
+          <w:sz w:val="24"/>
+          <w:szCs w:val="24"/>
+          <w:lang w:val="en-US" w:eastAsia="zh-CN"/>
+        </w:rPr>
+        <w:t>−</w:t>
+      </w:r>
+      <w:r>
+        <w:rPr>
+          <w:rFonts w:hint="eastAsia" w:ascii="Times New Roman" w:hAnsi="Times New Roman" w:eastAsia="宋体" w:cs="Times New Roman"/>
+          <w:b w:val="0"/>
+          <w:i w:val="0"/>
+          <w:iCs w:val="0"/>
+          <w:sz w:val="24"/>
+          <w:szCs w:val="24"/>
+          <w:lang w:val="en-US" w:eastAsia="zh-CN"/>
+        </w:rPr>
+        <w:t>(</w:t>
+      </w:r>
+      <w:r>
+        <w:rPr>
+          <w:rFonts w:hint="default" w:ascii="Times New Roman" w:hAnsi="Times New Roman" w:eastAsia="宋体" w:cs="Times New Roman"/>
+          <w:b w:val="0"/>
+          <w:i/>
+          <w:iCs/>
+          <w:sz w:val="24"/>
+          <w:szCs w:val="24"/>
+          <w:lang w:val="en-US" w:eastAsia="zh-CN"/>
+        </w:rPr>
+        <w:t>D</w:t>
+      </w:r>
+      <w:r>
+        <w:rPr>
+          <w:rFonts w:hint="default" w:ascii="Times New Roman" w:hAnsi="Times New Roman" w:eastAsia="宋体" w:cs="Times New Roman"/>
+          <w:b w:val="0"/>
+          <w:i/>
+          <w:iCs/>
+          <w:sz w:val="24"/>
+          <w:szCs w:val="24"/>
+          <w:vertAlign w:val="subscript"/>
+          <w:lang w:val="en-US" w:eastAsia="zh-CN"/>
+        </w:rPr>
+        <w:t>base</w:t>
+      </w:r>
+      <w:r>
+        <w:rPr>
+          <w:rFonts w:hint="eastAsia" w:ascii="Times New Roman" w:hAnsi="Times New Roman" w:eastAsia="宋体" w:cs="Times New Roman"/>
+          <w:b w:val="0"/>
+          <w:i/>
+          <w:iCs/>
+          <w:sz w:val="24"/>
+          <w:szCs w:val="24"/>
+          <w:vertAlign w:val="subscript"/>
+          <w:lang w:val="en-US" w:eastAsia="zh-CN"/>
+        </w:rPr>
+        <w:t xml:space="preserve"> </w:t>
+      </w:r>
+      <w:r>
+        <w:rPr>
+          <w:rFonts w:hint="default" w:ascii="Times New Roman" w:hAnsi="Times New Roman" w:eastAsia="宋体" w:cs="Times New Roman"/>
+          <w:b w:val="0"/>
+          <w:i w:val="0"/>
+          <w:sz w:val="24"/>
+          <w:szCs w:val="24"/>
+          <w:lang w:val="en-US" w:eastAsia="zh-CN"/>
+        </w:rPr>
+        <w:t>+</w:t>
+      </w:r>
+      <w:r>
+        <w:rPr>
+          <w:rFonts w:hint="eastAsia" w:ascii="Times New Roman" w:hAnsi="Times New Roman" w:eastAsia="宋体" w:cs="Times New Roman"/>
+          <w:b w:val="0"/>
+          <w:i w:val="0"/>
+          <w:sz w:val="24"/>
+          <w:szCs w:val="24"/>
+          <w:lang w:val="en-US" w:eastAsia="zh-CN"/>
+        </w:rPr>
+        <w:t xml:space="preserve"> </w:t>
+      </w:r>
+      <w:r>
+        <w:rPr>
+          <w:rFonts w:hint="default" w:ascii="Times New Roman" w:hAnsi="Times New Roman" w:eastAsia="宋体" w:cs="Times New Roman"/>
+          <w:b w:val="0"/>
+          <w:i/>
+          <w:iCs/>
+          <w:sz w:val="24"/>
+          <w:szCs w:val="24"/>
+          <w:lang w:val="en-US" w:eastAsia="zh-CN"/>
+        </w:rPr>
+        <w:t>Δh</w:t>
+      </w:r>
+      <w:r>
+        <w:rPr>
+          <w:rFonts w:hint="eastAsia" w:ascii="Times New Roman" w:hAnsi="Times New Roman" w:eastAsia="宋体" w:cs="Times New Roman"/>
+          <w:b w:val="0"/>
+          <w:i w:val="0"/>
+          <w:iCs w:val="0"/>
+          <w:sz w:val="24"/>
+          <w:szCs w:val="24"/>
+          <w:lang w:val="en-US" w:eastAsia="zh-CN"/>
+        </w:rPr>
+        <w:t>)</w:t>
+      </w:r>
+      <w:r>
+        <w:rPr>
+          <w:rFonts w:hint="eastAsia" w:ascii="Times New Roman" w:hAnsi="Times New Roman" w:cs="Times New Roman"/>
+          <w:i w:val="0"/>
+          <w:iCs w:val="0"/>
+          <w:sz w:val="24"/>
+          <w:szCs w:val="24"/>
+          <w:lang w:val="en-US" w:eastAsia="zh-CN"/>
+        </w:rPr>
+        <w:t xml:space="preserve"> </w:t>
+      </w:r>
+      <w:r>
+        <w:rPr>
+          <w:rFonts w:hint="default" w:ascii="Times New Roman" w:hAnsi="Times New Roman" w:eastAsia="宋体" w:cs="Times New Roman"/>
+          <w:b w:val="0"/>
+          <w:i w:val="0"/>
+          <w:sz w:val="24"/>
+          <w:szCs w:val="24"/>
+          <w:lang w:val="en-US" w:eastAsia="zh-CN"/>
+        </w:rPr>
+        <w:t>=</w:t>
+      </w:r>
+      <w:r>
+        <w:rPr>
+          <w:rFonts w:hint="eastAsia" w:ascii="Times New Roman" w:hAnsi="Times New Roman" w:cs="Times New Roman"/>
+          <w:i w:val="0"/>
+          <w:iCs w:val="0"/>
+          <w:sz w:val="24"/>
+          <w:szCs w:val="24"/>
+          <w:lang w:val="en-US" w:eastAsia="zh-CN"/>
+        </w:rPr>
+        <w:t xml:space="preserve"> </w:t>
+      </w:r>
+      <w:r>
+        <w:rPr>
+          <w:rFonts w:hint="default" w:ascii="Times New Roman" w:hAnsi="Times New Roman" w:eastAsia="宋体" w:cs="Times New Roman"/>
+          <w:b w:val="0"/>
+          <w:i/>
+          <w:iCs/>
+          <w:sz w:val="24"/>
+          <w:szCs w:val="24"/>
+          <w:lang w:val="en-US" w:eastAsia="zh-CN"/>
+        </w:rPr>
+        <w:t>Y</w:t>
+      </w:r>
+      <w:r>
+        <w:rPr>
+          <w:rFonts w:hint="default" w:ascii="Times New Roman" w:hAnsi="Times New Roman" w:eastAsia="宋体" w:cs="Times New Roman"/>
+          <w:b w:val="0"/>
+          <w:i/>
+          <w:iCs/>
+          <w:sz w:val="24"/>
+          <w:szCs w:val="24"/>
+          <w:vertAlign w:val="subscript"/>
+          <w:lang w:val="en-US" w:eastAsia="zh-CN"/>
+        </w:rPr>
+        <w:t>c1</w:t>
+      </w:r>
+      <w:r>
+        <w:rPr>
+          <w:rFonts w:hint="eastAsia" w:ascii="Times New Roman" w:hAnsi="Times New Roman" w:cs="Times New Roman"/>
+          <w:i w:val="0"/>
+          <w:iCs w:val="0"/>
+          <w:sz w:val="24"/>
+          <w:szCs w:val="24"/>
+          <w:lang w:val="en-US" w:eastAsia="zh-CN"/>
+        </w:rPr>
+        <w:t xml:space="preserve"> </w:t>
+      </w:r>
+      <w:r>
+        <w:rPr>
+          <w:rFonts w:hint="default" w:ascii="Times New Roman" w:hAnsi="Times New Roman" w:eastAsia="宋体" w:cs="Times New Roman"/>
+          <w:b w:val="0"/>
+          <w:i w:val="0"/>
+          <w:sz w:val="24"/>
+          <w:szCs w:val="24"/>
+          <w:lang w:val="en-US" w:eastAsia="zh-CN"/>
+        </w:rPr>
+        <w:t>−</w:t>
+      </w:r>
+      <w:r>
+        <w:rPr>
+          <w:rFonts w:hint="eastAsia" w:ascii="Times New Roman" w:hAnsi="Times New Roman" w:cs="Times New Roman"/>
+          <w:i w:val="0"/>
+          <w:iCs w:val="0"/>
+          <w:sz w:val="24"/>
+          <w:szCs w:val="24"/>
+          <w:lang w:val="en-US" w:eastAsia="zh-CN"/>
+        </w:rPr>
+        <w:t xml:space="preserve"> </w:t>
+      </w:r>
+      <w:r>
+        <w:rPr>
+          <w:rFonts w:hint="default" w:ascii="Times New Roman" w:hAnsi="Times New Roman" w:eastAsia="宋体" w:cs="Times New Roman"/>
+          <w:b w:val="0"/>
+          <w:i/>
+          <w:iCs/>
+          <w:sz w:val="24"/>
+          <w:szCs w:val="24"/>
+          <w:lang w:val="en-US" w:eastAsia="zh-CN"/>
+        </w:rPr>
+        <w:t>Δh</w:t>
+      </w:r>
+      <w:r>
+        <w:rPr>
+          <w:rFonts w:hint="eastAsia" w:ascii="Times New Roman" w:hAnsi="Times New Roman" w:eastAsia="宋体" w:cs="Times New Roman"/>
+          <w:b w:val="0"/>
+          <w:i w:val="0"/>
+          <w:iCs w:val="0"/>
+          <w:sz w:val="24"/>
+          <w:szCs w:val="24"/>
+          <w:lang w:val="en-US" w:eastAsia="zh-CN"/>
+        </w:rPr>
+        <w:t>，</w:t>
+      </w:r>
+      <w:r>
+        <w:rPr>
+          <w:rFonts w:hint="default" w:ascii="Times New Roman" w:hAnsi="Times New Roman" w:eastAsia="宋体" w:cs="Times New Roman"/>
+          <w:b w:val="0"/>
+          <w:i w:val="0"/>
+          <w:sz w:val="24"/>
+          <w:szCs w:val="24"/>
+          <w:lang w:val="en-US" w:eastAsia="zh-CN"/>
+        </w:rPr>
+        <w:t>即：作业平面在相机坐标系中的</w:t>
+      </w:r>
+      <w:r>
+        <w:rPr>
+          <w:rFonts w:hint="default" w:ascii="Times New Roman" w:hAnsi="Times New Roman" w:eastAsia="宋体" w:cs="Times New Roman"/>
+          <w:b w:val="0"/>
+          <w:bCs w:val="0"/>
+          <w:i/>
+          <w:iCs/>
+          <w:sz w:val="24"/>
+          <w:szCs w:val="24"/>
+          <w:vertAlign w:val="subscript"/>
+          <w:lang w:val="en-US" w:eastAsia="zh-CN"/>
+        </w:rPr>
+        <w:t xml:space="preserve"> </w:t>
+      </w:r>
+      <w:r>
+        <w:rPr>
+          <w:rFonts w:hint="default" w:ascii="Times New Roman" w:hAnsi="Times New Roman" w:eastAsia="宋体" w:cs="Times New Roman"/>
+          <w:b w:val="0"/>
+          <w:i w:val="0"/>
+          <w:sz w:val="24"/>
+          <w:szCs w:val="24"/>
+          <w:lang w:val="en-US" w:eastAsia="zh-CN"/>
+        </w:rPr>
+        <w:t>Y</w:t>
+      </w:r>
+      <w:r>
+        <w:rPr>
+          <w:rFonts w:hint="default" w:ascii="Times New Roman" w:hAnsi="Times New Roman" w:eastAsia="宋体" w:cs="Times New Roman"/>
+          <w:b w:val="0"/>
+          <w:bCs w:val="0"/>
+          <w:i/>
+          <w:iCs/>
+          <w:sz w:val="24"/>
+          <w:szCs w:val="24"/>
+          <w:vertAlign w:val="subscript"/>
+          <w:lang w:val="en-US" w:eastAsia="zh-CN"/>
+        </w:rPr>
+        <w:t xml:space="preserve"> </w:t>
+      </w:r>
+      <w:r>
+        <w:rPr>
+          <w:rFonts w:hint="default" w:ascii="Times New Roman" w:hAnsi="Times New Roman" w:eastAsia="宋体" w:cs="Times New Roman"/>
+          <w:b w:val="0"/>
+          <w:i w:val="0"/>
+          <w:sz w:val="24"/>
+          <w:szCs w:val="24"/>
+          <w:lang w:val="en-US" w:eastAsia="zh-CN"/>
+        </w:rPr>
+        <w:t xml:space="preserve">坐标 = 气瓶中心点Y坐标 </w:t>
+      </w:r>
+      <w:r>
+        <w:rPr>
+          <w:rFonts w:hint="default" w:ascii="Times New Roman" w:hAnsi="Times New Roman" w:eastAsia="宋体" w:cs="Times New Roman"/>
+          <w:b w:val="0"/>
+          <w:i w:val="0"/>
+          <w:iCs w:val="0"/>
+          <w:sz w:val="24"/>
+          <w:szCs w:val="24"/>
+          <w:lang w:val="en-US" w:eastAsia="zh-CN"/>
+        </w:rPr>
+        <w:t>−</w:t>
+      </w:r>
+      <w:r>
+        <w:rPr>
+          <w:rFonts w:hint="default" w:ascii="Times New Roman" w:hAnsi="Times New Roman" w:eastAsia="宋体" w:cs="Times New Roman"/>
+          <w:b w:val="0"/>
+          <w:i w:val="0"/>
+          <w:sz w:val="24"/>
+          <w:szCs w:val="24"/>
+          <w:lang w:val="en-US" w:eastAsia="zh-CN"/>
+        </w:rPr>
+        <w:t xml:space="preserve"> 高度差。</w:t>
+      </w:r>
+    </w:p>
+    <w:p>
+      <w:pPr>
+        <w:keepNext w:val="0"/>
+        <w:keepLines w:val="0"/>
+        <w:pageBreakBefore w:val="0"/>
+        <w:widowControl w:val="0"/>
+        <w:kinsoku/>
+        <w:wordWrap/>
+        <w:overflowPunct/>
+        <w:topLinePunct w:val="0"/>
+        <w:autoSpaceDE/>
+        <w:autoSpaceDN/>
+        <w:bidi w:val="0"/>
+        <w:adjustRightInd/>
+        <w:snapToGrid/>
+        <w:spacing w:line="440" w:lineRule="exact"/>
+        <w:ind w:firstLine="480" w:firstLineChars="200"/>
+        <w:textAlignment w:val="auto"/>
+        <w:rPr>
+          <w:rFonts w:hint="eastAsia" w:ascii="宋体" w:hAnsi="宋体" w:eastAsia="宋体" w:cs="宋体"/>
+          <w:b w:val="0"/>
+          <w:i w:val="0"/>
+          <w:sz w:val="24"/>
+          <w:szCs w:val="24"/>
+          <w:lang w:val="en-US" w:eastAsia="zh-CN"/>
+        </w:rPr>
+      </w:pPr>
+      <w:r>
+        <w:rPr>
+          <w:rFonts w:hint="eastAsia" w:ascii="宋体" w:hAnsi="宋体" w:eastAsia="宋体" w:cs="宋体"/>
+          <w:b w:val="0"/>
+          <w:i w:val="0"/>
+          <w:sz w:val="24"/>
+          <w:szCs w:val="24"/>
+          <w:lang w:val="en-US" w:eastAsia="zh-CN"/>
+        </w:rPr>
+        <w:t>说明：</w:t>
+      </w:r>
+    </w:p>
+    <w:p>
+      <w:pPr>
+        <w:keepNext w:val="0"/>
+        <w:keepLines w:val="0"/>
+        <w:pageBreakBefore w:val="0"/>
+        <w:widowControl w:val="0"/>
+        <w:numPr>
+          <w:ilvl w:val="0"/>
+          <w:numId w:val="8"/>
+        </w:numPr>
+        <w:kinsoku/>
+        <w:wordWrap/>
+        <w:overflowPunct/>
+        <w:topLinePunct w:val="0"/>
+        <w:autoSpaceDE/>
+        <w:autoSpaceDN/>
+        <w:bidi w:val="0"/>
+        <w:adjustRightInd/>
+        <w:snapToGrid/>
+        <w:spacing w:line="440" w:lineRule="exact"/>
+        <w:ind w:left="0" w:leftChars="0" w:firstLine="480" w:firstLineChars="200"/>
+        <w:textAlignment w:val="auto"/>
+        <w:rPr>
+          <w:rFonts w:hint="eastAsia" w:ascii="宋体" w:hAnsi="宋体" w:eastAsia="宋体" w:cs="宋体"/>
+          <w:b w:val="0"/>
+          <w:i w:val="0"/>
+          <w:sz w:val="24"/>
+          <w:szCs w:val="24"/>
+          <w:lang w:val="en-US" w:eastAsia="zh-CN"/>
+        </w:rPr>
+      </w:pPr>
+      <w:r>
+        <w:rPr>
+          <w:rFonts w:hint="eastAsia" w:ascii="宋体" w:hAnsi="宋体" w:eastAsia="宋体" w:cs="宋体"/>
+          <w:b w:val="0"/>
+          <w:i w:val="0"/>
+          <w:sz w:val="24"/>
+          <w:szCs w:val="24"/>
+          <w:lang w:val="en-US" w:eastAsia="zh-CN"/>
+        </w:rPr>
+        <w:t>数学抽象性：此处的平面</w:t>
+      </w:r>
+      <w:r>
+        <w:rPr>
+          <w:rFonts w:hint="default" w:ascii="Times New Roman" w:hAnsi="Times New Roman" w:eastAsia="宋体" w:cs="Times New Roman"/>
+          <w:b w:val="0"/>
+          <w:bCs w:val="0"/>
+          <w:i/>
+          <w:iCs/>
+          <w:sz w:val="24"/>
+          <w:szCs w:val="24"/>
+          <w:vertAlign w:val="subscript"/>
+          <w:lang w:val="en-US" w:eastAsia="zh-CN"/>
+        </w:rPr>
+        <w:t xml:space="preserve"> </w:t>
+      </w:r>
+      <w:r>
+        <w:rPr>
+          <w:rFonts w:hint="default" w:ascii="Times New Roman" w:hAnsi="Times New Roman" w:eastAsia="宋体" w:cs="Times New Roman"/>
+          <w:b w:val="0"/>
+          <w:i w:val="0"/>
+          <w:sz w:val="24"/>
+          <w:szCs w:val="24"/>
+          <w:lang w:val="en-US" w:eastAsia="zh-CN"/>
+        </w:rPr>
+        <w:t>Π</w:t>
+      </w:r>
+      <w:r>
+        <w:rPr>
+          <w:rFonts w:hint="default" w:ascii="Times New Roman" w:hAnsi="Times New Roman" w:eastAsia="宋体" w:cs="Times New Roman"/>
+          <w:b w:val="0"/>
+          <w:bCs w:val="0"/>
+          <w:i/>
+          <w:iCs/>
+          <w:sz w:val="24"/>
+          <w:szCs w:val="24"/>
+          <w:vertAlign w:val="subscript"/>
+          <w:lang w:val="en-US" w:eastAsia="zh-CN"/>
+        </w:rPr>
+        <w:t xml:space="preserve"> </w:t>
+      </w:r>
+      <w:r>
+        <w:rPr>
+          <w:rFonts w:hint="eastAsia" w:ascii="宋体" w:hAnsi="宋体" w:eastAsia="宋体" w:cs="宋体"/>
+          <w:b w:val="0"/>
+          <w:i w:val="0"/>
+          <w:sz w:val="24"/>
+          <w:szCs w:val="24"/>
+          <w:lang w:val="en-US" w:eastAsia="zh-CN"/>
+        </w:rPr>
+        <w:t>是数学意义上的无限延伸平面，用于提供深度计算的几何约束，不需要物理实体支撑。</w:t>
+      </w:r>
+    </w:p>
+    <w:p>
+      <w:pPr>
+        <w:keepNext w:val="0"/>
+        <w:keepLines w:val="0"/>
+        <w:pageBreakBefore w:val="0"/>
+        <w:widowControl w:val="0"/>
+        <w:numPr>
+          <w:ilvl w:val="0"/>
+          <w:numId w:val="8"/>
+        </w:numPr>
+        <w:kinsoku/>
+        <w:wordWrap/>
+        <w:overflowPunct/>
+        <w:topLinePunct w:val="0"/>
+        <w:autoSpaceDE/>
+        <w:autoSpaceDN/>
+        <w:bidi w:val="0"/>
+        <w:adjustRightInd/>
+        <w:snapToGrid/>
+        <w:spacing w:line="440" w:lineRule="exact"/>
+        <w:ind w:left="0" w:leftChars="0" w:firstLine="480" w:firstLineChars="200"/>
+        <w:textAlignment w:val="auto"/>
+        <w:rPr>
+          <w:rFonts w:hint="eastAsia" w:ascii="宋体" w:hAnsi="宋体" w:eastAsia="宋体" w:cs="宋体"/>
+          <w:b w:val="0"/>
+          <w:i w:val="0"/>
+          <w:sz w:val="24"/>
+          <w:szCs w:val="24"/>
+          <w:lang w:val="en-US" w:eastAsia="zh-CN"/>
+        </w:rPr>
+      </w:pPr>
+      <w:r>
+        <w:rPr>
+          <w:rFonts w:hint="eastAsia" w:ascii="宋体" w:hAnsi="宋体" w:eastAsia="宋体" w:cs="宋体"/>
+          <w:b w:val="0"/>
+          <w:i w:val="0"/>
+          <w:sz w:val="24"/>
+          <w:szCs w:val="24"/>
+          <w:lang w:val="en-US" w:eastAsia="zh-CN"/>
+        </w:rPr>
+        <w:t>参数来源逻辑：</w:t>
+      </w:r>
+      <w:r>
+        <w:rPr>
+          <w:rFonts w:hint="default" w:ascii="Times New Roman" w:hAnsi="Times New Roman" w:cs="Times New Roman"/>
+          <w:i/>
+          <w:iCs/>
+          <w:sz w:val="24"/>
+          <w:lang w:val="en-US" w:eastAsia="zh-CN"/>
+        </w:rPr>
+        <w:t>D</w:t>
+      </w:r>
+      <w:r>
+        <w:rPr>
+          <w:rFonts w:hint="default" w:ascii="Times New Roman" w:hAnsi="Times New Roman" w:cs="Times New Roman"/>
+          <w:i/>
+          <w:iCs/>
+          <w:sz w:val="24"/>
+          <w:vertAlign w:val="subscript"/>
+          <w:lang w:val="en-US" w:eastAsia="zh-CN"/>
+        </w:rPr>
+        <w:t>base</w:t>
+      </w:r>
+      <w:r>
+        <w:rPr>
+          <w:rFonts w:hint="default" w:ascii="Times New Roman" w:hAnsi="Times New Roman" w:eastAsia="宋体" w:cs="Times New Roman"/>
+          <w:b w:val="0"/>
+          <w:bCs w:val="0"/>
+          <w:i/>
+          <w:iCs/>
+          <w:sz w:val="24"/>
+          <w:szCs w:val="24"/>
+          <w:vertAlign w:val="subscript"/>
+          <w:lang w:val="en-US" w:eastAsia="zh-CN"/>
+        </w:rPr>
+        <w:t xml:space="preserve"> </w:t>
+      </w:r>
+      <w:r>
+        <w:rPr>
+          <w:rFonts w:hint="eastAsia" w:ascii="宋体" w:hAnsi="宋体" w:eastAsia="宋体" w:cs="宋体"/>
+          <w:b w:val="0"/>
+          <w:i w:val="0"/>
+          <w:sz w:val="24"/>
+          <w:szCs w:val="24"/>
+          <w:lang w:val="en-US" w:eastAsia="zh-CN"/>
+        </w:rPr>
+        <w:t>来源于实时检测的气瓶位置（解决气瓶移动问题）,</w:t>
+      </w:r>
+      <w:r>
+        <w:rPr>
+          <w:rFonts w:hint="default" w:ascii="Times New Roman" w:hAnsi="Times New Roman" w:eastAsia="宋体" w:cs="Times New Roman"/>
+          <w:b w:val="0"/>
+          <w:i w:val="0"/>
+          <w:sz w:val="24"/>
+          <w:szCs w:val="24"/>
+          <w:lang w:val="en-US" w:eastAsia="zh-CN"/>
+        </w:rPr>
+        <w:t>|</w:t>
+      </w:r>
+      <w:r>
+        <w:rPr>
+          <w:rFonts w:hint="eastAsia" w:ascii="Times New Roman" w:hAnsi="Times New Roman" w:eastAsia="宋体" w:cs="Times New Roman"/>
+          <w:b w:val="0"/>
+          <w:i w:val="0"/>
+          <w:sz w:val="24"/>
+          <w:szCs w:val="24"/>
+          <w:lang w:val="en-US" w:eastAsia="zh-CN"/>
+        </w:rPr>
+        <w:t xml:space="preserve"> </w:t>
+      </w:r>
+      <w:r>
+        <w:rPr>
+          <w:rFonts w:hint="default" w:ascii="Times New Roman" w:hAnsi="Times New Roman" w:eastAsia="宋体" w:cs="Times New Roman"/>
+          <w:b w:val="0"/>
+          <w:i/>
+          <w:iCs/>
+          <w:sz w:val="24"/>
+          <w:szCs w:val="24"/>
+          <w:lang w:val="en-US" w:eastAsia="zh-CN"/>
+        </w:rPr>
+        <w:t>D</w:t>
+      </w:r>
+      <w:r>
+        <w:rPr>
+          <w:rFonts w:hint="default" w:ascii="Times New Roman" w:hAnsi="Times New Roman" w:eastAsia="宋体" w:cs="Times New Roman"/>
+          <w:b w:val="0"/>
+          <w:i/>
+          <w:iCs/>
+          <w:sz w:val="24"/>
+          <w:szCs w:val="24"/>
+          <w:vertAlign w:val="subscript"/>
+          <w:lang w:val="en-US" w:eastAsia="zh-CN"/>
+        </w:rPr>
+        <w:t>base</w:t>
+      </w:r>
+      <w:r>
+        <w:rPr>
+          <w:rFonts w:hint="eastAsia" w:ascii="Times New Roman" w:hAnsi="Times New Roman" w:eastAsia="宋体" w:cs="Times New Roman"/>
+          <w:b w:val="0"/>
+          <w:i/>
+          <w:iCs/>
+          <w:sz w:val="24"/>
+          <w:szCs w:val="24"/>
+          <w:vertAlign w:val="subscript"/>
+          <w:lang w:val="en-US" w:eastAsia="zh-CN"/>
+        </w:rPr>
+        <w:t xml:space="preserve"> </w:t>
+      </w:r>
+      <w:r>
+        <w:rPr>
+          <w:rFonts w:hint="default" w:ascii="Times New Roman" w:hAnsi="Times New Roman" w:eastAsia="宋体" w:cs="Times New Roman"/>
+          <w:b w:val="0"/>
+          <w:i w:val="0"/>
+          <w:sz w:val="24"/>
+          <w:szCs w:val="24"/>
+          <w:lang w:val="en-US" w:eastAsia="zh-CN"/>
+        </w:rPr>
+        <w:t>|</w:t>
+      </w:r>
+      <w:r>
+        <w:rPr>
+          <w:rFonts w:hint="eastAsia" w:ascii="宋体" w:hAnsi="宋体" w:eastAsia="宋体" w:cs="宋体"/>
+          <w:b w:val="0"/>
+          <w:i w:val="0"/>
+          <w:sz w:val="24"/>
+          <w:szCs w:val="24"/>
+          <w:lang w:val="en-US" w:eastAsia="zh-CN"/>
+        </w:rPr>
+        <w:t>表示相机光心到气瓶中心点所在水平面的垂直距离（物理高度）；</w:t>
+      </w:r>
+      <w:r>
+        <w:rPr>
+          <w:rFonts w:hint="default" w:ascii="Times New Roman" w:hAnsi="Times New Roman" w:cs="Times New Roman"/>
+          <w:i w:val="0"/>
+          <w:sz w:val="24"/>
+          <w:lang w:val="en-US" w:eastAsia="zh-CN"/>
+        </w:rPr>
+        <w:t>Δ</w:t>
+      </w:r>
+      <w:r>
+        <w:rPr>
+          <w:rFonts w:hint="default" w:ascii="Times New Roman" w:hAnsi="Times New Roman" w:cs="Times New Roman"/>
+          <w:i/>
+          <w:iCs/>
+          <w:sz w:val="24"/>
+          <w:lang w:val="en-US" w:eastAsia="zh-CN"/>
+        </w:rPr>
+        <w:t>h</w:t>
+      </w:r>
+      <w:r>
+        <w:rPr>
+          <w:rFonts w:hint="default" w:ascii="Times New Roman" w:hAnsi="Times New Roman" w:eastAsia="宋体" w:cs="Times New Roman"/>
+          <w:b w:val="0"/>
+          <w:bCs w:val="0"/>
+          <w:i/>
+          <w:iCs/>
+          <w:sz w:val="24"/>
+          <w:szCs w:val="24"/>
+          <w:vertAlign w:val="subscript"/>
+          <w:lang w:val="en-US" w:eastAsia="zh-CN"/>
+        </w:rPr>
+        <w:t xml:space="preserve"> </w:t>
+      </w:r>
+      <w:r>
+        <w:rPr>
+          <w:rFonts w:hint="eastAsia" w:ascii="宋体" w:hAnsi="宋体" w:eastAsia="宋体" w:cs="宋体"/>
+          <w:b w:val="0"/>
+          <w:i w:val="0"/>
+          <w:sz w:val="24"/>
+          <w:szCs w:val="24"/>
+          <w:lang w:val="en-US" w:eastAsia="zh-CN"/>
+        </w:rPr>
+        <w:t>来源于现场相对高度差测量（解决高空作业高度差问题）。这种组合方式既保证了基准的实时性，又无需额外传感器即可确定作业平面位置。</w:t>
+      </w:r>
+    </w:p>
+    <w:p>
+      <w:pPr>
+        <w:keepNext w:val="0"/>
+        <w:keepLines w:val="0"/>
+        <w:pageBreakBefore w:val="0"/>
+        <w:widowControl w:val="0"/>
+        <w:numPr>
+          <w:ilvl w:val="0"/>
+          <w:numId w:val="8"/>
+        </w:numPr>
+        <w:kinsoku/>
+        <w:wordWrap/>
+        <w:overflowPunct/>
+        <w:topLinePunct w:val="0"/>
+        <w:autoSpaceDE/>
+        <w:autoSpaceDN/>
+        <w:bidi w:val="0"/>
+        <w:adjustRightInd/>
+        <w:snapToGrid/>
+        <w:spacing w:line="440" w:lineRule="exact"/>
+        <w:ind w:left="0" w:leftChars="0" w:firstLine="480" w:firstLineChars="200"/>
+        <w:textAlignment w:val="auto"/>
+        <w:rPr>
+          <w:rFonts w:hint="eastAsia" w:ascii="宋体" w:hAnsi="宋体" w:eastAsia="宋体" w:cs="宋体"/>
+          <w:b w:val="0"/>
+          <w:i w:val="0"/>
+          <w:sz w:val="24"/>
+          <w:szCs w:val="24"/>
+          <w:lang w:val="en-US" w:eastAsia="zh-CN"/>
+        </w:rPr>
+      </w:pPr>
+      <w:r>
+        <w:rPr>
+          <w:rFonts w:hint="eastAsia" w:ascii="宋体" w:hAnsi="宋体" w:eastAsia="宋体" w:cs="宋体"/>
+          <w:b w:val="0"/>
+          <w:i w:val="0"/>
+          <w:sz w:val="24"/>
+          <w:szCs w:val="24"/>
+          <w:lang w:val="en-US" w:eastAsia="zh-CN"/>
+        </w:rPr>
+        <w:t>工程近似：严格来说，气瓶放置地面的</w:t>
+      </w:r>
+      <w:r>
+        <w:rPr>
+          <w:rFonts w:hint="default" w:ascii="Times New Roman" w:hAnsi="Times New Roman" w:eastAsia="宋体" w:cs="Times New Roman"/>
+          <w:b w:val="0"/>
+          <w:bCs w:val="0"/>
+          <w:i/>
+          <w:iCs/>
+          <w:sz w:val="24"/>
+          <w:szCs w:val="24"/>
+          <w:vertAlign w:val="subscript"/>
+          <w:lang w:val="en-US" w:eastAsia="zh-CN"/>
+        </w:rPr>
+        <w:t xml:space="preserve"> </w:t>
+      </w:r>
+      <w:r>
+        <w:rPr>
+          <w:rFonts w:hint="default" w:ascii="Times New Roman" w:hAnsi="Times New Roman" w:eastAsia="宋体" w:cs="Times New Roman"/>
+          <w:b w:val="0"/>
+          <w:i w:val="0"/>
+          <w:sz w:val="24"/>
+          <w:szCs w:val="24"/>
+          <w:lang w:val="en-US" w:eastAsia="zh-CN"/>
+        </w:rPr>
+        <w:t>Y</w:t>
+      </w:r>
+      <w:r>
+        <w:rPr>
+          <w:rFonts w:hint="default" w:ascii="Times New Roman" w:hAnsi="Times New Roman" w:eastAsia="宋体" w:cs="Times New Roman"/>
+          <w:b w:val="0"/>
+          <w:bCs w:val="0"/>
+          <w:i/>
+          <w:iCs/>
+          <w:sz w:val="24"/>
+          <w:szCs w:val="24"/>
+          <w:vertAlign w:val="subscript"/>
+          <w:lang w:val="en-US" w:eastAsia="zh-CN"/>
+        </w:rPr>
+        <w:t xml:space="preserve"> </w:t>
+      </w:r>
+      <w:r>
+        <w:rPr>
+          <w:rFonts w:hint="eastAsia" w:ascii="宋体" w:hAnsi="宋体" w:eastAsia="宋体" w:cs="宋体"/>
+          <w:b w:val="0"/>
+          <w:i w:val="0"/>
+          <w:sz w:val="24"/>
+          <w:szCs w:val="24"/>
+          <w:lang w:val="en-US" w:eastAsia="zh-CN"/>
+        </w:rPr>
+        <w:t>坐标应为</w:t>
+      </w:r>
+      <w:r>
+        <w:rPr>
+          <w:rFonts w:hint="default" w:ascii="Times New Roman" w:hAnsi="Times New Roman" w:eastAsia="宋体" w:cs="Times New Roman"/>
+          <w:b w:val="0"/>
+          <w:bCs w:val="0"/>
+          <w:i/>
+          <w:iCs/>
+          <w:sz w:val="24"/>
+          <w:szCs w:val="24"/>
+          <w:vertAlign w:val="subscript"/>
+          <w:lang w:val="en-US" w:eastAsia="zh-CN"/>
+        </w:rPr>
+        <w:t xml:space="preserve"> </w:t>
+      </w:r>
+      <w:r>
+        <w:rPr>
+          <w:rFonts w:hint="default" w:ascii="Times New Roman" w:hAnsi="Times New Roman" w:eastAsia="宋体" w:cs="Times New Roman"/>
+          <w:b w:val="0"/>
+          <w:i/>
+          <w:iCs/>
+          <w:sz w:val="24"/>
+          <w:szCs w:val="24"/>
+          <w:lang w:val="en-US" w:eastAsia="zh-CN"/>
+        </w:rPr>
+        <w:t>Y</w:t>
+      </w:r>
+      <w:r>
+        <w:rPr>
+          <w:rFonts w:hint="default" w:ascii="Times New Roman" w:hAnsi="Times New Roman" w:eastAsia="宋体" w:cs="Times New Roman"/>
+          <w:b w:val="0"/>
+          <w:i/>
+          <w:iCs/>
+          <w:sz w:val="24"/>
+          <w:szCs w:val="24"/>
+          <w:vertAlign w:val="subscript"/>
+          <w:lang w:val="en-US" w:eastAsia="zh-CN"/>
+        </w:rPr>
+        <w:t>c1</w:t>
+      </w:r>
+      <w:r>
+        <w:rPr>
+          <w:rFonts w:hint="eastAsia" w:ascii="Times New Roman" w:hAnsi="Times New Roman" w:eastAsia="宋体" w:cs="Times New Roman"/>
+          <w:b w:val="0"/>
+          <w:i w:val="0"/>
+          <w:sz w:val="24"/>
+          <w:szCs w:val="24"/>
+          <w:vertAlign w:val="subscript"/>
+          <w:lang w:val="en-US" w:eastAsia="zh-CN"/>
+        </w:rPr>
+        <w:t xml:space="preserve"> </w:t>
+      </w:r>
+      <w:r>
+        <w:rPr>
+          <w:rFonts w:hint="default" w:ascii="Times New Roman" w:hAnsi="Times New Roman" w:eastAsia="宋体" w:cs="Times New Roman"/>
+          <w:b w:val="0"/>
+          <w:i w:val="0"/>
+          <w:sz w:val="24"/>
+          <w:szCs w:val="24"/>
+          <w:lang w:val="en-US" w:eastAsia="zh-CN"/>
+        </w:rPr>
+        <w:t>+</w:t>
+      </w:r>
+      <w:r>
+        <w:rPr>
+          <w:rFonts w:hint="eastAsia" w:ascii="Times New Roman" w:hAnsi="Times New Roman" w:eastAsia="宋体" w:cs="Times New Roman"/>
+          <w:b w:val="0"/>
+          <w:i w:val="0"/>
+          <w:sz w:val="24"/>
+          <w:szCs w:val="24"/>
+          <w:lang w:val="en-US" w:eastAsia="zh-CN"/>
+        </w:rPr>
+        <w:t xml:space="preserve"> </w:t>
+      </w:r>
+      <w:r>
+        <w:rPr>
+          <w:rFonts w:hint="default" w:ascii="Times New Roman" w:hAnsi="Times New Roman" w:eastAsia="宋体" w:cs="Times New Roman"/>
+          <w:b w:val="0"/>
+          <w:i/>
+          <w:iCs/>
+          <w:sz w:val="24"/>
+          <w:szCs w:val="24"/>
+          <w:lang w:val="en-US" w:eastAsia="zh-CN"/>
+        </w:rPr>
+        <w:t>H</w:t>
+      </w:r>
+      <w:r>
+        <w:rPr>
+          <w:rFonts w:hint="eastAsia" w:ascii="Times New Roman" w:hAnsi="Times New Roman" w:eastAsia="宋体" w:cs="Times New Roman"/>
+          <w:b w:val="0"/>
+          <w:i/>
+          <w:iCs/>
+          <w:sz w:val="24"/>
+          <w:szCs w:val="24"/>
+          <w:lang w:val="en-US" w:eastAsia="zh-CN"/>
+        </w:rPr>
+        <w:t xml:space="preserve"> </w:t>
+      </w:r>
+      <w:r>
+        <w:rPr>
+          <w:rFonts w:hint="default" w:ascii="Times New Roman" w:hAnsi="Times New Roman" w:eastAsia="宋体" w:cs="Times New Roman"/>
+          <w:b w:val="0"/>
+          <w:i w:val="0"/>
+          <w:sz w:val="24"/>
+          <w:szCs w:val="24"/>
+          <w:lang w:val="en-US" w:eastAsia="zh-CN"/>
+        </w:rPr>
+        <w:t>/</w:t>
+      </w:r>
+      <w:r>
+        <w:rPr>
+          <w:rFonts w:hint="eastAsia" w:ascii="Times New Roman" w:hAnsi="Times New Roman" w:eastAsia="宋体" w:cs="Times New Roman"/>
+          <w:b w:val="0"/>
+          <w:i w:val="0"/>
+          <w:sz w:val="24"/>
+          <w:szCs w:val="24"/>
+          <w:lang w:val="en-US" w:eastAsia="zh-CN"/>
+        </w:rPr>
+        <w:t xml:space="preserve"> </w:t>
+      </w:r>
+      <w:r>
+        <w:rPr>
+          <w:rFonts w:hint="default" w:ascii="Times New Roman" w:hAnsi="Times New Roman" w:eastAsia="宋体" w:cs="Times New Roman"/>
+          <w:b w:val="0"/>
+          <w:i w:val="0"/>
+          <w:sz w:val="24"/>
+          <w:szCs w:val="24"/>
+          <w:lang w:val="en-US" w:eastAsia="zh-CN"/>
+        </w:rPr>
+        <w:t>2</w:t>
+      </w:r>
+      <w:r>
+        <w:rPr>
+          <w:rFonts w:hint="eastAsia" w:ascii="宋体" w:hAnsi="宋体" w:eastAsia="宋体" w:cs="宋体"/>
+          <w:b w:val="0"/>
+          <w:i w:val="0"/>
+          <w:sz w:val="24"/>
+          <w:szCs w:val="24"/>
+          <w:lang w:val="en-US" w:eastAsia="zh-CN"/>
+        </w:rPr>
+        <w:t>，但本系统采用中心点作为基准，用户输入的</w:t>
+      </w:r>
+      <w:r>
+        <w:rPr>
+          <w:rFonts w:hint="default" w:ascii="Times New Roman" w:hAnsi="Times New Roman" w:eastAsia="宋体" w:cs="Times New Roman"/>
+          <w:b w:val="0"/>
+          <w:bCs w:val="0"/>
+          <w:i/>
+          <w:iCs/>
+          <w:sz w:val="24"/>
+          <w:szCs w:val="24"/>
+          <w:vertAlign w:val="subscript"/>
+          <w:lang w:val="en-US" w:eastAsia="zh-CN"/>
+        </w:rPr>
+        <w:t xml:space="preserve"> </w:t>
+      </w:r>
+      <w:r>
+        <w:rPr>
+          <w:rFonts w:hint="default" w:ascii="Times New Roman" w:hAnsi="Times New Roman" w:cs="Times New Roman"/>
+          <w:i w:val="0"/>
+          <w:sz w:val="24"/>
+          <w:lang w:val="en-US" w:eastAsia="zh-CN"/>
+        </w:rPr>
+        <w:t>Δ</w:t>
+      </w:r>
+      <w:r>
+        <w:rPr>
+          <w:rFonts w:hint="default" w:ascii="Times New Roman" w:hAnsi="Times New Roman" w:cs="Times New Roman"/>
+          <w:i/>
+          <w:iCs/>
+          <w:sz w:val="24"/>
+          <w:lang w:val="en-US" w:eastAsia="zh-CN"/>
+        </w:rPr>
+        <w:t>h</w:t>
+      </w:r>
+      <w:r>
+        <w:rPr>
+          <w:rFonts w:hint="default" w:ascii="Times New Roman" w:hAnsi="Times New Roman" w:eastAsia="宋体" w:cs="Times New Roman"/>
+          <w:b w:val="0"/>
+          <w:bCs w:val="0"/>
+          <w:i/>
+          <w:iCs/>
+          <w:sz w:val="24"/>
+          <w:szCs w:val="24"/>
+          <w:vertAlign w:val="subscript"/>
+          <w:lang w:val="en-US" w:eastAsia="zh-CN"/>
+        </w:rPr>
+        <w:t xml:space="preserve"> </w:t>
+      </w:r>
+      <w:r>
+        <w:rPr>
+          <w:rFonts w:hint="eastAsia" w:ascii="宋体" w:hAnsi="宋体" w:eastAsia="宋体" w:cs="宋体"/>
+          <w:b w:val="0"/>
+          <w:i w:val="0"/>
+          <w:sz w:val="24"/>
+          <w:szCs w:val="24"/>
+          <w:lang w:val="en-US" w:eastAsia="zh-CN"/>
+        </w:rPr>
+        <w:t>应理解为作业平台相对于气瓶中心点的高度差。这种近似在工程应用中是可接受的，因为</w:t>
+      </w:r>
+      <w:r>
+        <w:rPr>
+          <w:rFonts w:hint="default" w:ascii="Times New Roman" w:hAnsi="Times New Roman" w:eastAsia="宋体" w:cs="Times New Roman"/>
+          <w:b w:val="0"/>
+          <w:bCs w:val="0"/>
+          <w:i/>
+          <w:iCs/>
+          <w:sz w:val="24"/>
+          <w:szCs w:val="24"/>
+          <w:vertAlign w:val="subscript"/>
+          <w:lang w:val="en-US" w:eastAsia="zh-CN"/>
+        </w:rPr>
+        <w:t xml:space="preserve"> </w:t>
+      </w:r>
+      <w:r>
+        <w:rPr>
+          <w:rFonts w:hint="default" w:ascii="Times New Roman" w:hAnsi="Times New Roman" w:cs="Times New Roman"/>
+          <w:i w:val="0"/>
+          <w:sz w:val="24"/>
+          <w:lang w:val="en-US" w:eastAsia="zh-CN"/>
+        </w:rPr>
+        <w:t>Δ</w:t>
+      </w:r>
+      <w:r>
+        <w:rPr>
+          <w:rFonts w:hint="default" w:ascii="Times New Roman" w:hAnsi="Times New Roman" w:cs="Times New Roman"/>
+          <w:i/>
+          <w:iCs/>
+          <w:sz w:val="24"/>
+          <w:lang w:val="en-US" w:eastAsia="zh-CN"/>
+        </w:rPr>
+        <w:t>h</w:t>
+      </w:r>
+      <w:r>
+        <w:rPr>
+          <w:rFonts w:hint="default" w:ascii="Times New Roman" w:hAnsi="Times New Roman" w:eastAsia="宋体" w:cs="Times New Roman"/>
+          <w:b w:val="0"/>
+          <w:bCs w:val="0"/>
+          <w:i/>
+          <w:iCs/>
+          <w:sz w:val="24"/>
+          <w:szCs w:val="24"/>
+          <w:vertAlign w:val="subscript"/>
+          <w:lang w:val="en-US" w:eastAsia="zh-CN"/>
+        </w:rPr>
+        <w:t xml:space="preserve"> </w:t>
+      </w:r>
+      <w:r>
+        <w:rPr>
+          <w:rFonts w:hint="eastAsia" w:ascii="宋体" w:hAnsi="宋体" w:eastAsia="宋体" w:cs="宋体"/>
+          <w:b w:val="0"/>
+          <w:i w:val="0"/>
+          <w:sz w:val="24"/>
+          <w:szCs w:val="24"/>
+          <w:lang w:val="en-US" w:eastAsia="zh-CN"/>
+        </w:rPr>
+        <w:t>需要人工测量输入，且不影响相对距离计算的准确性。</w:t>
+      </w:r>
+    </w:p>
+    <w:p>
+      <w:pPr>
+        <w:keepNext w:val="0"/>
+        <w:keepLines w:val="0"/>
+        <w:pageBreakBefore w:val="0"/>
+        <w:widowControl w:val="0"/>
+        <w:numPr>
+          <w:ilvl w:val="0"/>
+          <w:numId w:val="3"/>
         </w:numPr>
         <w:kinsoku/>
         <w:wordWrap/>
@@ -12331,7 +14967,7 @@
           <w:szCs w:val="24"/>
           <w:lang w:val="en-US" w:eastAsia="zh-CN"/>
         </w:rPr>
-        <w:t>锚定目标空间解算（射线 - 平面相交）</w:t>
+        <w:t>动火点三维坐标重建与距离计算（射线 - 平面相交）</w:t>
       </w:r>
     </w:p>
     <w:p>
@@ -15450,7 +18086,16 @@
           <w:sz w:val="24"/>
           <w:lang w:val="en-US" w:eastAsia="zh-CN"/>
         </w:rPr>
-        <w:t>2-12</w:t>
+        <w:t>2-1</w:t>
+      </w:r>
+      <w:r>
+        <w:rPr>
+          <w:rFonts w:hint="eastAsia" w:ascii="Times New Roman" w:hAnsi="Times New Roman" w:cs="Times New Roman"/>
+          <w:i w:val="0"/>
+          <w:sz w:val="24"/>
+          <w:lang w:val="en-US" w:eastAsia="zh-CN"/>
+        </w:rPr>
+        <w:t>5</w:t>
       </w:r>
       <w:r>
         <w:rPr>
@@ -16143,6 +18788,729 @@
         <w:textAlignment w:val="auto"/>
         <w:rPr>
           <w:rFonts w:hint="eastAsia" w:ascii="宋体" w:hAnsi="宋体" w:eastAsia="宋体" w:cs="宋体"/>
+          <w:b w:val="0"/>
+          <w:i w:val="0"/>
+          <w:sz w:val="24"/>
+          <w:szCs w:val="24"/>
+          <w:lang w:val="en-US" w:eastAsia="zh-CN"/>
+        </w:rPr>
+      </w:pPr>
+      <w:r>
+        <w:rPr>
+          <w:rFonts w:hint="eastAsia" w:ascii="宋体" w:hAnsi="宋体" w:eastAsia="宋体" w:cs="宋体"/>
+          <w:b w:val="0"/>
+          <w:i w:val="0"/>
+          <w:sz w:val="24"/>
+          <w:szCs w:val="24"/>
+          <w:lang w:val="en-US" w:eastAsia="zh-CN"/>
+        </w:rPr>
+        <w:t>其中</w:t>
+      </w:r>
+      <w:r>
+        <w:rPr>
+          <w:rFonts w:hint="default" w:ascii="Times New Roman" w:hAnsi="Times New Roman" w:eastAsia="宋体" w:cs="Times New Roman"/>
+          <w:b w:val="0"/>
+          <w:bCs w:val="0"/>
+          <w:i/>
+          <w:iCs/>
+          <w:sz w:val="24"/>
+          <w:szCs w:val="24"/>
+          <w:vertAlign w:val="subscript"/>
+          <w:lang w:val="en-US" w:eastAsia="zh-CN"/>
+        </w:rPr>
+        <w:t xml:space="preserve"> </w:t>
+      </w:r>
+      <w:r>
+        <w:rPr>
+          <w:rFonts w:hint="default" w:ascii="Times New Roman" w:hAnsi="Times New Roman" w:eastAsia="宋体" w:cs="Times New Roman"/>
+          <w:b w:val="0"/>
+          <w:i/>
+          <w:iCs/>
+          <w:sz w:val="24"/>
+          <w:szCs w:val="24"/>
+          <w:lang w:val="en-US" w:eastAsia="zh-CN"/>
+        </w:rPr>
+        <w:t>D</w:t>
+      </w:r>
+      <w:r>
+        <w:rPr>
+          <w:rFonts w:hint="default" w:ascii="Times New Roman" w:hAnsi="Times New Roman" w:eastAsia="宋体" w:cs="Times New Roman"/>
+          <w:b w:val="0"/>
+          <w:i/>
+          <w:iCs/>
+          <w:sz w:val="24"/>
+          <w:szCs w:val="24"/>
+          <w:vertAlign w:val="subscript"/>
+          <w:lang w:val="en-US" w:eastAsia="zh-CN"/>
+        </w:rPr>
+        <w:t>final</w:t>
+      </w:r>
+      <w:r>
+        <w:rPr>
+          <w:rFonts w:hint="default" w:ascii="Times New Roman" w:hAnsi="Times New Roman" w:eastAsia="宋体" w:cs="Times New Roman"/>
+          <w:b w:val="0"/>
+          <w:bCs w:val="0"/>
+          <w:i/>
+          <w:iCs/>
+          <w:sz w:val="24"/>
+          <w:szCs w:val="24"/>
+          <w:vertAlign w:val="subscript"/>
+          <w:lang w:val="en-US" w:eastAsia="zh-CN"/>
+        </w:rPr>
+        <w:t xml:space="preserve"> </w:t>
+      </w:r>
+      <w:r>
+        <w:rPr>
+          <w:rFonts w:hint="eastAsia" w:ascii="宋体" w:hAnsi="宋体" w:eastAsia="宋体" w:cs="宋体"/>
+          <w:b w:val="0"/>
+          <w:i w:val="0"/>
+          <w:sz w:val="24"/>
+          <w:szCs w:val="24"/>
+          <w:lang w:val="en-US" w:eastAsia="zh-CN"/>
+        </w:rPr>
+        <w:t>由公式</w:t>
+      </w:r>
+      <w:r>
+        <w:rPr>
+          <w:rFonts w:hint="default" w:ascii="Times New Roman" w:hAnsi="Times New Roman" w:eastAsia="宋体" w:cs="Times New Roman"/>
+          <w:b w:val="0"/>
+          <w:i w:val="0"/>
+          <w:sz w:val="24"/>
+          <w:szCs w:val="24"/>
+          <w:lang w:val="en-US" w:eastAsia="zh-CN"/>
+        </w:rPr>
+        <w:t>2-17</w:t>
+      </w:r>
+      <w:r>
+        <w:rPr>
+          <w:rFonts w:hint="eastAsia" w:ascii="宋体" w:hAnsi="宋体" w:eastAsia="宋体" w:cs="宋体"/>
+          <w:b w:val="0"/>
+          <w:i w:val="0"/>
+          <w:sz w:val="24"/>
+          <w:szCs w:val="24"/>
+          <w:lang w:val="en-US" w:eastAsia="zh-CN"/>
+        </w:rPr>
+        <w:t>计算得到。对于水平安装相机</w:t>
+      </w:r>
+      <m:oMath>
+        <m:r>
+          <m:rPr>
+            <m:sty m:val="p"/>
+          </m:rPr>
+          <w:rPr>
+            <w:rFonts w:hint="default" w:ascii="Cambria Math" w:hAnsi="宋体" w:eastAsia="宋体" w:cs="宋体"/>
+            <w:sz w:val="24"/>
+            <w:szCs w:val="24"/>
+            <w:lang w:val="en-US" w:eastAsia="zh-CN"/>
+          </w:rPr>
+          <m:t xml:space="preserve"> </m:t>
+        </m:r>
+        <m:acc>
+          <m:accPr>
+            <m:chr m:val="⃗"/>
+            <m:ctrlPr>
+              <w:rPr>
+                <w:rFonts w:hint="eastAsia" w:ascii="Cambria Math" w:hAnsi="Cambria Math"/>
+                <w:i/>
+                <w:iCs/>
+                <w:sz w:val="24"/>
+                <w:lang w:val="en-US" w:eastAsia="zh-CN"/>
+              </w:rPr>
+            </m:ctrlPr>
+          </m:accPr>
+          <m:e>
+            <m:r>
+              <m:rPr/>
+              <w:rPr>
+                <w:rFonts w:hint="eastAsia" w:ascii="Times New Roman" w:hAnsi="Times New Roman"/>
+                <w:sz w:val="24"/>
+                <w:lang w:val="en-US" w:eastAsia="zh-CN"/>
+              </w:rPr>
+              <m:t>n</m:t>
+            </m:r>
+            <m:ctrlPr>
+              <w:rPr>
+                <w:rFonts w:hint="eastAsia" w:ascii="Cambria Math" w:hAnsi="Cambria Math"/>
+                <w:i/>
+                <w:iCs/>
+                <w:sz w:val="24"/>
+                <w:lang w:val="en-US" w:eastAsia="zh-CN"/>
+              </w:rPr>
+            </m:ctrlPr>
+          </m:e>
+        </m:acc>
+        <m:r>
+          <m:rPr>
+            <m:sty m:val="p"/>
+          </m:rPr>
+          <w:rPr>
+            <w:rFonts w:hint="eastAsia" w:ascii="Times New Roman" w:hAnsi="Times New Roman"/>
+            <w:sz w:val="24"/>
+            <w:lang w:val="en-US" w:eastAsia="zh-CN"/>
+          </w:rPr>
+          <m:t>=(0, 1, 0)</m:t>
+        </m:r>
+      </m:oMath>
+      <w:r>
+        <w:rPr>
+          <w:rFonts w:hint="eastAsia" w:ascii="宋体" w:hAnsi="宋体" w:eastAsia="宋体" w:cs="宋体"/>
+          <w:b w:val="0"/>
+          <w:i w:val="0"/>
+          <w:sz w:val="24"/>
+          <w:szCs w:val="24"/>
+          <w:lang w:val="en-US" w:eastAsia="zh-CN"/>
+        </w:rPr>
+        <w:t>，</w:t>
+      </w:r>
+      <m:oMath>
+        <m:acc>
+          <m:accPr>
+            <m:chr m:val="⃗"/>
+            <m:ctrlPr>
+              <w:rPr>
+                <w:rFonts w:hint="eastAsia" w:ascii="Cambria Math" w:hAnsi="Cambria Math"/>
+                <w:i/>
+                <w:iCs/>
+                <w:sz w:val="24"/>
+                <w:lang w:val="en-US" w:eastAsia="zh-CN"/>
+              </w:rPr>
+            </m:ctrlPr>
+          </m:accPr>
+          <m:e>
+            <m:r>
+              <m:rPr/>
+              <w:rPr>
+                <w:rFonts w:hint="eastAsia" w:ascii="Times New Roman" w:hAnsi="Times New Roman"/>
+                <w:sz w:val="24"/>
+                <w:lang w:val="en-US" w:eastAsia="zh-CN"/>
+              </w:rPr>
+              <m:t>n</m:t>
+            </m:r>
+            <m:ctrlPr>
+              <w:rPr>
+                <w:rFonts w:hint="eastAsia" w:ascii="Cambria Math" w:hAnsi="Cambria Math"/>
+                <w:i/>
+                <w:iCs/>
+                <w:sz w:val="24"/>
+                <w:lang w:val="en-US" w:eastAsia="zh-CN"/>
+              </w:rPr>
+            </m:ctrlPr>
+          </m:e>
+        </m:acc>
+        <m:r>
+          <m:rPr/>
+          <w:rPr>
+            <w:rFonts w:hint="default" w:ascii="Cambria Math" w:hAnsi="Cambria Math" w:cs="Cambria Math"/>
+            <w:sz w:val="24"/>
+            <w:lang w:val="en-US" w:eastAsia="zh-CN"/>
+          </w:rPr>
+          <m:t>⋅</m:t>
+        </m:r>
+        <m:acc>
+          <m:accPr>
+            <m:chr m:val="⃗"/>
+            <m:ctrlPr>
+              <w:rPr>
+                <w:rFonts w:hint="default" w:ascii="Cambria Math" w:hAnsi="Cambria Math"/>
+                <w:sz w:val="24"/>
+              </w:rPr>
+            </m:ctrlPr>
+          </m:accPr>
+          <m:e>
+            <m:r>
+              <m:rPr/>
+              <w:rPr>
+                <w:rFonts w:hint="default" w:ascii="Cambria Math" w:hAnsi="Cambria Math"/>
+                <w:sz w:val="24"/>
+              </w:rPr>
+              <m:t>d</m:t>
+            </m:r>
+            <m:ctrlPr>
+              <w:rPr>
+                <w:rFonts w:ascii="Cambria Math" w:hAnsi="Cambria Math"/>
+                <w:sz w:val="24"/>
+              </w:rPr>
+            </m:ctrlPr>
+          </m:e>
+        </m:acc>
+        <m:r>
+          <m:rPr>
+            <m:sty m:val="p"/>
+          </m:rPr>
+          <w:rPr>
+            <w:rFonts w:hint="eastAsia" w:ascii="Cambria Math" w:hAnsi="Cambria Math"/>
+            <w:sz w:val="24"/>
+            <w:lang w:val="en-US" w:eastAsia="zh-CN"/>
+          </w:rPr>
+          <m:t>=</m:t>
+        </m:r>
+        <m:sSub>
+          <m:sSubPr>
+            <m:ctrlPr>
+              <w:rPr>
+                <w:rFonts w:hint="default" w:ascii="Cambria Math" w:hAnsi="Cambria Math"/>
+                <w:i/>
+                <w:iCs/>
+                <w:sz w:val="24"/>
+                <w:lang w:val="en-US" w:eastAsia="zh-CN"/>
+              </w:rPr>
+            </m:ctrlPr>
+          </m:sSubPr>
+          <m:e>
+            <m:r>
+              <m:rPr/>
+              <w:rPr>
+                <w:rFonts w:hint="default" w:ascii="Cambria Math" w:hAnsi="Cambria Math"/>
+                <w:sz w:val="24"/>
+                <w:lang w:val="en-US" w:eastAsia="zh-CN"/>
+              </w:rPr>
+              <m:t>d</m:t>
+            </m:r>
+            <m:ctrlPr>
+              <w:rPr>
+                <w:rFonts w:hint="default" w:ascii="Cambria Math" w:hAnsi="Cambria Math"/>
+                <w:i/>
+                <w:iCs/>
+                <w:sz w:val="24"/>
+                <w:lang w:val="en-US" w:eastAsia="zh-CN"/>
+              </w:rPr>
+            </m:ctrlPr>
+          </m:e>
+          <m:sub>
+            <m:r>
+              <m:rPr/>
+              <w:rPr>
+                <w:rFonts w:hint="default" w:ascii="Cambria Math" w:hAnsi="Cambria Math"/>
+                <w:sz w:val="24"/>
+                <w:lang w:val="en-US" w:eastAsia="zh-CN"/>
+              </w:rPr>
+              <m:t>y</m:t>
+            </m:r>
+            <m:ctrlPr>
+              <w:rPr>
+                <w:rFonts w:hint="default" w:ascii="Cambria Math" w:hAnsi="Cambria Math"/>
+                <w:i/>
+                <w:iCs/>
+                <w:sz w:val="24"/>
+                <w:lang w:val="en-US" w:eastAsia="zh-CN"/>
+              </w:rPr>
+            </m:ctrlPr>
+          </m:sub>
+        </m:sSub>
+      </m:oMath>
+      <w:r>
+        <w:rPr>
+          <w:rFonts w:hint="eastAsia" w:ascii="宋体" w:hAnsi="宋体" w:eastAsia="宋体" w:cs="宋体"/>
+          <w:b w:val="0"/>
+          <w:i w:val="0"/>
+          <w:sz w:val="24"/>
+          <w:szCs w:val="24"/>
+          <w:lang w:val="en-US" w:eastAsia="zh-CN"/>
+        </w:rPr>
+        <w:t>，且由第</w:t>
+      </w:r>
+      <w:r>
+        <w:rPr>
+          <w:rFonts w:hint="default" w:ascii="Times New Roman" w:hAnsi="Times New Roman" w:eastAsia="宋体" w:cs="Times New Roman"/>
+          <w:b w:val="0"/>
+          <w:i w:val="0"/>
+          <w:sz w:val="24"/>
+          <w:szCs w:val="24"/>
+          <w:lang w:val="en-US" w:eastAsia="zh-CN"/>
+        </w:rPr>
+        <w:t>2.4.3（2）</w:t>
+      </w:r>
+      <w:r>
+        <w:rPr>
+          <w:rFonts w:hint="eastAsia" w:ascii="宋体" w:hAnsi="宋体" w:eastAsia="宋体" w:cs="宋体"/>
+          <w:b w:val="0"/>
+          <w:i w:val="0"/>
+          <w:sz w:val="24"/>
+          <w:szCs w:val="24"/>
+          <w:lang w:val="en-US" w:eastAsia="zh-CN"/>
+        </w:rPr>
+        <w:t>节可知</w:t>
+      </w:r>
+      <w:r>
+        <w:rPr>
+          <w:rFonts w:hint="default" w:ascii="Times New Roman" w:hAnsi="Times New Roman" w:eastAsia="宋体" w:cs="Times New Roman"/>
+          <w:b w:val="0"/>
+          <w:i/>
+          <w:iCs/>
+          <w:sz w:val="24"/>
+          <w:szCs w:val="24"/>
+          <w:lang w:val="en-US" w:eastAsia="zh-CN"/>
+        </w:rPr>
+        <w:t>Y</w:t>
+      </w:r>
+      <w:r>
+        <w:rPr>
+          <w:rFonts w:hint="default" w:ascii="Times New Roman" w:hAnsi="Times New Roman" w:eastAsia="宋体" w:cs="Times New Roman"/>
+          <w:b w:val="0"/>
+          <w:i/>
+          <w:iCs/>
+          <w:sz w:val="24"/>
+          <w:szCs w:val="24"/>
+          <w:vertAlign w:val="subscript"/>
+          <w:lang w:val="en-US" w:eastAsia="zh-CN"/>
+        </w:rPr>
+        <w:t>plane</w:t>
+      </w:r>
+      <w:r>
+        <w:rPr>
+          <w:rFonts w:hint="eastAsia" w:ascii="Times New Roman" w:hAnsi="Times New Roman" w:cs="Times New Roman"/>
+          <w:i w:val="0"/>
+          <w:iCs w:val="0"/>
+          <w:sz w:val="24"/>
+          <w:szCs w:val="24"/>
+          <w:lang w:val="en-US" w:eastAsia="zh-CN"/>
+        </w:rPr>
+        <w:t xml:space="preserve"> </w:t>
+      </w:r>
+      <w:r>
+        <w:rPr>
+          <w:rFonts w:hint="eastAsia" w:ascii="宋体" w:hAnsi="宋体" w:eastAsia="宋体" w:cs="宋体"/>
+          <w:b w:val="0"/>
+          <w:i w:val="0"/>
+          <w:sz w:val="24"/>
+          <w:szCs w:val="24"/>
+          <w:lang w:val="en-US" w:eastAsia="zh-CN"/>
+        </w:rPr>
+        <w:t>=</w:t>
+      </w:r>
+      <w:r>
+        <w:rPr>
+          <w:rFonts w:hint="eastAsia" w:ascii="Times New Roman" w:hAnsi="Times New Roman" w:cs="Times New Roman"/>
+          <w:i w:val="0"/>
+          <w:iCs w:val="0"/>
+          <w:sz w:val="24"/>
+          <w:szCs w:val="24"/>
+          <w:lang w:val="en-US" w:eastAsia="zh-CN"/>
+        </w:rPr>
+        <w:t xml:space="preserve"> </w:t>
+      </w:r>
+      <w:r>
+        <w:rPr>
+          <w:rFonts w:hint="default" w:ascii="Times New Roman" w:hAnsi="Times New Roman" w:eastAsia="宋体" w:cs="Times New Roman"/>
+          <w:b w:val="0"/>
+          <w:i w:val="0"/>
+          <w:sz w:val="24"/>
+          <w:szCs w:val="24"/>
+          <w:lang w:val="en-US" w:eastAsia="zh-CN"/>
+        </w:rPr>
+        <w:t>−</w:t>
+      </w:r>
+      <w:r>
+        <w:rPr>
+          <w:rFonts w:hint="default" w:ascii="Times New Roman" w:hAnsi="Times New Roman" w:eastAsia="宋体" w:cs="Times New Roman"/>
+          <w:b w:val="0"/>
+          <w:i/>
+          <w:iCs/>
+          <w:sz w:val="24"/>
+          <w:szCs w:val="24"/>
+          <w:lang w:val="en-US" w:eastAsia="zh-CN"/>
+        </w:rPr>
+        <w:t>D</w:t>
+      </w:r>
+      <w:r>
+        <w:rPr>
+          <w:rFonts w:hint="default" w:ascii="Times New Roman" w:hAnsi="Times New Roman" w:eastAsia="宋体" w:cs="Times New Roman"/>
+          <w:b w:val="0"/>
+          <w:i/>
+          <w:iCs/>
+          <w:sz w:val="24"/>
+          <w:szCs w:val="24"/>
+          <w:vertAlign w:val="subscript"/>
+          <w:lang w:val="en-US" w:eastAsia="zh-CN"/>
+        </w:rPr>
+        <w:t>final</w:t>
+      </w:r>
+      <w:r>
+        <w:rPr>
+          <w:rFonts w:hint="eastAsia" w:ascii="宋体" w:hAnsi="宋体" w:eastAsia="宋体" w:cs="宋体"/>
+          <w:b w:val="0"/>
+          <w:i w:val="0"/>
+          <w:sz w:val="24"/>
+          <w:szCs w:val="24"/>
+          <w:lang w:val="en-US" w:eastAsia="zh-CN"/>
+        </w:rPr>
+        <w:t>，因此公式简化为：</w:t>
+      </w:r>
+    </w:p>
+    <w:p>
+      <w:pPr>
+        <w:keepNext w:val="0"/>
+        <w:keepLines w:val="0"/>
+        <w:pageBreakBefore w:val="0"/>
+        <w:widowControl w:val="0"/>
+        <w:kinsoku/>
+        <w:wordWrap/>
+        <w:overflowPunct/>
+        <w:topLinePunct w:val="0"/>
+        <w:autoSpaceDE/>
+        <w:autoSpaceDN/>
+        <w:bidi w:val="0"/>
+        <w:adjustRightInd/>
+        <w:snapToGrid/>
+        <w:spacing w:before="157" w:beforeLines="50" w:after="157" w:afterLines="50" w:line="440" w:lineRule="exact"/>
+        <w:ind w:firstLine="480" w:firstLineChars="200"/>
+        <w:textAlignment w:val="auto"/>
+        <w:rPr>
+          <w:rFonts w:hint="eastAsia" w:hAnsi="Cambria Math" w:eastAsia="等线" w:cs="等线"/>
+          <w:b w:val="0"/>
+          <w:i w:val="0"/>
+          <w:sz w:val="24"/>
+          <w:szCs w:val="24"/>
+          <w:lang w:val="en-US" w:eastAsia="zh-CN"/>
+        </w:rPr>
+      </w:pPr>
+      <m:oMathPara>
+        <m:oMath>
+          <m:eqArr>
+            <m:eqArrPr>
+              <m:maxDist m:val="1"/>
+              <m:ctrlPr>
+                <w:rPr>
+                  <w:rFonts w:hint="eastAsia" w:hAnsi="Cambria Math" w:eastAsia="等线" w:cs="等线"/>
+                  <w:b w:val="0"/>
+                  <w:i w:val="0"/>
+                  <w:sz w:val="24"/>
+                  <w:szCs w:val="24"/>
+                  <w:lang w:val="en-US" w:eastAsia="zh-CN"/>
+                </w:rPr>
+              </m:ctrlPr>
+            </m:eqArrPr>
+            <m:e>
+              <m:r>
+                <m:rPr/>
+                <w:rPr>
+                  <w:rFonts w:hint="default" w:ascii="Cambria Math" w:hAnsi="Cambria Math"/>
+                  <w:sz w:val="24"/>
+                </w:rPr>
+                <m:t>t=</m:t>
+              </m:r>
+              <m:f>
+                <m:fPr>
+                  <m:ctrlPr>
+                    <w:rPr>
+                      <w:rFonts w:hint="default" w:ascii="Cambria Math" w:hAnsi="Cambria Math"/>
+                      <w:sz w:val="24"/>
+                    </w:rPr>
+                  </m:ctrlPr>
+                </m:fPr>
+                <m:num>
+                  <m:sSub>
+                    <m:sSubPr>
+                      <m:ctrlPr>
+                        <w:rPr>
+                          <w:rFonts w:hint="default" w:ascii="Cambria Math" w:hAnsi="Cambria Math"/>
+                          <w:sz w:val="24"/>
+                        </w:rPr>
+                      </m:ctrlPr>
+                    </m:sSubPr>
+                    <m:e>
+                      <m:r>
+                        <m:rPr/>
+                        <w:rPr>
+                          <w:rFonts w:hint="default" w:ascii="Cambria Math" w:hAnsi="Cambria Math"/>
+                          <w:sz w:val="24"/>
+                        </w:rPr>
+                        <m:t>Y</m:t>
+                      </m:r>
+                      <m:ctrlPr>
+                        <w:rPr>
+                          <w:rFonts w:ascii="Cambria Math" w:hAnsi="Cambria Math"/>
+                          <w:sz w:val="24"/>
+                        </w:rPr>
+                      </m:ctrlPr>
+                    </m:e>
+                    <m:sub>
+                      <m:r>
+                        <m:rPr/>
+                        <w:rPr>
+                          <w:rFonts w:hint="default" w:ascii="Cambria Math" w:hAnsi="Cambria Math"/>
+                          <w:sz w:val="24"/>
+                        </w:rPr>
+                        <m:t>plane</m:t>
+                      </m:r>
+                      <m:ctrlPr>
+                        <w:rPr>
+                          <w:rFonts w:ascii="Cambria Math" w:hAnsi="Cambria Math"/>
+                          <w:sz w:val="24"/>
+                        </w:rPr>
+                      </m:ctrlPr>
+                    </m:sub>
+                  </m:sSub>
+                  <m:ctrlPr>
+                    <w:rPr>
+                      <w:rFonts w:hint="default" w:ascii="Cambria Math" w:hAnsi="Cambria Math"/>
+                      <w:sz w:val="24"/>
+                    </w:rPr>
+                  </m:ctrlPr>
+                </m:num>
+                <m:den>
+                  <m:sSub>
+                    <m:sSubPr>
+                      <m:ctrlPr>
+                        <w:rPr>
+                          <w:rFonts w:hint="default" w:ascii="Cambria Math" w:hAnsi="Cambria Math"/>
+                          <w:sz w:val="24"/>
+                        </w:rPr>
+                      </m:ctrlPr>
+                    </m:sSubPr>
+                    <m:e>
+                      <m:r>
+                        <m:rPr/>
+                        <w:rPr>
+                          <w:rFonts w:hint="default" w:ascii="Cambria Math" w:hAnsi="Cambria Math"/>
+                          <w:sz w:val="24"/>
+                        </w:rPr>
+                        <m:t>d</m:t>
+                      </m:r>
+                      <m:ctrlPr>
+                        <w:rPr>
+                          <w:rFonts w:ascii="Cambria Math" w:hAnsi="Cambria Math"/>
+                          <w:sz w:val="24"/>
+                        </w:rPr>
+                      </m:ctrlPr>
+                    </m:e>
+                    <m:sub>
+                      <m:r>
+                        <m:rPr/>
+                        <w:rPr>
+                          <w:rFonts w:hint="default" w:ascii="Cambria Math" w:hAnsi="Cambria Math"/>
+                          <w:sz w:val="24"/>
+                        </w:rPr>
+                        <m:t>y</m:t>
+                      </m:r>
+                      <m:ctrlPr>
+                        <w:rPr>
+                          <w:rFonts w:ascii="Cambria Math" w:hAnsi="Cambria Math"/>
+                          <w:sz w:val="24"/>
+                        </w:rPr>
+                      </m:ctrlPr>
+                    </m:sub>
+                  </m:sSub>
+                  <m:ctrlPr>
+                    <w:rPr>
+                      <w:rFonts w:hint="default" w:ascii="Cambria Math" w:hAnsi="Cambria Math"/>
+                      <w:sz w:val="24"/>
+                    </w:rPr>
+                  </m:ctrlPr>
+                </m:den>
+              </m:f>
+              <m:r>
+                <m:rPr>
+                  <m:sty m:val="p"/>
+                </m:rPr>
+                <w:rPr>
+                  <w:rFonts w:hint="eastAsia" w:ascii="Cambria Math" w:hAnsi="Cambria Math"/>
+                  <w:sz w:val="24"/>
+                  <w:lang w:val="en-US" w:eastAsia="zh-CN"/>
+                </w:rPr>
+                <m:t>#</m:t>
+              </m:r>
+              <m:r>
+                <m:rPr>
+                  <m:sty m:val="p"/>
+                </m:rPr>
+                <w:rPr>
+                  <w:rFonts w:hint="eastAsia" w:ascii="Cambria Math" w:hAnsi="Cambria Math" w:eastAsia="等线" w:cs="等线"/>
+                  <w:sz w:val="24"/>
+                  <w:szCs w:val="24"/>
+                  <w:lang w:val="en-US" w:eastAsia="zh-CN"/>
+                </w:rPr>
+                <m:t>（</m:t>
+              </m:r>
+              <m:r>
+                <m:rPr>
+                  <m:sty m:val="p"/>
+                </m:rPr>
+                <w:rPr>
+                  <w:rFonts w:hint="eastAsia" w:ascii="Times New Roman" w:hAnsi="Times New Roman"/>
+                  <w:sz w:val="24"/>
+                  <w:szCs w:val="24"/>
+                  <w:lang w:val="en-US" w:eastAsia="zh-CN"/>
+                </w:rPr>
+                <m:t>式</m:t>
+              </m:r>
+              <m:r>
+                <m:rPr>
+                  <m:nor/>
+                  <m:sty m:val="p"/>
+                </m:rPr>
+                <w:rPr>
+                  <w:rFonts w:hint="default" w:ascii="Times New Roman" w:hAnsi="Times New Roman" w:cs="Times New Roman" w:eastAsiaTheme="minorEastAsia"/>
+                  <w:b w:val="0"/>
+                  <w:i w:val="0"/>
+                  <w:sz w:val="24"/>
+                  <w:szCs w:val="24"/>
+                  <w:lang w:val="en-US" w:eastAsia="zh-CN"/>
+                </w:rPr>
+                <m:t>2</m:t>
+              </m:r>
+              <m:r>
+                <m:rPr>
+                  <m:nor/>
+                  <m:sty m:val="p"/>
+                </m:rPr>
+                <w:rPr>
+                  <w:rFonts w:hint="default" w:ascii="Times New Roman" w:hAnsi="Times New Roman" w:cs="Times New Roman"/>
+                  <w:b w:val="0"/>
+                  <w:i w:val="0"/>
+                  <w:sz w:val="24"/>
+                  <w:szCs w:val="24"/>
+                  <w:lang w:val="en-US" w:eastAsia="zh-CN"/>
+                </w:rPr>
+                <m:t>-21’</m:t>
+              </m:r>
+              <m:r>
+                <m:rPr>
+                  <m:sty m:val="p"/>
+                </m:rPr>
+                <w:rPr>
+                  <w:rFonts w:hint="eastAsia" w:ascii="Cambria Math" w:hAnsi="Cambria Math" w:eastAsia="等线" w:cs="等线"/>
+                  <w:sz w:val="24"/>
+                  <w:szCs w:val="24"/>
+                  <w:lang w:val="en-US" w:eastAsia="zh-CN"/>
+                </w:rPr>
+                <m:t>）</m:t>
+              </m:r>
+              <m:ctrlPr>
+                <w:rPr>
+                  <w:rFonts w:hint="eastAsia" w:hAnsi="Cambria Math" w:eastAsia="等线" w:cs="等线"/>
+                  <w:b w:val="0"/>
+                  <w:i w:val="0"/>
+                  <w:sz w:val="24"/>
+                  <w:szCs w:val="24"/>
+                  <w:lang w:val="en-US" w:eastAsia="zh-CN"/>
+                </w:rPr>
+              </m:ctrlPr>
+            </m:e>
+          </m:eqArr>
+        </m:oMath>
+      </m:oMathPara>
+    </w:p>
+    <w:p>
+      <w:pPr>
+        <w:keepNext w:val="0"/>
+        <w:keepLines w:val="0"/>
+        <w:pageBreakBefore w:val="0"/>
+        <w:widowControl w:val="0"/>
+        <w:kinsoku/>
+        <w:wordWrap/>
+        <w:overflowPunct/>
+        <w:topLinePunct w:val="0"/>
+        <w:autoSpaceDE/>
+        <w:autoSpaceDN/>
+        <w:bidi w:val="0"/>
+        <w:adjustRightInd/>
+        <w:snapToGrid/>
+        <w:spacing w:line="440" w:lineRule="exact"/>
+        <w:ind w:firstLine="480" w:firstLineChars="200"/>
+        <w:textAlignment w:val="auto"/>
+        <w:rPr>
+          <w:rFonts w:hint="eastAsia" w:ascii="宋体" w:hAnsi="宋体" w:eastAsia="宋体" w:cs="宋体"/>
           <w:sz w:val="24"/>
           <w:szCs w:val="24"/>
           <w:lang w:eastAsia="zh-CN"/>
@@ -16810,7 +20178,7 @@
         <w:widowControl w:val="0"/>
         <w:numPr>
           <w:ilvl w:val="0"/>
-          <w:numId w:val="2"/>
+          <w:numId w:val="3"/>
         </w:numPr>
         <w:kinsoku/>
         <w:wordWrap/>
@@ -16843,6 +20211,194 @@
           <w:lang w:val="en-US" w:eastAsia="zh-CN"/>
         </w:rPr>
         <w:t>三维欧氏距离计算</w:t>
+      </w:r>
+    </w:p>
+    <w:p>
+      <w:pPr>
+        <w:keepNext w:val="0"/>
+        <w:keepLines w:val="0"/>
+        <w:pageBreakBefore w:val="0"/>
+        <w:widowControl w:val="0"/>
+        <w:numPr>
+          <w:ilvl w:val="0"/>
+          <w:numId w:val="0"/>
+        </w:numPr>
+        <w:kinsoku/>
+        <w:wordWrap/>
+        <w:overflowPunct/>
+        <w:topLinePunct w:val="0"/>
+        <w:autoSpaceDE/>
+        <w:autoSpaceDN/>
+        <w:bidi w:val="0"/>
+        <w:adjustRightInd/>
+        <w:snapToGrid/>
+        <w:spacing w:line="440" w:lineRule="exact"/>
+        <w:ind w:leftChars="0" w:firstLine="480" w:firstLineChars="200"/>
+        <w:textAlignment w:val="auto"/>
+        <w:rPr>
+          <w:rFonts w:hint="eastAsia" w:ascii="宋体" w:hAnsi="宋体" w:eastAsia="宋体" w:cs="宋体"/>
+          <w:b w:val="0"/>
+          <w:i w:val="0"/>
+          <w:sz w:val="24"/>
+          <w:szCs w:val="24"/>
+          <w:lang w:val="en-US" w:eastAsia="zh-CN"/>
+        </w:rPr>
+      </w:pPr>
+      <w:r>
+        <w:rPr>
+          <w:rFonts w:hint="eastAsia" w:ascii="宋体" w:hAnsi="宋体" w:eastAsia="宋体" w:cs="宋体"/>
+          <w:b w:val="0"/>
+          <w:i w:val="0"/>
+          <w:sz w:val="24"/>
+          <w:szCs w:val="24"/>
+          <w:lang w:val="en-US" w:eastAsia="zh-CN"/>
+        </w:rPr>
+        <w:t>求得气瓶中心点</w:t>
+      </w:r>
+      <w:r>
+        <w:rPr>
+          <w:rFonts w:hint="default" w:ascii="Times New Roman" w:hAnsi="Times New Roman" w:eastAsia="等线" w:cs="Times New Roman"/>
+          <w:b w:val="0"/>
+          <w:i w:val="0"/>
+          <w:sz w:val="24"/>
+          <w:szCs w:val="24"/>
+          <w:lang w:val="en-US" w:eastAsia="zh-CN"/>
+        </w:rPr>
+        <w:t> </w:t>
+      </w:r>
+      <w:r>
+        <w:rPr>
+          <w:rFonts w:hint="default" w:ascii="Times New Roman" w:hAnsi="Times New Roman" w:eastAsia="宋体" w:cs="Times New Roman"/>
+          <w:i/>
+          <w:iCs/>
+          <w:sz w:val="24"/>
+          <w:szCs w:val="24"/>
+        </w:rPr>
+        <w:t>P</w:t>
+      </w:r>
+      <w:r>
+        <w:rPr>
+          <w:rFonts w:hint="default" w:ascii="Times New Roman" w:hAnsi="Times New Roman" w:eastAsia="宋体" w:cs="Times New Roman"/>
+          <w:i w:val="0"/>
+          <w:iCs w:val="0"/>
+          <w:sz w:val="24"/>
+          <w:szCs w:val="24"/>
+          <w:vertAlign w:val="subscript"/>
+        </w:rPr>
+        <w:t>1</w:t>
+      </w:r>
+      <w:r>
+        <w:rPr>
+          <w:rFonts w:hint="eastAsia" w:ascii="宋体" w:hAnsi="宋体" w:eastAsia="宋体" w:cs="宋体"/>
+          <w:b w:val="0"/>
+          <w:i w:val="0"/>
+          <w:sz w:val="24"/>
+          <w:szCs w:val="24"/>
+          <w:lang w:val="en-US" w:eastAsia="zh-CN"/>
+        </w:rPr>
+        <w:t>与动火点</w:t>
+      </w:r>
+      <w:r>
+        <w:rPr>
+          <w:rFonts w:hint="default" w:ascii="Times New Roman" w:hAnsi="Times New Roman" w:eastAsia="等线" w:cs="Times New Roman"/>
+          <w:b w:val="0"/>
+          <w:i w:val="0"/>
+          <w:sz w:val="24"/>
+          <w:szCs w:val="24"/>
+          <w:lang w:val="en-US" w:eastAsia="zh-CN"/>
+        </w:rPr>
+        <w:t> </w:t>
+      </w:r>
+      <w:r>
+        <w:rPr>
+          <w:rFonts w:hint="default" w:ascii="Times New Roman" w:hAnsi="Times New Roman" w:eastAsia="宋体" w:cs="Times New Roman"/>
+          <w:i/>
+          <w:iCs/>
+          <w:sz w:val="24"/>
+          <w:szCs w:val="24"/>
+        </w:rPr>
+        <w:t>P</w:t>
+      </w:r>
+      <w:r>
+        <w:rPr>
+          <w:rFonts w:hint="eastAsia" w:ascii="Times New Roman" w:hAnsi="Times New Roman" w:eastAsia="宋体" w:cs="Times New Roman"/>
+          <w:i w:val="0"/>
+          <w:iCs w:val="0"/>
+          <w:sz w:val="24"/>
+          <w:szCs w:val="24"/>
+          <w:vertAlign w:val="subscript"/>
+          <w:lang w:val="en-US" w:eastAsia="zh-CN"/>
+        </w:rPr>
+        <w:t>2</w:t>
+      </w:r>
+      <w:r>
+        <w:rPr>
+          <w:rFonts w:hint="eastAsia" w:ascii="宋体" w:hAnsi="宋体" w:eastAsia="宋体" w:cs="宋体"/>
+          <w:b w:val="0"/>
+          <w:i w:val="0"/>
+          <w:sz w:val="24"/>
+          <w:szCs w:val="24"/>
+          <w:lang w:val="en-US" w:eastAsia="zh-CN"/>
+        </w:rPr>
+        <w:t>的三维坐标后，两者之间的三维欧氏距离</w:t>
+      </w:r>
+      <w:r>
+        <w:rPr>
+          <w:rFonts w:hint="default" w:ascii="Times New Roman" w:hAnsi="Times New Roman" w:eastAsia="宋体" w:cs="Times New Roman"/>
+          <w:b w:val="0"/>
+          <w:i/>
+          <w:iCs/>
+          <w:sz w:val="24"/>
+          <w:szCs w:val="24"/>
+          <w:lang w:val="en-US" w:eastAsia="zh-CN"/>
+        </w:rPr>
+        <w:t>D</w:t>
+      </w:r>
+      <w:r>
+        <w:rPr>
+          <w:rFonts w:hint="default" w:ascii="Times New Roman" w:hAnsi="Times New Roman" w:eastAsia="宋体" w:cs="Times New Roman"/>
+          <w:b w:val="0"/>
+          <w:i/>
+          <w:iCs/>
+          <w:sz w:val="24"/>
+          <w:szCs w:val="24"/>
+          <w:vertAlign w:val="subscript"/>
+          <w:lang w:val="en-US" w:eastAsia="zh-CN"/>
+        </w:rPr>
+        <w:t>real</w:t>
+      </w:r>
+      <w:r>
+        <w:rPr>
+          <w:rFonts w:hint="eastAsia" w:ascii="宋体" w:hAnsi="宋体" w:eastAsia="宋体" w:cs="宋体"/>
+          <w:b w:val="0"/>
+          <w:i w:val="0"/>
+          <w:sz w:val="24"/>
+          <w:szCs w:val="24"/>
+          <w:lang w:val="en-US" w:eastAsia="zh-CN"/>
+        </w:rPr>
+        <w:t>可通过公式</w:t>
+      </w:r>
+      <w:r>
+        <w:rPr>
+          <w:rFonts w:hint="default" w:ascii="Times New Roman" w:hAnsi="Times New Roman" w:eastAsia="宋体" w:cs="Times New Roman"/>
+          <w:b w:val="0"/>
+          <w:i w:val="0"/>
+          <w:sz w:val="24"/>
+          <w:szCs w:val="24"/>
+          <w:lang w:val="en-US" w:eastAsia="zh-CN"/>
+        </w:rPr>
+        <w:t>2-23</w:t>
+      </w:r>
+      <w:r>
+        <w:rPr>
+          <w:rFonts w:hint="eastAsia" w:ascii="宋体" w:hAnsi="宋体" w:eastAsia="宋体" w:cs="宋体"/>
+          <w:b w:val="0"/>
+          <w:i w:val="0"/>
+          <w:sz w:val="24"/>
+          <w:szCs w:val="24"/>
+          <w:lang w:val="en-US" w:eastAsia="zh-CN"/>
+        </w:rPr>
+        <w:t>计算：</w:t>
       </w:r>
     </w:p>
     <w:p>
@@ -17510,13 +21066,13 @@
         <w:rPr>
           <w:rFonts w:hint="default" w:ascii="Times New Roman" w:hAnsi="Times New Roman" w:eastAsia="黑体" w:cs="Times New Roman"/>
           <w:b w:val="0"/>
-          <w:i w:val="0"/>
+          <w:bCs w:val="0"/>
           <w:sz w:val="24"/>
           <w:szCs w:val="24"/>
           <w:lang w:val="en-US" w:eastAsia="zh-CN"/>
         </w:rPr>
       </w:pPr>
-      <w:bookmarkStart w:id="5" w:name="_Toc14675"/>
+      <w:bookmarkStart w:id="4" w:name="_Toc14675"/>
       <w:r>
         <w:rPr>
           <w:rFonts w:hint="default" w:ascii="Times New Roman" w:hAnsi="Times New Roman" w:eastAsia="黑体" w:cs="Times New Roman"/>
@@ -17550,7 +21106,42 @@
         </w:rPr>
         <w:t>与不确定性分析</w:t>
       </w:r>
-      <w:bookmarkEnd w:id="5"/>
+      <w:bookmarkEnd w:id="4"/>
+    </w:p>
+    <w:p>
+      <w:pPr>
+        <w:keepNext w:val="0"/>
+        <w:keepLines w:val="0"/>
+        <w:pageBreakBefore w:val="0"/>
+        <w:widowControl w:val="0"/>
+        <w:kinsoku/>
+        <w:wordWrap/>
+        <w:overflowPunct/>
+        <w:topLinePunct w:val="0"/>
+        <w:autoSpaceDE/>
+        <w:autoSpaceDN/>
+        <w:bidi w:val="0"/>
+        <w:adjustRightInd/>
+        <w:snapToGrid/>
+        <w:spacing w:line="440" w:lineRule="exact"/>
+        <w:ind w:firstLine="480" w:firstLineChars="200"/>
+        <w:textAlignment w:val="auto"/>
+        <w:rPr>
+          <w:rFonts w:hint="eastAsia" w:ascii="宋体" w:hAnsi="宋体" w:eastAsia="宋体" w:cs="宋体"/>
+          <w:sz w:val="24"/>
+          <w:szCs w:val="24"/>
+          <w:lang w:val="en-US" w:eastAsia="zh-CN"/>
+        </w:rPr>
+      </w:pPr>
+      <w:r>
+        <w:rPr>
+          <w:rFonts w:hint="eastAsia" w:ascii="宋体" w:hAnsi="宋体" w:eastAsia="宋体" w:cs="宋体"/>
+          <w:sz w:val="24"/>
+          <w:szCs w:val="24"/>
+          <w:lang w:val="en-US" w:eastAsia="zh-CN"/>
+        </w:rPr>
+        <w:t>单目视觉测距的主要误差来源于相机标定精度、目标检测精度及现场物体姿态的不确定性。为保障系统可靠性，本方案对主要误差来源进行分析并制定应对策略：</w:t>
+      </w:r>
     </w:p>
     <w:p>
       <w:pPr>
@@ -17560,7 +21151,7 @@
         <w:widowControl w:val="0"/>
         <w:numPr>
           <w:ilvl w:val="0"/>
-          <w:numId w:val="0"/>
+          <w:numId w:val="9"/>
         </w:numPr>
         <w:kinsoku/>
         <w:wordWrap/>
@@ -17575,92 +21166,288 @@
         <w:ind w:firstLine="480" w:firstLineChars="200"/>
         <w:textAlignment w:val="auto"/>
         <w:rPr>
-          <w:rFonts w:hint="default" w:ascii="Times New Roman" w:hAnsi="Times New Roman" w:eastAsia="Segoe UI" w:cs="Times New Roman"/>
-          <w:i w:val="0"/>
-          <w:iCs w:val="0"/>
-          <w:caps w:val="0"/>
-          <w:spacing w:val="0"/>
-          <w:sz w:val="12"/>
-          <w:szCs w:val="12"/>
-          <w:shd w:val="clear" w:fill="FFFFFF"/>
+          <w:rFonts w:hint="eastAsia" w:ascii="宋体" w:hAnsi="宋体" w:eastAsia="宋体" w:cs="宋体"/>
+          <w:sz w:val="24"/>
+          <w:szCs w:val="24"/>
+          <w:lang w:val="en-US" w:eastAsia="zh-CN"/>
         </w:rPr>
       </w:pPr>
       <w:r>
         <w:rPr>
-          <w:rFonts w:hint="default" w:ascii="Times New Roman" w:hAnsi="Times New Roman" w:eastAsia="宋体" w:cs="Times New Roman"/>
-          <w:b w:val="0"/>
-          <w:i w:val="0"/>
-          <w:sz w:val="24"/>
-          <w:szCs w:val="24"/>
-          <w:lang w:val="en-US" w:eastAsia="zh-CN"/>
-        </w:rPr>
-        <w:t>单目视觉测距的主要误差来源于</w:t>
-      </w:r>
-      <w:r>
-        <w:rPr>
-          <w:rFonts w:hint="eastAsia" w:ascii="Times New Roman" w:hAnsi="Times New Roman" w:eastAsia="宋体" w:cs="Times New Roman"/>
-          <w:b w:val="0"/>
-          <w:i w:val="0"/>
-          <w:sz w:val="24"/>
-          <w:szCs w:val="24"/>
-          <w:lang w:val="en-US" w:eastAsia="zh-CN"/>
-        </w:rPr>
-        <w:t>参数中实际现场物体姿态</w:t>
-      </w:r>
-      <w:r>
-        <w:rPr>
-          <w:rFonts w:hint="default" w:ascii="Times New Roman" w:hAnsi="Times New Roman" w:eastAsia="宋体" w:cs="Times New Roman"/>
-          <w:b w:val="0"/>
-          <w:i w:val="0"/>
-          <w:sz w:val="24"/>
-          <w:szCs w:val="24"/>
-          <w:lang w:val="en-US" w:eastAsia="zh-CN"/>
-        </w:rPr>
-        <w:t>的不确定性。为</w:t>
-      </w:r>
-      <w:r>
-        <w:rPr>
-          <w:rFonts w:hint="eastAsia" w:ascii="Times New Roman" w:hAnsi="Times New Roman" w:eastAsia="宋体" w:cs="Times New Roman"/>
-          <w:b w:val="0"/>
-          <w:i w:val="0"/>
-          <w:sz w:val="24"/>
-          <w:szCs w:val="24"/>
-          <w:lang w:val="en-US" w:eastAsia="zh-CN"/>
-        </w:rPr>
-        <w:t>保障</w:t>
-      </w:r>
-      <w:r>
-        <w:rPr>
-          <w:rFonts w:hint="default" w:ascii="Times New Roman" w:hAnsi="Times New Roman" w:eastAsia="宋体" w:cs="Times New Roman"/>
-          <w:b w:val="0"/>
-          <w:i w:val="0"/>
-          <w:sz w:val="24"/>
-          <w:szCs w:val="24"/>
-          <w:lang w:val="en-US" w:eastAsia="zh-CN"/>
-        </w:rPr>
-        <w:t>系统可靠性，本方案对主要误差</w:t>
-      </w:r>
-      <w:r>
-        <w:rPr>
-          <w:rFonts w:hint="eastAsia" w:ascii="Times New Roman" w:hAnsi="Times New Roman" w:eastAsia="宋体" w:cs="Times New Roman"/>
-          <w:b w:val="0"/>
-          <w:i w:val="0"/>
-          <w:sz w:val="24"/>
-          <w:szCs w:val="24"/>
-          <w:lang w:val="en-US" w:eastAsia="zh-CN"/>
-        </w:rPr>
-        <w:t>来</w:t>
-      </w:r>
-      <w:r>
-        <w:rPr>
-          <w:rFonts w:hint="default" w:ascii="Times New Roman" w:hAnsi="Times New Roman" w:eastAsia="宋体" w:cs="Times New Roman"/>
-          <w:b w:val="0"/>
-          <w:i w:val="0"/>
-          <w:sz w:val="24"/>
-          <w:szCs w:val="24"/>
-          <w:lang w:val="en-US" w:eastAsia="zh-CN"/>
-        </w:rPr>
-        <w:t>源进行分析并制定应对策略：</w:t>
+          <w:rFonts w:hint="eastAsia" w:ascii="宋体" w:hAnsi="宋体" w:eastAsia="宋体" w:cs="宋体"/>
+          <w:sz w:val="24"/>
+          <w:szCs w:val="24"/>
+          <w:lang w:val="en-US" w:eastAsia="zh-CN"/>
+        </w:rPr>
+        <w:t>相机标定误差；等效像素焦距</w:t>
+      </w:r>
+      <w:r>
+        <w:rPr>
+          <w:rFonts w:hint="default" w:ascii="Times New Roman" w:hAnsi="Times New Roman" w:eastAsia="宋体" w:cs="Times New Roman"/>
+          <w:i/>
+          <w:iCs/>
+          <w:sz w:val="24"/>
+          <w:szCs w:val="24"/>
+          <w:vertAlign w:val="subscript"/>
+          <w:lang w:val="en-US" w:eastAsia="zh-CN"/>
+        </w:rPr>
+        <w:t xml:space="preserve"> </w:t>
+      </w:r>
+      <w:r>
+        <w:rPr>
+          <w:rFonts w:hint="default" w:ascii="Times New Roman" w:hAnsi="Times New Roman" w:eastAsia="宋体" w:cs="Times New Roman"/>
+          <w:i/>
+          <w:iCs/>
+          <w:sz w:val="24"/>
+          <w:szCs w:val="24"/>
+          <w:lang w:val="en-US" w:eastAsia="zh-CN"/>
+        </w:rPr>
+        <w:t>f</w:t>
+      </w:r>
+      <w:r>
+        <w:rPr>
+          <w:rFonts w:hint="default" w:ascii="Times New Roman" w:hAnsi="Times New Roman" w:eastAsia="宋体" w:cs="Times New Roman"/>
+          <w:i/>
+          <w:iCs/>
+          <w:sz w:val="24"/>
+          <w:szCs w:val="24"/>
+          <w:vertAlign w:val="subscript"/>
+          <w:lang w:val="en-US" w:eastAsia="zh-CN"/>
+        </w:rPr>
+        <w:t xml:space="preserve">0 </w:t>
+      </w:r>
+      <w:r>
+        <w:rPr>
+          <w:rFonts w:hint="eastAsia" w:ascii="宋体" w:hAnsi="宋体" w:eastAsia="宋体" w:cs="宋体"/>
+          <w:sz w:val="24"/>
+          <w:szCs w:val="24"/>
+          <w:lang w:val="en-US" w:eastAsia="zh-CN"/>
+        </w:rPr>
+        <w:t>通过单点标定法解算，标定过程</w:t>
+      </w:r>
+      <w:r>
+        <w:rPr>
+          <w:rFonts w:hint="default" w:ascii="Times New Roman" w:hAnsi="Times New Roman" w:eastAsia="宋体" w:cs="Times New Roman"/>
+          <w:i/>
+          <w:iCs/>
+          <w:sz w:val="24"/>
+          <w:szCs w:val="24"/>
+          <w:vertAlign w:val="subscript"/>
+          <w:lang w:val="en-US" w:eastAsia="zh-CN"/>
+        </w:rPr>
+        <w:t xml:space="preserve"> </w:t>
+      </w:r>
+      <w:r>
+        <w:rPr>
+          <w:rFonts w:hint="default" w:ascii="Times New Roman" w:hAnsi="Times New Roman" w:eastAsia="宋体" w:cs="Times New Roman"/>
+          <w:i/>
+          <w:iCs/>
+          <w:sz w:val="24"/>
+          <w:szCs w:val="24"/>
+          <w:lang w:val="en-US" w:eastAsia="zh-CN"/>
+        </w:rPr>
+        <w:t>Z</w:t>
+      </w:r>
+      <w:r>
+        <w:rPr>
+          <w:rFonts w:hint="default" w:ascii="Times New Roman" w:hAnsi="Times New Roman" w:eastAsia="宋体" w:cs="Times New Roman"/>
+          <w:i/>
+          <w:iCs/>
+          <w:sz w:val="24"/>
+          <w:szCs w:val="24"/>
+          <w:vertAlign w:val="subscript"/>
+          <w:lang w:val="en-US" w:eastAsia="zh-CN"/>
+        </w:rPr>
+        <w:t>measur</w:t>
+      </w:r>
+      <w:r>
+        <w:rPr>
+          <w:rFonts w:hint="default" w:ascii="Times New Roman" w:hAnsi="Times New Roman" w:eastAsia="宋体" w:cs="Times New Roman"/>
+          <w:sz w:val="24"/>
+          <w:szCs w:val="24"/>
+          <w:vertAlign w:val="subscript"/>
+          <w:lang w:val="en-US" w:eastAsia="zh-CN"/>
+        </w:rPr>
+        <w:t>e</w:t>
+      </w:r>
+      <w:r>
+        <w:rPr>
+          <w:rFonts w:hint="eastAsia" w:ascii="宋体" w:hAnsi="宋体" w:eastAsia="宋体" w:cs="宋体"/>
+          <w:sz w:val="24"/>
+          <w:szCs w:val="24"/>
+          <w:lang w:val="en-US" w:eastAsia="zh-CN"/>
+        </w:rPr>
+        <w:t>、</w:t>
+      </w:r>
+      <w:r>
+        <w:rPr>
+          <w:rFonts w:hint="default" w:ascii="Times New Roman" w:hAnsi="Times New Roman" w:eastAsia="宋体" w:cs="Times New Roman"/>
+          <w:i/>
+          <w:iCs/>
+          <w:sz w:val="24"/>
+          <w:szCs w:val="24"/>
+          <w:vertAlign w:val="subscript"/>
+          <w:lang w:val="en-US" w:eastAsia="zh-CN"/>
+        </w:rPr>
+        <w:t xml:space="preserve"> </w:t>
+      </w:r>
+      <w:r>
+        <w:rPr>
+          <w:rFonts w:hint="default" w:ascii="Times New Roman" w:hAnsi="Times New Roman" w:eastAsia="宋体" w:cs="Times New Roman"/>
+          <w:i/>
+          <w:iCs/>
+          <w:sz w:val="24"/>
+          <w:szCs w:val="24"/>
+          <w:lang w:val="en-US" w:eastAsia="zh-CN"/>
+        </w:rPr>
+        <w:t>h</w:t>
+      </w:r>
+      <w:r>
+        <w:rPr>
+          <w:rFonts w:hint="default" w:ascii="Times New Roman" w:hAnsi="Times New Roman" w:eastAsia="宋体" w:cs="Times New Roman"/>
+          <w:i/>
+          <w:iCs/>
+          <w:sz w:val="24"/>
+          <w:szCs w:val="24"/>
+          <w:vertAlign w:val="subscript"/>
+          <w:lang w:val="en-US" w:eastAsia="zh-CN"/>
+        </w:rPr>
+        <w:t>calib</w:t>
+      </w:r>
+      <w:r>
+        <w:rPr>
+          <w:rFonts w:hint="eastAsia" w:ascii="宋体" w:hAnsi="宋体" w:eastAsia="宋体" w:cs="宋体"/>
+          <w:sz w:val="24"/>
+          <w:szCs w:val="24"/>
+          <w:lang w:val="en-US" w:eastAsia="zh-CN"/>
+        </w:rPr>
+        <w:t>、</w:t>
+      </w:r>
+      <w:r>
+        <w:rPr>
+          <w:rFonts w:hint="default" w:ascii="Times New Roman" w:hAnsi="Times New Roman" w:eastAsia="宋体" w:cs="Times New Roman"/>
+          <w:i/>
+          <w:iCs/>
+          <w:sz w:val="24"/>
+          <w:szCs w:val="24"/>
+          <w:lang w:val="en-US" w:eastAsia="zh-CN"/>
+        </w:rPr>
+        <w:t>H</w:t>
+      </w:r>
+      <w:r>
+        <w:rPr>
+          <w:rFonts w:hint="default" w:ascii="Times New Roman" w:hAnsi="Times New Roman" w:eastAsia="宋体" w:cs="Times New Roman"/>
+          <w:i/>
+          <w:iCs/>
+          <w:sz w:val="24"/>
+          <w:szCs w:val="24"/>
+          <w:vertAlign w:val="subscript"/>
+          <w:lang w:val="en-US" w:eastAsia="zh-CN"/>
+        </w:rPr>
+        <w:t xml:space="preserve"> </w:t>
+      </w:r>
+      <w:r>
+        <w:rPr>
+          <w:rFonts w:hint="eastAsia" w:ascii="宋体" w:hAnsi="宋体" w:eastAsia="宋体" w:cs="宋体"/>
+          <w:sz w:val="24"/>
+          <w:szCs w:val="24"/>
+          <w:lang w:val="en-US" w:eastAsia="zh-CN"/>
+        </w:rPr>
+        <w:t>的测量误差会传递到</w:t>
+      </w:r>
+      <w:r>
+        <w:rPr>
+          <w:rFonts w:hint="default" w:ascii="Times New Roman" w:hAnsi="Times New Roman" w:eastAsia="宋体" w:cs="Times New Roman"/>
+          <w:i/>
+          <w:iCs/>
+          <w:sz w:val="24"/>
+          <w:szCs w:val="24"/>
+          <w:vertAlign w:val="subscript"/>
+          <w:lang w:val="en-US" w:eastAsia="zh-CN"/>
+        </w:rPr>
+        <w:t xml:space="preserve"> </w:t>
+      </w:r>
+      <w:r>
+        <w:rPr>
+          <w:rFonts w:hint="default" w:ascii="Times New Roman" w:hAnsi="Times New Roman" w:eastAsia="宋体" w:cs="Times New Roman"/>
+          <w:i/>
+          <w:iCs/>
+          <w:sz w:val="24"/>
+          <w:szCs w:val="24"/>
+          <w:lang w:val="en-US" w:eastAsia="zh-CN"/>
+        </w:rPr>
+        <w:t>f</w:t>
+      </w:r>
+      <w:r>
+        <w:rPr>
+          <w:rFonts w:hint="default" w:ascii="Times New Roman" w:hAnsi="Times New Roman" w:eastAsia="宋体" w:cs="Times New Roman"/>
+          <w:i/>
+          <w:iCs/>
+          <w:sz w:val="24"/>
+          <w:szCs w:val="24"/>
+          <w:vertAlign w:val="subscript"/>
+          <w:lang w:val="en-US" w:eastAsia="zh-CN"/>
+        </w:rPr>
+        <w:t>0</w:t>
+      </w:r>
+      <w:r>
+        <w:rPr>
+          <w:rFonts w:hint="eastAsia" w:ascii="宋体" w:hAnsi="宋体" w:eastAsia="宋体" w:cs="宋体"/>
+          <w:sz w:val="24"/>
+          <w:szCs w:val="24"/>
+          <w:lang w:val="en-US" w:eastAsia="zh-CN"/>
+        </w:rPr>
+        <w:t>。根据误差传递理论，</w:t>
+      </w:r>
+      <w:r>
+        <w:rPr>
+          <w:rFonts w:hint="default" w:ascii="Times New Roman" w:hAnsi="Times New Roman" w:eastAsia="宋体" w:cs="Times New Roman"/>
+          <w:i/>
+          <w:iCs/>
+          <w:sz w:val="24"/>
+          <w:szCs w:val="24"/>
+          <w:lang w:val="en-US" w:eastAsia="zh-CN"/>
+        </w:rPr>
+        <w:t>f</w:t>
+      </w:r>
+      <w:r>
+        <w:rPr>
+          <w:rFonts w:hint="default" w:ascii="Times New Roman" w:hAnsi="Times New Roman" w:eastAsia="宋体" w:cs="Times New Roman"/>
+          <w:i/>
+          <w:iCs/>
+          <w:sz w:val="24"/>
+          <w:szCs w:val="24"/>
+          <w:vertAlign w:val="subscript"/>
+          <w:lang w:val="en-US" w:eastAsia="zh-CN"/>
+        </w:rPr>
+        <w:t xml:space="preserve">0 </w:t>
+      </w:r>
+      <w:r>
+        <w:rPr>
+          <w:rFonts w:hint="eastAsia" w:ascii="宋体" w:hAnsi="宋体" w:eastAsia="宋体" w:cs="宋体"/>
+          <w:sz w:val="24"/>
+          <w:szCs w:val="24"/>
+          <w:lang w:val="en-US" w:eastAsia="zh-CN"/>
+        </w:rPr>
+        <w:t>的相对误差约为</w:t>
+      </w:r>
+      <w:r>
+        <w:rPr>
+          <w:rFonts w:hint="default" w:ascii="Times New Roman" w:hAnsi="Times New Roman" w:eastAsia="宋体" w:cs="Times New Roman"/>
+          <w:sz w:val="24"/>
+          <w:szCs w:val="24"/>
+          <w:lang w:val="en-US" w:eastAsia="zh-CN"/>
+        </w:rPr>
+        <w:t>±3%</w:t>
+      </w:r>
+      <w:r>
+        <w:rPr>
+          <w:rFonts w:hint="eastAsia" w:ascii="宋体" w:hAnsi="宋体" w:eastAsia="宋体" w:cs="宋体"/>
+          <w:sz w:val="24"/>
+          <w:szCs w:val="24"/>
+          <w:lang w:val="en-US" w:eastAsia="zh-CN"/>
+        </w:rPr>
+        <w:t>。</w:t>
       </w:r>
     </w:p>
     <w:p>
@@ -17669,551 +21456,6 @@
         <w:keepLines w:val="0"/>
         <w:pageBreakBefore w:val="0"/>
         <w:widowControl w:val="0"/>
-        <w:numPr>
-          <w:ilvl w:val="0"/>
-          <w:numId w:val="5"/>
-        </w:numPr>
-        <w:kinsoku/>
-        <w:wordWrap/>
-        <w:overflowPunct/>
-        <w:topLinePunct w:val="0"/>
-        <w:autoSpaceDE/>
-        <w:autoSpaceDN/>
-        <w:bidi w:val="0"/>
-        <w:adjustRightInd/>
-        <w:snapToGrid/>
-        <w:spacing w:line="440" w:lineRule="exact"/>
-        <w:ind w:firstLine="480" w:firstLineChars="200"/>
-        <w:jc w:val="left"/>
-        <w:textAlignment w:val="auto"/>
-        <w:rPr>
-          <w:rFonts w:hint="default" w:ascii="Times New Roman" w:hAnsi="Times New Roman" w:eastAsia="宋体" w:cs="Times New Roman"/>
-          <w:i w:val="0"/>
-          <w:iCs w:val="0"/>
-          <w:caps w:val="0"/>
-          <w:spacing w:val="0"/>
-          <w:sz w:val="24"/>
-          <w:szCs w:val="24"/>
-          <w:shd w:val="clear" w:fill="FFFFFF"/>
-          <w:lang w:val="en-US" w:eastAsia="zh-CN"/>
-        </w:rPr>
-      </w:pPr>
-      <w:r>
-        <w:rPr>
-          <w:rFonts w:hint="default" w:ascii="Times New Roman" w:hAnsi="Times New Roman" w:eastAsia="宋体" w:cs="Times New Roman"/>
-          <w:i w:val="0"/>
-          <w:iCs w:val="0"/>
-          <w:caps w:val="0"/>
-          <w:spacing w:val="0"/>
-          <w:sz w:val="24"/>
-          <w:szCs w:val="24"/>
-          <w:shd w:val="clear" w:fill="FFFFFF"/>
-          <w:lang w:val="en-US" w:eastAsia="zh-CN"/>
-        </w:rPr>
-        <w:t>物体姿态假设误差：公式2-11基于气瓶直立垂直放置的假设。若现场气瓶发生倾斜、倒置或未完全进入检测框，其像素高度 </w:t>
-      </w:r>
-      <w:r>
-        <w:rPr>
-          <w:rFonts w:hint="default" w:ascii="Times New Roman" w:hAnsi="Times New Roman" w:eastAsia="宋体" w:cs="Times New Roman"/>
-          <w:i/>
-          <w:iCs/>
-          <w:caps w:val="0"/>
-          <w:spacing w:val="0"/>
-          <w:sz w:val="24"/>
-          <w:szCs w:val="24"/>
-          <w:shd w:val="clear" w:fill="FFFFFF"/>
-          <w:lang w:val="en-US" w:eastAsia="zh-CN"/>
-        </w:rPr>
-        <w:t>h</w:t>
-      </w:r>
-      <w:r>
-        <w:rPr>
-          <w:rFonts w:hint="default" w:ascii="Times New Roman" w:hAnsi="Times New Roman" w:eastAsia="宋体" w:cs="Times New Roman"/>
-          <w:i w:val="0"/>
-          <w:iCs w:val="0"/>
-          <w:caps w:val="0"/>
-          <w:spacing w:val="0"/>
-          <w:sz w:val="24"/>
-          <w:szCs w:val="24"/>
-          <w:shd w:val="clear" w:fill="FFFFFF"/>
-          <w:vertAlign w:val="subscript"/>
-          <w:lang w:val="en-US" w:eastAsia="zh-CN"/>
-        </w:rPr>
-        <w:t>1</w:t>
-      </w:r>
-      <w:r>
-        <w:rPr>
-          <w:rFonts w:hint="default" w:ascii="Times New Roman" w:hAnsi="Times New Roman" w:eastAsia="宋体" w:cs="Times New Roman"/>
-          <w:i w:val="0"/>
-          <w:iCs w:val="0"/>
-          <w:caps w:val="0"/>
-          <w:spacing w:val="0"/>
-          <w:sz w:val="24"/>
-          <w:szCs w:val="24"/>
-          <w:shd w:val="clear" w:fill="FFFFFF"/>
-          <w:lang w:val="en-US" w:eastAsia="zh-CN"/>
-        </w:rPr>
-        <w:t>将偏离标准值，</w:t>
-      </w:r>
-      <w:r>
-        <w:rPr>
-          <w:rFonts w:hint="eastAsia" w:ascii="Times New Roman" w:hAnsi="Times New Roman" w:eastAsia="宋体" w:cs="Times New Roman"/>
-          <w:i w:val="0"/>
-          <w:iCs w:val="0"/>
-          <w:caps w:val="0"/>
-          <w:spacing w:val="0"/>
-          <w:sz w:val="24"/>
-          <w:szCs w:val="24"/>
-          <w:shd w:val="clear" w:fill="FFFFFF"/>
-          <w:lang w:val="en-US" w:eastAsia="zh-CN"/>
-        </w:rPr>
-        <w:t>如果此时仍然使用标准气瓶直立高度</w:t>
-      </w:r>
-      <w:r>
-        <w:rPr>
-          <w:rFonts w:hint="eastAsia" w:ascii="Times New Roman" w:hAnsi="Times New Roman" w:eastAsia="宋体" w:cs="Times New Roman"/>
-          <w:i/>
-          <w:iCs/>
-          <w:caps w:val="0"/>
-          <w:spacing w:val="0"/>
-          <w:sz w:val="24"/>
-          <w:szCs w:val="24"/>
-          <w:shd w:val="clear" w:fill="FFFFFF"/>
-          <w:lang w:val="en-US" w:eastAsia="zh-CN"/>
-        </w:rPr>
-        <w:t>H</w:t>
-      </w:r>
-      <w:r>
-        <w:rPr>
-          <w:rFonts w:hint="eastAsia" w:ascii="Times New Roman" w:hAnsi="Times New Roman" w:eastAsia="宋体" w:cs="Times New Roman"/>
-          <w:i w:val="0"/>
-          <w:iCs w:val="0"/>
-          <w:caps w:val="0"/>
-          <w:spacing w:val="0"/>
-          <w:sz w:val="24"/>
-          <w:szCs w:val="24"/>
-          <w:shd w:val="clear" w:fill="FFFFFF"/>
-          <w:lang w:val="en-US" w:eastAsia="zh-CN"/>
-        </w:rPr>
-        <w:t>计算将</w:t>
-      </w:r>
-      <w:r>
-        <w:rPr>
-          <w:rFonts w:hint="default" w:ascii="Times New Roman" w:hAnsi="Times New Roman" w:eastAsia="宋体" w:cs="Times New Roman"/>
-          <w:i w:val="0"/>
-          <w:iCs w:val="0"/>
-          <w:caps w:val="0"/>
-          <w:spacing w:val="0"/>
-          <w:sz w:val="24"/>
-          <w:szCs w:val="24"/>
-          <w:shd w:val="clear" w:fill="FFFFFF"/>
-          <w:lang w:val="en-US" w:eastAsia="zh-CN"/>
-        </w:rPr>
-        <w:t>导致深度</w:t>
-      </w:r>
-      <w:r>
-        <w:rPr>
-          <w:rFonts w:hint="default" w:ascii="Times New Roman" w:hAnsi="Times New Roman" w:eastAsia="宋体" w:cs="Times New Roman"/>
-          <w:i/>
-          <w:iCs/>
-          <w:caps w:val="0"/>
-          <w:spacing w:val="0"/>
-          <w:sz w:val="24"/>
-          <w:szCs w:val="24"/>
-          <w:shd w:val="clear" w:fill="FFFFFF"/>
-          <w:lang w:val="en-US" w:eastAsia="zh-CN"/>
-        </w:rPr>
-        <w:t> Z</w:t>
-      </w:r>
-      <w:r>
-        <w:rPr>
-          <w:rFonts w:hint="default" w:ascii="Times New Roman" w:hAnsi="Times New Roman" w:eastAsia="宋体" w:cs="Times New Roman"/>
-          <w:i/>
-          <w:iCs/>
-          <w:caps w:val="0"/>
-          <w:spacing w:val="0"/>
-          <w:sz w:val="24"/>
-          <w:szCs w:val="24"/>
-          <w:shd w:val="clear" w:fill="FFFFFF"/>
-          <w:vertAlign w:val="subscript"/>
-          <w:lang w:val="en-US" w:eastAsia="zh-CN"/>
-        </w:rPr>
-        <w:t>c</w:t>
-      </w:r>
-      <w:r>
-        <w:rPr>
-          <w:rFonts w:hint="default" w:ascii="Times New Roman" w:hAnsi="Times New Roman" w:eastAsia="宋体" w:cs="Times New Roman"/>
-          <w:i w:val="0"/>
-          <w:iCs w:val="0"/>
-          <w:caps w:val="0"/>
-          <w:spacing w:val="0"/>
-          <w:sz w:val="24"/>
-          <w:szCs w:val="24"/>
-          <w:shd w:val="clear" w:fill="FFFFFF"/>
-          <w:vertAlign w:val="subscript"/>
-          <w:lang w:val="en-US" w:eastAsia="zh-CN"/>
-        </w:rPr>
-        <w:t>1</w:t>
-      </w:r>
-      <w:r>
-        <w:rPr>
-          <w:rFonts w:hint="default" w:ascii="Times New Roman" w:hAnsi="Times New Roman" w:eastAsia="宋体" w:cs="Times New Roman"/>
-          <w:i w:val="0"/>
-          <w:iCs w:val="0"/>
-          <w:caps w:val="0"/>
-          <w:spacing w:val="0"/>
-          <w:sz w:val="24"/>
-          <w:szCs w:val="24"/>
-          <w:shd w:val="clear" w:fill="FFFFFF"/>
-          <w:lang w:val="en-US" w:eastAsia="zh-CN"/>
-        </w:rPr>
-        <w:t>估算</w:t>
-      </w:r>
-      <w:r>
-        <w:rPr>
-          <w:rFonts w:hint="eastAsia" w:ascii="Times New Roman" w:hAnsi="Times New Roman" w:eastAsia="宋体" w:cs="Times New Roman"/>
-          <w:i w:val="0"/>
-          <w:iCs w:val="0"/>
-          <w:caps w:val="0"/>
-          <w:spacing w:val="0"/>
-          <w:sz w:val="24"/>
-          <w:szCs w:val="24"/>
-          <w:shd w:val="clear" w:fill="FFFFFF"/>
-          <w:lang w:val="en-US" w:eastAsia="zh-CN"/>
-        </w:rPr>
-        <w:t>出现系统性</w:t>
-      </w:r>
-      <w:r>
-        <w:rPr>
-          <w:rFonts w:hint="default" w:ascii="Times New Roman" w:hAnsi="Times New Roman" w:eastAsia="宋体" w:cs="Times New Roman"/>
-          <w:i w:val="0"/>
-          <w:iCs w:val="0"/>
-          <w:caps w:val="0"/>
-          <w:spacing w:val="0"/>
-          <w:sz w:val="24"/>
-          <w:szCs w:val="24"/>
-          <w:shd w:val="clear" w:fill="FFFFFF"/>
-          <w:lang w:val="en-US" w:eastAsia="zh-CN"/>
-        </w:rPr>
-        <w:t>偏差。</w:t>
-      </w:r>
-    </w:p>
-    <w:p>
-      <w:pPr>
-        <w:keepNext w:val="0"/>
-        <w:keepLines w:val="0"/>
-        <w:pageBreakBefore w:val="0"/>
-        <w:widowControl w:val="0"/>
-        <w:numPr>
-          <w:ilvl w:val="0"/>
-          <w:numId w:val="0"/>
-        </w:numPr>
-        <w:kinsoku/>
-        <w:wordWrap/>
-        <w:overflowPunct/>
-        <w:topLinePunct w:val="0"/>
-        <w:autoSpaceDE/>
-        <w:autoSpaceDN/>
-        <w:bidi w:val="0"/>
-        <w:adjustRightInd/>
-        <w:snapToGrid/>
-        <w:spacing w:line="440" w:lineRule="exact"/>
-        <w:ind w:firstLine="480" w:firstLineChars="200"/>
-        <w:jc w:val="left"/>
-        <w:textAlignment w:val="auto"/>
-        <w:rPr>
-          <w:rFonts w:hint="default" w:ascii="Times New Roman" w:hAnsi="Times New Roman" w:eastAsia="宋体" w:cs="Times New Roman"/>
-          <w:i w:val="0"/>
-          <w:iCs w:val="0"/>
-          <w:caps w:val="0"/>
-          <w:spacing w:val="0"/>
-          <w:sz w:val="24"/>
-          <w:szCs w:val="24"/>
-          <w:shd w:val="clear" w:fill="FFFFFF"/>
-          <w:lang w:val="en-US" w:eastAsia="zh-CN"/>
-        </w:rPr>
-      </w:pPr>
-      <w:r>
-        <w:rPr>
-          <w:rFonts w:hint="default" w:ascii="Times New Roman" w:hAnsi="Times New Roman" w:eastAsia="宋体" w:cs="Times New Roman"/>
-          <w:i w:val="0"/>
-          <w:iCs w:val="0"/>
-          <w:caps w:val="0"/>
-          <w:spacing w:val="0"/>
-          <w:sz w:val="24"/>
-          <w:szCs w:val="24"/>
-          <w:shd w:val="clear" w:fill="FFFFFF"/>
-          <w:lang w:val="en-US" w:eastAsia="zh-CN"/>
-        </w:rPr>
-        <w:t>应对策略：依据GB 30871-2022规范，气瓶必须直立固定。系统将气瓶倾斜本身视为潜在风险。同时，通过设置保守判定阈值（如标准值的90%），覆盖因姿态变化导致的距离高估风险。</w:t>
-      </w:r>
-    </w:p>
-    <w:p>
-      <w:pPr>
-        <w:keepNext w:val="0"/>
-        <w:keepLines w:val="0"/>
-        <w:pageBreakBefore w:val="0"/>
-        <w:widowControl w:val="0"/>
-        <w:numPr>
-          <w:ilvl w:val="0"/>
-          <w:numId w:val="5"/>
-        </w:numPr>
-        <w:kinsoku/>
-        <w:wordWrap/>
-        <w:overflowPunct/>
-        <w:topLinePunct w:val="0"/>
-        <w:autoSpaceDE/>
-        <w:autoSpaceDN/>
-        <w:bidi w:val="0"/>
-        <w:adjustRightInd/>
-        <w:snapToGrid/>
-        <w:spacing w:line="440" w:lineRule="exact"/>
-        <w:ind w:left="0" w:leftChars="0" w:firstLine="480" w:firstLineChars="200"/>
-        <w:jc w:val="left"/>
-        <w:textAlignment w:val="auto"/>
-        <w:rPr>
-          <w:rFonts w:hint="default" w:ascii="Times New Roman" w:hAnsi="Times New Roman" w:eastAsia="宋体" w:cs="Times New Roman"/>
-          <w:i w:val="0"/>
-          <w:iCs w:val="0"/>
-          <w:caps w:val="0"/>
-          <w:spacing w:val="0"/>
-          <w:sz w:val="24"/>
-          <w:szCs w:val="24"/>
-          <w:shd w:val="clear" w:fill="FFFFFF"/>
-          <w:lang w:val="en-US" w:eastAsia="zh-CN"/>
-        </w:rPr>
-      </w:pPr>
-      <w:r>
-        <w:rPr>
-          <w:rFonts w:hint="default" w:ascii="Times New Roman" w:hAnsi="Times New Roman" w:eastAsia="宋体" w:cs="Times New Roman"/>
-          <w:i w:val="0"/>
-          <w:iCs w:val="0"/>
-          <w:caps w:val="0"/>
-          <w:spacing w:val="0"/>
-          <w:sz w:val="24"/>
-          <w:szCs w:val="24"/>
-          <w:shd w:val="clear" w:fill="FFFFFF"/>
-          <w:lang w:val="en-US" w:eastAsia="zh-CN"/>
-        </w:rPr>
-        <w:t>平面基准误差：</w:t>
-      </w:r>
-      <w:r>
-        <w:rPr>
-          <w:rFonts w:hint="default" w:ascii="Times New Roman" w:hAnsi="Times New Roman" w:eastAsia="宋体" w:cs="Times New Roman"/>
-          <w:b w:val="0"/>
-          <w:i/>
-          <w:iCs/>
-          <w:sz w:val="24"/>
-          <w:szCs w:val="24"/>
-          <w:lang w:val="en-US" w:eastAsia="zh-CN"/>
-        </w:rPr>
-        <w:t>D</w:t>
-      </w:r>
-      <w:r>
-        <w:rPr>
-          <w:rFonts w:hint="default" w:ascii="Times New Roman" w:hAnsi="Times New Roman" w:eastAsia="宋体" w:cs="Times New Roman"/>
-          <w:b w:val="0"/>
-          <w:i/>
-          <w:iCs/>
-          <w:sz w:val="24"/>
-          <w:szCs w:val="24"/>
-          <w:vertAlign w:val="subscript"/>
-          <w:lang w:val="en-US" w:eastAsia="zh-CN"/>
-        </w:rPr>
-        <w:t xml:space="preserve">base </w:t>
-      </w:r>
-      <w:r>
-        <w:rPr>
-          <w:rFonts w:hint="default" w:ascii="Times New Roman" w:hAnsi="Times New Roman" w:eastAsia="宋体" w:cs="Times New Roman"/>
-          <w:i w:val="0"/>
-          <w:iCs w:val="0"/>
-          <w:caps w:val="0"/>
-          <w:spacing w:val="0"/>
-          <w:sz w:val="24"/>
-          <w:szCs w:val="24"/>
-          <w:shd w:val="clear" w:fill="FFFFFF"/>
-          <w:lang w:val="en-US" w:eastAsia="zh-CN"/>
-        </w:rPr>
-        <w:t>通过</w:t>
-      </w:r>
-      <w:r>
-        <w:rPr>
-          <w:rFonts w:hint="eastAsia" w:ascii="Times New Roman" w:hAnsi="Times New Roman" w:eastAsia="宋体" w:cs="Times New Roman"/>
-          <w:i w:val="0"/>
-          <w:iCs w:val="0"/>
-          <w:caps w:val="0"/>
-          <w:spacing w:val="0"/>
-          <w:sz w:val="24"/>
-          <w:szCs w:val="24"/>
-          <w:shd w:val="clear" w:fill="FFFFFF"/>
-          <w:lang w:val="en-US" w:eastAsia="zh-CN"/>
-        </w:rPr>
-        <w:t>用户输入配置</w:t>
-      </w:r>
-      <w:r>
-        <w:rPr>
-          <w:rFonts w:hint="default" w:ascii="Times New Roman" w:hAnsi="Times New Roman" w:eastAsia="宋体" w:cs="Times New Roman"/>
-          <w:i w:val="0"/>
-          <w:iCs w:val="0"/>
-          <w:caps w:val="0"/>
-          <w:spacing w:val="0"/>
-          <w:sz w:val="24"/>
-          <w:szCs w:val="24"/>
-          <w:shd w:val="clear" w:fill="FFFFFF"/>
-          <w:lang w:val="en-US" w:eastAsia="zh-CN"/>
-        </w:rPr>
-        <w:t>，消除气瓶位置变动误差；</w:t>
-      </w:r>
-      <w:r>
-        <w:rPr>
-          <w:rFonts w:hint="default" w:ascii="Times New Roman" w:hAnsi="Times New Roman" w:cs="Times New Roman"/>
-          <w:i w:val="0"/>
-          <w:sz w:val="24"/>
-          <w:lang w:val="en-US" w:eastAsia="zh-CN"/>
-        </w:rPr>
-        <w:t>Δ</w:t>
-      </w:r>
-      <w:r>
-        <w:rPr>
-          <w:rFonts w:hint="default" w:ascii="Times New Roman" w:hAnsi="Times New Roman" w:cs="Times New Roman"/>
-          <w:i/>
-          <w:iCs/>
-          <w:sz w:val="24"/>
-          <w:lang w:val="en-US" w:eastAsia="zh-CN"/>
-        </w:rPr>
-        <w:t>h</w:t>
-      </w:r>
-      <w:r>
-        <w:rPr>
-          <w:rFonts w:hint="default" w:ascii="Times New Roman" w:hAnsi="Times New Roman" w:eastAsia="宋体" w:cs="Times New Roman"/>
-          <w:i w:val="0"/>
-          <w:iCs w:val="0"/>
-          <w:caps w:val="0"/>
-          <w:spacing w:val="0"/>
-          <w:sz w:val="24"/>
-          <w:szCs w:val="24"/>
-          <w:shd w:val="clear" w:fill="FFFFFF"/>
-          <w:lang w:val="en-US" w:eastAsia="zh-CN"/>
-        </w:rPr>
-        <w:t>为已知基础设施数据，消除高度差测量误差。</w:t>
-      </w:r>
-    </w:p>
-    <w:p>
-      <w:pPr>
-        <w:keepNext w:val="0"/>
-        <w:keepLines w:val="0"/>
-        <w:pageBreakBefore w:val="0"/>
-        <w:widowControl w:val="0"/>
-        <w:numPr>
-          <w:ilvl w:val="0"/>
-          <w:numId w:val="0"/>
-        </w:numPr>
-        <w:kinsoku/>
-        <w:wordWrap/>
-        <w:overflowPunct/>
-        <w:topLinePunct w:val="0"/>
-        <w:autoSpaceDE/>
-        <w:autoSpaceDN/>
-        <w:bidi w:val="0"/>
-        <w:adjustRightInd/>
-        <w:snapToGrid/>
-        <w:spacing w:line="440" w:lineRule="exact"/>
-        <w:ind w:firstLine="480" w:firstLineChars="200"/>
-        <w:jc w:val="left"/>
-        <w:textAlignment w:val="auto"/>
-        <w:rPr>
-          <w:rFonts w:hint="default" w:ascii="Times New Roman" w:hAnsi="Times New Roman" w:eastAsia="Segoe UI" w:cs="Times New Roman"/>
-          <w:i w:val="0"/>
-          <w:iCs w:val="0"/>
-          <w:caps w:val="0"/>
-          <w:spacing w:val="0"/>
-          <w:sz w:val="12"/>
-          <w:szCs w:val="12"/>
-          <w:shd w:val="clear" w:fill="FFFFFF"/>
-          <w:lang w:val="en-US" w:eastAsia="zh-CN"/>
-        </w:rPr>
-      </w:pPr>
-      <w:r>
-        <w:rPr>
-          <w:rFonts w:hint="default" w:ascii="Times New Roman" w:hAnsi="Times New Roman" w:eastAsia="宋体" w:cs="Times New Roman"/>
-          <w:i w:val="0"/>
-          <w:iCs w:val="0"/>
-          <w:caps w:val="0"/>
-          <w:spacing w:val="0"/>
-          <w:sz w:val="24"/>
-          <w:szCs w:val="24"/>
-          <w:shd w:val="clear" w:fill="FFFFFF"/>
-          <w:lang w:val="en-US" w:eastAsia="zh-CN"/>
-        </w:rPr>
-        <w:t>（3）实时性保障：算法复杂度</w:t>
-      </w:r>
-      <w:r>
-        <w:rPr>
-          <w:rFonts w:hint="eastAsia" w:ascii="Times New Roman" w:hAnsi="Times New Roman" w:eastAsia="宋体" w:cs="Times New Roman"/>
-          <w:i w:val="0"/>
-          <w:iCs w:val="0"/>
-          <w:caps w:val="0"/>
-          <w:spacing w:val="0"/>
-          <w:sz w:val="24"/>
-          <w:szCs w:val="24"/>
-          <w:shd w:val="clear" w:fill="FFFFFF"/>
-          <w:lang w:val="en-US" w:eastAsia="zh-CN"/>
-        </w:rPr>
-        <w:t>较</w:t>
-      </w:r>
-      <w:r>
-        <w:rPr>
-          <w:rFonts w:hint="default" w:ascii="Times New Roman" w:hAnsi="Times New Roman" w:eastAsia="宋体" w:cs="Times New Roman"/>
-          <w:i w:val="0"/>
-          <w:iCs w:val="0"/>
-          <w:caps w:val="0"/>
-          <w:spacing w:val="0"/>
-          <w:sz w:val="24"/>
-          <w:szCs w:val="24"/>
-          <w:shd w:val="clear" w:fill="FFFFFF"/>
-          <w:lang w:val="en-US" w:eastAsia="zh-CN"/>
-        </w:rPr>
-        <w:t>低，无需额外硬件</w:t>
-      </w:r>
-      <w:r>
-        <w:rPr>
-          <w:rFonts w:hint="eastAsia" w:ascii="Times New Roman" w:hAnsi="Times New Roman" w:eastAsia="宋体" w:cs="Times New Roman"/>
-          <w:i w:val="0"/>
-          <w:iCs w:val="0"/>
-          <w:caps w:val="0"/>
-          <w:spacing w:val="0"/>
-          <w:sz w:val="24"/>
-          <w:szCs w:val="24"/>
-          <w:shd w:val="clear" w:fill="FFFFFF"/>
-          <w:lang w:val="en-US" w:eastAsia="zh-CN"/>
-        </w:rPr>
-        <w:t>配置</w:t>
-      </w:r>
-      <w:r>
-        <w:rPr>
-          <w:rFonts w:hint="default" w:ascii="Times New Roman" w:hAnsi="Times New Roman" w:eastAsia="宋体" w:cs="Times New Roman"/>
-          <w:i w:val="0"/>
-          <w:iCs w:val="0"/>
-          <w:caps w:val="0"/>
-          <w:spacing w:val="0"/>
-          <w:sz w:val="24"/>
-          <w:szCs w:val="24"/>
-          <w:shd w:val="clear" w:fill="FFFFFF"/>
-          <w:lang w:val="en-US" w:eastAsia="zh-CN"/>
-        </w:rPr>
-        <w:t>，满足实时监控需求。</w:t>
-      </w:r>
-    </w:p>
-    <w:p>
-      <w:pPr>
-        <w:keepNext w:val="0"/>
-        <w:keepLines w:val="0"/>
-        <w:pageBreakBefore w:val="0"/>
-        <w:widowControl w:val="0"/>
-        <w:numPr>
-          <w:ilvl w:val="0"/>
-          <w:numId w:val="0"/>
-        </w:numPr>
         <w:kinsoku/>
         <w:wordWrap/>
         <w:overflowPunct/>
@@ -18227,9 +21469,7 @@
         <w:ind w:firstLine="480" w:firstLineChars="200"/>
         <w:textAlignment w:val="auto"/>
         <w:rPr>
-          <w:rFonts w:hint="default" w:ascii="Times New Roman" w:hAnsi="Times New Roman" w:eastAsia="宋体" w:cs="Times New Roman"/>
-          <w:b w:val="0"/>
-          <w:i w:val="0"/>
+          <w:rFonts w:hint="eastAsia" w:ascii="宋体" w:hAnsi="宋体" w:eastAsia="宋体" w:cs="宋体"/>
           <w:sz w:val="24"/>
           <w:szCs w:val="24"/>
           <w:lang w:val="en-US" w:eastAsia="zh-CN"/>
@@ -18237,116 +21477,987 @@
       </w:pPr>
       <w:r>
         <w:rPr>
-          <w:rFonts w:hint="default" w:ascii="Times New Roman" w:hAnsi="Times New Roman" w:eastAsia="宋体" w:cs="Times New Roman"/>
-          <w:b w:val="0"/>
-          <w:i w:val="0"/>
-          <w:sz w:val="24"/>
-          <w:szCs w:val="24"/>
-          <w:lang w:val="en-US" w:eastAsia="zh-CN"/>
-        </w:rPr>
-        <w:t>综上，该测距方案在标准合规场景下是可行的，</w:t>
-      </w:r>
-      <w:r>
-        <w:rPr>
-          <w:rFonts w:hint="eastAsia" w:ascii="Times New Roman" w:hAnsi="Times New Roman" w:eastAsia="宋体" w:cs="Times New Roman"/>
-          <w:b w:val="0"/>
-          <w:i w:val="0"/>
-          <w:sz w:val="24"/>
-          <w:szCs w:val="24"/>
-          <w:lang w:val="en-US" w:eastAsia="zh-CN"/>
-        </w:rPr>
-        <w:t>并</w:t>
-      </w:r>
-      <w:r>
-        <w:rPr>
-          <w:rFonts w:hint="default" w:ascii="Times New Roman" w:hAnsi="Times New Roman" w:eastAsia="宋体" w:cs="Times New Roman"/>
-          <w:b w:val="0"/>
-          <w:i w:val="0"/>
-          <w:sz w:val="24"/>
-          <w:szCs w:val="24"/>
-          <w:lang w:val="en-US" w:eastAsia="zh-CN"/>
-        </w:rPr>
-        <w:t>且通过</w:t>
-      </w:r>
-      <w:r>
-        <w:rPr>
-          <w:rFonts w:hint="eastAsia" w:ascii="Times New Roman" w:hAnsi="Times New Roman" w:eastAsia="宋体" w:cs="Times New Roman"/>
-          <w:b w:val="0"/>
-          <w:i w:val="0"/>
-          <w:sz w:val="24"/>
-          <w:szCs w:val="24"/>
-          <w:lang w:val="en-US" w:eastAsia="zh-CN"/>
-        </w:rPr>
-        <w:t>“</w:t>
-      </w:r>
-      <w:r>
-        <w:rPr>
-          <w:rFonts w:hint="default" w:ascii="Times New Roman" w:hAnsi="Times New Roman" w:eastAsia="宋体" w:cs="Times New Roman"/>
-          <w:b w:val="0"/>
-          <w:i w:val="0"/>
-          <w:sz w:val="24"/>
-          <w:szCs w:val="24"/>
-          <w:lang w:val="en-US" w:eastAsia="zh-CN"/>
-        </w:rPr>
-        <w:t>动态基准</w:t>
-      </w:r>
-      <w:r>
-        <w:rPr>
-          <w:rFonts w:hint="eastAsia" w:ascii="Times New Roman" w:hAnsi="Times New Roman" w:eastAsia="宋体" w:cs="Times New Roman"/>
-          <w:b w:val="0"/>
-          <w:i w:val="0"/>
-          <w:sz w:val="24"/>
-          <w:szCs w:val="24"/>
+          <w:rFonts w:hint="eastAsia" w:ascii="宋体" w:hAnsi="宋体" w:eastAsia="宋体" w:cs="宋体"/>
+          <w:sz w:val="24"/>
+          <w:szCs w:val="24"/>
+          <w:lang w:val="en-US" w:eastAsia="zh-CN"/>
+        </w:rPr>
+        <w:t>应对策略：采用多次标定取平均值的方法减小随机误差；标定完成后固定</w:t>
+      </w:r>
+      <w:r>
+        <w:rPr>
+          <w:rFonts w:hint="default" w:ascii="Times New Roman" w:hAnsi="Times New Roman" w:eastAsia="宋体" w:cs="Times New Roman"/>
+          <w:i/>
+          <w:iCs/>
+          <w:sz w:val="24"/>
+          <w:szCs w:val="24"/>
+          <w:lang w:val="en-US" w:eastAsia="zh-CN"/>
+        </w:rPr>
+        <w:t>f</w:t>
+      </w:r>
+      <w:r>
+        <w:rPr>
+          <w:rFonts w:hint="default" w:ascii="Times New Roman" w:hAnsi="Times New Roman" w:eastAsia="宋体" w:cs="Times New Roman"/>
+          <w:i/>
+          <w:iCs/>
+          <w:sz w:val="24"/>
+          <w:szCs w:val="24"/>
+          <w:vertAlign w:val="subscript"/>
+          <w:lang w:val="en-US" w:eastAsia="zh-CN"/>
+        </w:rPr>
+        <w:t>0</w:t>
+      </w:r>
+      <w:r>
+        <w:rPr>
+          <w:rFonts w:hint="eastAsia" w:ascii="宋体" w:hAnsi="宋体" w:eastAsia="宋体" w:cs="宋体"/>
+          <w:sz w:val="24"/>
+          <w:szCs w:val="24"/>
+          <w:lang w:val="en-US" w:eastAsia="zh-CN"/>
+        </w:rPr>
+        <w:t>值，避免重复标定引入的波动。</w:t>
+      </w:r>
+    </w:p>
+    <w:p>
+      <w:pPr>
+        <w:keepNext w:val="0"/>
+        <w:keepLines w:val="0"/>
+        <w:pageBreakBefore w:val="0"/>
+        <w:widowControl w:val="0"/>
+        <w:kinsoku/>
+        <w:wordWrap/>
+        <w:overflowPunct/>
+        <w:topLinePunct w:val="0"/>
+        <w:autoSpaceDE/>
+        <w:autoSpaceDN/>
+        <w:bidi w:val="0"/>
+        <w:adjustRightInd/>
+        <w:snapToGrid/>
+        <w:spacing w:line="440" w:lineRule="exact"/>
+        <w:ind w:firstLine="480" w:firstLineChars="200"/>
+        <w:textAlignment w:val="auto"/>
+        <w:rPr>
+          <w:rFonts w:hint="eastAsia" w:ascii="宋体" w:hAnsi="宋体" w:eastAsia="宋体" w:cs="宋体"/>
+          <w:sz w:val="24"/>
+          <w:szCs w:val="24"/>
+          <w:lang w:val="en-US" w:eastAsia="zh-CN"/>
+        </w:rPr>
+      </w:pPr>
+      <w:r>
+        <w:rPr>
+          <w:rFonts w:hint="default" w:ascii="Times New Roman" w:hAnsi="Times New Roman" w:eastAsia="宋体" w:cs="Times New Roman"/>
+          <w:sz w:val="24"/>
+          <w:szCs w:val="24"/>
+          <w:lang w:val="en-US" w:eastAsia="zh-CN"/>
+        </w:rPr>
+        <w:t>（2）</w:t>
+      </w:r>
+      <w:r>
+        <w:rPr>
+          <w:rFonts w:hint="eastAsia" w:ascii="宋体" w:hAnsi="宋体" w:eastAsia="宋体" w:cs="宋体"/>
+          <w:sz w:val="24"/>
+          <w:szCs w:val="24"/>
+          <w:lang w:val="en-US" w:eastAsia="zh-CN"/>
+        </w:rPr>
+        <w:t>检测框定位误差：</w:t>
+      </w:r>
+      <w:r>
+        <w:rPr>
+          <w:rFonts w:hint="default" w:ascii="Times New Roman" w:hAnsi="Times New Roman" w:eastAsia="宋体" w:cs="Times New Roman"/>
+          <w:sz w:val="24"/>
+          <w:szCs w:val="24"/>
+          <w:lang w:val="en-US" w:eastAsia="zh-CN"/>
+        </w:rPr>
+        <w:t>YOLO</w:t>
+      </w:r>
+      <w:r>
+        <w:rPr>
+          <w:rFonts w:hint="eastAsia" w:ascii="宋体" w:hAnsi="宋体" w:eastAsia="宋体" w:cs="宋体"/>
+          <w:sz w:val="24"/>
+          <w:szCs w:val="24"/>
+          <w:lang w:val="en-US" w:eastAsia="zh-CN"/>
+        </w:rPr>
+        <w:t>检测框边界定位存在约</w:t>
+      </w:r>
+      <w:r>
+        <w:rPr>
+          <w:rFonts w:hint="default" w:ascii="Times New Roman" w:hAnsi="Times New Roman" w:eastAsia="宋体" w:cs="Times New Roman"/>
+          <w:sz w:val="24"/>
+          <w:szCs w:val="24"/>
+          <w:lang w:val="en-US" w:eastAsia="zh-CN"/>
+        </w:rPr>
+        <w:t>±2-5 pixel</w:t>
+      </w:r>
+      <w:r>
+        <w:rPr>
+          <w:rFonts w:hint="eastAsia" w:ascii="宋体" w:hAnsi="宋体" w:eastAsia="宋体" w:cs="宋体"/>
+          <w:sz w:val="24"/>
+          <w:szCs w:val="24"/>
+          <w:lang w:val="en-US" w:eastAsia="zh-CN"/>
+        </w:rPr>
+        <w:t>的偏差，对于像素高度约</w:t>
+      </w:r>
+      <w:r>
+        <w:rPr>
+          <w:rFonts w:hint="default" w:ascii="Times New Roman" w:hAnsi="Times New Roman" w:eastAsia="宋体" w:cs="Times New Roman"/>
+          <w:sz w:val="24"/>
+          <w:szCs w:val="24"/>
+          <w:lang w:val="en-US" w:eastAsia="zh-CN"/>
+        </w:rPr>
+        <w:t>489 pixel</w:t>
+      </w:r>
+      <w:r>
+        <w:rPr>
+          <w:rFonts w:hint="eastAsia" w:ascii="宋体" w:hAnsi="宋体" w:eastAsia="宋体" w:cs="宋体"/>
+          <w:sz w:val="24"/>
+          <w:szCs w:val="24"/>
+          <w:lang w:val="en-US" w:eastAsia="zh-CN"/>
+        </w:rPr>
+        <w:t>的气瓶，相对误差约</w:t>
+      </w:r>
+      <w:r>
+        <w:rPr>
+          <w:rFonts w:hint="default" w:ascii="Times New Roman" w:hAnsi="Times New Roman" w:eastAsia="宋体" w:cs="Times New Roman"/>
+          <w:sz w:val="24"/>
+          <w:szCs w:val="24"/>
+          <w:lang w:val="en-US" w:eastAsia="zh-CN"/>
+        </w:rPr>
+        <w:t>±1%</w:t>
+      </w:r>
+      <w:r>
+        <w:rPr>
+          <w:rFonts w:hint="eastAsia" w:ascii="宋体" w:hAnsi="宋体" w:eastAsia="宋体" w:cs="宋体"/>
+          <w:sz w:val="24"/>
+          <w:szCs w:val="24"/>
+          <w:lang w:val="en-US" w:eastAsia="zh-CN"/>
+        </w:rPr>
+        <w:t>。</w:t>
+      </w:r>
+    </w:p>
+    <w:p>
+      <w:pPr>
+        <w:keepNext w:val="0"/>
+        <w:keepLines w:val="0"/>
+        <w:pageBreakBefore w:val="0"/>
+        <w:widowControl w:val="0"/>
+        <w:kinsoku/>
+        <w:wordWrap/>
+        <w:overflowPunct/>
+        <w:topLinePunct w:val="0"/>
+        <w:autoSpaceDE/>
+        <w:autoSpaceDN/>
+        <w:bidi w:val="0"/>
+        <w:adjustRightInd/>
+        <w:snapToGrid/>
+        <w:spacing w:line="440" w:lineRule="exact"/>
+        <w:ind w:firstLine="480" w:firstLineChars="200"/>
+        <w:textAlignment w:val="auto"/>
+        <w:rPr>
+          <w:rFonts w:hint="eastAsia" w:ascii="宋体" w:hAnsi="宋体" w:eastAsia="宋体" w:cs="宋体"/>
+          <w:sz w:val="24"/>
+          <w:szCs w:val="24"/>
+          <w:lang w:val="en-US" w:eastAsia="zh-CN"/>
+        </w:rPr>
+      </w:pPr>
+      <w:r>
+        <w:rPr>
+          <w:rFonts w:hint="eastAsia" w:ascii="宋体" w:hAnsi="宋体" w:eastAsia="宋体" w:cs="宋体"/>
+          <w:sz w:val="24"/>
+          <w:szCs w:val="24"/>
+          <w:lang w:val="en-US" w:eastAsia="zh-CN"/>
+        </w:rPr>
+        <w:t>应对策略：使用检测框中心点而非底部坐标进行三维重建，中心点定位更稳定、收敛性更好；采用多帧检测结果的时序平滑处理。</w:t>
+      </w:r>
+    </w:p>
+    <w:p>
+      <w:pPr>
+        <w:keepNext w:val="0"/>
+        <w:keepLines w:val="0"/>
+        <w:pageBreakBefore w:val="0"/>
+        <w:widowControl w:val="0"/>
+        <w:kinsoku/>
+        <w:wordWrap/>
+        <w:overflowPunct/>
+        <w:topLinePunct w:val="0"/>
+        <w:autoSpaceDE/>
+        <w:autoSpaceDN/>
+        <w:bidi w:val="0"/>
+        <w:adjustRightInd/>
+        <w:snapToGrid/>
+        <w:spacing w:line="440" w:lineRule="exact"/>
+        <w:ind w:firstLine="480" w:firstLineChars="200"/>
+        <w:textAlignment w:val="auto"/>
+        <w:rPr>
+          <w:rFonts w:hint="eastAsia" w:ascii="宋体" w:hAnsi="宋体" w:eastAsia="宋体" w:cs="宋体"/>
+          <w:sz w:val="24"/>
+          <w:szCs w:val="24"/>
+          <w:lang w:val="en-US" w:eastAsia="zh-CN"/>
+        </w:rPr>
+      </w:pPr>
+      <w:r>
+        <w:rPr>
+          <w:rFonts w:hint="default" w:ascii="Times New Roman" w:hAnsi="Times New Roman" w:eastAsia="宋体" w:cs="Times New Roman"/>
+          <w:sz w:val="24"/>
+          <w:szCs w:val="24"/>
+          <w:lang w:val="en-US" w:eastAsia="zh-CN"/>
+        </w:rPr>
+        <w:t>（3）</w:t>
+      </w:r>
+      <w:r>
+        <w:rPr>
+          <w:rFonts w:hint="eastAsia" w:ascii="宋体" w:hAnsi="宋体" w:eastAsia="宋体" w:cs="宋体"/>
+          <w:sz w:val="24"/>
+          <w:szCs w:val="24"/>
+          <w:lang w:val="en-US" w:eastAsia="zh-CN"/>
+        </w:rPr>
+        <w:t>物体姿态假设误差：公式</w:t>
+      </w:r>
+      <w:r>
+        <w:rPr>
+          <w:rFonts w:hint="default" w:ascii="Times New Roman" w:hAnsi="Times New Roman" w:eastAsia="宋体" w:cs="Times New Roman"/>
+          <w:sz w:val="24"/>
+          <w:szCs w:val="24"/>
+          <w:lang w:val="en-US" w:eastAsia="zh-CN"/>
+        </w:rPr>
+        <w:t>2-14</w:t>
+      </w:r>
+      <w:r>
+        <w:rPr>
+          <w:rFonts w:hint="eastAsia" w:ascii="宋体" w:hAnsi="宋体" w:eastAsia="宋体" w:cs="宋体"/>
+          <w:sz w:val="24"/>
+          <w:szCs w:val="24"/>
+          <w:lang w:val="en-US" w:eastAsia="zh-CN"/>
+        </w:rPr>
+        <w:t>基于气瓶直立垂直放置的假设。若现场气瓶发生倾斜、倒置或未完全进入检测框，其像素高度</w:t>
+      </w:r>
+      <w:r>
+        <w:rPr>
+          <w:rFonts w:hint="default" w:ascii="Times New Roman" w:hAnsi="Times New Roman" w:eastAsia="宋体" w:cs="Times New Roman"/>
+          <w:i/>
+          <w:iCs/>
+          <w:sz w:val="24"/>
+          <w:szCs w:val="24"/>
+          <w:vertAlign w:val="subscript"/>
           <w:lang w:val="en-US" w:eastAsia="zh-CN"/>
         </w:rPr>
         <w:t xml:space="preserve"> </w:t>
       </w:r>
       <w:r>
         <w:rPr>
-          <w:rFonts w:hint="eastAsia" w:ascii="宋体" w:hAnsi="宋体" w:eastAsia="宋体" w:cs="宋体"/>
-          <w:b w:val="0"/>
-          <w:i w:val="0"/>
-          <w:sz w:val="24"/>
-          <w:szCs w:val="24"/>
-          <w:lang w:val="en-US" w:eastAsia="zh-CN"/>
-        </w:rPr>
-        <w:t xml:space="preserve">+ </w:t>
-      </w:r>
-      <w:r>
-        <w:rPr>
-          <w:rFonts w:hint="default" w:ascii="Times New Roman" w:hAnsi="Times New Roman" w:eastAsia="宋体" w:cs="Times New Roman"/>
-          <w:b w:val="0"/>
-          <w:i w:val="0"/>
-          <w:sz w:val="24"/>
-          <w:szCs w:val="24"/>
-          <w:lang w:val="en-US" w:eastAsia="zh-CN"/>
-        </w:rPr>
-        <w:t>静态偏移</w:t>
-      </w:r>
-      <w:r>
-        <w:rPr>
-          <w:rFonts w:hint="eastAsia" w:ascii="Times New Roman" w:hAnsi="Times New Roman" w:eastAsia="宋体" w:cs="Times New Roman"/>
-          <w:b w:val="0"/>
-          <w:i w:val="0"/>
-          <w:sz w:val="24"/>
-          <w:szCs w:val="24"/>
-          <w:lang w:val="en-US" w:eastAsia="zh-CN"/>
-        </w:rPr>
-        <w:t>”</w:t>
-      </w:r>
-      <w:r>
-        <w:rPr>
-          <w:rFonts w:hint="default" w:ascii="Times New Roman" w:hAnsi="Times New Roman" w:eastAsia="宋体" w:cs="Times New Roman"/>
-          <w:b w:val="0"/>
-          <w:i w:val="0"/>
-          <w:sz w:val="24"/>
-          <w:szCs w:val="24"/>
-          <w:lang w:val="en-US" w:eastAsia="zh-CN"/>
-        </w:rPr>
-        <w:t>策略及安全冗余机制保证了工程应用的安全性。</w:t>
+          <w:rFonts w:hint="default" w:ascii="Times New Roman" w:hAnsi="Times New Roman" w:eastAsia="宋体" w:cs="Times New Roman"/>
+          <w:i/>
+          <w:iCs/>
+          <w:sz w:val="24"/>
+          <w:szCs w:val="24"/>
+          <w:lang w:val="en-US" w:eastAsia="zh-CN"/>
+        </w:rPr>
+        <w:t>h</w:t>
+      </w:r>
+      <w:r>
+        <w:rPr>
+          <w:rFonts w:hint="default" w:ascii="Times New Roman" w:hAnsi="Times New Roman" w:eastAsia="宋体" w:cs="Times New Roman"/>
+          <w:i/>
+          <w:iCs/>
+          <w:sz w:val="24"/>
+          <w:szCs w:val="24"/>
+          <w:vertAlign w:val="subscript"/>
+          <w:lang w:val="en-US" w:eastAsia="zh-CN"/>
+        </w:rPr>
+        <w:t xml:space="preserve">1 </w:t>
+      </w:r>
+      <w:r>
+        <w:rPr>
+          <w:rFonts w:hint="eastAsia" w:ascii="宋体" w:hAnsi="宋体" w:eastAsia="宋体" w:cs="宋体"/>
+          <w:sz w:val="24"/>
+          <w:szCs w:val="24"/>
+          <w:lang w:val="en-US" w:eastAsia="zh-CN"/>
+        </w:rPr>
+        <w:t>将偏离标准值，如果此时仍然使用标准气瓶直立高度</w:t>
+      </w:r>
+      <w:r>
+        <w:rPr>
+          <w:rFonts w:hint="default" w:ascii="Times New Roman" w:hAnsi="Times New Roman" w:eastAsia="宋体" w:cs="Times New Roman"/>
+          <w:i/>
+          <w:iCs/>
+          <w:sz w:val="24"/>
+          <w:szCs w:val="24"/>
+          <w:vertAlign w:val="subscript"/>
+          <w:lang w:val="en-US" w:eastAsia="zh-CN"/>
+        </w:rPr>
+        <w:t xml:space="preserve"> </w:t>
+      </w:r>
+      <w:r>
+        <w:rPr>
+          <w:rFonts w:hint="default" w:ascii="Times New Roman" w:hAnsi="Times New Roman" w:eastAsia="宋体" w:cs="Times New Roman"/>
+          <w:i/>
+          <w:iCs/>
+          <w:sz w:val="24"/>
+          <w:szCs w:val="24"/>
+          <w:lang w:val="en-US" w:eastAsia="zh-CN"/>
+        </w:rPr>
+        <w:t>H</w:t>
+      </w:r>
+      <w:r>
+        <w:rPr>
+          <w:rFonts w:hint="default" w:ascii="Times New Roman" w:hAnsi="Times New Roman" w:eastAsia="宋体" w:cs="Times New Roman"/>
+          <w:i/>
+          <w:iCs/>
+          <w:sz w:val="24"/>
+          <w:szCs w:val="24"/>
+          <w:vertAlign w:val="subscript"/>
+          <w:lang w:val="en-US" w:eastAsia="zh-CN"/>
+        </w:rPr>
+        <w:t xml:space="preserve"> </w:t>
+      </w:r>
+      <w:r>
+        <w:rPr>
+          <w:rFonts w:hint="eastAsia" w:ascii="宋体" w:hAnsi="宋体" w:eastAsia="宋体" w:cs="宋体"/>
+          <w:sz w:val="24"/>
+          <w:szCs w:val="24"/>
+          <w:lang w:val="en-US" w:eastAsia="zh-CN"/>
+        </w:rPr>
+        <w:t>计算将导致深度</w:t>
+      </w:r>
+      <w:r>
+        <w:rPr>
+          <w:rFonts w:hint="default" w:ascii="Times New Roman" w:hAnsi="Times New Roman" w:eastAsia="宋体" w:cs="Times New Roman"/>
+          <w:i/>
+          <w:iCs/>
+          <w:sz w:val="24"/>
+          <w:szCs w:val="24"/>
+          <w:vertAlign w:val="subscript"/>
+          <w:lang w:val="en-US" w:eastAsia="zh-CN"/>
+        </w:rPr>
+        <w:t xml:space="preserve"> </w:t>
+      </w:r>
+      <w:r>
+        <w:rPr>
+          <w:rFonts w:hint="default" w:ascii="Times New Roman" w:hAnsi="Times New Roman" w:eastAsia="宋体" w:cs="Times New Roman"/>
+          <w:i/>
+          <w:iCs/>
+          <w:sz w:val="24"/>
+          <w:szCs w:val="24"/>
+          <w:lang w:val="en-US" w:eastAsia="zh-CN"/>
+        </w:rPr>
+        <w:t>Z</w:t>
+      </w:r>
+      <w:r>
+        <w:rPr>
+          <w:rFonts w:hint="default" w:ascii="Times New Roman" w:hAnsi="Times New Roman" w:eastAsia="宋体" w:cs="Times New Roman"/>
+          <w:i/>
+          <w:iCs/>
+          <w:sz w:val="24"/>
+          <w:szCs w:val="24"/>
+          <w:vertAlign w:val="subscript"/>
+          <w:lang w:val="en-US" w:eastAsia="zh-CN"/>
+        </w:rPr>
+        <w:t xml:space="preserve">c1 </w:t>
+      </w:r>
+      <w:r>
+        <w:rPr>
+          <w:rFonts w:hint="eastAsia" w:ascii="宋体" w:hAnsi="宋体" w:eastAsia="宋体" w:cs="宋体"/>
+          <w:sz w:val="24"/>
+          <w:szCs w:val="24"/>
+          <w:lang w:val="en-US" w:eastAsia="zh-CN"/>
+        </w:rPr>
+        <w:t>估算出现系统性偏差。</w:t>
       </w:r>
     </w:p>
-    <w:bookmarkEnd w:id="3"/>
+    <w:p>
+      <w:pPr>
+        <w:keepNext w:val="0"/>
+        <w:keepLines w:val="0"/>
+        <w:pageBreakBefore w:val="0"/>
+        <w:widowControl w:val="0"/>
+        <w:kinsoku/>
+        <w:wordWrap/>
+        <w:overflowPunct/>
+        <w:topLinePunct w:val="0"/>
+        <w:autoSpaceDE/>
+        <w:autoSpaceDN/>
+        <w:bidi w:val="0"/>
+        <w:adjustRightInd/>
+        <w:snapToGrid/>
+        <w:spacing w:line="440" w:lineRule="exact"/>
+        <w:ind w:firstLine="480" w:firstLineChars="200"/>
+        <w:textAlignment w:val="auto"/>
+        <w:rPr>
+          <w:rFonts w:hint="eastAsia" w:ascii="宋体" w:hAnsi="宋体" w:eastAsia="宋体" w:cs="宋体"/>
+          <w:sz w:val="24"/>
+          <w:szCs w:val="24"/>
+          <w:lang w:val="en-US" w:eastAsia="zh-CN"/>
+        </w:rPr>
+      </w:pPr>
+      <w:r>
+        <w:rPr>
+          <w:rFonts w:hint="eastAsia" w:ascii="宋体" w:hAnsi="宋体" w:eastAsia="宋体" w:cs="宋体"/>
+          <w:sz w:val="24"/>
+          <w:szCs w:val="24"/>
+          <w:lang w:val="en-US" w:eastAsia="zh-CN"/>
+        </w:rPr>
+        <w:t>应对策略：依据</w:t>
+      </w:r>
+      <w:r>
+        <w:rPr>
+          <w:rFonts w:hint="default" w:ascii="Times New Roman" w:hAnsi="Times New Roman" w:eastAsia="宋体" w:cs="Times New Roman"/>
+          <w:sz w:val="24"/>
+          <w:szCs w:val="24"/>
+          <w:lang w:val="en-US" w:eastAsia="zh-CN"/>
+        </w:rPr>
+        <w:t>GB 30871-2022</w:t>
+      </w:r>
+      <w:r>
+        <w:rPr>
+          <w:rFonts w:hint="eastAsia" w:ascii="宋体" w:hAnsi="宋体" w:eastAsia="宋体" w:cs="宋体"/>
+          <w:sz w:val="24"/>
+          <w:szCs w:val="24"/>
+          <w:lang w:val="en-US" w:eastAsia="zh-CN"/>
+        </w:rPr>
+        <w:t>规范，气瓶必须直立固定。系统将气瓶倾斜本身视为潜在风险。同时，通过设置保守判定阈值（如标准值的</w:t>
+      </w:r>
+      <w:r>
+        <w:rPr>
+          <w:rFonts w:hint="default" w:ascii="Times New Roman" w:hAnsi="Times New Roman" w:eastAsia="宋体" w:cs="Times New Roman"/>
+          <w:sz w:val="24"/>
+          <w:szCs w:val="24"/>
+          <w:lang w:val="en-US" w:eastAsia="zh-CN"/>
+        </w:rPr>
+        <w:t>90%</w:t>
+      </w:r>
+      <w:r>
+        <w:rPr>
+          <w:rFonts w:hint="eastAsia" w:ascii="宋体" w:hAnsi="宋体" w:eastAsia="宋体" w:cs="宋体"/>
+          <w:sz w:val="24"/>
+          <w:szCs w:val="24"/>
+          <w:lang w:val="en-US" w:eastAsia="zh-CN"/>
+        </w:rPr>
+        <w:t>），覆盖因姿态变化导致的距离高估风险。</w:t>
+      </w:r>
+    </w:p>
+    <w:p>
+      <w:pPr>
+        <w:keepNext w:val="0"/>
+        <w:keepLines w:val="0"/>
+        <w:pageBreakBefore w:val="0"/>
+        <w:widowControl w:val="0"/>
+        <w:kinsoku/>
+        <w:wordWrap/>
+        <w:overflowPunct/>
+        <w:topLinePunct w:val="0"/>
+        <w:autoSpaceDE/>
+        <w:autoSpaceDN/>
+        <w:bidi w:val="0"/>
+        <w:adjustRightInd/>
+        <w:snapToGrid/>
+        <w:spacing w:line="440" w:lineRule="exact"/>
+        <w:ind w:firstLine="480" w:firstLineChars="200"/>
+        <w:textAlignment w:val="auto"/>
+        <w:rPr>
+          <w:rFonts w:hint="eastAsia" w:ascii="宋体" w:hAnsi="宋体" w:eastAsia="宋体" w:cs="宋体"/>
+          <w:sz w:val="24"/>
+          <w:szCs w:val="24"/>
+          <w:lang w:val="en-US" w:eastAsia="zh-CN"/>
+        </w:rPr>
+      </w:pPr>
+      <w:r>
+        <w:rPr>
+          <w:rFonts w:hint="default" w:ascii="Times New Roman" w:hAnsi="Times New Roman" w:eastAsia="宋体" w:cs="Times New Roman"/>
+          <w:sz w:val="24"/>
+          <w:szCs w:val="24"/>
+          <w:lang w:val="en-US" w:eastAsia="zh-CN"/>
+        </w:rPr>
+        <w:t>（4）</w:t>
+      </w:r>
+      <w:r>
+        <w:rPr>
+          <w:rFonts w:hint="eastAsia" w:ascii="宋体" w:hAnsi="宋体" w:eastAsia="宋体" w:cs="宋体"/>
+          <w:sz w:val="24"/>
+          <w:szCs w:val="24"/>
+          <w:lang w:val="en-US" w:eastAsia="zh-CN"/>
+        </w:rPr>
+        <w:t>测量基准误差：实际测量时只能测量到摄像头镜面，而非光心位置。摄像头镜面到光心的距离约</w:t>
+      </w:r>
+      <w:r>
+        <w:rPr>
+          <w:rFonts w:hint="default" w:ascii="Times New Roman" w:hAnsi="Times New Roman" w:eastAsia="宋体" w:cs="Times New Roman"/>
+          <w:sz w:val="24"/>
+          <w:szCs w:val="24"/>
+          <w:lang w:val="en-US" w:eastAsia="zh-CN"/>
+        </w:rPr>
+        <w:t>10~20 mm</w:t>
+      </w:r>
+      <w:r>
+        <w:rPr>
+          <w:rFonts w:hint="eastAsia" w:ascii="宋体" w:hAnsi="宋体" w:eastAsia="宋体" w:cs="宋体"/>
+          <w:sz w:val="24"/>
+          <w:szCs w:val="24"/>
+          <w:lang w:val="en-US" w:eastAsia="zh-CN"/>
+        </w:rPr>
+        <w:t>，这是一个固定系统偏移。对于</w:t>
+      </w:r>
+      <w:r>
+        <w:rPr>
+          <w:rFonts w:hint="default" w:ascii="Times New Roman" w:hAnsi="Times New Roman" w:eastAsia="宋体" w:cs="Times New Roman"/>
+          <w:sz w:val="24"/>
+          <w:szCs w:val="24"/>
+          <w:lang w:val="en-US" w:eastAsia="zh-CN"/>
+        </w:rPr>
+        <w:t>3~15 m</w:t>
+      </w:r>
+      <w:r>
+        <w:rPr>
+          <w:rFonts w:hint="eastAsia" w:ascii="宋体" w:hAnsi="宋体" w:eastAsia="宋体" w:cs="宋体"/>
+          <w:sz w:val="24"/>
+          <w:szCs w:val="24"/>
+          <w:lang w:val="en-US" w:eastAsia="zh-CN"/>
+        </w:rPr>
+        <w:t>的典型监控距离，该误差影响约</w:t>
+      </w:r>
+      <w:r>
+        <w:rPr>
+          <w:rFonts w:hint="default" w:ascii="Times New Roman" w:hAnsi="Times New Roman" w:eastAsia="宋体" w:cs="Times New Roman"/>
+          <w:sz w:val="24"/>
+          <w:szCs w:val="24"/>
+          <w:lang w:val="en-US" w:eastAsia="zh-CN"/>
+        </w:rPr>
+        <w:t>0.2~0.5%</w:t>
+      </w:r>
+      <w:r>
+        <w:rPr>
+          <w:rFonts w:hint="eastAsia" w:ascii="宋体" w:hAnsi="宋体" w:eastAsia="宋体" w:cs="宋体"/>
+          <w:sz w:val="24"/>
+          <w:szCs w:val="24"/>
+          <w:lang w:val="en-US" w:eastAsia="zh-CN"/>
+        </w:rPr>
+        <w:t>。</w:t>
+      </w:r>
+    </w:p>
+    <w:p>
+      <w:pPr>
+        <w:keepNext w:val="0"/>
+        <w:keepLines w:val="0"/>
+        <w:pageBreakBefore w:val="0"/>
+        <w:widowControl w:val="0"/>
+        <w:kinsoku/>
+        <w:wordWrap/>
+        <w:overflowPunct/>
+        <w:topLinePunct w:val="0"/>
+        <w:autoSpaceDE/>
+        <w:autoSpaceDN/>
+        <w:bidi w:val="0"/>
+        <w:adjustRightInd/>
+        <w:snapToGrid/>
+        <w:spacing w:line="440" w:lineRule="exact"/>
+        <w:ind w:firstLine="480" w:firstLineChars="200"/>
+        <w:textAlignment w:val="auto"/>
+        <w:rPr>
+          <w:rFonts w:hint="eastAsia" w:ascii="宋体" w:hAnsi="宋体" w:eastAsia="宋体" w:cs="宋体"/>
+          <w:sz w:val="24"/>
+          <w:szCs w:val="24"/>
+          <w:lang w:val="en-US" w:eastAsia="zh-CN"/>
+        </w:rPr>
+      </w:pPr>
+      <w:r>
+        <w:rPr>
+          <w:rFonts w:hint="eastAsia" w:ascii="宋体" w:hAnsi="宋体" w:eastAsia="宋体" w:cs="宋体"/>
+          <w:sz w:val="24"/>
+          <w:szCs w:val="24"/>
+          <w:lang w:val="en-US" w:eastAsia="zh-CN"/>
+        </w:rPr>
+        <w:t>应对策略：在近距离标定时该误差会被“吸收”到</w:t>
+      </w:r>
+      <w:r>
+        <w:rPr>
+          <w:rFonts w:hint="default" w:ascii="Times New Roman" w:hAnsi="Times New Roman" w:eastAsia="宋体" w:cs="Times New Roman"/>
+          <w:i/>
+          <w:iCs/>
+          <w:sz w:val="24"/>
+          <w:szCs w:val="24"/>
+          <w:vertAlign w:val="subscript"/>
+          <w:lang w:val="en-US" w:eastAsia="zh-CN"/>
+        </w:rPr>
+        <w:t xml:space="preserve"> </w:t>
+      </w:r>
+      <w:r>
+        <w:rPr>
+          <w:rFonts w:hint="default" w:ascii="Times New Roman" w:hAnsi="Times New Roman" w:eastAsia="宋体" w:cs="Times New Roman"/>
+          <w:i/>
+          <w:iCs/>
+          <w:sz w:val="24"/>
+          <w:szCs w:val="24"/>
+          <w:lang w:val="en-US" w:eastAsia="zh-CN"/>
+        </w:rPr>
+        <w:t>f</w:t>
+      </w:r>
+      <w:r>
+        <w:rPr>
+          <w:rFonts w:hint="default" w:ascii="Times New Roman" w:hAnsi="Times New Roman" w:eastAsia="宋体" w:cs="Times New Roman"/>
+          <w:i/>
+          <w:iCs/>
+          <w:sz w:val="24"/>
+          <w:szCs w:val="24"/>
+          <w:vertAlign w:val="subscript"/>
+          <w:lang w:val="en-US" w:eastAsia="zh-CN"/>
+        </w:rPr>
+        <w:t xml:space="preserve">0 </w:t>
+      </w:r>
+      <w:r>
+        <w:rPr>
+          <w:rFonts w:hint="eastAsia" w:ascii="宋体" w:hAnsi="宋体" w:eastAsia="宋体" w:cs="宋体"/>
+          <w:sz w:val="24"/>
+          <w:szCs w:val="24"/>
+          <w:lang w:val="en-US" w:eastAsia="zh-CN"/>
+        </w:rPr>
+        <w:t>中；在远距离测距时该误差显著降低，可忽略不计。</w:t>
+      </w:r>
+    </w:p>
+    <w:p>
+      <w:pPr>
+        <w:keepNext w:val="0"/>
+        <w:keepLines w:val="0"/>
+        <w:pageBreakBefore w:val="0"/>
+        <w:widowControl w:val="0"/>
+        <w:kinsoku/>
+        <w:wordWrap/>
+        <w:overflowPunct/>
+        <w:topLinePunct w:val="0"/>
+        <w:autoSpaceDE/>
+        <w:autoSpaceDN/>
+        <w:bidi w:val="0"/>
+        <w:adjustRightInd/>
+        <w:snapToGrid/>
+        <w:spacing w:line="440" w:lineRule="exact"/>
+        <w:ind w:firstLine="480" w:firstLineChars="200"/>
+        <w:textAlignment w:val="auto"/>
+        <w:rPr>
+          <w:rFonts w:hint="eastAsia" w:ascii="宋体" w:hAnsi="宋体" w:eastAsia="宋体" w:cs="宋体"/>
+          <w:sz w:val="24"/>
+          <w:szCs w:val="24"/>
+          <w:lang w:val="en-US" w:eastAsia="zh-CN"/>
+        </w:rPr>
+      </w:pPr>
+      <w:r>
+        <w:rPr>
+          <w:rFonts w:hint="default" w:ascii="Times New Roman" w:hAnsi="Times New Roman" w:eastAsia="宋体" w:cs="Times New Roman"/>
+          <w:sz w:val="24"/>
+          <w:szCs w:val="24"/>
+          <w:lang w:val="en-US" w:eastAsia="zh-CN"/>
+        </w:rPr>
+        <w:t>（5）</w:t>
+      </w:r>
+      <w:r>
+        <w:rPr>
+          <w:rFonts w:hint="eastAsia" w:ascii="宋体" w:hAnsi="宋体" w:eastAsia="宋体" w:cs="宋体"/>
+          <w:sz w:val="24"/>
+          <w:szCs w:val="24"/>
+          <w:lang w:val="en-US" w:eastAsia="zh-CN"/>
+        </w:rPr>
+        <w:t>平面基准误差：</w:t>
+      </w:r>
+      <w:r>
+        <w:rPr>
+          <w:rFonts w:hint="default" w:ascii="Times New Roman" w:hAnsi="Times New Roman" w:eastAsia="宋体" w:cs="Times New Roman"/>
+          <w:i/>
+          <w:iCs/>
+          <w:sz w:val="24"/>
+          <w:szCs w:val="24"/>
+          <w:lang w:val="en-US" w:eastAsia="zh-CN"/>
+        </w:rPr>
+        <w:t>D</w:t>
+      </w:r>
+      <w:r>
+        <w:rPr>
+          <w:rFonts w:hint="default" w:ascii="Times New Roman" w:hAnsi="Times New Roman" w:eastAsia="宋体" w:cs="Times New Roman"/>
+          <w:i/>
+          <w:iCs/>
+          <w:sz w:val="24"/>
+          <w:szCs w:val="24"/>
+          <w:vertAlign w:val="subscript"/>
+          <w:lang w:val="en-US" w:eastAsia="zh-CN"/>
+        </w:rPr>
+        <w:t xml:space="preserve">base </w:t>
+      </w:r>
+      <w:r>
+        <w:rPr>
+          <w:rFonts w:hint="eastAsia" w:ascii="宋体" w:hAnsi="宋体" w:eastAsia="宋体" w:cs="宋体"/>
+          <w:sz w:val="24"/>
+          <w:szCs w:val="24"/>
+          <w:lang w:val="en-US" w:eastAsia="zh-CN"/>
+        </w:rPr>
+        <w:t>通过实时检测气瓶中心点位置计算得出，消除气瓶移动带来的基准变化；</w:t>
+      </w:r>
+      <w:r>
+        <w:rPr>
+          <w:rFonts w:hint="default" w:ascii="Times New Roman" w:hAnsi="Times New Roman" w:eastAsia="宋体" w:cs="Times New Roman"/>
+          <w:i/>
+          <w:iCs/>
+          <w:sz w:val="24"/>
+          <w:szCs w:val="24"/>
+          <w:lang w:val="en-US" w:eastAsia="zh-CN"/>
+        </w:rPr>
+        <w:t>Δh</w:t>
+      </w:r>
+      <w:r>
+        <w:rPr>
+          <w:rFonts w:hint="default" w:ascii="Times New Roman" w:hAnsi="Times New Roman" w:eastAsia="宋体" w:cs="Times New Roman"/>
+          <w:i/>
+          <w:iCs/>
+          <w:sz w:val="24"/>
+          <w:szCs w:val="24"/>
+          <w:vertAlign w:val="subscript"/>
+          <w:lang w:val="en-US" w:eastAsia="zh-CN"/>
+        </w:rPr>
+        <w:t xml:space="preserve"> </w:t>
+      </w:r>
+      <w:r>
+        <w:rPr>
+          <w:rFonts w:hint="eastAsia" w:ascii="宋体" w:hAnsi="宋体" w:eastAsia="宋体" w:cs="宋体"/>
+          <w:sz w:val="24"/>
+          <w:szCs w:val="24"/>
+          <w:lang w:val="en-US" w:eastAsia="zh-CN"/>
+        </w:rPr>
+        <w:t>需人工测量作业平台相对于气瓶中心点的高度差，消除高度差输入误差。</w:t>
+      </w:r>
+    </w:p>
+    <w:p>
+      <w:pPr>
+        <w:keepNext w:val="0"/>
+        <w:keepLines w:val="0"/>
+        <w:pageBreakBefore w:val="0"/>
+        <w:widowControl w:val="0"/>
+        <w:kinsoku/>
+        <w:wordWrap/>
+        <w:overflowPunct/>
+        <w:topLinePunct w:val="0"/>
+        <w:autoSpaceDE/>
+        <w:autoSpaceDN/>
+        <w:bidi w:val="0"/>
+        <w:adjustRightInd/>
+        <w:snapToGrid/>
+        <w:spacing w:line="440" w:lineRule="exact"/>
+        <w:ind w:firstLine="480" w:firstLineChars="200"/>
+        <w:textAlignment w:val="auto"/>
+        <w:rPr>
+          <w:rFonts w:hint="eastAsia" w:ascii="宋体" w:hAnsi="宋体" w:eastAsia="宋体" w:cs="宋体"/>
+          <w:sz w:val="24"/>
+          <w:szCs w:val="24"/>
+          <w:lang w:val="en-US" w:eastAsia="zh-CN"/>
+        </w:rPr>
+      </w:pPr>
+      <w:r>
+        <w:rPr>
+          <w:rFonts w:hint="eastAsia" w:ascii="宋体" w:hAnsi="宋体" w:eastAsia="宋体" w:cs="宋体"/>
+          <w:sz w:val="24"/>
+          <w:szCs w:val="24"/>
+          <w:lang w:val="en-US" w:eastAsia="zh-CN"/>
+        </w:rPr>
+        <w:t>应对策略：在系统前端提供高度差输入界面，用户需根据现场实际情况测量后输入；采用中心点作为基准而非底部，简化测量流程。</w:t>
+      </w:r>
+    </w:p>
+    <w:p>
+      <w:pPr>
+        <w:keepNext w:val="0"/>
+        <w:keepLines w:val="0"/>
+        <w:pageBreakBefore w:val="0"/>
+        <w:widowControl w:val="0"/>
+        <w:kinsoku/>
+        <w:wordWrap/>
+        <w:overflowPunct/>
+        <w:topLinePunct w:val="0"/>
+        <w:autoSpaceDE/>
+        <w:autoSpaceDN/>
+        <w:bidi w:val="0"/>
+        <w:adjustRightInd/>
+        <w:snapToGrid/>
+        <w:spacing w:line="440" w:lineRule="exact"/>
+        <w:ind w:firstLine="480" w:firstLineChars="200"/>
+        <w:textAlignment w:val="auto"/>
+        <w:rPr>
+          <w:rFonts w:hint="eastAsia" w:ascii="宋体" w:hAnsi="宋体" w:eastAsia="宋体" w:cs="宋体"/>
+          <w:sz w:val="24"/>
+          <w:szCs w:val="24"/>
+          <w:lang w:val="en-US" w:eastAsia="zh-CN"/>
+        </w:rPr>
+      </w:pPr>
+      <w:r>
+        <w:rPr>
+          <w:rFonts w:hint="default" w:ascii="Times New Roman" w:hAnsi="Times New Roman" w:eastAsia="宋体" w:cs="Times New Roman"/>
+          <w:sz w:val="24"/>
+          <w:szCs w:val="24"/>
+          <w:lang w:val="en-US" w:eastAsia="zh-CN"/>
+        </w:rPr>
+        <w:t>（6）</w:t>
+      </w:r>
+      <w:r>
+        <w:rPr>
+          <w:rFonts w:hint="eastAsia" w:ascii="宋体" w:hAnsi="宋体" w:eastAsia="宋体" w:cs="宋体"/>
+          <w:sz w:val="24"/>
+          <w:szCs w:val="24"/>
+          <w:lang w:val="en-US" w:eastAsia="zh-CN"/>
+        </w:rPr>
+        <w:t>地面平整度误差：假设地面水平，实</w:t>
+      </w:r>
+      <w:bookmarkStart w:id="5" w:name="_GoBack"/>
+      <w:bookmarkEnd w:id="5"/>
+      <w:r>
+        <w:rPr>
+          <w:rFonts w:hint="eastAsia" w:ascii="宋体" w:hAnsi="宋体" w:eastAsia="宋体" w:cs="宋体"/>
+          <w:sz w:val="24"/>
+          <w:szCs w:val="24"/>
+          <w:lang w:val="en-US" w:eastAsia="zh-CN"/>
+        </w:rPr>
+        <w:t>际可能有坡度，估算误差约</w:t>
+      </w:r>
+      <w:r>
+        <w:rPr>
+          <w:rFonts w:hint="default" w:ascii="Times New Roman" w:hAnsi="Times New Roman" w:eastAsia="宋体" w:cs="Times New Roman"/>
+          <w:sz w:val="24"/>
+          <w:szCs w:val="24"/>
+          <w:lang w:val="en-US" w:eastAsia="zh-CN"/>
+        </w:rPr>
+        <w:t>±1%</w:t>
+      </w:r>
+      <w:r>
+        <w:rPr>
+          <w:rFonts w:hint="eastAsia" w:ascii="宋体" w:hAnsi="宋体" w:eastAsia="宋体" w:cs="宋体"/>
+          <w:sz w:val="24"/>
+          <w:szCs w:val="24"/>
+          <w:lang w:val="en-US" w:eastAsia="zh-CN"/>
+        </w:rPr>
+        <w:t>。</w:t>
+      </w:r>
+    </w:p>
+    <w:p>
+      <w:pPr>
+        <w:keepNext w:val="0"/>
+        <w:keepLines w:val="0"/>
+        <w:pageBreakBefore w:val="0"/>
+        <w:widowControl w:val="0"/>
+        <w:kinsoku/>
+        <w:wordWrap/>
+        <w:overflowPunct/>
+        <w:topLinePunct w:val="0"/>
+        <w:autoSpaceDE/>
+        <w:autoSpaceDN/>
+        <w:bidi w:val="0"/>
+        <w:adjustRightInd/>
+        <w:snapToGrid/>
+        <w:spacing w:line="440" w:lineRule="exact"/>
+        <w:ind w:firstLine="480" w:firstLineChars="200"/>
+        <w:textAlignment w:val="auto"/>
+        <w:rPr>
+          <w:rFonts w:hint="eastAsia" w:ascii="宋体" w:hAnsi="宋体" w:eastAsia="宋体" w:cs="宋体"/>
+          <w:sz w:val="24"/>
+          <w:szCs w:val="24"/>
+          <w:lang w:val="en-US" w:eastAsia="zh-CN"/>
+        </w:rPr>
+      </w:pPr>
+      <w:r>
+        <w:rPr>
+          <w:rFonts w:hint="eastAsia" w:ascii="宋体" w:hAnsi="宋体" w:eastAsia="宋体" w:cs="宋体"/>
+          <w:sz w:val="24"/>
+          <w:szCs w:val="24"/>
+          <w:lang w:val="en-US" w:eastAsia="zh-CN"/>
+        </w:rPr>
+        <w:t>应对策略：在倾斜地面场景下，用户可通过调整</w:t>
+      </w:r>
+      <w:r>
+        <w:rPr>
+          <w:rFonts w:hint="default" w:ascii="Times New Roman" w:hAnsi="Times New Roman" w:eastAsia="宋体" w:cs="Times New Roman"/>
+          <w:i/>
+          <w:iCs/>
+          <w:sz w:val="24"/>
+          <w:szCs w:val="24"/>
+          <w:vertAlign w:val="subscript"/>
+          <w:lang w:val="en-US" w:eastAsia="zh-CN"/>
+        </w:rPr>
+        <w:t xml:space="preserve"> </w:t>
+      </w:r>
+      <w:r>
+        <w:rPr>
+          <w:rFonts w:hint="default" w:ascii="Times New Roman" w:hAnsi="Times New Roman" w:eastAsia="宋体" w:cs="Times New Roman"/>
+          <w:i/>
+          <w:iCs/>
+          <w:sz w:val="24"/>
+          <w:szCs w:val="24"/>
+          <w:lang w:val="en-US" w:eastAsia="zh-CN"/>
+        </w:rPr>
+        <w:t>Δh</w:t>
+      </w:r>
+      <w:r>
+        <w:rPr>
+          <w:rFonts w:hint="default" w:ascii="Times New Roman" w:hAnsi="Times New Roman" w:eastAsia="宋体" w:cs="Times New Roman"/>
+          <w:i/>
+          <w:iCs/>
+          <w:sz w:val="24"/>
+          <w:szCs w:val="24"/>
+          <w:vertAlign w:val="subscript"/>
+          <w:lang w:val="en-US" w:eastAsia="zh-CN"/>
+        </w:rPr>
+        <w:t xml:space="preserve"> </w:t>
+      </w:r>
+      <w:r>
+        <w:rPr>
+          <w:rFonts w:hint="eastAsia" w:ascii="宋体" w:hAnsi="宋体" w:eastAsia="宋体" w:cs="宋体"/>
+          <w:sz w:val="24"/>
+          <w:szCs w:val="24"/>
+          <w:lang w:val="en-US" w:eastAsia="zh-CN"/>
+        </w:rPr>
+        <w:t>进行补偿；系统告警阈值保留足够安全余量，覆盖小范围地面不平带来的误差。</w:t>
+      </w:r>
+    </w:p>
+    <w:p>
+      <w:pPr>
+        <w:keepNext w:val="0"/>
+        <w:keepLines w:val="0"/>
+        <w:pageBreakBefore w:val="0"/>
+        <w:widowControl w:val="0"/>
+        <w:kinsoku/>
+        <w:wordWrap/>
+        <w:overflowPunct/>
+        <w:topLinePunct w:val="0"/>
+        <w:autoSpaceDE/>
+        <w:autoSpaceDN/>
+        <w:bidi w:val="0"/>
+        <w:adjustRightInd/>
+        <w:snapToGrid/>
+        <w:spacing w:line="440" w:lineRule="exact"/>
+        <w:ind w:firstLine="480" w:firstLineChars="200"/>
+        <w:textAlignment w:val="auto"/>
+        <w:rPr>
+          <w:rFonts w:hint="eastAsia" w:ascii="宋体" w:hAnsi="宋体" w:eastAsia="宋体" w:cs="宋体"/>
+          <w:sz w:val="24"/>
+          <w:szCs w:val="24"/>
+          <w:lang w:val="en-US" w:eastAsia="zh-CN"/>
+        </w:rPr>
+      </w:pPr>
+      <w:r>
+        <w:rPr>
+          <w:rFonts w:hint="eastAsia" w:ascii="宋体" w:hAnsi="宋体" w:eastAsia="宋体" w:cs="宋体"/>
+          <w:sz w:val="24"/>
+          <w:szCs w:val="24"/>
+          <w:lang w:val="en-US" w:eastAsia="zh-CN"/>
+        </w:rPr>
+        <w:t>综上，该测距方案在标准合规场景下是可行的，通过误差分析可知总误差约</w:t>
+      </w:r>
+      <w:r>
+        <w:rPr>
+          <w:rFonts w:hint="default" w:ascii="Times New Roman" w:hAnsi="Times New Roman" w:eastAsia="宋体" w:cs="Times New Roman"/>
+          <w:sz w:val="24"/>
+          <w:szCs w:val="24"/>
+          <w:lang w:val="en-US" w:eastAsia="zh-CN"/>
+        </w:rPr>
+        <w:t>±5%</w:t>
+      </w:r>
+      <w:r>
+        <w:rPr>
+          <w:rFonts w:hint="eastAsia" w:ascii="宋体" w:hAnsi="宋体" w:eastAsia="宋体" w:cs="宋体"/>
+          <w:sz w:val="24"/>
+          <w:szCs w:val="24"/>
+          <w:lang w:val="en-US" w:eastAsia="zh-CN"/>
+        </w:rPr>
+        <w:t>，满足安全告警精度要求。通过“动态基准 + 静态偏移”策略及安全冗余机制保证了工程应用的安全性。</w:t>
+      </w:r>
+    </w:p>
     <w:p>
       <w:pPr>
         <w:pStyle w:val="3"/>
@@ -18869,7 +22980,7 @@
         <w:widowControl w:val="0"/>
         <w:numPr>
           <w:ilvl w:val="0"/>
-          <w:numId w:val="6"/>
+          <w:numId w:val="10"/>
         </w:numPr>
         <w:kinsoku/>
         <w:wordWrap/>
@@ -19935,7 +24046,7 @@
         <w:widowControl w:val="0"/>
         <w:numPr>
           <w:ilvl w:val="0"/>
-          <w:numId w:val="7"/>
+          <w:numId w:val="11"/>
         </w:numPr>
         <w:kinsoku/>
         <w:wordWrap/>
@@ -19978,7 +24089,7 @@
         <w:widowControl w:val="0"/>
         <w:numPr>
           <w:ilvl w:val="0"/>
-          <w:numId w:val="7"/>
+          <w:numId w:val="11"/>
         </w:numPr>
         <w:kinsoku/>
         <w:wordWrap/>
@@ -20021,7 +24132,7 @@
         <w:widowControl w:val="0"/>
         <w:numPr>
           <w:ilvl w:val="0"/>
-          <w:numId w:val="7"/>
+          <w:numId w:val="11"/>
         </w:numPr>
         <w:kinsoku/>
         <w:wordWrap/>
@@ -20118,7 +24229,7 @@
         <w:widowControl w:val="0"/>
         <w:numPr>
           <w:ilvl w:val="0"/>
-          <w:numId w:val="8"/>
+          <w:numId w:val="12"/>
         </w:numPr>
         <w:kinsoku/>
         <w:wordWrap/>
@@ -20161,7 +24272,7 @@
         <w:widowControl w:val="0"/>
         <w:numPr>
           <w:ilvl w:val="0"/>
-          <w:numId w:val="8"/>
+          <w:numId w:val="12"/>
         </w:numPr>
         <w:kinsoku/>
         <w:wordWrap/>
@@ -24853,7 +28964,7 @@
         <w:widowControl w:val="0"/>
         <w:numPr>
           <w:ilvl w:val="0"/>
-          <w:numId w:val="6"/>
+          <w:numId w:val="10"/>
         </w:numPr>
         <w:kinsoku/>
         <w:wordWrap/>
@@ -25004,7 +29115,6 @@
             <w:insideH w:val="none" w:color="auto" w:sz="4" w:space="0"/>
             <w:insideV w:val="none" w:color="auto" w:sz="4" w:space="0"/>
           </w:tblBorders>
-          <w:shd w:val="clear" w:color="auto" w:fill="FFFFFF"/>
           <w:tblCellMar>
             <w:top w:w="15" w:type="dxa"/>
             <w:left w:w="15" w:type="dxa"/>
@@ -25248,6 +29358,7 @@
             <w:insideH w:val="none" w:color="auto" w:sz="4" w:space="0"/>
             <w:insideV w:val="none" w:color="auto" w:sz="4" w:space="0"/>
           </w:tblBorders>
+          <w:shd w:val="clear" w:color="auto" w:fill="FFFFFF"/>
           <w:tblCellMar>
             <w:top w:w="15" w:type="dxa"/>
             <w:left w:w="15" w:type="dxa"/>
@@ -25571,6 +29682,7 @@
             <w:insideH w:val="none" w:color="auto" w:sz="4" w:space="0"/>
             <w:insideV w:val="none" w:color="auto" w:sz="4" w:space="0"/>
           </w:tblBorders>
+          <w:shd w:val="clear" w:color="auto" w:fill="FFFFFF"/>
           <w:tblCellMar>
             <w:top w:w="15" w:type="dxa"/>
             <w:left w:w="15" w:type="dxa"/>
@@ -26359,17 +30471,7 @@
           <w:sz w:val="24"/>
           <w:szCs w:val="24"/>
         </w:rPr>
-        <w:t>气瓶高度可通过配置文件根据实际情况调</w:t>
-      </w:r>
-      <w:bookmarkStart w:id="6" w:name="_GoBack"/>
-      <w:bookmarkEnd w:id="6"/>
-      <w:r>
-        <w:rPr>
-          <w:rFonts w:hint="default" w:ascii="Times New Roman" w:hAnsi="Times New Roman" w:cs="Times New Roman"/>
-          <w:sz w:val="24"/>
-          <w:szCs w:val="24"/>
-        </w:rPr>
-        <w:t>整，以减小高度配置误差</w:t>
+        <w:t>气瓶高度可通过配置文件根据实际情况调整，以减小高度配置误差</w:t>
       </w:r>
     </w:p>
     <w:p>
@@ -26380,7 +30482,7 @@
         <w:widowControl w:val="0"/>
         <w:numPr>
           <w:ilvl w:val="0"/>
-          <w:numId w:val="6"/>
+          <w:numId w:val="10"/>
         </w:numPr>
         <w:kinsoku/>
         <w:wordWrap/>
@@ -26696,6 +30798,23 @@
     </w:lvl>
   </w:abstractNum>
   <w:abstractNum w:abstractNumId="2">
+    <w:nsid w:val="9946E124"/>
+    <w:multiLevelType w:val="singleLevel"/>
+    <w:tmpl w:val="9946E124"/>
+    <w:lvl w:ilvl="0" w:tentative="0">
+      <w:start w:val="1"/>
+      <w:numFmt w:val="lowerLetter"/>
+      <w:lvlText w:val="%1."/>
+      <w:lvlJc w:val="left"/>
+      <w:pPr>
+        <w:ind w:left="425" w:hanging="425"/>
+      </w:pPr>
+      <w:rPr>
+        <w:rFonts w:hint="default" w:ascii="Times New Roman" w:hAnsi="Times New Roman" w:cs="Times New Roman"/>
+      </w:rPr>
+    </w:lvl>
+  </w:abstractNum>
+  <w:abstractNum w:abstractNumId="3">
     <w:nsid w:val="ADAC5604"/>
     <w:multiLevelType w:val="singleLevel"/>
     <w:tmpl w:val="ADAC5604"/>
@@ -26710,22 +30829,24 @@
       </w:rPr>
     </w:lvl>
   </w:abstractNum>
-  <w:abstractNum w:abstractNumId="3">
-    <w:nsid w:val="E671B16A"/>
+  <w:abstractNum w:abstractNumId="4">
+    <w:nsid w:val="EE1432AE"/>
     <w:multiLevelType w:val="singleLevel"/>
-    <w:tmpl w:val="E671B16A"/>
+    <w:tmpl w:val="EE1432AE"/>
     <w:lvl w:ilvl="0" w:tentative="0">
       <w:start w:val="1"/>
       <w:numFmt w:val="decimal"/>
-      <w:suff w:val="nothing"/>
-      <w:lvlText w:val="（%1）"/>
+      <w:lvlText w:val="%1)"/>
       <w:lvlJc w:val="left"/>
+      <w:pPr>
+        <w:ind w:left="425" w:hanging="425"/>
+      </w:pPr>
       <w:rPr>
         <w:rFonts w:hint="default" w:ascii="Times New Roman" w:hAnsi="Times New Roman" w:cs="Times New Roman"/>
       </w:rPr>
     </w:lvl>
   </w:abstractNum>
-  <w:abstractNum w:abstractNumId="4">
+  <w:abstractNum w:abstractNumId="5">
     <w:nsid w:val="F41C5DF4"/>
     <w:multiLevelType w:val="singleLevel"/>
     <w:tmpl w:val="F41C5DF4"/>
@@ -26742,7 +30863,58 @@
       </w:rPr>
     </w:lvl>
   </w:abstractNum>
-  <w:abstractNum w:abstractNumId="5">
+  <w:abstractNum w:abstractNumId="6">
+    <w:nsid w:val="12664F96"/>
+    <w:multiLevelType w:val="singleLevel"/>
+    <w:tmpl w:val="12664F96"/>
+    <w:lvl w:ilvl="0" w:tentative="0">
+      <w:start w:val="1"/>
+      <w:numFmt w:val="decimal"/>
+      <w:lvlText w:val="%1)"/>
+      <w:lvlJc w:val="left"/>
+      <w:pPr>
+        <w:ind w:left="425" w:hanging="425"/>
+      </w:pPr>
+      <w:rPr>
+        <w:rFonts w:hint="default" w:ascii="Times New Roman" w:hAnsi="Times New Roman" w:cs="Times New Roman"/>
+      </w:rPr>
+    </w:lvl>
+  </w:abstractNum>
+  <w:abstractNum w:abstractNumId="7">
+    <w:nsid w:val="4AAC78F5"/>
+    <w:multiLevelType w:val="singleLevel"/>
+    <w:tmpl w:val="4AAC78F5"/>
+    <w:lvl w:ilvl="0" w:tentative="0">
+      <w:start w:val="1"/>
+      <w:numFmt w:val="lowerLetter"/>
+      <w:lvlText w:val="%1."/>
+      <w:lvlJc w:val="left"/>
+      <w:pPr>
+        <w:ind w:left="425" w:hanging="425"/>
+      </w:pPr>
+      <w:rPr>
+        <w:rFonts w:hint="default" w:ascii="Times New Roman" w:hAnsi="Times New Roman" w:cs="Times New Roman"/>
+      </w:rPr>
+    </w:lvl>
+  </w:abstractNum>
+  <w:abstractNum w:abstractNumId="8">
+    <w:nsid w:val="4ACC5C5D"/>
+    <w:multiLevelType w:val="singleLevel"/>
+    <w:tmpl w:val="4ACC5C5D"/>
+    <w:lvl w:ilvl="0" w:tentative="0">
+      <w:start w:val="1"/>
+      <w:numFmt w:val="decimal"/>
+      <w:lvlText w:val="%1)"/>
+      <w:lvlJc w:val="left"/>
+      <w:pPr>
+        <w:ind w:left="425" w:hanging="425"/>
+      </w:pPr>
+      <w:rPr>
+        <w:rFonts w:hint="default" w:ascii="Times New Roman" w:hAnsi="Times New Roman" w:cs="Times New Roman"/>
+      </w:rPr>
+    </w:lvl>
+  </w:abstractNum>
+  <w:abstractNum w:abstractNumId="9">
     <w:nsid w:val="4B6D1CBB"/>
     <w:multiLevelType w:val="singleLevel"/>
     <w:tmpl w:val="4B6D1CBB"/>
@@ -26759,24 +30931,22 @@
       </w:rPr>
     </w:lvl>
   </w:abstractNum>
-  <w:abstractNum w:abstractNumId="6">
-    <w:nsid w:val="55221658"/>
+  <w:abstractNum w:abstractNumId="10">
+    <w:nsid w:val="4E925FC1"/>
     <w:multiLevelType w:val="singleLevel"/>
-    <w:tmpl w:val="55221658"/>
+    <w:tmpl w:val="4E925FC1"/>
     <w:lvl w:ilvl="0" w:tentative="0">
       <w:start w:val="1"/>
-      <w:numFmt w:val="lowerLetter"/>
-      <w:lvlText w:val="%1."/>
+      <w:numFmt w:val="decimal"/>
+      <w:suff w:val="nothing"/>
+      <w:lvlText w:val="（%1）"/>
       <w:lvlJc w:val="left"/>
-      <w:pPr>
-        <w:ind w:left="425" w:hanging="425"/>
-      </w:pPr>
       <w:rPr>
         <w:rFonts w:hint="default" w:ascii="Times New Roman" w:hAnsi="Times New Roman" w:cs="Times New Roman"/>
       </w:rPr>
     </w:lvl>
   </w:abstractNum>
-  <w:abstractNum w:abstractNumId="7">
+  <w:abstractNum w:abstractNumId="11">
     <w:nsid w:val="617E951D"/>
     <w:multiLevelType w:val="singleLevel"/>
     <w:tmpl w:val="617E951D"/>
@@ -26798,24 +30968,36 @@
     <w:abstractNumId w:val="1"/>
   </w:num>
   <w:num w:numId="2">
-    <w:abstractNumId w:val="2"/>
+    <w:abstractNumId w:val="8"/>
   </w:num>
   <w:num w:numId="3">
-    <w:abstractNumId w:val="6"/>
+    <w:abstractNumId w:val="3"/>
   </w:num>
   <w:num w:numId="4">
-    <w:abstractNumId w:val="5"/>
+    <w:abstractNumId w:val="4"/>
   </w:num>
   <w:num w:numId="5">
-    <w:abstractNumId w:val="3"/>
+    <w:abstractNumId w:val="6"/>
   </w:num>
   <w:num w:numId="6">
     <w:abstractNumId w:val="7"/>
   </w:num>
   <w:num w:numId="7">
-    <w:abstractNumId w:val="4"/>
+    <w:abstractNumId w:val="2"/>
   </w:num>
   <w:num w:numId="8">
+    <w:abstractNumId w:val="9"/>
+  </w:num>
+  <w:num w:numId="9">
+    <w:abstractNumId w:val="10"/>
+  </w:num>
+  <w:num w:numId="10">
+    <w:abstractNumId w:val="11"/>
+  </w:num>
+  <w:num w:numId="11">
+    <w:abstractNumId w:val="5"/>
+  </w:num>
+  <w:num w:numId="12">
     <w:abstractNumId w:val="0"/>
   </w:num>
 </w:numbering>
@@ -26864,7 +31046,7 @@
     <w:lsdException w:unhideWhenUsed="0" w:uiPriority="0" w:semiHidden="0" w:name="footnote text"/>
     <w:lsdException w:unhideWhenUsed="0" w:uiPriority="0" w:semiHidden="0" w:name="annotation text"/>
     <w:lsdException w:qFormat="1" w:unhideWhenUsed="0" w:uiPriority="0" w:semiHidden="0" w:name="header"/>
-    <w:lsdException w:unhideWhenUsed="0" w:uiPriority="0" w:semiHidden="0" w:name="footer"/>
+    <w:lsdException w:qFormat="1" w:unhideWhenUsed="0" w:uiPriority="0" w:semiHidden="0" w:name="footer"/>
     <w:lsdException w:unhideWhenUsed="0" w:uiPriority="0" w:semiHidden="0" w:name="index heading"/>
     <w:lsdException w:qFormat="1" w:uiPriority="0" w:name="caption"/>
     <w:lsdException w:unhideWhenUsed="0" w:uiPriority="0" w:semiHidden="0" w:name="table of figures"/>
@@ -27162,6 +31344,7 @@
   <w:style w:type="paragraph" w:styleId="4">
     <w:name w:val="footer"/>
     <w:basedOn w:val="1"/>
+    <w:qFormat/>
     <w:uiPriority w:val="0"/>
     <w:pPr>
       <w:tabs>

--- a/docs/标定原理和还原三维相机坐标系.docx
+++ b/docs/标定原理和还原三维相机坐标系.docx
@@ -126,6 +126,20 @@
       <w:r>
         <w:rPr>
           <w:rFonts w:hint="default" w:ascii="Times New Roman" w:hAnsi="Times New Roman" w:eastAsia="宋体" w:cs="Times New Roman"/>
+          <w:b w:val="0"/>
+          <w:bCs w:val="0"/>
+          <w:i/>
+          <w:iCs/>
+          <w:sz w:val="24"/>
+          <w:szCs w:val="24"/>
+          <w:vertAlign w:val="subscript"/>
+          <w:lang w:val="en-US" w:eastAsia="zh-CN"/>
+        </w:rPr>
+        <w:t xml:space="preserve"> </w:t>
+      </w:r>
+      <w:r>
+        <w:rPr>
+          <w:rFonts w:hint="default" w:ascii="Times New Roman" w:hAnsi="Times New Roman" w:eastAsia="宋体" w:cs="Times New Roman"/>
           <w:i/>
           <w:iCs/>
           <w:sz w:val="24"/>
@@ -237,14 +251,17 @@
       </w:r>
       <w:r>
         <w:rPr>
-          <w:rFonts w:hint="default" w:ascii="Times New Roman" w:hAnsi="Times New Roman" w:eastAsia="等线" w:cs="Times New Roman"/>
-          <w:b w:val="0"/>
-          <w:i w:val="0"/>
-          <w:sz w:val="24"/>
-          <w:szCs w:val="24"/>
-          <w:lang w:val="en-US" w:eastAsia="zh-CN"/>
-        </w:rPr>
-        <w:t> </w:t>
+          <w:rFonts w:hint="default" w:ascii="Times New Roman" w:hAnsi="Times New Roman" w:eastAsia="宋体" w:cs="Times New Roman"/>
+          <w:b w:val="0"/>
+          <w:bCs w:val="0"/>
+          <w:i/>
+          <w:iCs/>
+          <w:sz w:val="24"/>
+          <w:szCs w:val="24"/>
+          <w:vertAlign w:val="subscript"/>
+          <w:lang w:val="en-US" w:eastAsia="zh-CN"/>
+        </w:rPr>
+        <w:t xml:space="preserve"> </w:t>
       </w:r>
       <w:r>
         <w:rPr>
@@ -258,6 +275,20 @@
       </w:r>
       <w:r>
         <w:rPr>
+          <w:rFonts w:hint="default" w:ascii="Times New Roman" w:hAnsi="Times New Roman" w:eastAsia="宋体" w:cs="Times New Roman"/>
+          <w:b w:val="0"/>
+          <w:bCs w:val="0"/>
+          <w:i/>
+          <w:iCs/>
+          <w:sz w:val="24"/>
+          <w:szCs w:val="24"/>
+          <w:vertAlign w:val="subscript"/>
+          <w:lang w:val="en-US" w:eastAsia="zh-CN"/>
+        </w:rPr>
+        <w:t xml:space="preserve"> </w:t>
+      </w:r>
+      <w:r>
+        <w:rPr>
           <w:rFonts w:hint="eastAsia" w:ascii="宋体" w:hAnsi="宋体" w:eastAsia="宋体" w:cs="宋体"/>
           <w:sz w:val="24"/>
           <w:szCs w:val="24"/>
@@ -287,14 +318,17 @@
       </w:r>
       <w:r>
         <w:rPr>
-          <w:rFonts w:hint="default" w:ascii="Times New Roman" w:hAnsi="Times New Roman" w:eastAsia="等线" w:cs="Times New Roman"/>
-          <w:b w:val="0"/>
-          <w:i w:val="0"/>
-          <w:sz w:val="24"/>
-          <w:szCs w:val="24"/>
-          <w:lang w:val="en-US" w:eastAsia="zh-CN"/>
-        </w:rPr>
-        <w:t> </w:t>
+          <w:rFonts w:hint="default" w:ascii="Times New Roman" w:hAnsi="Times New Roman" w:eastAsia="宋体" w:cs="Times New Roman"/>
+          <w:b w:val="0"/>
+          <w:bCs w:val="0"/>
+          <w:i/>
+          <w:iCs/>
+          <w:sz w:val="24"/>
+          <w:szCs w:val="24"/>
+          <w:vertAlign w:val="subscript"/>
+          <w:lang w:val="en-US" w:eastAsia="zh-CN"/>
+        </w:rPr>
+        <w:t xml:space="preserve"> </w:t>
       </w:r>
       <w:r>
         <w:rPr>
@@ -307,6 +341,20 @@
       <w:r>
         <w:rPr>
           <w:rFonts w:hint="default" w:ascii="Times New Roman" w:hAnsi="Times New Roman" w:eastAsia="宋体" w:cs="Times New Roman"/>
+          <w:b w:val="0"/>
+          <w:bCs w:val="0"/>
+          <w:i/>
+          <w:iCs/>
+          <w:sz w:val="24"/>
+          <w:szCs w:val="24"/>
+          <w:vertAlign w:val="subscript"/>
+          <w:lang w:val="en-US" w:eastAsia="zh-CN"/>
+        </w:rPr>
+        <w:t xml:space="preserve"> </w:t>
+      </w:r>
+      <w:r>
+        <w:rPr>
+          <w:rFonts w:hint="default" w:ascii="Times New Roman" w:hAnsi="Times New Roman" w:eastAsia="宋体" w:cs="Times New Roman"/>
           <w:i/>
           <w:iCs/>
           <w:sz w:val="24"/>
@@ -340,6 +388,20 @@
       </w:r>
       <w:r>
         <w:rPr>
+          <w:rFonts w:hint="default" w:ascii="Times New Roman" w:hAnsi="Times New Roman" w:eastAsia="宋体" w:cs="Times New Roman"/>
+          <w:b w:val="0"/>
+          <w:bCs w:val="0"/>
+          <w:i/>
+          <w:iCs/>
+          <w:sz w:val="24"/>
+          <w:szCs w:val="24"/>
+          <w:vertAlign w:val="subscript"/>
+          <w:lang w:val="en-US" w:eastAsia="zh-CN"/>
+        </w:rPr>
+        <w:t xml:space="preserve"> </w:t>
+      </w:r>
+      <w:r>
+        <w:rPr>
           <w:rFonts w:hint="eastAsia" w:ascii="Times New Roman" w:hAnsi="Times New Roman" w:eastAsia="宋体" w:cs="Times New Roman"/>
           <w:i/>
           <w:iCs/>
@@ -378,14 +440,6 @@
       </w:r>
       <w:r>
         <w:rPr>
-          <w:rFonts w:hint="default" w:ascii="Times New Roman" w:hAnsi="Times New Roman" w:eastAsia="宋体" w:cs="Times New Roman"/>
-          <w:sz w:val="24"/>
-          <w:szCs w:val="24"/>
-        </w:rPr>
-        <w:t> </w:t>
-      </w:r>
-      <w:r>
-        <w:rPr>
           <w:rFonts w:hint="eastAsia" w:ascii="宋体" w:hAnsi="宋体" w:eastAsia="宋体" w:cs="宋体"/>
           <w:sz w:val="24"/>
           <w:szCs w:val="24"/>
@@ -394,6 +448,20 @@
       </w:r>
       <w:r>
         <w:rPr>
+          <w:rFonts w:hint="default" w:ascii="Times New Roman" w:hAnsi="Times New Roman" w:eastAsia="宋体" w:cs="Times New Roman"/>
+          <w:b w:val="0"/>
+          <w:bCs w:val="0"/>
+          <w:i/>
+          <w:iCs/>
+          <w:sz w:val="24"/>
+          <w:szCs w:val="24"/>
+          <w:vertAlign w:val="subscript"/>
+          <w:lang w:val="en-US" w:eastAsia="zh-CN"/>
+        </w:rPr>
+        <w:t xml:space="preserve"> </w:t>
+      </w:r>
+      <w:r>
+        <w:rPr>
           <w:rFonts w:hint="eastAsia" w:ascii="Times New Roman" w:hAnsi="Times New Roman" w:eastAsia="宋体" w:cs="Times New Roman"/>
           <w:i/>
           <w:iCs/>
@@ -402,6 +470,20 @@
           <w:lang w:val="en-US" w:eastAsia="zh-CN"/>
         </w:rPr>
         <w:t>o</w:t>
+      </w:r>
+      <w:r>
+        <w:rPr>
+          <w:rFonts w:hint="default" w:ascii="Times New Roman" w:hAnsi="Times New Roman" w:eastAsia="宋体" w:cs="Times New Roman"/>
+          <w:b w:val="0"/>
+          <w:bCs w:val="0"/>
+          <w:i/>
+          <w:iCs/>
+          <w:sz w:val="24"/>
+          <w:szCs w:val="24"/>
+          <w:vertAlign w:val="subscript"/>
+          <w:lang w:val="en-US" w:eastAsia="zh-CN"/>
+        </w:rPr>
+        <w:t xml:space="preserve"> </w:t>
       </w:r>
       <w:r>
         <w:rPr>
@@ -457,6 +539,20 @@
       <w:r>
         <w:rPr>
           <w:rFonts w:hint="default" w:ascii="Times New Roman" w:hAnsi="Times New Roman" w:eastAsia="宋体" w:cs="Times New Roman"/>
+          <w:b w:val="0"/>
+          <w:bCs w:val="0"/>
+          <w:i/>
+          <w:iCs/>
+          <w:sz w:val="24"/>
+          <w:szCs w:val="24"/>
+          <w:vertAlign w:val="subscript"/>
+          <w:lang w:val="en-US" w:eastAsia="zh-CN"/>
+        </w:rPr>
+        <w:t xml:space="preserve"> </w:t>
+      </w:r>
+      <w:r>
+        <w:rPr>
+          <w:rFonts w:hint="default" w:ascii="Times New Roman" w:hAnsi="Times New Roman" w:eastAsia="宋体" w:cs="Times New Roman"/>
           <w:i/>
           <w:iCs/>
           <w:sz w:val="24"/>
@@ -1027,9 +1123,14 @@
       </w:r>
       <w:r>
         <w:rPr>
-          <w:rFonts w:hint="eastAsia"/>
-          <w:sz w:val="24"/>
-          <w:szCs w:val="24"/>
+          <w:rFonts w:hint="default" w:ascii="Times New Roman" w:hAnsi="Times New Roman" w:eastAsia="宋体" w:cs="Times New Roman"/>
+          <w:b w:val="0"/>
+          <w:bCs w:val="0"/>
+          <w:i/>
+          <w:iCs/>
+          <w:sz w:val="24"/>
+          <w:szCs w:val="24"/>
+          <w:vertAlign w:val="subscript"/>
           <w:lang w:val="en-US" w:eastAsia="zh-CN"/>
         </w:rPr>
         <w:t xml:space="preserve"> </w:t>
@@ -1193,9 +1294,14 @@
       </w:r>
       <w:r>
         <w:rPr>
-          <w:rFonts w:hint="eastAsia"/>
-          <w:sz w:val="24"/>
-          <w:szCs w:val="24"/>
+          <w:rFonts w:hint="default" w:ascii="Times New Roman" w:hAnsi="Times New Roman" w:eastAsia="宋体" w:cs="Times New Roman"/>
+          <w:b w:val="0"/>
+          <w:bCs w:val="0"/>
+          <w:i/>
+          <w:iCs/>
+          <w:sz w:val="24"/>
+          <w:szCs w:val="24"/>
+          <w:vertAlign w:val="subscript"/>
           <w:lang w:val="en-US" w:eastAsia="zh-CN"/>
         </w:rPr>
         <w:t xml:space="preserve"> </w:t>
@@ -1246,9 +1352,14 @@
       </w:r>
       <w:r>
         <w:rPr>
-          <w:rFonts w:hint="eastAsia"/>
-          <w:sz w:val="24"/>
-          <w:szCs w:val="24"/>
+          <w:rFonts w:hint="default" w:ascii="Times New Roman" w:hAnsi="Times New Roman" w:eastAsia="宋体" w:cs="Times New Roman"/>
+          <w:b w:val="0"/>
+          <w:bCs w:val="0"/>
+          <w:i/>
+          <w:iCs/>
+          <w:sz w:val="24"/>
+          <w:szCs w:val="24"/>
+          <w:vertAlign w:val="subscript"/>
           <w:lang w:val="en-US" w:eastAsia="zh-CN"/>
         </w:rPr>
         <w:t xml:space="preserve"> </w:t>
@@ -1363,9 +1474,14 @@
       </w:r>
       <w:r>
         <w:rPr>
-          <w:rFonts w:hint="eastAsia"/>
-          <w:sz w:val="24"/>
-          <w:szCs w:val="24"/>
+          <w:rFonts w:hint="default" w:ascii="Times New Roman" w:hAnsi="Times New Roman" w:eastAsia="宋体" w:cs="Times New Roman"/>
+          <w:b w:val="0"/>
+          <w:bCs w:val="0"/>
+          <w:i/>
+          <w:iCs/>
+          <w:sz w:val="24"/>
+          <w:szCs w:val="24"/>
+          <w:vertAlign w:val="subscript"/>
           <w:lang w:val="en-US" w:eastAsia="zh-CN"/>
         </w:rPr>
         <w:t xml:space="preserve"> </w:t>
@@ -1640,10 +1756,16 @@
       <w:r>
         <w:rPr>
           <w:rFonts w:hint="default" w:ascii="Times New Roman" w:hAnsi="Times New Roman" w:eastAsia="宋体" w:cs="Times New Roman"/>
-          <w:sz w:val="24"/>
-          <w:szCs w:val="24"/>
-        </w:rPr>
-        <w:t> </w:t>
+          <w:b w:val="0"/>
+          <w:bCs w:val="0"/>
+          <w:i/>
+          <w:iCs/>
+          <w:sz w:val="24"/>
+          <w:szCs w:val="24"/>
+          <w:vertAlign w:val="subscript"/>
+          <w:lang w:val="en-US" w:eastAsia="zh-CN"/>
+        </w:rPr>
+        <w:t xml:space="preserve"> </w:t>
       </w:r>
       <w:r>
         <w:rPr>
@@ -1654,6 +1776,20 @@
           <w:szCs w:val="24"/>
         </w:rPr>
         <w:t>K</w:t>
+      </w:r>
+      <w:r>
+        <w:rPr>
+          <w:rFonts w:hint="default" w:ascii="Times New Roman" w:hAnsi="Times New Roman" w:eastAsia="宋体" w:cs="Times New Roman"/>
+          <w:b w:val="0"/>
+          <w:bCs w:val="0"/>
+          <w:i/>
+          <w:iCs/>
+          <w:sz w:val="24"/>
+          <w:szCs w:val="24"/>
+          <w:vertAlign w:val="subscript"/>
+          <w:lang w:val="en-US" w:eastAsia="zh-CN"/>
+        </w:rPr>
+        <w:t xml:space="preserve"> </w:t>
       </w:r>
       <w:r>
         <w:rPr>
@@ -2801,9 +2937,14 @@
       </w:r>
       <w:r>
         <w:rPr>
-          <w:rFonts w:hint="eastAsia"/>
-          <w:sz w:val="24"/>
-          <w:szCs w:val="24"/>
+          <w:rFonts w:hint="default" w:ascii="Times New Roman" w:hAnsi="Times New Roman" w:eastAsia="宋体" w:cs="Times New Roman"/>
+          <w:b w:val="0"/>
+          <w:bCs w:val="0"/>
+          <w:i/>
+          <w:iCs/>
+          <w:sz w:val="24"/>
+          <w:szCs w:val="24"/>
+          <w:vertAlign w:val="subscript"/>
           <w:lang w:val="en-US" w:eastAsia="zh-CN"/>
         </w:rPr>
         <w:t xml:space="preserve"> </w:t>
@@ -3064,9 +3205,14 @@
       </w:r>
       <w:r>
         <w:rPr>
-          <w:rFonts w:hint="eastAsia"/>
-          <w:sz w:val="24"/>
-          <w:szCs w:val="24"/>
+          <w:rFonts w:hint="default" w:ascii="Times New Roman" w:hAnsi="Times New Roman" w:eastAsia="宋体" w:cs="Times New Roman"/>
+          <w:b w:val="0"/>
+          <w:bCs w:val="0"/>
+          <w:i/>
+          <w:iCs/>
+          <w:sz w:val="24"/>
+          <w:szCs w:val="24"/>
+          <w:vertAlign w:val="subscript"/>
           <w:lang w:val="en-US" w:eastAsia="zh-CN"/>
         </w:rPr>
         <w:t xml:space="preserve"> </w:t>
@@ -3230,62 +3376,81 @@
       </w:r>
       <w:r>
         <w:rPr>
+          <w:rFonts w:hint="default" w:ascii="Times New Roman" w:hAnsi="Times New Roman" w:eastAsia="宋体" w:cs="Times New Roman"/>
+          <w:b w:val="0"/>
+          <w:bCs w:val="0"/>
+          <w:i/>
+          <w:iCs/>
+          <w:sz w:val="24"/>
+          <w:szCs w:val="24"/>
+          <w:vertAlign w:val="subscript"/>
+          <w:lang w:val="en-US" w:eastAsia="zh-CN"/>
+        </w:rPr>
+        <w:t xml:space="preserve"> </w:t>
+      </w:r>
+      <w:r>
+        <w:rPr>
+          <w:rFonts w:hint="default" w:ascii="Times New Roman" w:hAnsi="Times New Roman" w:cs="Times New Roman"/>
+          <w:sz w:val="24"/>
+          <w:szCs w:val="24"/>
+        </w:rPr>
+        <w:t>0,</w:t>
+      </w:r>
+      <w:r>
+        <w:rPr>
+          <w:rFonts w:hint="default" w:ascii="Times New Roman" w:hAnsi="Times New Roman" w:cs="Times New Roman"/>
+          <w:sz w:val="24"/>
+          <w:szCs w:val="24"/>
+          <w:lang w:val="en-US" w:eastAsia="zh-CN"/>
+        </w:rPr>
+        <w:t xml:space="preserve"> </w:t>
+      </w:r>
+      <w:r>
+        <w:rPr>
+          <w:rFonts w:hint="default" w:ascii="Times New Roman" w:hAnsi="Times New Roman" w:cs="Times New Roman"/>
+          <w:sz w:val="24"/>
+          <w:szCs w:val="24"/>
+        </w:rPr>
+        <w:t>0,</w:t>
+      </w:r>
+      <w:r>
+        <w:rPr>
+          <w:rFonts w:hint="default" w:ascii="Times New Roman" w:hAnsi="Times New Roman" w:cs="Times New Roman"/>
+          <w:sz w:val="24"/>
+          <w:szCs w:val="24"/>
+          <w:lang w:val="en-US" w:eastAsia="zh-CN"/>
+        </w:rPr>
+        <w:t xml:space="preserve"> </w:t>
+      </w:r>
+      <w:r>
+        <w:rPr>
+          <w:rFonts w:hint="default" w:ascii="Times New Roman" w:hAnsi="Times New Roman" w:cs="Times New Roman"/>
+          <w:sz w:val="24"/>
+          <w:szCs w:val="24"/>
+        </w:rPr>
+        <w:t>1</w:t>
+      </w:r>
+      <w:r>
+        <w:rPr>
           <w:rFonts w:hint="eastAsia"/>
           <w:sz w:val="24"/>
           <w:szCs w:val="24"/>
+        </w:rPr>
+        <w:t>：用于维持齐次坐标的尺度因子，确保变换后第三维分量仍为</w:t>
+      </w:r>
+      <w:r>
+        <w:rPr>
+          <w:rFonts w:hint="default" w:ascii="Times New Roman" w:hAnsi="Times New Roman" w:eastAsia="宋体" w:cs="Times New Roman"/>
+          <w:b w:val="0"/>
+          <w:bCs w:val="0"/>
+          <w:i/>
+          <w:iCs/>
+          <w:sz w:val="24"/>
+          <w:szCs w:val="24"/>
+          <w:vertAlign w:val="subscript"/>
           <w:lang w:val="en-US" w:eastAsia="zh-CN"/>
         </w:rPr>
         <w:t xml:space="preserve"> </w:t>
-      </w:r>
-      <w:r>
-        <w:rPr>
-          <w:rFonts w:hint="default" w:ascii="Times New Roman" w:hAnsi="Times New Roman" w:cs="Times New Roman"/>
-          <w:sz w:val="24"/>
-          <w:szCs w:val="24"/>
-        </w:rPr>
-        <w:t>0,</w:t>
-      </w:r>
-      <w:r>
-        <w:rPr>
-          <w:rFonts w:hint="default" w:ascii="Times New Roman" w:hAnsi="Times New Roman" w:cs="Times New Roman"/>
-          <w:sz w:val="24"/>
-          <w:szCs w:val="24"/>
-          <w:lang w:val="en-US" w:eastAsia="zh-CN"/>
-        </w:rPr>
-        <w:t xml:space="preserve"> </w:t>
-      </w:r>
-      <w:r>
-        <w:rPr>
-          <w:rFonts w:hint="default" w:ascii="Times New Roman" w:hAnsi="Times New Roman" w:cs="Times New Roman"/>
-          <w:sz w:val="24"/>
-          <w:szCs w:val="24"/>
-        </w:rPr>
-        <w:t>0,</w:t>
-      </w:r>
-      <w:r>
-        <w:rPr>
-          <w:rFonts w:hint="default" w:ascii="Times New Roman" w:hAnsi="Times New Roman" w:cs="Times New Roman"/>
-          <w:sz w:val="24"/>
-          <w:szCs w:val="24"/>
-          <w:lang w:val="en-US" w:eastAsia="zh-CN"/>
-        </w:rPr>
-        <w:t xml:space="preserve"> </w:t>
-      </w:r>
-      <w:r>
-        <w:rPr>
-          <w:rFonts w:hint="default" w:ascii="Times New Roman" w:hAnsi="Times New Roman" w:cs="Times New Roman"/>
-          <w:sz w:val="24"/>
-          <w:szCs w:val="24"/>
-        </w:rPr>
-        <w:t>1</w:t>
-      </w:r>
-      <w:r>
-        <w:rPr>
-          <w:rFonts w:hint="eastAsia"/>
-          <w:sz w:val="24"/>
-          <w:szCs w:val="24"/>
-        </w:rPr>
-        <w:t>：用于维持齐次坐标的尺度因子，确保变换后第三维分量仍为</w:t>
       </w:r>
       <w:r>
         <w:rPr>
@@ -3435,9 +3600,14 @@
       </w:r>
       <w:r>
         <w:rPr>
-          <w:rFonts w:hint="eastAsia"/>
-          <w:sz w:val="24"/>
-          <w:szCs w:val="24"/>
+          <w:rFonts w:hint="default" w:ascii="Times New Roman" w:hAnsi="Times New Roman" w:eastAsia="宋体" w:cs="Times New Roman"/>
+          <w:b w:val="0"/>
+          <w:bCs w:val="0"/>
+          <w:i/>
+          <w:iCs/>
+          <w:sz w:val="24"/>
+          <w:szCs w:val="24"/>
+          <w:vertAlign w:val="subscript"/>
           <w:lang w:val="en-US" w:eastAsia="zh-CN"/>
         </w:rPr>
         <w:t xml:space="preserve"> </w:t>
@@ -4137,7 +4307,31 @@
                   <w:szCs w:val="24"/>
                   <w:lang w:val="en-US" w:eastAsia="zh-CN"/>
                 </w:rPr>
-                <m:t>#（式</m:t>
+                <m:t>#</m:t>
+              </m:r>
+              <m:r>
+                <m:rPr>
+                  <m:sty m:val="p"/>
+                </m:rPr>
+                <w:rPr>
+                  <w:rFonts w:hint="eastAsia" w:ascii="Cambria Math" w:hAnsi="Cambria Math" w:eastAsia="等线" w:cs="等线"/>
+                  <w:sz w:val="24"/>
+                  <w:szCs w:val="24"/>
+                  <w:lang w:val="en-US" w:eastAsia="zh-CN"/>
+                </w:rPr>
+                <m:t>（</m:t>
+              </m:r>
+              <m:r>
+                <m:rPr>
+                  <m:sty m:val="p"/>
+                </m:rPr>
+                <w:rPr>
+                  <w:rFonts w:hint="eastAsia" w:ascii="Times New Roman" w:hAnsi="Times New Roman"/>
+                  <w:sz w:val="24"/>
+                  <w:szCs w:val="24"/>
+                  <w:lang w:val="en-US" w:eastAsia="zh-CN"/>
+                </w:rPr>
+                <m:t>式</m:t>
               </m:r>
               <m:r>
                 <m:rPr>
@@ -4159,7 +4353,7 @@
                   <m:sty m:val="p"/>
                 </m:rPr>
                 <w:rPr>
-                  <w:rFonts w:hint="eastAsia" w:ascii="Times New Roman" w:hAnsi="Times New Roman"/>
+                  <w:rFonts w:hint="eastAsia" w:ascii="Cambria Math" w:hAnsi="Cambria Math" w:eastAsia="等线" w:cs="等线"/>
                   <w:sz w:val="24"/>
                   <w:szCs w:val="24"/>
                   <w:lang w:val="en-US" w:eastAsia="zh-CN"/>
@@ -4214,6 +4408,20 @@
       </w:r>
       <w:r>
         <w:rPr>
+          <w:rFonts w:hint="default" w:ascii="Times New Roman" w:hAnsi="Times New Roman" w:eastAsia="宋体" w:cs="Times New Roman"/>
+          <w:b w:val="0"/>
+          <w:bCs w:val="0"/>
+          <w:i/>
+          <w:iCs/>
+          <w:sz w:val="24"/>
+          <w:szCs w:val="24"/>
+          <w:vertAlign w:val="subscript"/>
+          <w:lang w:val="en-US" w:eastAsia="zh-CN"/>
+        </w:rPr>
+        <w:t xml:space="preserve"> </w:t>
+      </w:r>
+      <w:r>
+        <w:rPr>
           <w:rFonts w:hint="default" w:ascii="Times New Roman" w:hAnsi="Times New Roman" w:cs="Times New Roman"/>
           <w:i/>
           <w:iCs/>
@@ -4234,6 +4442,20 @@
           <w:lang w:val="en-US" w:eastAsia="zh-CN"/>
         </w:rPr>
         <w:t>0</w:t>
+      </w:r>
+      <w:r>
+        <w:rPr>
+          <w:rFonts w:hint="default" w:ascii="Times New Roman" w:hAnsi="Times New Roman" w:eastAsia="宋体" w:cs="Times New Roman"/>
+          <w:b w:val="0"/>
+          <w:bCs w:val="0"/>
+          <w:i/>
+          <w:iCs/>
+          <w:sz w:val="24"/>
+          <w:szCs w:val="24"/>
+          <w:vertAlign w:val="subscript"/>
+          <w:lang w:val="en-US" w:eastAsia="zh-CN"/>
+        </w:rPr>
+        <w:t xml:space="preserve"> </w:t>
       </w:r>
       <w:r>
         <w:rPr>
@@ -4454,9 +4676,14 @@
       </w:r>
       <w:r>
         <w:rPr>
-          <w:rFonts w:hint="eastAsia"/>
-          <w:sz w:val="24"/>
-          <w:szCs w:val="24"/>
+          <w:rFonts w:hint="default" w:ascii="Times New Roman" w:hAnsi="Times New Roman" w:eastAsia="宋体" w:cs="Times New Roman"/>
+          <w:b w:val="0"/>
+          <w:bCs w:val="0"/>
+          <w:i/>
+          <w:iCs/>
+          <w:sz w:val="24"/>
+          <w:szCs w:val="24"/>
+          <w:vertAlign w:val="subscript"/>
           <w:lang w:val="en-US" w:eastAsia="zh-CN"/>
         </w:rPr>
         <w:t xml:space="preserve"> </w:t>
@@ -4581,9 +4808,14 @@
       </w:r>
       <w:r>
         <w:rPr>
-          <w:rFonts w:hint="eastAsia"/>
-          <w:sz w:val="24"/>
-          <w:szCs w:val="24"/>
+          <w:rFonts w:hint="default" w:ascii="Times New Roman" w:hAnsi="Times New Roman" w:eastAsia="宋体" w:cs="Times New Roman"/>
+          <w:b w:val="0"/>
+          <w:bCs w:val="0"/>
+          <w:i/>
+          <w:iCs/>
+          <w:sz w:val="24"/>
+          <w:szCs w:val="24"/>
+          <w:vertAlign w:val="subscript"/>
           <w:lang w:val="en-US" w:eastAsia="zh-CN"/>
         </w:rPr>
         <w:t xml:space="preserve"> </w:t>
@@ -4613,9 +4845,14 @@
       </w:r>
       <w:r>
         <w:rPr>
-          <w:rFonts w:hint="eastAsia"/>
-          <w:sz w:val="24"/>
-          <w:szCs w:val="24"/>
+          <w:rFonts w:hint="default" w:ascii="Times New Roman" w:hAnsi="Times New Roman" w:eastAsia="宋体" w:cs="Times New Roman"/>
+          <w:b w:val="0"/>
+          <w:bCs w:val="0"/>
+          <w:i/>
+          <w:iCs/>
+          <w:sz w:val="24"/>
+          <w:szCs w:val="24"/>
+          <w:vertAlign w:val="subscript"/>
           <w:lang w:val="en-US" w:eastAsia="zh-CN"/>
         </w:rPr>
         <w:t xml:space="preserve"> </w:t>
@@ -4633,9 +4870,14 @@
       </w:r>
       <w:r>
         <w:rPr>
-          <w:rFonts w:hint="eastAsia"/>
-          <w:sz w:val="24"/>
-          <w:szCs w:val="24"/>
+          <w:rFonts w:hint="default" w:ascii="Times New Roman" w:hAnsi="Times New Roman" w:eastAsia="宋体" w:cs="Times New Roman"/>
+          <w:b w:val="0"/>
+          <w:bCs w:val="0"/>
+          <w:i/>
+          <w:iCs/>
+          <w:sz w:val="24"/>
+          <w:szCs w:val="24"/>
+          <w:vertAlign w:val="subscript"/>
           <w:lang w:val="en-US" w:eastAsia="zh-CN"/>
         </w:rPr>
         <w:t xml:space="preserve"> </w:t>
@@ -4665,9 +4907,14 @@
       </w:r>
       <w:r>
         <w:rPr>
-          <w:rFonts w:hint="eastAsia"/>
-          <w:sz w:val="24"/>
-          <w:szCs w:val="24"/>
+          <w:rFonts w:hint="default" w:ascii="Times New Roman" w:hAnsi="Times New Roman" w:eastAsia="宋体" w:cs="Times New Roman"/>
+          <w:b w:val="0"/>
+          <w:bCs w:val="0"/>
+          <w:i/>
+          <w:iCs/>
+          <w:sz w:val="24"/>
+          <w:szCs w:val="24"/>
+          <w:vertAlign w:val="subscript"/>
           <w:lang w:val="en-US" w:eastAsia="zh-CN"/>
         </w:rPr>
         <w:t xml:space="preserve"> </w:t>
@@ -5631,9 +5878,14 @@
       </w:r>
       <w:r>
         <w:rPr>
-          <w:rFonts w:hint="eastAsia"/>
-          <w:sz w:val="24"/>
-          <w:szCs w:val="24"/>
+          <w:rFonts w:hint="default" w:ascii="Times New Roman" w:hAnsi="Times New Roman" w:eastAsia="宋体" w:cs="Times New Roman"/>
+          <w:b w:val="0"/>
+          <w:bCs w:val="0"/>
+          <w:i/>
+          <w:iCs/>
+          <w:sz w:val="24"/>
+          <w:szCs w:val="24"/>
+          <w:vertAlign w:val="subscript"/>
           <w:lang w:val="en-US" w:eastAsia="zh-CN"/>
         </w:rPr>
         <w:t xml:space="preserve"> </w:t>
@@ -5663,95 +5915,87 @@
       </w:r>
       <w:r>
         <w:rPr>
-          <w:rFonts w:hint="eastAsia"/>
-          <w:sz w:val="24"/>
-          <w:szCs w:val="24"/>
+          <w:rFonts w:hint="eastAsia" w:hAnsi="Cambria Math"/>
+          <w:i w:val="0"/>
+          <w:sz w:val="24"/>
+          <w:lang w:val="en-US" w:eastAsia="zh-CN"/>
+        </w:rPr>
+        <w:t>（单位：</w:t>
+      </w:r>
+      <w:r>
+        <w:rPr>
+          <w:rFonts w:hint="default" w:ascii="Times New Roman" w:hAnsi="Times New Roman" w:cs="Times New Roman"/>
+          <w:i w:val="0"/>
+          <w:sz w:val="24"/>
+          <w:lang w:val="en-US" w:eastAsia="zh-CN"/>
+        </w:rPr>
+        <w:t>pixel</w:t>
+      </w:r>
+      <w:r>
+        <w:rPr>
+          <w:rFonts w:hint="eastAsia" w:hAnsi="Cambria Math"/>
+          <w:i w:val="0"/>
+          <w:sz w:val="24"/>
+          <w:lang w:val="en-US" w:eastAsia="zh-CN"/>
+        </w:rPr>
+        <w:t>），而非物理像高</w:t>
+      </w:r>
+      <w:r>
+        <w:rPr>
+          <w:rFonts w:hint="default" w:ascii="Times New Roman" w:hAnsi="Times New Roman" w:eastAsia="宋体" w:cs="Times New Roman"/>
+          <w:b w:val="0"/>
+          <w:bCs w:val="0"/>
+          <w:i/>
+          <w:iCs/>
+          <w:sz w:val="24"/>
+          <w:szCs w:val="24"/>
+          <w:vertAlign w:val="subscript"/>
           <w:lang w:val="en-US" w:eastAsia="zh-CN"/>
         </w:rPr>
         <w:t xml:space="preserve"> </w:t>
       </w:r>
       <w:r>
         <w:rPr>
+          <w:rFonts w:hint="default" w:ascii="Times New Roman" w:hAnsi="Times New Roman" w:eastAsia="宋体" w:cs="Times New Roman"/>
+          <w:i/>
+          <w:iCs/>
+          <w:sz w:val="24"/>
+          <w:szCs w:val="24"/>
+          <w:lang w:val="en-US" w:eastAsia="zh-CN"/>
+        </w:rPr>
+        <w:t>h</w:t>
+      </w:r>
+      <w:r>
+        <w:rPr>
+          <w:rFonts w:hint="eastAsia" w:ascii="Times New Roman" w:hAnsi="Times New Roman" w:eastAsia="宋体" w:cs="Times New Roman"/>
+          <w:i/>
+          <w:iCs/>
+          <w:sz w:val="24"/>
+          <w:szCs w:val="24"/>
+          <w:vertAlign w:val="subscript"/>
+          <w:lang w:val="en-US" w:eastAsia="zh-CN"/>
+        </w:rPr>
+        <w:t>sensor</w:t>
+      </w:r>
+      <w:r>
+        <w:rPr>
           <w:rFonts w:hint="eastAsia" w:hAnsi="Cambria Math"/>
           <w:i w:val="0"/>
           <w:sz w:val="24"/>
           <w:lang w:val="en-US" w:eastAsia="zh-CN"/>
         </w:rPr>
-        <w:t>（单位：</w:t>
-      </w:r>
-      <w:r>
-        <w:rPr>
-          <w:rFonts w:hint="default" w:ascii="Times New Roman" w:hAnsi="Times New Roman" w:cs="Times New Roman"/>
-          <w:i w:val="0"/>
-          <w:sz w:val="24"/>
-          <w:lang w:val="en-US" w:eastAsia="zh-CN"/>
-        </w:rPr>
-        <w:t>pixel</w:t>
-      </w:r>
-      <w:r>
-        <w:rPr>
-          <w:rFonts w:hint="eastAsia" w:hAnsi="Cambria Math"/>
-          <w:i w:val="0"/>
-          <w:sz w:val="24"/>
-          <w:lang w:val="en-US" w:eastAsia="zh-CN"/>
-        </w:rPr>
-        <w:t>），而非物理像高</w:t>
-      </w:r>
-      <w:r>
-        <w:rPr>
-          <w:rFonts w:hint="eastAsia"/>
-          <w:sz w:val="24"/>
-          <w:szCs w:val="24"/>
-          <w:lang w:val="en-US" w:eastAsia="zh-CN"/>
-        </w:rPr>
-        <w:t xml:space="preserve"> </w:t>
-      </w:r>
-      <w:r>
-        <w:rPr>
-          <w:rFonts w:hint="default" w:ascii="Times New Roman" w:hAnsi="Times New Roman" w:eastAsia="宋体" w:cs="Times New Roman"/>
-          <w:i/>
-          <w:iCs/>
-          <w:sz w:val="24"/>
-          <w:szCs w:val="24"/>
-          <w:lang w:val="en-US" w:eastAsia="zh-CN"/>
-        </w:rPr>
-        <w:t>h</w:t>
-      </w:r>
-      <w:r>
-        <w:rPr>
-          <w:rFonts w:hint="eastAsia" w:ascii="Times New Roman" w:hAnsi="Times New Roman" w:eastAsia="宋体" w:cs="Times New Roman"/>
+        <w:t>。设相机传感器的像元尺寸为</w:t>
+      </w:r>
+      <w:r>
+        <w:rPr>
+          <w:rFonts w:hint="default" w:ascii="Times New Roman" w:hAnsi="Times New Roman" w:eastAsia="宋体" w:cs="Times New Roman"/>
+          <w:b w:val="0"/>
+          <w:bCs w:val="0"/>
           <w:i/>
           <w:iCs/>
           <w:sz w:val="24"/>
           <w:szCs w:val="24"/>
           <w:vertAlign w:val="subscript"/>
-          <w:lang w:val="en-US" w:eastAsia="zh-CN"/>
-        </w:rPr>
-        <w:t>sensor</w:t>
-      </w:r>
-      <w:r>
-        <w:rPr>
-          <w:rFonts w:hint="eastAsia"/>
-          <w:sz w:val="24"/>
-          <w:szCs w:val="24"/>
-          <w:lang w:val="en-US" w:eastAsia="zh-CN"/>
-        </w:rPr>
-        <w:t xml:space="preserve"> </w:t>
-      </w:r>
-      <w:r>
-        <w:rPr>
-          <w:rFonts w:hint="eastAsia" w:hAnsi="Cambria Math"/>
-          <w:i w:val="0"/>
-          <w:sz w:val="24"/>
-          <w:lang w:val="en-US" w:eastAsia="zh-CN"/>
-        </w:rPr>
-        <w:t>。设相机传感器的像元尺寸为</w:t>
-      </w:r>
-      <w:r>
-        <w:rPr>
-          <w:rFonts w:hint="eastAsia"/>
-          <w:sz w:val="24"/>
-          <w:szCs w:val="24"/>
           <w:lang w:val="en-US" w:eastAsia="zh-CN"/>
         </w:rPr>
         <w:t xml:space="preserve"> </w:t>
@@ -6149,9 +6393,14 @@
       </w:r>
       <w:r>
         <w:rPr>
-          <w:rFonts w:hint="eastAsia"/>
-          <w:sz w:val="24"/>
-          <w:szCs w:val="24"/>
+          <w:rFonts w:hint="default" w:ascii="Times New Roman" w:hAnsi="Times New Roman" w:eastAsia="宋体" w:cs="Times New Roman"/>
+          <w:b w:val="0"/>
+          <w:bCs w:val="0"/>
+          <w:i/>
+          <w:iCs/>
+          <w:sz w:val="24"/>
+          <w:szCs w:val="24"/>
+          <w:vertAlign w:val="subscript"/>
           <w:lang w:val="en-US" w:eastAsia="zh-CN"/>
         </w:rPr>
         <w:t xml:space="preserve"> </w:t>
@@ -6970,9 +7219,14 @@
       </w:r>
       <w:r>
         <w:rPr>
-          <w:rFonts w:hint="eastAsia"/>
-          <w:sz w:val="24"/>
-          <w:szCs w:val="24"/>
+          <w:rFonts w:hint="default" w:ascii="Times New Roman" w:hAnsi="Times New Roman" w:eastAsia="宋体" w:cs="Times New Roman"/>
+          <w:b w:val="0"/>
+          <w:bCs w:val="0"/>
+          <w:i/>
+          <w:iCs/>
+          <w:sz w:val="24"/>
+          <w:szCs w:val="24"/>
+          <w:vertAlign w:val="subscript"/>
           <w:lang w:val="en-US" w:eastAsia="zh-CN"/>
         </w:rPr>
         <w:t xml:space="preserve"> </w:t>
@@ -7002,9 +7256,14 @@
       </w:r>
       <w:r>
         <w:rPr>
-          <w:rFonts w:hint="eastAsia"/>
-          <w:sz w:val="24"/>
-          <w:szCs w:val="24"/>
+          <w:rFonts w:hint="default" w:ascii="Times New Roman" w:hAnsi="Times New Roman" w:eastAsia="宋体" w:cs="Times New Roman"/>
+          <w:b w:val="0"/>
+          <w:bCs w:val="0"/>
+          <w:i/>
+          <w:iCs/>
+          <w:sz w:val="24"/>
+          <w:szCs w:val="24"/>
+          <w:vertAlign w:val="subscript"/>
           <w:lang w:val="en-US" w:eastAsia="zh-CN"/>
         </w:rPr>
         <w:t xml:space="preserve"> </w:t>
@@ -7020,9 +7279,14 @@
       </w:r>
       <w:r>
         <w:rPr>
-          <w:rFonts w:hint="eastAsia"/>
-          <w:sz w:val="24"/>
-          <w:szCs w:val="24"/>
+          <w:rFonts w:hint="default" w:ascii="Times New Roman" w:hAnsi="Times New Roman" w:eastAsia="宋体" w:cs="Times New Roman"/>
+          <w:b w:val="0"/>
+          <w:bCs w:val="0"/>
+          <w:i/>
+          <w:iCs/>
+          <w:sz w:val="24"/>
+          <w:szCs w:val="24"/>
+          <w:vertAlign w:val="subscript"/>
           <w:lang w:val="en-US" w:eastAsia="zh-CN"/>
         </w:rPr>
         <w:t xml:space="preserve"> </w:t>
@@ -7052,9 +7316,14 @@
       </w:r>
       <w:r>
         <w:rPr>
-          <w:rFonts w:hint="eastAsia"/>
-          <w:sz w:val="24"/>
-          <w:szCs w:val="24"/>
+          <w:rFonts w:hint="default" w:ascii="Times New Roman" w:hAnsi="Times New Roman" w:eastAsia="宋体" w:cs="Times New Roman"/>
+          <w:b w:val="0"/>
+          <w:bCs w:val="0"/>
+          <w:i/>
+          <w:iCs/>
+          <w:sz w:val="24"/>
+          <w:szCs w:val="24"/>
+          <w:vertAlign w:val="subscript"/>
           <w:lang w:val="en-US" w:eastAsia="zh-CN"/>
         </w:rPr>
         <w:t xml:space="preserve"> </w:t>
@@ -7070,9 +7339,14 @@
       </w:r>
       <w:r>
         <w:rPr>
-          <w:rFonts w:hint="eastAsia"/>
-          <w:sz w:val="24"/>
-          <w:szCs w:val="24"/>
+          <w:rFonts w:hint="default" w:ascii="Times New Roman" w:hAnsi="Times New Roman" w:eastAsia="宋体" w:cs="Times New Roman"/>
+          <w:b w:val="0"/>
+          <w:bCs w:val="0"/>
+          <w:i/>
+          <w:iCs/>
+          <w:sz w:val="24"/>
+          <w:szCs w:val="24"/>
+          <w:vertAlign w:val="subscript"/>
           <w:lang w:val="en-US" w:eastAsia="zh-CN"/>
         </w:rPr>
         <w:t xml:space="preserve"> </w:t>
@@ -7111,9 +7385,14 @@
       </w:r>
       <w:r>
         <w:rPr>
-          <w:rFonts w:hint="eastAsia"/>
-          <w:sz w:val="24"/>
-          <w:szCs w:val="24"/>
+          <w:rFonts w:hint="default" w:ascii="Times New Roman" w:hAnsi="Times New Roman" w:eastAsia="宋体" w:cs="Times New Roman"/>
+          <w:b w:val="0"/>
+          <w:bCs w:val="0"/>
+          <w:i/>
+          <w:iCs/>
+          <w:sz w:val="24"/>
+          <w:szCs w:val="24"/>
+          <w:vertAlign w:val="subscript"/>
           <w:lang w:val="en-US" w:eastAsia="zh-CN"/>
         </w:rPr>
         <w:t xml:space="preserve"> </w:t>
@@ -7131,9 +7410,14 @@
       </w:r>
       <w:r>
         <w:rPr>
-          <w:rFonts w:hint="eastAsia"/>
-          <w:sz w:val="24"/>
-          <w:szCs w:val="24"/>
+          <w:rFonts w:hint="default" w:ascii="Times New Roman" w:hAnsi="Times New Roman" w:eastAsia="宋体" w:cs="Times New Roman"/>
+          <w:b w:val="0"/>
+          <w:bCs w:val="0"/>
+          <w:i/>
+          <w:iCs/>
+          <w:sz w:val="24"/>
+          <w:szCs w:val="24"/>
+          <w:vertAlign w:val="subscript"/>
           <w:lang w:val="en-US" w:eastAsia="zh-CN"/>
         </w:rPr>
         <w:t xml:space="preserve"> </w:t>
@@ -7150,17 +7434,8 @@
       <w:r>
         <w:rPr>
           <w:rFonts w:hint="default" w:ascii="Times New Roman" w:hAnsi="Times New Roman" w:eastAsia="宋体" w:cs="Times New Roman"/>
-          <w:i/>
-          <w:iCs/>
-          <w:sz w:val="24"/>
-          <w:szCs w:val="24"/>
-          <w:lang w:val="en-US" w:eastAsia="zh-CN"/>
-        </w:rPr>
-        <w:t> Z</w:t>
-      </w:r>
-      <w:r>
-        <w:rPr>
-          <w:rFonts w:hint="default" w:ascii="Times New Roman" w:hAnsi="Times New Roman" w:eastAsia="宋体" w:cs="Times New Roman"/>
+          <w:b w:val="0"/>
+          <w:bCs w:val="0"/>
           <w:i/>
           <w:iCs/>
           <w:sz w:val="24"/>
@@ -7168,6 +7443,29 @@
           <w:vertAlign w:val="subscript"/>
           <w:lang w:val="en-US" w:eastAsia="zh-CN"/>
         </w:rPr>
+        <w:t xml:space="preserve"> </w:t>
+      </w:r>
+      <w:r>
+        <w:rPr>
+          <w:rFonts w:hint="default" w:ascii="Times New Roman" w:hAnsi="Times New Roman" w:eastAsia="宋体" w:cs="Times New Roman"/>
+          <w:i/>
+          <w:iCs/>
+          <w:sz w:val="24"/>
+          <w:szCs w:val="24"/>
+          <w:lang w:val="en-US" w:eastAsia="zh-CN"/>
+        </w:rPr>
+        <w:t>Z</w:t>
+      </w:r>
+      <w:r>
+        <w:rPr>
+          <w:rFonts w:hint="default" w:ascii="Times New Roman" w:hAnsi="Times New Roman" w:eastAsia="宋体" w:cs="Times New Roman"/>
+          <w:i/>
+          <w:iCs/>
+          <w:sz w:val="24"/>
+          <w:szCs w:val="24"/>
+          <w:vertAlign w:val="subscript"/>
+          <w:lang w:val="en-US" w:eastAsia="zh-CN"/>
+        </w:rPr>
         <w:t>measure</w:t>
       </w:r>
       <w:r>
@@ -7181,9 +7479,14 @@
       </w:r>
       <w:r>
         <w:rPr>
-          <w:rFonts w:hint="eastAsia"/>
-          <w:sz w:val="24"/>
-          <w:szCs w:val="24"/>
+          <w:rFonts w:hint="default" w:ascii="Times New Roman" w:hAnsi="Times New Roman" w:eastAsia="宋体" w:cs="Times New Roman"/>
+          <w:b w:val="0"/>
+          <w:bCs w:val="0"/>
+          <w:i/>
+          <w:iCs/>
+          <w:sz w:val="24"/>
+          <w:szCs w:val="24"/>
+          <w:vertAlign w:val="subscript"/>
           <w:lang w:val="en-US" w:eastAsia="zh-CN"/>
         </w:rPr>
         <w:t xml:space="preserve"> </w:t>
@@ -7222,9 +7525,14 @@
       </w:r>
       <w:r>
         <w:rPr>
-          <w:rFonts w:hint="eastAsia"/>
-          <w:sz w:val="24"/>
-          <w:szCs w:val="24"/>
+          <w:rFonts w:hint="default" w:ascii="Times New Roman" w:hAnsi="Times New Roman" w:eastAsia="宋体" w:cs="Times New Roman"/>
+          <w:b w:val="0"/>
+          <w:bCs w:val="0"/>
+          <w:i/>
+          <w:iCs/>
+          <w:sz w:val="24"/>
+          <w:szCs w:val="24"/>
+          <w:vertAlign w:val="subscript"/>
           <w:lang w:val="en-US" w:eastAsia="zh-CN"/>
         </w:rPr>
         <w:t xml:space="preserve"> </w:t>
@@ -7621,6 +7929,7 @@
         <w:snapToGrid/>
         <w:spacing w:line="440" w:lineRule="exact"/>
         <w:ind w:firstLine="480" w:firstLineChars="200"/>
+        <w:jc w:val="both"/>
         <w:textAlignment w:val="auto"/>
         <w:rPr>
           <w:rFonts w:hint="eastAsia" w:ascii="宋体" w:hAnsi="宋体" w:eastAsia="宋体" w:cs="宋体"/>
@@ -7644,9 +7953,14 @@
       </w:r>
       <w:r>
         <w:rPr>
-          <w:rFonts w:hint="eastAsia"/>
-          <w:sz w:val="24"/>
-          <w:szCs w:val="24"/>
+          <w:rFonts w:hint="default" w:ascii="Times New Roman" w:hAnsi="Times New Roman" w:eastAsia="宋体" w:cs="Times New Roman"/>
+          <w:b w:val="0"/>
+          <w:bCs w:val="0"/>
+          <w:i/>
+          <w:iCs/>
+          <w:sz w:val="24"/>
+          <w:szCs w:val="24"/>
+          <w:vertAlign w:val="subscript"/>
           <w:lang w:val="en-US" w:eastAsia="zh-CN"/>
         </w:rPr>
         <w:t xml:space="preserve"> </w:t>
@@ -7677,9 +7991,14 @@
       </w:r>
       <w:r>
         <w:rPr>
-          <w:rFonts w:hint="eastAsia"/>
-          <w:sz w:val="24"/>
-          <w:szCs w:val="24"/>
+          <w:rFonts w:hint="default" w:ascii="Times New Roman" w:hAnsi="Times New Roman" w:eastAsia="宋体" w:cs="Times New Roman"/>
+          <w:b w:val="0"/>
+          <w:bCs w:val="0"/>
+          <w:i/>
+          <w:iCs/>
+          <w:sz w:val="24"/>
+          <w:szCs w:val="24"/>
+          <w:vertAlign w:val="subscript"/>
           <w:lang w:val="en-US" w:eastAsia="zh-CN"/>
         </w:rPr>
         <w:t xml:space="preserve"> </w:t>
@@ -7697,9 +8016,14 @@
       </w:r>
       <w:r>
         <w:rPr>
-          <w:rFonts w:hint="eastAsia"/>
-          <w:sz w:val="24"/>
-          <w:szCs w:val="24"/>
+          <w:rFonts w:hint="default" w:ascii="Times New Roman" w:hAnsi="Times New Roman" w:eastAsia="宋体" w:cs="Times New Roman"/>
+          <w:b w:val="0"/>
+          <w:bCs w:val="0"/>
+          <w:i/>
+          <w:iCs/>
+          <w:sz w:val="24"/>
+          <w:szCs w:val="24"/>
+          <w:vertAlign w:val="subscript"/>
           <w:lang w:val="en-US" w:eastAsia="zh-CN"/>
         </w:rPr>
         <w:t xml:space="preserve"> </w:t>
@@ -7731,9 +8055,14 @@
       </w:r>
       <w:r>
         <w:rPr>
-          <w:rFonts w:hint="eastAsia"/>
-          <w:sz w:val="24"/>
-          <w:szCs w:val="24"/>
+          <w:rFonts w:hint="default" w:ascii="Times New Roman" w:hAnsi="Times New Roman" w:eastAsia="宋体" w:cs="Times New Roman"/>
+          <w:b w:val="0"/>
+          <w:bCs w:val="0"/>
+          <w:i/>
+          <w:iCs/>
+          <w:sz w:val="24"/>
+          <w:szCs w:val="24"/>
+          <w:vertAlign w:val="subscript"/>
           <w:lang w:val="en-US" w:eastAsia="zh-CN"/>
         </w:rPr>
         <w:t xml:space="preserve"> </w:t>
@@ -7751,9 +8080,14 @@
       </w:r>
       <w:r>
         <w:rPr>
-          <w:rFonts w:hint="eastAsia"/>
-          <w:sz w:val="24"/>
-          <w:szCs w:val="24"/>
+          <w:rFonts w:hint="default" w:ascii="Times New Roman" w:hAnsi="Times New Roman" w:eastAsia="宋体" w:cs="Times New Roman"/>
+          <w:b w:val="0"/>
+          <w:bCs w:val="0"/>
+          <w:i/>
+          <w:iCs/>
+          <w:sz w:val="24"/>
+          <w:szCs w:val="24"/>
+          <w:vertAlign w:val="subscript"/>
           <w:lang w:val="en-US" w:eastAsia="zh-CN"/>
         </w:rPr>
         <w:t xml:space="preserve"> </w:t>
@@ -7785,9 +8119,14 @@
       </w:r>
       <w:r>
         <w:rPr>
-          <w:rFonts w:hint="eastAsia"/>
-          <w:sz w:val="24"/>
-          <w:szCs w:val="24"/>
+          <w:rFonts w:hint="default" w:ascii="Times New Roman" w:hAnsi="Times New Roman" w:eastAsia="宋体" w:cs="Times New Roman"/>
+          <w:b w:val="0"/>
+          <w:bCs w:val="0"/>
+          <w:i/>
+          <w:iCs/>
+          <w:sz w:val="24"/>
+          <w:szCs w:val="24"/>
+          <w:vertAlign w:val="subscript"/>
           <w:lang w:val="en-US" w:eastAsia="zh-CN"/>
         </w:rPr>
         <w:t xml:space="preserve"> </w:t>
@@ -7827,9 +8166,14 @@
       </w:r>
       <w:r>
         <w:rPr>
-          <w:rFonts w:hint="eastAsia"/>
-          <w:sz w:val="24"/>
-          <w:szCs w:val="24"/>
+          <w:rFonts w:hint="default" w:ascii="Times New Roman" w:hAnsi="Times New Roman" w:eastAsia="宋体" w:cs="Times New Roman"/>
+          <w:b w:val="0"/>
+          <w:bCs w:val="0"/>
+          <w:i/>
+          <w:iCs/>
+          <w:sz w:val="24"/>
+          <w:szCs w:val="24"/>
+          <w:vertAlign w:val="subscript"/>
           <w:lang w:val="en-US" w:eastAsia="zh-CN"/>
         </w:rPr>
         <w:t xml:space="preserve"> </w:t>
@@ -7871,9 +8215,14 @@
       </w:r>
       <w:r>
         <w:rPr>
-          <w:rFonts w:hint="eastAsia"/>
-          <w:sz w:val="24"/>
-          <w:szCs w:val="24"/>
+          <w:rFonts w:hint="default" w:ascii="Times New Roman" w:hAnsi="Times New Roman" w:eastAsia="宋体" w:cs="Times New Roman"/>
+          <w:b w:val="0"/>
+          <w:bCs w:val="0"/>
+          <w:i/>
+          <w:iCs/>
+          <w:sz w:val="24"/>
+          <w:szCs w:val="24"/>
+          <w:vertAlign w:val="subscript"/>
           <w:lang w:val="en-US" w:eastAsia="zh-CN"/>
         </w:rPr>
         <w:t xml:space="preserve"> </w:t>
@@ -7916,9 +8265,14 @@
       </w:r>
       <w:r>
         <w:rPr>
-          <w:rFonts w:hint="eastAsia"/>
-          <w:sz w:val="24"/>
-          <w:szCs w:val="24"/>
+          <w:rFonts w:hint="default" w:ascii="Times New Roman" w:hAnsi="Times New Roman" w:eastAsia="宋体" w:cs="Times New Roman"/>
+          <w:b w:val="0"/>
+          <w:bCs w:val="0"/>
+          <w:i/>
+          <w:iCs/>
+          <w:sz w:val="24"/>
+          <w:szCs w:val="24"/>
+          <w:vertAlign w:val="subscript"/>
           <w:lang w:val="en-US" w:eastAsia="zh-CN"/>
         </w:rPr>
         <w:t xml:space="preserve"> </w:t>
@@ -7936,9 +8290,14 @@
       </w:r>
       <w:r>
         <w:rPr>
-          <w:rFonts w:hint="eastAsia"/>
-          <w:sz w:val="24"/>
-          <w:szCs w:val="24"/>
+          <w:rFonts w:hint="default" w:ascii="Times New Roman" w:hAnsi="Times New Roman" w:eastAsia="宋体" w:cs="Times New Roman"/>
+          <w:b w:val="0"/>
+          <w:bCs w:val="0"/>
+          <w:i/>
+          <w:iCs/>
+          <w:sz w:val="24"/>
+          <w:szCs w:val="24"/>
+          <w:vertAlign w:val="subscript"/>
           <w:lang w:val="en-US" w:eastAsia="zh-CN"/>
         </w:rPr>
         <w:t xml:space="preserve"> </w:t>
@@ -7957,9 +8316,14 @@
       </w:r>
       <w:r>
         <w:rPr>
-          <w:rFonts w:hint="eastAsia"/>
-          <w:sz w:val="24"/>
-          <w:szCs w:val="24"/>
+          <w:rFonts w:hint="default" w:ascii="Times New Roman" w:hAnsi="Times New Roman" w:eastAsia="宋体" w:cs="Times New Roman"/>
+          <w:b w:val="0"/>
+          <w:bCs w:val="0"/>
+          <w:i/>
+          <w:iCs/>
+          <w:sz w:val="24"/>
+          <w:szCs w:val="24"/>
+          <w:vertAlign w:val="subscript"/>
           <w:lang w:val="en-US" w:eastAsia="zh-CN"/>
         </w:rPr>
         <w:t xml:space="preserve"> </w:t>
@@ -7977,9 +8341,14 @@
       </w:r>
       <w:r>
         <w:rPr>
-          <w:rFonts w:hint="eastAsia"/>
-          <w:sz w:val="24"/>
-          <w:szCs w:val="24"/>
+          <w:rFonts w:hint="default" w:ascii="Times New Roman" w:hAnsi="Times New Roman" w:eastAsia="宋体" w:cs="Times New Roman"/>
+          <w:b w:val="0"/>
+          <w:bCs w:val="0"/>
+          <w:i/>
+          <w:iCs/>
+          <w:sz w:val="24"/>
+          <w:szCs w:val="24"/>
+          <w:vertAlign w:val="subscript"/>
           <w:lang w:val="en-US" w:eastAsia="zh-CN"/>
         </w:rPr>
         <w:t xml:space="preserve"> </w:t>
@@ -7998,29 +8367,53 @@
       </w:r>
       <w:r>
         <w:rPr>
-          <w:rFonts w:hint="eastAsia"/>
-          <w:sz w:val="24"/>
-          <w:szCs w:val="24"/>
+          <w:rFonts w:hint="default" w:ascii="Times New Roman" w:hAnsi="Times New Roman" w:eastAsia="宋体" w:cs="Times New Roman"/>
+          <w:b w:val="0"/>
+          <w:bCs w:val="0"/>
+          <w:i/>
+          <w:iCs/>
+          <w:sz w:val="24"/>
+          <w:szCs w:val="24"/>
+          <w:vertAlign w:val="subscript"/>
           <w:lang w:val="en-US" w:eastAsia="zh-CN"/>
         </w:rPr>
         <w:t xml:space="preserve"> </w:t>
       </w:r>
       <w:r>
         <w:rPr>
-          <w:rFonts w:hint="eastAsia" w:ascii="宋体" w:hAnsi="宋体" w:eastAsia="宋体" w:cs="宋体"/>
-          <w:b w:val="0"/>
-          <w:i w:val="0"/>
-          <w:sz w:val="24"/>
-          <w:szCs w:val="24"/>
-          <w:lang w:val="en-US" w:eastAsia="zh-CN"/>
-        </w:rPr>
-        <w:t>打包在一起，并自动补偿了部分镜头畸变及传感器差异，标定完成后</w:t>
-      </w:r>
-      <w:r>
-        <w:rPr>
-          <w:rFonts w:hint="eastAsia"/>
-          <w:sz w:val="24"/>
-          <w:szCs w:val="24"/>
+          <w:rFonts w:hint="eastAsia" w:ascii="Times New Roman" w:hAnsi="Times New Roman" w:eastAsia="宋体" w:cs="Times New Roman"/>
+          <w:b w:val="0"/>
+          <w:bCs w:val="0"/>
+          <w:i w:val="0"/>
+          <w:iCs w:val="0"/>
+          <w:sz w:val="24"/>
+          <w:szCs w:val="24"/>
+          <w:vertAlign w:val="baseline"/>
+          <w:lang w:val="en-US" w:eastAsia="zh-CN"/>
+        </w:rPr>
+        <w:t>绑定</w:t>
+      </w:r>
+      <w:r>
+        <w:rPr>
+          <w:rFonts w:hint="eastAsia" w:ascii="宋体" w:hAnsi="宋体" w:eastAsia="宋体" w:cs="宋体"/>
+          <w:b w:val="0"/>
+          <w:i w:val="0"/>
+          <w:sz w:val="24"/>
+          <w:szCs w:val="24"/>
+          <w:lang w:val="en-US" w:eastAsia="zh-CN"/>
+        </w:rPr>
+        <w:t>在一起，并自动补偿了部分镜头畸变及传感器差异，标定完成后</w:t>
+      </w:r>
+      <w:r>
+        <w:rPr>
+          <w:rFonts w:hint="default" w:ascii="Times New Roman" w:hAnsi="Times New Roman" w:eastAsia="宋体" w:cs="Times New Roman"/>
+          <w:b w:val="0"/>
+          <w:bCs w:val="0"/>
+          <w:i/>
+          <w:iCs/>
+          <w:sz w:val="24"/>
+          <w:szCs w:val="24"/>
+          <w:vertAlign w:val="subscript"/>
           <w:lang w:val="en-US" w:eastAsia="zh-CN"/>
         </w:rPr>
         <w:t xml:space="preserve"> </w:t>
@@ -8052,9 +8445,14 @@
       </w:r>
       <w:r>
         <w:rPr>
-          <w:rFonts w:hint="eastAsia"/>
-          <w:sz w:val="24"/>
-          <w:szCs w:val="24"/>
+          <w:rFonts w:hint="default" w:ascii="Times New Roman" w:hAnsi="Times New Roman" w:eastAsia="宋体" w:cs="Times New Roman"/>
+          <w:b w:val="0"/>
+          <w:bCs w:val="0"/>
+          <w:i/>
+          <w:iCs/>
+          <w:sz w:val="24"/>
+          <w:szCs w:val="24"/>
+          <w:vertAlign w:val="subscript"/>
           <w:lang w:val="en-US" w:eastAsia="zh-CN"/>
         </w:rPr>
         <w:t xml:space="preserve"> </w:t>
@@ -8648,14 +9046,17 @@
       </w:r>
       <w:r>
         <w:rPr>
-          <w:rFonts w:hint="default" w:ascii="Times New Roman" w:hAnsi="Times New Roman" w:eastAsia="等线" w:cs="Times New Roman"/>
-          <w:b w:val="0"/>
-          <w:i w:val="0"/>
-          <w:sz w:val="24"/>
-          <w:szCs w:val="24"/>
-          <w:lang w:val="en-US" w:eastAsia="zh-CN"/>
-        </w:rPr>
-        <w:t> </w:t>
+          <w:rFonts w:hint="default" w:ascii="Times New Roman" w:hAnsi="Times New Roman" w:eastAsia="宋体" w:cs="Times New Roman"/>
+          <w:b w:val="0"/>
+          <w:bCs w:val="0"/>
+          <w:i/>
+          <w:iCs/>
+          <w:sz w:val="24"/>
+          <w:szCs w:val="24"/>
+          <w:vertAlign w:val="subscript"/>
+          <w:lang w:val="en-US" w:eastAsia="zh-CN"/>
+        </w:rPr>
+        <w:t xml:space="preserve"> </w:t>
       </w:r>
       <w:r>
         <w:rPr>
@@ -10271,11 +10672,14 @@
       </w:r>
       <w:r>
         <w:rPr>
-          <w:rFonts w:hint="eastAsia" w:ascii="Times New Roman" w:hAnsi="Times New Roman" w:eastAsia="宋体" w:cs="Times New Roman"/>
-          <w:b w:val="0"/>
-          <w:i w:val="0"/>
-          <w:sz w:val="24"/>
-          <w:szCs w:val="24"/>
+          <w:rFonts w:hint="default" w:ascii="Times New Roman" w:hAnsi="Times New Roman" w:eastAsia="宋体" w:cs="Times New Roman"/>
+          <w:b w:val="0"/>
+          <w:bCs w:val="0"/>
+          <w:i/>
+          <w:iCs/>
+          <w:sz w:val="24"/>
+          <w:szCs w:val="24"/>
+          <w:vertAlign w:val="subscript"/>
           <w:lang w:val="en-US" w:eastAsia="zh-CN"/>
         </w:rPr>
         <w:t xml:space="preserve"> </w:t>
@@ -10636,16 +11040,17 @@
       </w:r>
       <w:r>
         <w:rPr>
-          <w:rFonts w:hint="eastAsia" w:hAnsi="Cambria Math" w:eastAsia="等线" w:cs="等线"/>
-          <w:b w:val="0"/>
-          <w:i w:val="0"/>
-          <w:iCs w:val="0"/>
+          <w:rFonts w:hint="default" w:ascii="Times New Roman" w:hAnsi="Times New Roman" w:eastAsia="宋体" w:cs="Times New Roman"/>
+          <w:b w:val="0"/>
+          <w:bCs w:val="0"/>
+          <w:i/>
+          <w:iCs/>
           <w:sz w:val="24"/>
           <w:szCs w:val="24"/>
           <w:vertAlign w:val="subscript"/>
           <w:lang w:val="en-US" w:eastAsia="zh-CN"/>
         </w:rPr>
-        <w:t> </w:t>
+        <w:t xml:space="preserve"> </w:t>
       </w:r>
       <w:r>
         <w:rPr>
@@ -11638,7 +12043,21 @@
           <w:sz w:val="24"/>
           <w:lang w:val="en-US" w:eastAsia="zh-CN"/>
         </w:rPr>
-        <w:t>为平面法向量，通常根据相机安装姿态假设，如水平安装（相机摄像头面垂直于水平地面）时 </w:t>
+        <w:t>为平面法向量，通常根据相机安装姿态假设，如水平安装（相机摄像头面垂直于水平地面）时</w:t>
+      </w:r>
+      <w:r>
+        <w:rPr>
+          <w:rFonts w:hint="default" w:ascii="Times New Roman" w:hAnsi="Times New Roman" w:eastAsia="宋体" w:cs="Times New Roman"/>
+          <w:b w:val="0"/>
+          <w:bCs w:val="0"/>
+          <w:i/>
+          <w:iCs/>
+          <w:sz w:val="24"/>
+          <w:szCs w:val="24"/>
+          <w:vertAlign w:val="subscript"/>
+          <w:lang w:val="en-US" w:eastAsia="zh-CN"/>
+        </w:rPr>
+        <w:t xml:space="preserve"> </w:t>
       </w:r>
       <m:oMath>
         <m:acc>
@@ -11698,13 +12117,27 @@
       </w:r>
       <w:r>
         <w:rPr>
+          <w:rFonts w:hint="default" w:ascii="Times New Roman" w:hAnsi="Times New Roman" w:eastAsia="宋体" w:cs="Times New Roman"/>
+          <w:b w:val="0"/>
+          <w:bCs w:val="0"/>
+          <w:i/>
+          <w:iCs/>
+          <w:sz w:val="24"/>
+          <w:szCs w:val="24"/>
+          <w:vertAlign w:val="subscript"/>
+          <w:lang w:val="en-US" w:eastAsia="zh-CN"/>
+        </w:rPr>
+        <w:t xml:space="preserve"> </w:t>
+      </w:r>
+      <w:r>
+        <w:rPr>
           <w:rFonts w:hint="default" w:ascii="Times New Roman" w:hAnsi="Times New Roman" w:cs="Times New Roman"/>
           <w:i/>
           <w:iCs/>
           <w:sz w:val="24"/>
           <w:lang w:val="en-US" w:eastAsia="zh-CN"/>
         </w:rPr>
-        <w:t> D</w:t>
+        <w:t>D</w:t>
       </w:r>
       <w:r>
         <w:rPr>
@@ -11716,6 +12149,20 @@
           <w:lang w:val="en-US" w:eastAsia="zh-CN"/>
         </w:rPr>
         <w:t>final</w:t>
+      </w:r>
+      <w:r>
+        <w:rPr>
+          <w:rFonts w:hint="default" w:ascii="Times New Roman" w:hAnsi="Times New Roman" w:eastAsia="宋体" w:cs="Times New Roman"/>
+          <w:b w:val="0"/>
+          <w:bCs w:val="0"/>
+          <w:i/>
+          <w:iCs/>
+          <w:sz w:val="24"/>
+          <w:szCs w:val="24"/>
+          <w:vertAlign w:val="subscript"/>
+          <w:lang w:val="en-US" w:eastAsia="zh-CN"/>
+        </w:rPr>
+        <w:t xml:space="preserve"> </w:t>
       </w:r>
       <w:r>
         <w:rPr>
@@ -11746,7 +12193,7 @@
         <w:bidi w:val="0"/>
         <w:adjustRightInd/>
         <w:snapToGrid/>
-        <w:spacing w:before="79" w:beforeLines="25" w:line="440" w:lineRule="exact"/>
+        <w:spacing w:line="440" w:lineRule="exact"/>
         <w:ind w:left="0" w:leftChars="0" w:firstLine="480" w:firstLineChars="200"/>
         <w:textAlignment w:val="auto"/>
         <w:rPr>
@@ -12627,8 +13074,9 @@
       </w:r>
       <w:r>
         <w:rPr>
-          <w:rFonts w:hint="eastAsia" w:ascii="Times New Roman" w:hAnsi="Times New Roman" w:eastAsia="宋体" w:cs="Times New Roman"/>
-          <w:b w:val="0"/>
+          <w:rFonts w:hint="default" w:ascii="Times New Roman" w:hAnsi="Times New Roman" w:eastAsia="宋体" w:cs="Times New Roman"/>
+          <w:b w:val="0"/>
+          <w:bCs w:val="0"/>
           <w:i/>
           <w:iCs/>
           <w:sz w:val="24"/>
@@ -12828,8 +13276,9 @@
       </w:r>
       <w:r>
         <w:rPr>
-          <w:rFonts w:hint="eastAsia" w:ascii="Times New Roman" w:hAnsi="Times New Roman" w:eastAsia="宋体" w:cs="Times New Roman"/>
-          <w:b w:val="0"/>
+          <w:rFonts w:hint="default" w:ascii="Times New Roman" w:hAnsi="Times New Roman" w:eastAsia="宋体" w:cs="Times New Roman"/>
+          <w:b w:val="0"/>
+          <w:bCs w:val="0"/>
           <w:i/>
           <w:iCs/>
           <w:sz w:val="24"/>
@@ -13003,14 +13452,28 @@
       </w:r>
       <w:r>
         <w:rPr>
-          <w:rFonts w:hint="eastAsia" w:ascii="宋体" w:hAnsi="宋体" w:eastAsia="宋体" w:cs="宋体"/>
-          <w:b w:val="0"/>
-          <w:i w:val="0"/>
-          <w:sz w:val="24"/>
-          <w:szCs w:val="24"/>
-          <w:lang w:val="en-US" w:eastAsia="zh-CN"/>
-        </w:rPr>
-        <w:t xml:space="preserve"> 表示相机光心到气瓶中心点所在水平面的垂直距离（物理高度）。</w:t>
+          <w:rFonts w:hint="default" w:ascii="Times New Roman" w:hAnsi="Times New Roman" w:eastAsia="宋体" w:cs="Times New Roman"/>
+          <w:b w:val="0"/>
+          <w:bCs w:val="0"/>
+          <w:i/>
+          <w:iCs/>
+          <w:sz w:val="24"/>
+          <w:szCs w:val="24"/>
+          <w:vertAlign w:val="subscript"/>
+          <w:lang w:val="en-US" w:eastAsia="zh-CN"/>
+        </w:rPr>
+        <w:t xml:space="preserve"> </w:t>
+      </w:r>
+      <w:r>
+        <w:rPr>
+          <w:rFonts w:hint="eastAsia" w:ascii="宋体" w:hAnsi="宋体" w:eastAsia="宋体" w:cs="宋体"/>
+          <w:b w:val="0"/>
+          <w:i w:val="0"/>
+          <w:sz w:val="24"/>
+          <w:szCs w:val="24"/>
+          <w:lang w:val="en-US" w:eastAsia="zh-CN"/>
+        </w:rPr>
+        <w:t>表示相机光心到气瓶中心点所在水平面的垂直距离（物理高度）。</w:t>
       </w:r>
     </w:p>
     <w:p>
@@ -13032,7 +13495,7 @@
         <w:bidi w:val="0"/>
         <w:adjustRightInd/>
         <w:snapToGrid/>
-        <w:spacing w:before="79" w:beforeLines="25" w:line="440" w:lineRule="exact"/>
+        <w:spacing w:line="440" w:lineRule="exact"/>
         <w:ind w:left="0" w:leftChars="0" w:firstLine="480" w:firstLineChars="200"/>
         <w:textAlignment w:val="auto"/>
         <w:rPr>
@@ -13051,7 +13514,21 @@
           <w:sz w:val="24"/>
           <w:lang w:val="en-US" w:eastAsia="zh-CN"/>
         </w:rPr>
-        <w:t>静态偏移 </w:t>
+        <w:t>静态偏移</w:t>
+      </w:r>
+      <w:r>
+        <w:rPr>
+          <w:rFonts w:hint="default" w:ascii="Times New Roman" w:hAnsi="Times New Roman" w:eastAsia="宋体" w:cs="Times New Roman"/>
+          <w:b w:val="0"/>
+          <w:bCs w:val="0"/>
+          <w:i/>
+          <w:iCs/>
+          <w:sz w:val="24"/>
+          <w:szCs w:val="24"/>
+          <w:vertAlign w:val="subscript"/>
+          <w:lang w:val="en-US" w:eastAsia="zh-CN"/>
+        </w:rPr>
+        <w:t xml:space="preserve"> </w:t>
       </w:r>
       <w:r>
         <w:rPr>
@@ -13575,12 +14052,24 @@
         <w:rPr>
           <w:rFonts w:hint="default" w:ascii="Times New Roman" w:hAnsi="Times New Roman" w:eastAsia="等线" w:cs="Times New Roman"/>
           <w:b w:val="0"/>
-          <w:i w:val="0"/>
-          <w:sz w:val="24"/>
-          <w:szCs w:val="24"/>
-          <w:lang w:val="en-US" w:eastAsia="zh-CN"/>
-        </w:rPr>
-        <w:t>Δh &gt; 0</w:t>
+          <w:i/>
+          <w:iCs/>
+          <w:sz w:val="24"/>
+          <w:szCs w:val="24"/>
+          <w:lang w:val="en-US" w:eastAsia="zh-CN"/>
+        </w:rPr>
+        <w:t>Δh</w:t>
+      </w:r>
+      <w:r>
+        <w:rPr>
+          <w:rFonts w:hint="default" w:ascii="Times New Roman" w:hAnsi="Times New Roman" w:eastAsia="等线" w:cs="Times New Roman"/>
+          <w:b w:val="0"/>
+          <w:i w:val="0"/>
+          <w:sz w:val="24"/>
+          <w:szCs w:val="24"/>
+          <w:lang w:val="en-US" w:eastAsia="zh-CN"/>
+        </w:rPr>
+        <w:t xml:space="preserve"> &gt; 0</w:t>
       </w:r>
       <w:r>
         <w:rPr>
@@ -13629,12 +14118,24 @@
         <w:rPr>
           <w:rFonts w:hint="default" w:ascii="Times New Roman" w:hAnsi="Times New Roman" w:eastAsia="等线" w:cs="Times New Roman"/>
           <w:b w:val="0"/>
-          <w:i w:val="0"/>
-          <w:sz w:val="24"/>
-          <w:szCs w:val="24"/>
-          <w:lang w:val="en-US" w:eastAsia="zh-CN"/>
-        </w:rPr>
-        <w:t>Δh &lt; 0</w:t>
+          <w:i/>
+          <w:iCs/>
+          <w:sz w:val="24"/>
+          <w:szCs w:val="24"/>
+          <w:lang w:val="en-US" w:eastAsia="zh-CN"/>
+        </w:rPr>
+        <w:t>Δh</w:t>
+      </w:r>
+      <w:r>
+        <w:rPr>
+          <w:rFonts w:hint="default" w:ascii="Times New Roman" w:hAnsi="Times New Roman" w:eastAsia="等线" w:cs="Times New Roman"/>
+          <w:b w:val="0"/>
+          <w:i w:val="0"/>
+          <w:sz w:val="24"/>
+          <w:szCs w:val="24"/>
+          <w:lang w:val="en-US" w:eastAsia="zh-CN"/>
+        </w:rPr>
+        <w:t xml:space="preserve"> &lt; 0</w:t>
       </w:r>
       <w:r>
         <w:rPr>
@@ -13683,12 +14184,24 @@
         <w:rPr>
           <w:rFonts w:hint="default" w:ascii="Times New Roman" w:hAnsi="Times New Roman" w:eastAsia="等线" w:cs="Times New Roman"/>
           <w:b w:val="0"/>
-          <w:i w:val="0"/>
-          <w:sz w:val="24"/>
-          <w:szCs w:val="24"/>
-          <w:lang w:val="en-US" w:eastAsia="zh-CN"/>
-        </w:rPr>
-        <w:t>Δh = 0</w:t>
+          <w:i/>
+          <w:iCs/>
+          <w:sz w:val="24"/>
+          <w:szCs w:val="24"/>
+          <w:lang w:val="en-US" w:eastAsia="zh-CN"/>
+        </w:rPr>
+        <w:t>Δh</w:t>
+      </w:r>
+      <w:r>
+        <w:rPr>
+          <w:rFonts w:hint="default" w:ascii="Times New Roman" w:hAnsi="Times New Roman" w:eastAsia="等线" w:cs="Times New Roman"/>
+          <w:b w:val="0"/>
+          <w:i w:val="0"/>
+          <w:sz w:val="24"/>
+          <w:szCs w:val="24"/>
+          <w:lang w:val="en-US" w:eastAsia="zh-CN"/>
+        </w:rPr>
+        <w:t xml:space="preserve"> = 0</w:t>
       </w:r>
       <w:r>
         <w:rPr>
@@ -13822,12 +14335,76 @@
       <w:r>
         <w:rPr>
           <w:rFonts w:hint="eastAsia" w:ascii="Times New Roman" w:hAnsi="Times New Roman" w:cs="Times New Roman"/>
+          <w:sz w:val="24"/>
+          <w:szCs w:val="24"/>
+          <w:lang w:val="en-US" w:eastAsia="zh-CN"/>
+        </w:rPr>
+        <w:t xml:space="preserve"> </w:t>
+      </w:r>
+      <w:r>
+        <w:rPr>
+          <w:rFonts w:hint="default" w:ascii="Times New Roman" w:hAnsi="Times New Roman" w:eastAsia="宋体" w:cs="Times New Roman"/>
+          <w:b w:val="0"/>
+          <w:i w:val="0"/>
+          <w:sz w:val="24"/>
+          <w:szCs w:val="24"/>
+          <w:lang w:val="en-US" w:eastAsia="zh-CN"/>
+        </w:rPr>
+        <w:t>=</w:t>
+      </w:r>
+      <w:r>
+        <w:rPr>
+          <w:rFonts w:hint="eastAsia" w:ascii="Times New Roman" w:hAnsi="Times New Roman" w:cs="Times New Roman"/>
+          <w:sz w:val="24"/>
+          <w:szCs w:val="24"/>
+          <w:lang w:val="en-US" w:eastAsia="zh-CN"/>
+        </w:rPr>
+        <w:t xml:space="preserve"> </w:t>
+      </w:r>
+      <w:r>
+        <w:rPr>
+          <w:rFonts w:hint="default" w:ascii="Times New Roman" w:hAnsi="Times New Roman" w:eastAsia="宋体" w:cs="Times New Roman"/>
+          <w:b w:val="0"/>
           <w:i w:val="0"/>
           <w:iCs w:val="0"/>
           <w:sz w:val="24"/>
           <w:szCs w:val="24"/>
           <w:lang w:val="en-US" w:eastAsia="zh-CN"/>
         </w:rPr>
+        <w:t>−</w:t>
+      </w:r>
+      <w:r>
+        <w:rPr>
+          <w:rFonts w:hint="default" w:ascii="Times New Roman" w:hAnsi="Times New Roman" w:eastAsia="宋体" w:cs="Times New Roman"/>
+          <w:b w:val="0"/>
+          <w:i/>
+          <w:iCs/>
+          <w:sz w:val="24"/>
+          <w:szCs w:val="24"/>
+          <w:lang w:val="en-US" w:eastAsia="zh-CN"/>
+        </w:rPr>
+        <w:t>D</w:t>
+      </w:r>
+      <w:r>
+        <w:rPr>
+          <w:rFonts w:hint="default" w:ascii="Times New Roman" w:hAnsi="Times New Roman" w:eastAsia="宋体" w:cs="Times New Roman"/>
+          <w:b w:val="0"/>
+          <w:i/>
+          <w:iCs/>
+          <w:sz w:val="24"/>
+          <w:szCs w:val="24"/>
+          <w:vertAlign w:val="subscript"/>
+          <w:lang w:val="en-US" w:eastAsia="zh-CN"/>
+        </w:rPr>
+        <w:t>final</w:t>
+      </w:r>
+      <w:r>
+        <w:rPr>
+          <w:rFonts w:hint="eastAsia" w:ascii="Times New Roman" w:hAnsi="Times New Roman" w:cs="Times New Roman"/>
+          <w:sz w:val="24"/>
+          <w:szCs w:val="24"/>
+          <w:lang w:val="en-US" w:eastAsia="zh-CN"/>
+        </w:rPr>
         <w:t xml:space="preserve"> </w:t>
       </w:r>
       <w:r>
@@ -13844,12 +14421,72 @@
       <w:r>
         <w:rPr>
           <w:rFonts w:hint="eastAsia" w:ascii="Times New Roman" w:hAnsi="Times New Roman" w:cs="Times New Roman"/>
+          <w:sz w:val="24"/>
+          <w:szCs w:val="24"/>
+          <w:lang w:val="en-US" w:eastAsia="zh-CN"/>
+        </w:rPr>
+        <w:t xml:space="preserve"> </w:t>
+      </w:r>
+      <w:r>
+        <w:rPr>
+          <w:rFonts w:hint="default" w:ascii="Times New Roman" w:hAnsi="Times New Roman" w:eastAsia="宋体" w:cs="Times New Roman"/>
+          <w:b w:val="0"/>
           <w:i w:val="0"/>
           <w:iCs w:val="0"/>
           <w:sz w:val="24"/>
           <w:szCs w:val="24"/>
           <w:lang w:val="en-US" w:eastAsia="zh-CN"/>
         </w:rPr>
+        <w:t>−</w:t>
+      </w:r>
+      <w:r>
+        <w:rPr>
+          <w:rFonts w:hint="eastAsia" w:ascii="Times New Roman" w:hAnsi="Times New Roman" w:eastAsia="宋体" w:cs="Times New Roman"/>
+          <w:b w:val="0"/>
+          <w:i w:val="0"/>
+          <w:iCs w:val="0"/>
+          <w:sz w:val="24"/>
+          <w:szCs w:val="24"/>
+          <w:lang w:val="en-US" w:eastAsia="zh-CN"/>
+        </w:rPr>
+        <w:t>(</w:t>
+      </w:r>
+      <w:r>
+        <w:rPr>
+          <w:rFonts w:hint="default" w:ascii="Times New Roman" w:hAnsi="Times New Roman" w:eastAsia="宋体" w:cs="Times New Roman"/>
+          <w:b w:val="0"/>
+          <w:i/>
+          <w:iCs/>
+          <w:sz w:val="24"/>
+          <w:szCs w:val="24"/>
+          <w:lang w:val="en-US" w:eastAsia="zh-CN"/>
+        </w:rPr>
+        <w:t>D</w:t>
+      </w:r>
+      <w:r>
+        <w:rPr>
+          <w:rFonts w:hint="default" w:ascii="Times New Roman" w:hAnsi="Times New Roman" w:eastAsia="宋体" w:cs="Times New Roman"/>
+          <w:b w:val="0"/>
+          <w:i/>
+          <w:iCs/>
+          <w:sz w:val="24"/>
+          <w:szCs w:val="24"/>
+          <w:vertAlign w:val="subscript"/>
+          <w:lang w:val="en-US" w:eastAsia="zh-CN"/>
+        </w:rPr>
+        <w:t>base</w:t>
+      </w:r>
+      <w:r>
+        <w:rPr>
+          <w:rFonts w:hint="eastAsia" w:ascii="Times New Roman" w:hAnsi="Times New Roman" w:eastAsia="宋体" w:cs="Times New Roman"/>
+          <w:b w:val="0"/>
+          <w:i/>
+          <w:iCs/>
+          <w:sz w:val="24"/>
+          <w:szCs w:val="24"/>
+          <w:vertAlign w:val="subscript"/>
+          <w:lang w:val="en-US" w:eastAsia="zh-CN"/>
+        </w:rPr>
         <w:t xml:space="preserve"> </w:t>
       </w:r>
       <w:r>
@@ -13857,29 +14494,174 @@
           <w:rFonts w:hint="default" w:ascii="Times New Roman" w:hAnsi="Times New Roman" w:eastAsia="宋体" w:cs="Times New Roman"/>
           <w:b w:val="0"/>
           <w:i w:val="0"/>
+          <w:sz w:val="24"/>
+          <w:szCs w:val="24"/>
+          <w:lang w:val="en-US" w:eastAsia="zh-CN"/>
+        </w:rPr>
+        <w:t>+</w:t>
+      </w:r>
+      <w:r>
+        <w:rPr>
+          <w:rFonts w:hint="eastAsia" w:ascii="Times New Roman" w:hAnsi="Times New Roman" w:eastAsia="宋体" w:cs="Times New Roman"/>
+          <w:b w:val="0"/>
+          <w:i w:val="0"/>
+          <w:sz w:val="24"/>
+          <w:szCs w:val="24"/>
+          <w:lang w:val="en-US" w:eastAsia="zh-CN"/>
+        </w:rPr>
+        <w:t xml:space="preserve"> </w:t>
+      </w:r>
+      <w:r>
+        <w:rPr>
+          <w:rFonts w:hint="default" w:ascii="Times New Roman" w:hAnsi="Times New Roman" w:eastAsia="宋体" w:cs="Times New Roman"/>
+          <w:b w:val="0"/>
+          <w:i/>
+          <w:iCs/>
+          <w:sz w:val="24"/>
+          <w:szCs w:val="24"/>
+          <w:lang w:val="en-US" w:eastAsia="zh-CN"/>
+        </w:rPr>
+        <w:t>Δh</w:t>
+      </w:r>
+      <w:r>
+        <w:rPr>
+          <w:rFonts w:hint="eastAsia" w:ascii="Times New Roman" w:hAnsi="Times New Roman" w:eastAsia="宋体" w:cs="Times New Roman"/>
+          <w:b w:val="0"/>
+          <w:i w:val="0"/>
           <w:iCs w:val="0"/>
           <w:sz w:val="24"/>
           <w:szCs w:val="24"/>
           <w:lang w:val="en-US" w:eastAsia="zh-CN"/>
         </w:rPr>
+        <w:t>)</w:t>
+      </w:r>
+      <w:r>
+        <w:rPr>
+          <w:rFonts w:hint="eastAsia" w:ascii="Times New Roman" w:hAnsi="Times New Roman" w:cs="Times New Roman"/>
+          <w:sz w:val="24"/>
+          <w:szCs w:val="24"/>
+          <w:lang w:val="en-US" w:eastAsia="zh-CN"/>
+        </w:rPr>
+        <w:t xml:space="preserve"> </w:t>
+      </w:r>
+      <w:r>
+        <w:rPr>
+          <w:rFonts w:hint="default" w:ascii="Times New Roman" w:hAnsi="Times New Roman" w:eastAsia="宋体" w:cs="Times New Roman"/>
+          <w:b w:val="0"/>
+          <w:i w:val="0"/>
+          <w:sz w:val="24"/>
+          <w:szCs w:val="24"/>
+          <w:lang w:val="en-US" w:eastAsia="zh-CN"/>
+        </w:rPr>
+        <w:t>=</w:t>
+      </w:r>
+      <w:r>
+        <w:rPr>
+          <w:rFonts w:hint="eastAsia" w:ascii="Times New Roman" w:hAnsi="Times New Roman" w:cs="Times New Roman"/>
+          <w:sz w:val="24"/>
+          <w:szCs w:val="24"/>
+          <w:lang w:val="en-US" w:eastAsia="zh-CN"/>
+        </w:rPr>
+        <w:t xml:space="preserve"> </w:t>
+      </w:r>
+      <w:r>
+        <w:rPr>
+          <w:rFonts w:hint="default" w:ascii="Times New Roman" w:hAnsi="Times New Roman" w:eastAsia="宋体" w:cs="Times New Roman"/>
+          <w:b w:val="0"/>
+          <w:i/>
+          <w:iCs/>
+          <w:sz w:val="24"/>
+          <w:szCs w:val="24"/>
+          <w:lang w:val="en-US" w:eastAsia="zh-CN"/>
+        </w:rPr>
+        <w:t>Y</w:t>
+      </w:r>
+      <w:r>
+        <w:rPr>
+          <w:rFonts w:hint="default" w:ascii="Times New Roman" w:hAnsi="Times New Roman" w:eastAsia="宋体" w:cs="Times New Roman"/>
+          <w:b w:val="0"/>
+          <w:i/>
+          <w:iCs/>
+          <w:sz w:val="24"/>
+          <w:szCs w:val="24"/>
+          <w:vertAlign w:val="subscript"/>
+          <w:lang w:val="en-US" w:eastAsia="zh-CN"/>
+        </w:rPr>
+        <w:t>c1</w:t>
+      </w:r>
+      <w:r>
+        <w:rPr>
+          <w:rFonts w:hint="eastAsia" w:ascii="Times New Roman" w:hAnsi="Times New Roman" w:cs="Times New Roman"/>
+          <w:i w:val="0"/>
+          <w:iCs w:val="0"/>
+          <w:sz w:val="24"/>
+          <w:szCs w:val="24"/>
+          <w:lang w:val="en-US" w:eastAsia="zh-CN"/>
+        </w:rPr>
+        <w:t xml:space="preserve"> </w:t>
+      </w:r>
+      <w:r>
+        <w:rPr>
+          <w:rFonts w:hint="default" w:ascii="Times New Roman" w:hAnsi="Times New Roman" w:eastAsia="宋体" w:cs="Times New Roman"/>
+          <w:b w:val="0"/>
+          <w:i w:val="0"/>
+          <w:sz w:val="24"/>
+          <w:szCs w:val="24"/>
+          <w:lang w:val="en-US" w:eastAsia="zh-CN"/>
+        </w:rPr>
         <w:t>−</w:t>
       </w:r>
       <w:r>
         <w:rPr>
-          <w:rFonts w:hint="default" w:ascii="Times New Roman" w:hAnsi="Times New Roman" w:eastAsia="宋体" w:cs="Times New Roman"/>
-          <w:b w:val="0"/>
-          <w:i/>
-          <w:iCs/>
-          <w:sz w:val="24"/>
-          <w:szCs w:val="24"/>
-          <w:lang w:val="en-US" w:eastAsia="zh-CN"/>
-        </w:rPr>
-        <w:t>D</w:t>
-      </w:r>
-      <w:r>
-        <w:rPr>
-          <w:rFonts w:hint="default" w:ascii="Times New Roman" w:hAnsi="Times New Roman" w:eastAsia="宋体" w:cs="Times New Roman"/>
-          <w:b w:val="0"/>
+          <w:rFonts w:hint="eastAsia" w:ascii="Times New Roman" w:hAnsi="Times New Roman" w:cs="Times New Roman"/>
+          <w:i w:val="0"/>
+          <w:iCs w:val="0"/>
+          <w:sz w:val="24"/>
+          <w:szCs w:val="24"/>
+          <w:lang w:val="en-US" w:eastAsia="zh-CN"/>
+        </w:rPr>
+        <w:t xml:space="preserve"> </w:t>
+      </w:r>
+      <w:r>
+        <w:rPr>
+          <w:rFonts w:hint="default" w:ascii="Times New Roman" w:hAnsi="Times New Roman" w:eastAsia="宋体" w:cs="Times New Roman"/>
+          <w:b w:val="0"/>
+          <w:i/>
+          <w:iCs/>
+          <w:sz w:val="24"/>
+          <w:szCs w:val="24"/>
+          <w:lang w:val="en-US" w:eastAsia="zh-CN"/>
+        </w:rPr>
+        <w:t>Δh</w:t>
+      </w:r>
+      <w:r>
+        <w:rPr>
+          <w:rFonts w:hint="eastAsia" w:ascii="Times New Roman" w:hAnsi="Times New Roman" w:eastAsia="宋体" w:cs="Times New Roman"/>
+          <w:b w:val="0"/>
+          <w:i w:val="0"/>
+          <w:iCs w:val="0"/>
+          <w:sz w:val="24"/>
+          <w:szCs w:val="24"/>
+          <w:lang w:val="en-US" w:eastAsia="zh-CN"/>
+        </w:rPr>
+        <w:t>，</w:t>
+      </w:r>
+      <w:r>
+        <w:rPr>
+          <w:rFonts w:hint="default" w:ascii="Times New Roman" w:hAnsi="Times New Roman" w:eastAsia="宋体" w:cs="Times New Roman"/>
+          <w:b w:val="0"/>
+          <w:i w:val="0"/>
+          <w:sz w:val="24"/>
+          <w:szCs w:val="24"/>
+          <w:lang w:val="en-US" w:eastAsia="zh-CN"/>
+        </w:rPr>
+        <w:t>即：作业平面在相机坐标系中的</w:t>
+      </w:r>
+      <w:r>
+        <w:rPr>
+          <w:rFonts w:hint="default" w:ascii="Times New Roman" w:hAnsi="Times New Roman" w:eastAsia="宋体" w:cs="Times New Roman"/>
+          <w:b w:val="0"/>
+          <w:bCs w:val="0"/>
           <w:i/>
           <w:iCs/>
           <w:sz w:val="24"/>
@@ -13887,17 +14669,6 @@
           <w:vertAlign w:val="subscript"/>
           <w:lang w:val="en-US" w:eastAsia="zh-CN"/>
         </w:rPr>
-        <w:t>final</w:t>
-      </w:r>
-      <w:r>
-        <w:rPr>
-          <w:rFonts w:hint="eastAsia" w:ascii="Times New Roman" w:hAnsi="Times New Roman" w:cs="Times New Roman"/>
-          <w:i w:val="0"/>
-          <w:iCs w:val="0"/>
-          <w:sz w:val="24"/>
-          <w:szCs w:val="24"/>
-          <w:lang w:val="en-US" w:eastAsia="zh-CN"/>
-        </w:rPr>
         <w:t xml:space="preserve"> </w:t>
       </w:r>
       <w:r>
@@ -13909,15 +14680,18 @@
           <w:szCs w:val="24"/>
           <w:lang w:val="en-US" w:eastAsia="zh-CN"/>
         </w:rPr>
-        <w:t>=</w:t>
-      </w:r>
-      <w:r>
-        <w:rPr>
-          <w:rFonts w:hint="eastAsia" w:ascii="Times New Roman" w:hAnsi="Times New Roman" w:cs="Times New Roman"/>
-          <w:i w:val="0"/>
-          <w:iCs w:val="0"/>
-          <w:sz w:val="24"/>
-          <w:szCs w:val="24"/>
+        <w:t>Y</w:t>
+      </w:r>
+      <w:r>
+        <w:rPr>
+          <w:rFonts w:hint="default" w:ascii="Times New Roman" w:hAnsi="Times New Roman" w:eastAsia="宋体" w:cs="Times New Roman"/>
+          <w:b w:val="0"/>
+          <w:bCs w:val="0"/>
+          <w:i/>
+          <w:iCs/>
+          <w:sz w:val="24"/>
+          <w:szCs w:val="24"/>
+          <w:vertAlign w:val="subscript"/>
           <w:lang w:val="en-US" w:eastAsia="zh-CN"/>
         </w:rPr>
         <w:t xml:space="preserve"> </w:t>
@@ -13927,41 +14701,17 @@
           <w:rFonts w:hint="default" w:ascii="Times New Roman" w:hAnsi="Times New Roman" w:eastAsia="宋体" w:cs="Times New Roman"/>
           <w:b w:val="0"/>
           <w:i w:val="0"/>
-          <w:iCs w:val="0"/>
-          <w:sz w:val="24"/>
-          <w:szCs w:val="24"/>
-          <w:lang w:val="en-US" w:eastAsia="zh-CN"/>
-        </w:rPr>
-        <w:t>−</w:t>
-      </w:r>
-      <w:r>
-        <w:rPr>
-          <w:rFonts w:hint="eastAsia" w:ascii="Times New Roman" w:hAnsi="Times New Roman" w:eastAsia="宋体" w:cs="Times New Roman"/>
-          <w:b w:val="0"/>
-          <w:i w:val="0"/>
-          <w:iCs w:val="0"/>
-          <w:sz w:val="24"/>
-          <w:szCs w:val="24"/>
-          <w:lang w:val="en-US" w:eastAsia="zh-CN"/>
-        </w:rPr>
-        <w:t>(</w:t>
-      </w:r>
-      <w:r>
-        <w:rPr>
-          <w:rFonts w:hint="default" w:ascii="Times New Roman" w:hAnsi="Times New Roman" w:eastAsia="宋体" w:cs="Times New Roman"/>
-          <w:b w:val="0"/>
-          <w:i/>
-          <w:iCs/>
-          <w:sz w:val="24"/>
-          <w:szCs w:val="24"/>
-          <w:lang w:val="en-US" w:eastAsia="zh-CN"/>
-        </w:rPr>
-        <w:t>D</w:t>
-      </w:r>
-      <w:r>
-        <w:rPr>
-          <w:rFonts w:hint="default" w:ascii="Times New Roman" w:hAnsi="Times New Roman" w:eastAsia="宋体" w:cs="Times New Roman"/>
-          <w:b w:val="0"/>
+          <w:sz w:val="24"/>
+          <w:szCs w:val="24"/>
+          <w:lang w:val="en-US" w:eastAsia="zh-CN"/>
+        </w:rPr>
+        <w:t>坐标 = 气瓶中心点</w:t>
+      </w:r>
+      <w:r>
+        <w:rPr>
+          <w:rFonts w:hint="default" w:ascii="Times New Roman" w:hAnsi="Times New Roman" w:eastAsia="宋体" w:cs="Times New Roman"/>
+          <w:b w:val="0"/>
+          <w:bCs w:val="0"/>
           <w:i/>
           <w:iCs/>
           <w:sz w:val="24"/>
@@ -13969,12 +14719,24 @@
           <w:vertAlign w:val="subscript"/>
           <w:lang w:val="en-US" w:eastAsia="zh-CN"/>
         </w:rPr>
-        <w:t>base</w:t>
-      </w:r>
-      <w:r>
-        <w:rPr>
-          <w:rFonts w:hint="eastAsia" w:ascii="Times New Roman" w:hAnsi="Times New Roman" w:eastAsia="宋体" w:cs="Times New Roman"/>
-          <w:b w:val="0"/>
+        <w:t xml:space="preserve"> </w:t>
+      </w:r>
+      <w:r>
+        <w:rPr>
+          <w:rFonts w:hint="default" w:ascii="Times New Roman" w:hAnsi="Times New Roman" w:eastAsia="宋体" w:cs="Times New Roman"/>
+          <w:b w:val="0"/>
+          <w:i w:val="0"/>
+          <w:sz w:val="24"/>
+          <w:szCs w:val="24"/>
+          <w:lang w:val="en-US" w:eastAsia="zh-CN"/>
+        </w:rPr>
+        <w:t>Y</w:t>
+      </w:r>
+      <w:r>
+        <w:rPr>
+          <w:rFonts w:hint="default" w:ascii="Times New Roman" w:hAnsi="Times New Roman" w:eastAsia="宋体" w:cs="Times New Roman"/>
+          <w:b w:val="0"/>
+          <w:bCs w:val="0"/>
           <w:i/>
           <w:iCs/>
           <w:sz w:val="24"/>
@@ -13993,218 +14755,7 @@
           <w:szCs w:val="24"/>
           <w:lang w:val="en-US" w:eastAsia="zh-CN"/>
         </w:rPr>
-        <w:t>+</w:t>
-      </w:r>
-      <w:r>
-        <w:rPr>
-          <w:rFonts w:hint="eastAsia" w:ascii="Times New Roman" w:hAnsi="Times New Roman" w:eastAsia="宋体" w:cs="Times New Roman"/>
-          <w:b w:val="0"/>
-          <w:i w:val="0"/>
-          <w:sz w:val="24"/>
-          <w:szCs w:val="24"/>
-          <w:lang w:val="en-US" w:eastAsia="zh-CN"/>
-        </w:rPr>
-        <w:t xml:space="preserve"> </w:t>
-      </w:r>
-      <w:r>
-        <w:rPr>
-          <w:rFonts w:hint="default" w:ascii="Times New Roman" w:hAnsi="Times New Roman" w:eastAsia="宋体" w:cs="Times New Roman"/>
-          <w:b w:val="0"/>
-          <w:i/>
-          <w:iCs/>
-          <w:sz w:val="24"/>
-          <w:szCs w:val="24"/>
-          <w:lang w:val="en-US" w:eastAsia="zh-CN"/>
-        </w:rPr>
-        <w:t>Δh</w:t>
-      </w:r>
-      <w:r>
-        <w:rPr>
-          <w:rFonts w:hint="eastAsia" w:ascii="Times New Roman" w:hAnsi="Times New Roman" w:eastAsia="宋体" w:cs="Times New Roman"/>
-          <w:b w:val="0"/>
-          <w:i w:val="0"/>
-          <w:iCs w:val="0"/>
-          <w:sz w:val="24"/>
-          <w:szCs w:val="24"/>
-          <w:lang w:val="en-US" w:eastAsia="zh-CN"/>
-        </w:rPr>
-        <w:t>)</w:t>
-      </w:r>
-      <w:r>
-        <w:rPr>
-          <w:rFonts w:hint="eastAsia" w:ascii="Times New Roman" w:hAnsi="Times New Roman" w:cs="Times New Roman"/>
-          <w:i w:val="0"/>
-          <w:iCs w:val="0"/>
-          <w:sz w:val="24"/>
-          <w:szCs w:val="24"/>
-          <w:lang w:val="en-US" w:eastAsia="zh-CN"/>
-        </w:rPr>
-        <w:t xml:space="preserve"> </w:t>
-      </w:r>
-      <w:r>
-        <w:rPr>
-          <w:rFonts w:hint="default" w:ascii="Times New Roman" w:hAnsi="Times New Roman" w:eastAsia="宋体" w:cs="Times New Roman"/>
-          <w:b w:val="0"/>
-          <w:i w:val="0"/>
-          <w:sz w:val="24"/>
-          <w:szCs w:val="24"/>
-          <w:lang w:val="en-US" w:eastAsia="zh-CN"/>
-        </w:rPr>
-        <w:t>=</w:t>
-      </w:r>
-      <w:r>
-        <w:rPr>
-          <w:rFonts w:hint="eastAsia" w:ascii="Times New Roman" w:hAnsi="Times New Roman" w:cs="Times New Roman"/>
-          <w:i w:val="0"/>
-          <w:iCs w:val="0"/>
-          <w:sz w:val="24"/>
-          <w:szCs w:val="24"/>
-          <w:lang w:val="en-US" w:eastAsia="zh-CN"/>
-        </w:rPr>
-        <w:t xml:space="preserve"> </w:t>
-      </w:r>
-      <w:r>
-        <w:rPr>
-          <w:rFonts w:hint="default" w:ascii="Times New Roman" w:hAnsi="Times New Roman" w:eastAsia="宋体" w:cs="Times New Roman"/>
-          <w:b w:val="0"/>
-          <w:i/>
-          <w:iCs/>
-          <w:sz w:val="24"/>
-          <w:szCs w:val="24"/>
-          <w:lang w:val="en-US" w:eastAsia="zh-CN"/>
-        </w:rPr>
-        <w:t>Y</w:t>
-      </w:r>
-      <w:r>
-        <w:rPr>
-          <w:rFonts w:hint="default" w:ascii="Times New Roman" w:hAnsi="Times New Roman" w:eastAsia="宋体" w:cs="Times New Roman"/>
-          <w:b w:val="0"/>
-          <w:i/>
-          <w:iCs/>
-          <w:sz w:val="24"/>
-          <w:szCs w:val="24"/>
-          <w:vertAlign w:val="subscript"/>
-          <w:lang w:val="en-US" w:eastAsia="zh-CN"/>
-        </w:rPr>
-        <w:t>c1</w:t>
-      </w:r>
-      <w:r>
-        <w:rPr>
-          <w:rFonts w:hint="eastAsia" w:ascii="Times New Roman" w:hAnsi="Times New Roman" w:cs="Times New Roman"/>
-          <w:i w:val="0"/>
-          <w:iCs w:val="0"/>
-          <w:sz w:val="24"/>
-          <w:szCs w:val="24"/>
-          <w:lang w:val="en-US" w:eastAsia="zh-CN"/>
-        </w:rPr>
-        <w:t xml:space="preserve"> </w:t>
-      </w:r>
-      <w:r>
-        <w:rPr>
-          <w:rFonts w:hint="default" w:ascii="Times New Roman" w:hAnsi="Times New Roman" w:eastAsia="宋体" w:cs="Times New Roman"/>
-          <w:b w:val="0"/>
-          <w:i w:val="0"/>
-          <w:sz w:val="24"/>
-          <w:szCs w:val="24"/>
-          <w:lang w:val="en-US" w:eastAsia="zh-CN"/>
-        </w:rPr>
-        <w:t>−</w:t>
-      </w:r>
-      <w:r>
-        <w:rPr>
-          <w:rFonts w:hint="eastAsia" w:ascii="Times New Roman" w:hAnsi="Times New Roman" w:cs="Times New Roman"/>
-          <w:i w:val="0"/>
-          <w:iCs w:val="0"/>
-          <w:sz w:val="24"/>
-          <w:szCs w:val="24"/>
-          <w:lang w:val="en-US" w:eastAsia="zh-CN"/>
-        </w:rPr>
-        <w:t xml:space="preserve"> </w:t>
-      </w:r>
-      <w:r>
-        <w:rPr>
-          <w:rFonts w:hint="default" w:ascii="Times New Roman" w:hAnsi="Times New Roman" w:eastAsia="宋体" w:cs="Times New Roman"/>
-          <w:b w:val="0"/>
-          <w:i/>
-          <w:iCs/>
-          <w:sz w:val="24"/>
-          <w:szCs w:val="24"/>
-          <w:lang w:val="en-US" w:eastAsia="zh-CN"/>
-        </w:rPr>
-        <w:t>Δh</w:t>
-      </w:r>
-      <w:r>
-        <w:rPr>
-          <w:rFonts w:hint="eastAsia" w:ascii="Times New Roman" w:hAnsi="Times New Roman" w:eastAsia="宋体" w:cs="Times New Roman"/>
-          <w:b w:val="0"/>
-          <w:i w:val="0"/>
-          <w:iCs w:val="0"/>
-          <w:sz w:val="24"/>
-          <w:szCs w:val="24"/>
-          <w:lang w:val="en-US" w:eastAsia="zh-CN"/>
-        </w:rPr>
-        <w:t>，</w:t>
-      </w:r>
-      <w:r>
-        <w:rPr>
-          <w:rFonts w:hint="default" w:ascii="Times New Roman" w:hAnsi="Times New Roman" w:eastAsia="宋体" w:cs="Times New Roman"/>
-          <w:b w:val="0"/>
-          <w:i w:val="0"/>
-          <w:sz w:val="24"/>
-          <w:szCs w:val="24"/>
-          <w:lang w:val="en-US" w:eastAsia="zh-CN"/>
-        </w:rPr>
-        <w:t>即：作业平面在相机坐标系中的</w:t>
-      </w:r>
-      <w:r>
-        <w:rPr>
-          <w:rFonts w:hint="default" w:ascii="Times New Roman" w:hAnsi="Times New Roman" w:eastAsia="宋体" w:cs="Times New Roman"/>
-          <w:b w:val="0"/>
-          <w:bCs w:val="0"/>
-          <w:i/>
-          <w:iCs/>
-          <w:sz w:val="24"/>
-          <w:szCs w:val="24"/>
-          <w:vertAlign w:val="subscript"/>
-          <w:lang w:val="en-US" w:eastAsia="zh-CN"/>
-        </w:rPr>
-        <w:t xml:space="preserve"> </w:t>
-      </w:r>
-      <w:r>
-        <w:rPr>
-          <w:rFonts w:hint="default" w:ascii="Times New Roman" w:hAnsi="Times New Roman" w:eastAsia="宋体" w:cs="Times New Roman"/>
-          <w:b w:val="0"/>
-          <w:i w:val="0"/>
-          <w:sz w:val="24"/>
-          <w:szCs w:val="24"/>
-          <w:lang w:val="en-US" w:eastAsia="zh-CN"/>
-        </w:rPr>
-        <w:t>Y</w:t>
-      </w:r>
-      <w:r>
-        <w:rPr>
-          <w:rFonts w:hint="default" w:ascii="Times New Roman" w:hAnsi="Times New Roman" w:eastAsia="宋体" w:cs="Times New Roman"/>
-          <w:b w:val="0"/>
-          <w:bCs w:val="0"/>
-          <w:i/>
-          <w:iCs/>
-          <w:sz w:val="24"/>
-          <w:szCs w:val="24"/>
-          <w:vertAlign w:val="subscript"/>
-          <w:lang w:val="en-US" w:eastAsia="zh-CN"/>
-        </w:rPr>
-        <w:t xml:space="preserve"> </w:t>
-      </w:r>
-      <w:r>
-        <w:rPr>
-          <w:rFonts w:hint="default" w:ascii="Times New Roman" w:hAnsi="Times New Roman" w:eastAsia="宋体" w:cs="Times New Roman"/>
-          <w:b w:val="0"/>
-          <w:i w:val="0"/>
-          <w:sz w:val="24"/>
-          <w:szCs w:val="24"/>
-          <w:lang w:val="en-US" w:eastAsia="zh-CN"/>
-        </w:rPr>
-        <w:t xml:space="preserve">坐标 = 气瓶中心点Y坐标 </w:t>
+        <w:t xml:space="preserve">坐标 </w:t>
       </w:r>
       <w:r>
         <w:rPr>
@@ -14313,14 +14864,9 @@
       </w:r>
       <w:r>
         <w:rPr>
-          <w:rFonts w:hint="default" w:ascii="Times New Roman" w:hAnsi="Times New Roman" w:eastAsia="宋体" w:cs="Times New Roman"/>
-          <w:b w:val="0"/>
-          <w:bCs w:val="0"/>
-          <w:i/>
-          <w:iCs/>
-          <w:sz w:val="24"/>
-          <w:szCs w:val="24"/>
-          <w:vertAlign w:val="subscript"/>
+          <w:rFonts w:hint="eastAsia" w:ascii="Times New Roman" w:hAnsi="Times New Roman" w:cs="Times New Roman"/>
+          <w:sz w:val="24"/>
+          <w:szCs w:val="24"/>
           <w:lang w:val="en-US" w:eastAsia="zh-CN"/>
         </w:rPr>
         <w:t xml:space="preserve"> </w:t>
@@ -15010,7 +15556,7 @@
           <w:szCs w:val="24"/>
           <w:lang w:val="en-US" w:eastAsia="zh-CN"/>
         </w:rPr>
-        <w:t>动火点由用户在前端画面中锚定，获取其像素坐标(</w:t>
+        <w:t>动火点由用户在前端画面中锚定，获取其像素坐标（</w:t>
       </w:r>
       <w:r>
         <w:rPr>
@@ -15046,18 +15592,7 @@
           <w:szCs w:val="24"/>
           <w:lang w:val="en-US" w:eastAsia="zh-CN"/>
         </w:rPr>
-        <w:t>,</w:t>
-      </w:r>
-      <w:r>
-        <w:rPr>
-          <w:rFonts w:hint="eastAsia" w:ascii="Times New Roman" w:hAnsi="Times New Roman" w:eastAsia="宋体" w:cs="Times New Roman"/>
-          <w:b w:val="0"/>
-          <w:i w:val="0"/>
-          <w:sz w:val="24"/>
-          <w:szCs w:val="24"/>
-          <w:lang w:val="en-US" w:eastAsia="zh-CN"/>
-        </w:rPr>
-        <w:t xml:space="preserve"> </w:t>
+        <w:t xml:space="preserve">, </w:t>
       </w:r>
       <w:r>
         <w:rPr>
@@ -15089,21 +15624,33 @@
           <w:rFonts w:hint="eastAsia" w:ascii="宋体" w:hAnsi="宋体" w:eastAsia="宋体" w:cs="宋体"/>
           <w:b w:val="0"/>
           <w:i w:val="0"/>
-          <w:sz w:val="24"/>
-          <w:szCs w:val="24"/>
-          <w:lang w:val="en-US" w:eastAsia="zh-CN"/>
-        </w:rPr>
-        <w:t>)。该像素点对应相机坐标系下的一条空间射线。为明确计算射线方向向量</w:t>
+          <w:iCs w:val="0"/>
+          <w:sz w:val="24"/>
+          <w:szCs w:val="24"/>
+          <w:vertAlign w:val="baseline"/>
+          <w:lang w:val="en-US" w:eastAsia="zh-CN"/>
+        </w:rPr>
+        <w:t>）</w:t>
+      </w:r>
+      <w:r>
+        <w:rPr>
+          <w:rFonts w:hint="eastAsia" w:ascii="宋体" w:hAnsi="宋体" w:eastAsia="宋体" w:cs="宋体"/>
+          <w:b w:val="0"/>
+          <w:i w:val="0"/>
+          <w:sz w:val="24"/>
+          <w:szCs w:val="24"/>
+          <w:lang w:val="en-US" w:eastAsia="zh-CN"/>
+        </w:rPr>
+        <w:t>。该像素点对应相机坐标系下的一条空间射线。为明确计算射线方向向量</w:t>
       </w:r>
       <m:oMath>
         <m:r>
-          <m:rPr>
-            <m:sty m:val="p"/>
-          </m:rPr>
+          <m:rPr/>
           <w:rPr>
-            <w:rFonts w:hint="default" w:ascii="Cambria Math" w:hAnsi="宋体" w:eastAsia="宋体" w:cs="宋体"/>
+            <w:rFonts w:hint="default" w:ascii="Times New Roman" w:hAnsi="Times New Roman" w:eastAsia="宋体" w:cs="Times New Roman"/>
             <w:sz w:val="24"/>
             <w:szCs w:val="24"/>
+            <w:vertAlign w:val="subscript"/>
             <w:lang w:val="en-US" w:eastAsia="zh-CN"/>
           </w:rPr>
           <m:t xml:space="preserve"> </m:t>
@@ -15470,7 +16017,7 @@
           <w:szCs w:val="24"/>
           <w:lang w:val="en-US" w:eastAsia="zh-CN"/>
         </w:rPr>
-        <w:t>的逆运算，像素点(</w:t>
+        <w:t>的逆运算，像素点（</w:t>
       </w:r>
       <w:r>
         <w:rPr>
@@ -15546,24 +16093,36 @@
       </w:r>
       <w:r>
         <w:rPr>
-          <w:rFonts w:hint="eastAsia" w:ascii="宋体" w:hAnsi="宋体" w:eastAsia="宋体" w:cs="宋体"/>
-          <w:b w:val="0"/>
-          <w:i w:val="0"/>
-          <w:sz w:val="24"/>
-          <w:szCs w:val="24"/>
-          <w:lang w:val="en-US" w:eastAsia="zh-CN"/>
-        </w:rPr>
-        <w:t>)对应的相机坐标系下的未归一化向量</w:t>
+          <w:rFonts w:hint="eastAsia" w:ascii="Times New Roman" w:hAnsi="Times New Roman" w:eastAsia="宋体" w:cs="Times New Roman"/>
+          <w:b w:val="0"/>
+          <w:i w:val="0"/>
+          <w:iCs w:val="0"/>
+          <w:sz w:val="24"/>
+          <w:szCs w:val="24"/>
+          <w:vertAlign w:val="baseline"/>
+          <w:lang w:val="en-US" w:eastAsia="zh-CN"/>
+        </w:rPr>
+        <w:t>）</w:t>
+      </w:r>
+      <w:r>
+        <w:rPr>
+          <w:rFonts w:hint="eastAsia" w:ascii="宋体" w:hAnsi="宋体" w:eastAsia="宋体" w:cs="宋体"/>
+          <w:b w:val="0"/>
+          <w:i w:val="0"/>
+          <w:sz w:val="24"/>
+          <w:szCs w:val="24"/>
+          <w:lang w:val="en-US" w:eastAsia="zh-CN"/>
+        </w:rPr>
+        <w:t>对应的相机坐标系下的未归一化向量</w:t>
       </w:r>
       <m:oMath>
         <m:r>
-          <m:rPr>
-            <m:sty m:val="p"/>
-          </m:rPr>
+          <m:rPr/>
           <w:rPr>
-            <w:rFonts w:hint="default" w:ascii="Cambria Math" w:hAnsi="宋体" w:eastAsia="宋体" w:cs="宋体"/>
+            <w:rFonts w:hint="default" w:ascii="Times New Roman" w:hAnsi="Times New Roman" w:eastAsia="宋体" w:cs="Times New Roman"/>
             <w:sz w:val="24"/>
             <w:szCs w:val="24"/>
+            <w:vertAlign w:val="subscript"/>
             <w:lang w:val="en-US" w:eastAsia="zh-CN"/>
           </w:rPr>
           <m:t xml:space="preserve"> </m:t>
@@ -16578,13 +17137,12 @@
       </w:r>
       <m:oMath>
         <m:r>
-          <m:rPr>
-            <m:sty m:val="p"/>
-          </m:rPr>
+          <m:rPr/>
           <w:rPr>
-            <w:rFonts w:hint="default" w:ascii="Cambria Math" w:hAnsi="宋体" w:eastAsia="宋体" w:cs="宋体"/>
+            <w:rFonts w:hint="default" w:ascii="Times New Roman" w:hAnsi="Times New Roman" w:eastAsia="宋体" w:cs="Times New Roman"/>
             <w:sz w:val="24"/>
             <w:szCs w:val="24"/>
+            <w:vertAlign w:val="subscript"/>
             <w:lang w:val="en-US" w:eastAsia="zh-CN"/>
           </w:rPr>
           <m:t xml:space="preserve"> </m:t>
@@ -17219,13 +17777,12 @@
       </w:r>
       <m:oMath>
         <m:r>
-          <m:rPr>
-            <m:sty m:val="p"/>
-          </m:rPr>
+          <m:rPr/>
           <w:rPr>
-            <w:rFonts w:hint="default" w:ascii="Cambria Math" w:hAnsi="宋体" w:eastAsia="宋体" w:cs="宋体"/>
+            <w:rFonts w:hint="default" w:ascii="Times New Roman" w:hAnsi="Times New Roman" w:eastAsia="宋体" w:cs="Times New Roman"/>
             <w:sz w:val="24"/>
             <w:szCs w:val="24"/>
+            <w:vertAlign w:val="subscript"/>
             <w:lang w:val="en-US" w:eastAsia="zh-CN"/>
           </w:rPr>
           <m:t xml:space="preserve"> </m:t>
@@ -17270,13 +17827,12 @@
           </m:e>
         </m:acc>
         <m:r>
-          <m:rPr>
-            <m:sty m:val="p"/>
-          </m:rPr>
+          <m:rPr/>
           <w:rPr>
-            <w:rFonts w:hint="default" w:ascii="Cambria Math" w:hAnsi="Cambria Math" w:eastAsia="宋体" w:cs="宋体"/>
+            <w:rFonts w:hint="default" w:ascii="Times New Roman" w:hAnsi="Times New Roman" w:eastAsia="宋体" w:cs="Times New Roman"/>
             <w:sz w:val="24"/>
             <w:szCs w:val="24"/>
+            <w:vertAlign w:val="subscript"/>
             <w:lang w:val="en-US" w:eastAsia="zh-CN"/>
           </w:rPr>
           <m:t xml:space="preserve"> </m:t>
@@ -17297,6 +17853,20 @@
         <w:rPr>
           <w:rFonts w:hint="default" w:ascii="Times New Roman" w:hAnsi="Times New Roman" w:eastAsia="宋体" w:cs="Times New Roman"/>
           <w:b w:val="0"/>
+          <w:bCs w:val="0"/>
+          <w:i/>
+          <w:iCs/>
+          <w:sz w:val="24"/>
+          <w:szCs w:val="24"/>
+          <w:vertAlign w:val="subscript"/>
+          <w:lang w:val="en-US" w:eastAsia="zh-CN"/>
+        </w:rPr>
+        <w:t xml:space="preserve"> </w:t>
+      </w:r>
+      <w:r>
+        <w:rPr>
+          <w:rFonts w:hint="default" w:ascii="Times New Roman" w:hAnsi="Times New Roman" w:eastAsia="宋体" w:cs="Times New Roman"/>
+          <w:b w:val="0"/>
           <w:i/>
           <w:iCs/>
           <w:sz w:val="24"/>
@@ -17389,6 +17959,20 @@
           <w:lang w:val="en-US" w:eastAsia="zh-CN"/>
         </w:rPr>
         <w:t>z</w:t>
+      </w:r>
+      <w:r>
+        <w:rPr>
+          <w:rFonts w:hint="default" w:ascii="Times New Roman" w:hAnsi="Times New Roman" w:eastAsia="宋体" w:cs="Times New Roman"/>
+          <w:b w:val="0"/>
+          <w:bCs w:val="0"/>
+          <w:i/>
+          <w:iCs/>
+          <w:sz w:val="24"/>
+          <w:szCs w:val="24"/>
+          <w:vertAlign w:val="subscript"/>
+          <w:lang w:val="en-US" w:eastAsia="zh-CN"/>
+        </w:rPr>
+        <w:t xml:space="preserve"> </w:t>
       </w:r>
       <w:r>
         <w:rPr>
@@ -18017,8 +18601,10 @@
         <m:r>
           <m:rPr/>
           <w:rPr>
-            <w:rFonts w:hint="default" w:ascii="Cambria Math" w:hAnsi="Cambria Math"/>
+            <w:rFonts w:hint="default" w:ascii="Times New Roman" w:hAnsi="Times New Roman" w:eastAsia="宋体" w:cs="Times New Roman"/>
             <w:sz w:val="24"/>
+            <w:szCs w:val="24"/>
+            <w:vertAlign w:val="subscript"/>
             <w:lang w:val="en-US" w:eastAsia="zh-CN"/>
           </w:rPr>
           <m:t xml:space="preserve"> </m:t>
@@ -18104,7 +18690,21 @@
           <w:sz w:val="24"/>
           <w:lang w:val="en-US" w:eastAsia="zh-CN"/>
         </w:rPr>
-        <w:t>，求解参数 </w:t>
+        <w:t>，求解参数</w:t>
+      </w:r>
+      <w:r>
+        <w:rPr>
+          <w:rFonts w:hint="default" w:ascii="Times New Roman" w:hAnsi="Times New Roman" w:eastAsia="宋体" w:cs="Times New Roman"/>
+          <w:b w:val="0"/>
+          <w:bCs w:val="0"/>
+          <w:i/>
+          <w:iCs/>
+          <w:sz w:val="24"/>
+          <w:szCs w:val="24"/>
+          <w:vertAlign w:val="subscript"/>
+          <w:lang w:val="en-US" w:eastAsia="zh-CN"/>
+        </w:rPr>
+        <w:t xml:space="preserve"> </w:t>
       </w:r>
       <w:r>
         <w:rPr>
@@ -18894,13 +19494,12 @@
       </w:r>
       <m:oMath>
         <m:r>
-          <m:rPr>
-            <m:sty m:val="p"/>
-          </m:rPr>
+          <m:rPr/>
           <w:rPr>
-            <w:rFonts w:hint="default" w:ascii="Cambria Math" w:hAnsi="宋体" w:eastAsia="宋体" w:cs="宋体"/>
+            <w:rFonts w:hint="default" w:ascii="Times New Roman" w:hAnsi="Times New Roman" w:eastAsia="宋体" w:cs="Times New Roman"/>
             <w:sz w:val="24"/>
             <w:szCs w:val="24"/>
+            <w:vertAlign w:val="subscript"/>
             <w:lang w:val="en-US" w:eastAsia="zh-CN"/>
           </w:rPr>
           <m:t xml:space="preserve"> </m:t>
@@ -19035,14 +19634,45 @@
         </m:acc>
         <m:r>
           <m:rPr>
+            <m:nor/>
             <m:sty m:val="p"/>
           </m:rPr>
           <w:rPr>
-            <w:rFonts w:hint="eastAsia" w:ascii="Cambria Math" w:hAnsi="Cambria Math"/>
+            <w:rFonts w:hint="default" w:ascii="Cambria Math" w:hAnsi="Cambria Math"/>
+            <w:b w:val="0"/>
+            <w:i w:val="0"/>
+            <w:sz w:val="24"/>
+            <w:lang w:val="en-US" w:eastAsia="zh-CN"/>
+          </w:rPr>
+          <m:t xml:space="preserve"> </m:t>
+        </m:r>
+        <m:r>
+          <m:rPr>
+            <m:nor/>
+            <m:sty m:val="p"/>
+          </m:rPr>
+          <w:rPr>
+            <w:rFonts w:hint="default" w:ascii="Times New Roman" w:hAnsi="Times New Roman" w:cs="Times New Roman"/>
+            <w:b w:val="0"/>
+            <w:i w:val="0"/>
             <w:sz w:val="24"/>
             <w:lang w:val="en-US" w:eastAsia="zh-CN"/>
           </w:rPr>
           <m:t>=</m:t>
+        </m:r>
+        <m:r>
+          <m:rPr>
+            <m:nor/>
+            <m:sty m:val="p"/>
+          </m:rPr>
+          <w:rPr>
+            <w:rFonts w:hint="default" w:ascii="Cambria Math" w:hAnsi="Cambria Math"/>
+            <w:b w:val="0"/>
+            <w:i w:val="0"/>
+            <w:sz w:val="24"/>
+            <w:lang w:val="en-US" w:eastAsia="zh-CN"/>
+          </w:rPr>
+          <m:t xml:space="preserve"> </m:t>
         </m:r>
         <m:sSub>
           <m:sSubPr>
@@ -19130,6 +19760,18 @@
           <w:lang w:val="en-US" w:eastAsia="zh-CN"/>
         </w:rPr>
         <w:t>节可知</w:t>
+      </w:r>
+      <w:r>
+        <w:rPr>
+          <w:rFonts w:hint="default" w:ascii="Times New Roman" w:hAnsi="Times New Roman" w:eastAsia="宋体" w:cs="Times New Roman"/>
+          <w:i/>
+          <w:iCs/>
+          <w:sz w:val="24"/>
+          <w:szCs w:val="24"/>
+          <w:vertAlign w:val="subscript"/>
+          <w:lang w:val="en-US" w:eastAsia="zh-CN"/>
+        </w:rPr>
+        <w:t xml:space="preserve"> </w:t>
       </w:r>
       <w:r>
         <w:rPr>
@@ -19518,7 +20160,7 @@
       </w:pPr>
       <w:r>
         <w:rPr>
-          <w:rFonts w:hint="eastAsia" w:hAnsi="Cambria Math" w:eastAsia="等线" w:cs="等线"/>
+          <w:rFonts w:hint="eastAsia" w:ascii="宋体" w:hAnsi="宋体" w:eastAsia="宋体" w:cs="宋体"/>
           <w:b w:val="0"/>
           <w:i w:val="0"/>
           <w:sz w:val="24"/>
@@ -19529,6 +20171,20 @@
       </w:r>
       <w:r>
         <w:rPr>
+          <w:rFonts w:hint="default" w:ascii="Times New Roman" w:hAnsi="Times New Roman" w:eastAsia="宋体" w:cs="Times New Roman"/>
+          <w:b w:val="0"/>
+          <w:bCs w:val="0"/>
+          <w:i/>
+          <w:iCs/>
+          <w:sz w:val="24"/>
+          <w:szCs w:val="24"/>
+          <w:vertAlign w:val="subscript"/>
+          <w:lang w:val="en-US" w:eastAsia="zh-CN"/>
+        </w:rPr>
+        <w:t xml:space="preserve"> </w:t>
+      </w:r>
+      <w:r>
+        <w:rPr>
           <w:rFonts w:hint="default" w:ascii="Times New Roman" w:hAnsi="Times New Roman" w:eastAsia="等线" w:cs="Times New Roman"/>
           <w:b w:val="0"/>
           <w:i/>
@@ -19537,11 +20193,25 @@
           <w:szCs w:val="24"/>
           <w:lang w:val="en-US" w:eastAsia="zh-CN"/>
         </w:rPr>
-        <w:t> t </w:t>
-      </w:r>
-      <w:r>
-        <w:rPr>
-          <w:rFonts w:hint="eastAsia" w:hAnsi="Cambria Math" w:eastAsia="等线" w:cs="等线"/>
+        <w:t>t</w:t>
+      </w:r>
+      <w:r>
+        <w:rPr>
+          <w:rFonts w:hint="default" w:ascii="Times New Roman" w:hAnsi="Times New Roman" w:eastAsia="宋体" w:cs="Times New Roman"/>
+          <w:b w:val="0"/>
+          <w:bCs w:val="0"/>
+          <w:i/>
+          <w:iCs/>
+          <w:sz w:val="24"/>
+          <w:szCs w:val="24"/>
+          <w:vertAlign w:val="subscript"/>
+          <w:lang w:val="en-US" w:eastAsia="zh-CN"/>
+        </w:rPr>
+        <w:t xml:space="preserve"> </w:t>
+      </w:r>
+      <w:r>
+        <w:rPr>
+          <w:rFonts w:hint="eastAsia" w:ascii="宋体" w:hAnsi="宋体" w:eastAsia="宋体" w:cs="宋体"/>
           <w:b w:val="0"/>
           <w:i w:val="0"/>
           <w:sz w:val="24"/>
@@ -19552,14 +20222,17 @@
       </w:r>
       <w:r>
         <w:rPr>
-          <w:rFonts w:hint="default" w:ascii="Times New Roman" w:hAnsi="Times New Roman" w:eastAsia="等线" w:cs="Times New Roman"/>
-          <w:b w:val="0"/>
-          <w:i w:val="0"/>
-          <w:sz w:val="24"/>
-          <w:szCs w:val="24"/>
-          <w:lang w:val="en-US" w:eastAsia="zh-CN"/>
-        </w:rPr>
-        <w:t> </w:t>
+          <w:rFonts w:hint="default" w:ascii="Times New Roman" w:hAnsi="Times New Roman" w:eastAsia="宋体" w:cs="Times New Roman"/>
+          <w:b w:val="0"/>
+          <w:bCs w:val="0"/>
+          <w:i/>
+          <w:iCs/>
+          <w:sz w:val="24"/>
+          <w:szCs w:val="24"/>
+          <w:vertAlign w:val="subscript"/>
+          <w:lang w:val="en-US" w:eastAsia="zh-CN"/>
+        </w:rPr>
+        <w:t xml:space="preserve"> </w:t>
       </w:r>
       <w:r>
         <w:rPr>
@@ -19573,33 +20246,87 @@
       </w:r>
       <w:r>
         <w:rPr>
+          <w:rFonts w:hint="default" w:ascii="Times New Roman" w:hAnsi="Times New Roman" w:eastAsia="宋体" w:cs="Times New Roman"/>
+          <w:i w:val="0"/>
+          <w:iCs w:val="0"/>
+          <w:sz w:val="24"/>
+          <w:szCs w:val="24"/>
+          <w:vertAlign w:val="subscript"/>
+          <w:lang w:val="en-US" w:eastAsia="zh-CN"/>
+        </w:rPr>
+        <w:t>2</w:t>
+      </w:r>
+      <w:r>
+        <w:rPr>
           <w:rFonts w:hint="eastAsia" w:ascii="Times New Roman" w:hAnsi="Times New Roman" w:eastAsia="宋体" w:cs="Times New Roman"/>
           <w:i w:val="0"/>
           <w:iCs w:val="0"/>
           <w:sz w:val="24"/>
           <w:szCs w:val="24"/>
+          <w:vertAlign w:val="baseline"/>
+          <w:lang w:eastAsia="zh-CN"/>
+        </w:rPr>
+        <w:t>（</w:t>
+      </w:r>
+      <w:r>
+        <w:rPr>
+          <w:rFonts w:hint="default" w:ascii="Times New Roman" w:hAnsi="Times New Roman" w:eastAsia="宋体" w:cs="Times New Roman"/>
+          <w:i/>
+          <w:iCs/>
+          <w:sz w:val="24"/>
+          <w:szCs w:val="24"/>
+        </w:rPr>
+        <w:t>X</w:t>
+      </w:r>
+      <w:r>
+        <w:rPr>
+          <w:rFonts w:hint="default" w:ascii="Times New Roman" w:hAnsi="Times New Roman" w:eastAsia="宋体" w:cs="Times New Roman"/>
+          <w:i/>
+          <w:iCs/>
+          <w:sz w:val="24"/>
+          <w:szCs w:val="24"/>
           <w:vertAlign w:val="subscript"/>
+        </w:rPr>
+        <w:t>c</w:t>
+      </w:r>
+      <w:r>
+        <w:rPr>
+          <w:rFonts w:hint="default" w:ascii="Times New Roman" w:hAnsi="Times New Roman" w:eastAsia="宋体" w:cs="Times New Roman"/>
+          <w:i w:val="0"/>
+          <w:iCs w:val="0"/>
+          <w:sz w:val="24"/>
+          <w:szCs w:val="24"/>
+          <w:vertAlign w:val="subscript"/>
           <w:lang w:val="en-US" w:eastAsia="zh-CN"/>
         </w:rPr>
         <w:t>2</w:t>
       </w:r>
       <w:r>
         <w:rPr>
-          <w:rFonts w:hint="eastAsia" w:ascii="宋体" w:hAnsi="宋体" w:eastAsia="宋体" w:cs="宋体"/>
-          <w:sz w:val="24"/>
-          <w:szCs w:val="24"/>
-        </w:rPr>
-        <w:t>(</w:t>
-      </w:r>
-      <w:r>
-        <w:rPr>
-          <w:rFonts w:hint="default" w:ascii="Times New Roman" w:hAnsi="Times New Roman" w:eastAsia="宋体" w:cs="Times New Roman"/>
-          <w:i/>
-          <w:iCs/>
-          <w:sz w:val="24"/>
-          <w:szCs w:val="24"/>
-        </w:rPr>
-        <w:t>X</w:t>
+          <w:rFonts w:hint="default" w:ascii="Times New Roman" w:hAnsi="Times New Roman" w:eastAsia="宋体" w:cs="Times New Roman"/>
+          <w:sz w:val="24"/>
+          <w:szCs w:val="24"/>
+        </w:rPr>
+        <w:t>,</w:t>
+      </w:r>
+      <w:r>
+        <w:rPr>
+          <w:rFonts w:hint="default" w:ascii="Times New Roman" w:hAnsi="Times New Roman" w:eastAsia="宋体" w:cs="Times New Roman"/>
+          <w:sz w:val="24"/>
+          <w:szCs w:val="24"/>
+          <w:lang w:val="en-US" w:eastAsia="zh-CN"/>
+        </w:rPr>
+        <w:t xml:space="preserve"> </w:t>
+      </w:r>
+      <w:r>
+        <w:rPr>
+          <w:rFonts w:hint="default" w:ascii="Times New Roman" w:hAnsi="Times New Roman" w:eastAsia="宋体" w:cs="Times New Roman"/>
+          <w:i/>
+          <w:iCs/>
+          <w:sz w:val="24"/>
+          <w:szCs w:val="24"/>
+        </w:rPr>
+        <w:t>Y</w:t>
       </w:r>
       <w:r>
         <w:rPr>
@@ -19614,123 +20341,77 @@
       </w:r>
       <w:r>
         <w:rPr>
+          <w:rFonts w:hint="default" w:ascii="Times New Roman" w:hAnsi="Times New Roman" w:eastAsia="宋体" w:cs="Times New Roman"/>
+          <w:i w:val="0"/>
+          <w:iCs w:val="0"/>
+          <w:sz w:val="24"/>
+          <w:szCs w:val="24"/>
+          <w:vertAlign w:val="subscript"/>
+          <w:lang w:val="en-US" w:eastAsia="zh-CN"/>
+        </w:rPr>
+        <w:t>2</w:t>
+      </w:r>
+      <w:r>
+        <w:rPr>
+          <w:rFonts w:hint="default" w:ascii="Times New Roman" w:hAnsi="Times New Roman" w:eastAsia="宋体" w:cs="Times New Roman"/>
+          <w:sz w:val="24"/>
+          <w:szCs w:val="24"/>
+        </w:rPr>
+        <w:t>,</w:t>
+      </w:r>
+      <w:r>
+        <w:rPr>
+          <w:rFonts w:hint="default" w:ascii="Times New Roman" w:hAnsi="Times New Roman" w:eastAsia="宋体" w:cs="Times New Roman"/>
+          <w:sz w:val="24"/>
+          <w:szCs w:val="24"/>
+          <w:lang w:val="en-US" w:eastAsia="zh-CN"/>
+        </w:rPr>
+        <w:t xml:space="preserve"> </w:t>
+      </w:r>
+      <w:r>
+        <w:rPr>
+          <w:rFonts w:hint="default" w:ascii="Times New Roman" w:hAnsi="Times New Roman" w:eastAsia="宋体" w:cs="Times New Roman"/>
+          <w:i/>
+          <w:iCs/>
+          <w:sz w:val="24"/>
+          <w:szCs w:val="24"/>
+        </w:rPr>
+        <w:t>Z</w:t>
+      </w:r>
+      <w:r>
+        <w:rPr>
+          <w:rFonts w:hint="default" w:ascii="Times New Roman" w:hAnsi="Times New Roman" w:eastAsia="宋体" w:cs="Times New Roman"/>
+          <w:i/>
+          <w:iCs/>
+          <w:sz w:val="24"/>
+          <w:szCs w:val="24"/>
+          <w:vertAlign w:val="subscript"/>
+        </w:rPr>
+        <w:t>c</w:t>
+      </w:r>
+      <w:r>
+        <w:rPr>
+          <w:rFonts w:hint="default" w:ascii="Times New Roman" w:hAnsi="Times New Roman" w:eastAsia="宋体" w:cs="Times New Roman"/>
+          <w:i w:val="0"/>
+          <w:iCs w:val="0"/>
+          <w:sz w:val="24"/>
+          <w:szCs w:val="24"/>
+          <w:vertAlign w:val="subscript"/>
+          <w:lang w:val="en-US" w:eastAsia="zh-CN"/>
+        </w:rPr>
+        <w:t>2</w:t>
+      </w:r>
+      <w:r>
+        <w:rPr>
           <w:rFonts w:hint="eastAsia" w:ascii="Times New Roman" w:hAnsi="Times New Roman" w:eastAsia="宋体" w:cs="Times New Roman"/>
           <w:i w:val="0"/>
           <w:iCs w:val="0"/>
           <w:sz w:val="24"/>
           <w:szCs w:val="24"/>
-          <w:vertAlign w:val="subscript"/>
-          <w:lang w:val="en-US" w:eastAsia="zh-CN"/>
-        </w:rPr>
-        <w:t>2</w:t>
-      </w:r>
-      <w:r>
-        <w:rPr>
-          <w:rFonts w:hint="default" w:ascii="Times New Roman" w:hAnsi="Times New Roman" w:eastAsia="宋体" w:cs="Times New Roman"/>
-          <w:sz w:val="24"/>
-          <w:szCs w:val="24"/>
-        </w:rPr>
-        <w:t>,</w:t>
-      </w:r>
-      <w:r>
-        <w:rPr>
-          <w:rFonts w:hint="eastAsia" w:ascii="Times New Roman" w:hAnsi="Times New Roman" w:eastAsia="宋体" w:cs="Times New Roman"/>
-          <w:sz w:val="24"/>
-          <w:szCs w:val="24"/>
-          <w:lang w:val="en-US" w:eastAsia="zh-CN"/>
-        </w:rPr>
-        <w:t xml:space="preserve"> </w:t>
-      </w:r>
-      <w:r>
-        <w:rPr>
-          <w:rFonts w:hint="default" w:ascii="Times New Roman" w:hAnsi="Times New Roman" w:eastAsia="宋体" w:cs="Times New Roman"/>
-          <w:i/>
-          <w:iCs/>
-          <w:sz w:val="24"/>
-          <w:szCs w:val="24"/>
-        </w:rPr>
-        <w:t>Y</w:t>
-      </w:r>
-      <w:r>
-        <w:rPr>
-          <w:rFonts w:hint="default" w:ascii="Times New Roman" w:hAnsi="Times New Roman" w:eastAsia="宋体" w:cs="Times New Roman"/>
-          <w:i/>
-          <w:iCs/>
-          <w:sz w:val="24"/>
-          <w:szCs w:val="24"/>
-          <w:vertAlign w:val="subscript"/>
-        </w:rPr>
-        <w:t>c</w:t>
-      </w:r>
-      <w:r>
-        <w:rPr>
-          <w:rFonts w:hint="eastAsia" w:ascii="Times New Roman" w:hAnsi="Times New Roman" w:eastAsia="宋体" w:cs="Times New Roman"/>
-          <w:i w:val="0"/>
-          <w:iCs w:val="0"/>
-          <w:sz w:val="24"/>
-          <w:szCs w:val="24"/>
-          <w:vertAlign w:val="subscript"/>
-          <w:lang w:val="en-US" w:eastAsia="zh-CN"/>
-        </w:rPr>
-        <w:t>2</w:t>
-      </w:r>
-      <w:r>
-        <w:rPr>
-          <w:rFonts w:hint="default" w:ascii="Times New Roman" w:hAnsi="Times New Roman" w:eastAsia="宋体" w:cs="Times New Roman"/>
-          <w:sz w:val="24"/>
-          <w:szCs w:val="24"/>
-        </w:rPr>
-        <w:t>,</w:t>
-      </w:r>
-      <w:r>
-        <w:rPr>
-          <w:rFonts w:hint="eastAsia" w:ascii="Times New Roman" w:hAnsi="Times New Roman" w:eastAsia="宋体" w:cs="Times New Roman"/>
-          <w:sz w:val="24"/>
-          <w:szCs w:val="24"/>
-          <w:lang w:val="en-US" w:eastAsia="zh-CN"/>
-        </w:rPr>
-        <w:t xml:space="preserve"> </w:t>
-      </w:r>
-      <w:r>
-        <w:rPr>
-          <w:rFonts w:hint="default" w:ascii="Times New Roman" w:hAnsi="Times New Roman" w:eastAsia="宋体" w:cs="Times New Roman"/>
-          <w:i/>
-          <w:iCs/>
-          <w:sz w:val="24"/>
-          <w:szCs w:val="24"/>
-        </w:rPr>
-        <w:t>Z</w:t>
-      </w:r>
-      <w:r>
-        <w:rPr>
-          <w:rFonts w:hint="default" w:ascii="Times New Roman" w:hAnsi="Times New Roman" w:eastAsia="宋体" w:cs="Times New Roman"/>
-          <w:i/>
-          <w:iCs/>
-          <w:sz w:val="24"/>
-          <w:szCs w:val="24"/>
-          <w:vertAlign w:val="subscript"/>
-        </w:rPr>
-        <w:t>c</w:t>
-      </w:r>
-      <w:r>
-        <w:rPr>
-          <w:rFonts w:hint="eastAsia" w:ascii="Times New Roman" w:hAnsi="Times New Roman" w:eastAsia="宋体" w:cs="Times New Roman"/>
-          <w:i w:val="0"/>
-          <w:iCs w:val="0"/>
-          <w:sz w:val="24"/>
-          <w:szCs w:val="24"/>
-          <w:vertAlign w:val="subscript"/>
-          <w:lang w:val="en-US" w:eastAsia="zh-CN"/>
-        </w:rPr>
-        <w:t>2</w:t>
-      </w:r>
-      <w:r>
-        <w:rPr>
-          <w:rFonts w:hint="eastAsia" w:ascii="宋体" w:hAnsi="宋体" w:eastAsia="宋体" w:cs="宋体"/>
-          <w:sz w:val="24"/>
-          <w:szCs w:val="24"/>
-        </w:rPr>
-        <w:t>)</w:t>
+          <w:vertAlign w:val="baseline"/>
+          <w:lang w:eastAsia="zh-CN"/>
+        </w:rPr>
+        <w:t>）</w:t>
       </w:r>
       <w:r>
         <w:rPr>
@@ -20257,14 +20938,17 @@
       </w:r>
       <w:r>
         <w:rPr>
-          <w:rFonts w:hint="default" w:ascii="Times New Roman" w:hAnsi="Times New Roman" w:eastAsia="等线" w:cs="Times New Roman"/>
-          <w:b w:val="0"/>
-          <w:i w:val="0"/>
-          <w:sz w:val="24"/>
-          <w:szCs w:val="24"/>
-          <w:lang w:val="en-US" w:eastAsia="zh-CN"/>
-        </w:rPr>
-        <w:t> </w:t>
+          <w:rFonts w:hint="default" w:ascii="Times New Roman" w:hAnsi="Times New Roman" w:eastAsia="宋体" w:cs="Times New Roman"/>
+          <w:b w:val="0"/>
+          <w:bCs w:val="0"/>
+          <w:i/>
+          <w:iCs/>
+          <w:sz w:val="24"/>
+          <w:szCs w:val="24"/>
+          <w:vertAlign w:val="subscript"/>
+          <w:lang w:val="en-US" w:eastAsia="zh-CN"/>
+        </w:rPr>
+        <w:t xml:space="preserve"> </w:t>
       </w:r>
       <w:r>
         <w:rPr>
@@ -20289,6 +20973,20 @@
       </w:r>
       <w:r>
         <w:rPr>
+          <w:rFonts w:hint="default" w:ascii="Times New Roman" w:hAnsi="Times New Roman" w:eastAsia="宋体" w:cs="Times New Roman"/>
+          <w:b w:val="0"/>
+          <w:bCs w:val="0"/>
+          <w:i/>
+          <w:iCs/>
+          <w:sz w:val="24"/>
+          <w:szCs w:val="24"/>
+          <w:vertAlign w:val="subscript"/>
+          <w:lang w:val="en-US" w:eastAsia="zh-CN"/>
+        </w:rPr>
+        <w:t xml:space="preserve"> </w:t>
+      </w:r>
+      <w:r>
+        <w:rPr>
           <w:rFonts w:hint="eastAsia" w:ascii="宋体" w:hAnsi="宋体" w:eastAsia="宋体" w:cs="宋体"/>
           <w:b w:val="0"/>
           <w:i w:val="0"/>
@@ -20300,14 +20998,17 @@
       </w:r>
       <w:r>
         <w:rPr>
-          <w:rFonts w:hint="default" w:ascii="Times New Roman" w:hAnsi="Times New Roman" w:eastAsia="等线" w:cs="Times New Roman"/>
-          <w:b w:val="0"/>
-          <w:i w:val="0"/>
-          <w:sz w:val="24"/>
-          <w:szCs w:val="24"/>
-          <w:lang w:val="en-US" w:eastAsia="zh-CN"/>
-        </w:rPr>
-        <w:t> </w:t>
+          <w:rFonts w:hint="default" w:ascii="Times New Roman" w:hAnsi="Times New Roman" w:eastAsia="宋体" w:cs="Times New Roman"/>
+          <w:b w:val="0"/>
+          <w:bCs w:val="0"/>
+          <w:i/>
+          <w:iCs/>
+          <w:sz w:val="24"/>
+          <w:szCs w:val="24"/>
+          <w:vertAlign w:val="subscript"/>
+          <w:lang w:val="en-US" w:eastAsia="zh-CN"/>
+        </w:rPr>
+        <w:t xml:space="preserve"> </w:t>
       </w:r>
       <w:r>
         <w:rPr>
@@ -20333,6 +21034,20 @@
       </w:r>
       <w:r>
         <w:rPr>
+          <w:rFonts w:hint="default" w:ascii="Times New Roman" w:hAnsi="Times New Roman" w:eastAsia="宋体" w:cs="Times New Roman"/>
+          <w:b w:val="0"/>
+          <w:bCs w:val="0"/>
+          <w:i/>
+          <w:iCs/>
+          <w:sz w:val="24"/>
+          <w:szCs w:val="24"/>
+          <w:vertAlign w:val="subscript"/>
+          <w:lang w:val="en-US" w:eastAsia="zh-CN"/>
+        </w:rPr>
+        <w:t xml:space="preserve"> </w:t>
+      </w:r>
+      <w:r>
+        <w:rPr>
           <w:rFonts w:hint="eastAsia" w:ascii="宋体" w:hAnsi="宋体" w:eastAsia="宋体" w:cs="宋体"/>
           <w:b w:val="0"/>
           <w:i w:val="0"/>
@@ -20346,6 +21061,20 @@
         <w:rPr>
           <w:rFonts w:hint="default" w:ascii="Times New Roman" w:hAnsi="Times New Roman" w:eastAsia="宋体" w:cs="Times New Roman"/>
           <w:b w:val="0"/>
+          <w:bCs w:val="0"/>
+          <w:i/>
+          <w:iCs/>
+          <w:sz w:val="24"/>
+          <w:szCs w:val="24"/>
+          <w:vertAlign w:val="subscript"/>
+          <w:lang w:val="en-US" w:eastAsia="zh-CN"/>
+        </w:rPr>
+        <w:t xml:space="preserve"> </w:t>
+      </w:r>
+      <w:r>
+        <w:rPr>
+          <w:rFonts w:hint="default" w:ascii="Times New Roman" w:hAnsi="Times New Roman" w:eastAsia="宋体" w:cs="Times New Roman"/>
+          <w:b w:val="0"/>
           <w:i/>
           <w:iCs/>
           <w:sz w:val="24"/>
@@ -20366,6 +21095,20 @@
           <w:lang w:val="en-US" w:eastAsia="zh-CN"/>
         </w:rPr>
         <w:t>real</w:t>
+      </w:r>
+      <w:r>
+        <w:rPr>
+          <w:rFonts w:hint="default" w:ascii="Times New Roman" w:hAnsi="Times New Roman" w:eastAsia="宋体" w:cs="Times New Roman"/>
+          <w:b w:val="0"/>
+          <w:bCs w:val="0"/>
+          <w:i/>
+          <w:iCs/>
+          <w:sz w:val="24"/>
+          <w:szCs w:val="24"/>
+          <w:vertAlign w:val="subscript"/>
+          <w:lang w:val="en-US" w:eastAsia="zh-CN"/>
+        </w:rPr>
+        <w:t xml:space="preserve"> </w:t>
       </w:r>
       <w:r>
         <w:rPr>
@@ -21179,11 +21922,13 @@
           <w:szCs w:val="24"/>
           <w:lang w:val="en-US" w:eastAsia="zh-CN"/>
         </w:rPr>
-        <w:t>相机标定误差；等效像素焦距</w:t>
-      </w:r>
-      <w:r>
-        <w:rPr>
-          <w:rFonts w:hint="default" w:ascii="Times New Roman" w:hAnsi="Times New Roman" w:eastAsia="宋体" w:cs="Times New Roman"/>
+        <w:t>相机标定误差：等效像素焦距</w:t>
+      </w:r>
+      <w:r>
+        <w:rPr>
+          <w:rFonts w:hint="default" w:ascii="Times New Roman" w:hAnsi="Times New Roman" w:eastAsia="宋体" w:cs="Times New Roman"/>
+          <w:b w:val="0"/>
+          <w:bCs w:val="0"/>
           <w:i/>
           <w:iCs/>
           <w:sz w:val="24"/>
@@ -21214,7 +21959,21 @@
           <w:vertAlign w:val="subscript"/>
           <w:lang w:val="en-US" w:eastAsia="zh-CN"/>
         </w:rPr>
-        <w:t xml:space="preserve">0 </w:t>
+        <w:t>0</w:t>
+      </w:r>
+      <w:r>
+        <w:rPr>
+          <w:rFonts w:hint="default" w:ascii="Times New Roman" w:hAnsi="Times New Roman" w:eastAsia="宋体" w:cs="Times New Roman"/>
+          <w:b w:val="0"/>
+          <w:bCs w:val="0"/>
+          <w:i/>
+          <w:iCs/>
+          <w:sz w:val="24"/>
+          <w:szCs w:val="24"/>
+          <w:vertAlign w:val="subscript"/>
+          <w:lang w:val="en-US" w:eastAsia="zh-CN"/>
+        </w:rPr>
+        <w:t xml:space="preserve"> </w:t>
       </w:r>
       <w:r>
         <w:rPr>
@@ -21228,6 +21987,8 @@
       <w:r>
         <w:rPr>
           <w:rFonts w:hint="default" w:ascii="Times New Roman" w:hAnsi="Times New Roman" w:eastAsia="宋体" w:cs="Times New Roman"/>
+          <w:b w:val="0"/>
+          <w:bCs w:val="0"/>
           <w:i/>
           <w:iCs/>
           <w:sz w:val="24"/>
@@ -21282,6 +22043,8 @@
       <w:r>
         <w:rPr>
           <w:rFonts w:hint="default" w:ascii="Times New Roman" w:hAnsi="Times New Roman" w:eastAsia="宋体" w:cs="Times New Roman"/>
+          <w:b w:val="0"/>
+          <w:bCs w:val="0"/>
           <w:i/>
           <w:iCs/>
           <w:sz w:val="24"/>
@@ -21337,6 +22100,8 @@
       <w:r>
         <w:rPr>
           <w:rFonts w:hint="default" w:ascii="Times New Roman" w:hAnsi="Times New Roman" w:eastAsia="宋体" w:cs="Times New Roman"/>
+          <w:b w:val="0"/>
+          <w:bCs w:val="0"/>
           <w:i/>
           <w:iCs/>
           <w:sz w:val="24"/>
@@ -21358,6 +22123,8 @@
       <w:r>
         <w:rPr>
           <w:rFonts w:hint="default" w:ascii="Times New Roman" w:hAnsi="Times New Roman" w:eastAsia="宋体" w:cs="Times New Roman"/>
+          <w:b w:val="0"/>
+          <w:bCs w:val="0"/>
           <w:i/>
           <w:iCs/>
           <w:sz w:val="24"/>
@@ -21420,7 +22187,21 @@
           <w:vertAlign w:val="subscript"/>
           <w:lang w:val="en-US" w:eastAsia="zh-CN"/>
         </w:rPr>
-        <w:t xml:space="preserve">0 </w:t>
+        <w:t>0</w:t>
+      </w:r>
+      <w:r>
+        <w:rPr>
+          <w:rFonts w:hint="default" w:ascii="Times New Roman" w:hAnsi="Times New Roman" w:eastAsia="宋体" w:cs="Times New Roman"/>
+          <w:b w:val="0"/>
+          <w:bCs w:val="0"/>
+          <w:i/>
+          <w:iCs/>
+          <w:sz w:val="24"/>
+          <w:szCs w:val="24"/>
+          <w:vertAlign w:val="subscript"/>
+          <w:lang w:val="en-US" w:eastAsia="zh-CN"/>
+        </w:rPr>
+        <w:t xml:space="preserve"> </w:t>
       </w:r>
       <w:r>
         <w:rPr>
@@ -21776,6 +22557,8 @@
       <w:r>
         <w:rPr>
           <w:rFonts w:hint="default" w:ascii="Times New Roman" w:hAnsi="Times New Roman" w:eastAsia="宋体" w:cs="Times New Roman"/>
+          <w:b w:val="0"/>
+          <w:bCs w:val="0"/>
           <w:i/>
           <w:iCs/>
           <w:sz w:val="24"/>
@@ -21799,6 +22582,8 @@
       <w:r>
         <w:rPr>
           <w:rFonts w:hint="default" w:ascii="Times New Roman" w:hAnsi="Times New Roman" w:eastAsia="宋体" w:cs="Times New Roman"/>
+          <w:b w:val="0"/>
+          <w:bCs w:val="0"/>
           <w:i/>
           <w:iCs/>
           <w:sz w:val="24"/>
@@ -21820,6 +22605,8 @@
       <w:r>
         <w:rPr>
           <w:rFonts w:hint="default" w:ascii="Times New Roman" w:hAnsi="Times New Roman" w:eastAsia="宋体" w:cs="Times New Roman"/>
+          <w:b w:val="0"/>
+          <w:bCs w:val="0"/>
           <w:i/>
           <w:iCs/>
           <w:sz w:val="24"/>
@@ -21850,7 +22637,21 @@
           <w:vertAlign w:val="subscript"/>
           <w:lang w:val="en-US" w:eastAsia="zh-CN"/>
         </w:rPr>
-        <w:t xml:space="preserve">c1 </w:t>
+        <w:t>c1</w:t>
+      </w:r>
+      <w:r>
+        <w:rPr>
+          <w:rFonts w:hint="default" w:ascii="Times New Roman" w:hAnsi="Times New Roman" w:eastAsia="宋体" w:cs="Times New Roman"/>
+          <w:b w:val="0"/>
+          <w:bCs w:val="0"/>
+          <w:i/>
+          <w:iCs/>
+          <w:sz w:val="24"/>
+          <w:szCs w:val="24"/>
+          <w:vertAlign w:val="subscript"/>
+          <w:lang w:val="en-US" w:eastAsia="zh-CN"/>
+        </w:rPr>
+        <w:t xml:space="preserve"> </w:t>
       </w:r>
       <w:r>
         <w:rPr>
@@ -22174,7 +22975,21 @@
           <w:vertAlign w:val="subscript"/>
           <w:lang w:val="en-US" w:eastAsia="zh-CN"/>
         </w:rPr>
-        <w:t xml:space="preserve">base </w:t>
+        <w:t>base</w:t>
+      </w:r>
+      <w:r>
+        <w:rPr>
+          <w:rFonts w:hint="default" w:ascii="Times New Roman" w:hAnsi="Times New Roman" w:eastAsia="宋体" w:cs="Times New Roman"/>
+          <w:b w:val="0"/>
+          <w:bCs w:val="0"/>
+          <w:i/>
+          <w:iCs/>
+          <w:sz w:val="24"/>
+          <w:szCs w:val="24"/>
+          <w:vertAlign w:val="subscript"/>
+          <w:lang w:val="en-US" w:eastAsia="zh-CN"/>
+        </w:rPr>
+        <w:t xml:space="preserve"> </w:t>
       </w:r>
       <w:r>
         <w:rPr>
@@ -22199,6 +23014,8 @@
       <w:r>
         <w:rPr>
           <w:rFonts w:hint="default" w:ascii="Times New Roman" w:hAnsi="Times New Roman" w:eastAsia="宋体" w:cs="Times New Roman"/>
+          <w:b w:val="0"/>
+          <w:bCs w:val="0"/>
           <w:i/>
           <w:iCs/>
           <w:sz w:val="24"/>
@@ -22294,18 +23111,7 @@
           <w:szCs w:val="24"/>
           <w:lang w:val="en-US" w:eastAsia="zh-CN"/>
         </w:rPr>
-        <w:t>地面平整度误差：假设地面水平，实</w:t>
-      </w:r>
-      <w:bookmarkStart w:id="5" w:name="_GoBack"/>
-      <w:bookmarkEnd w:id="5"/>
-      <w:r>
-        <w:rPr>
-          <w:rFonts w:hint="eastAsia" w:ascii="宋体" w:hAnsi="宋体" w:eastAsia="宋体" w:cs="宋体"/>
-          <w:sz w:val="24"/>
-          <w:szCs w:val="24"/>
-          <w:lang w:val="en-US" w:eastAsia="zh-CN"/>
-        </w:rPr>
-        <w:t>际可能有坡度，估算误差约</w:t>
+        <w:t>地面平整度误差：假设地面水平，实际可能有坡度，估算误差约</w:t>
       </w:r>
       <w:r>
         <w:rPr>
@@ -22491,6 +23297,7 @@
           <w:szCs w:val="24"/>
         </w:rPr>
       </w:pPr>
+      <w:bookmarkStart w:id="5" w:name="_Toc9586"/>
       <w:r>
         <w:rPr>
           <w:rFonts w:hint="default" w:ascii="Times New Roman" w:hAnsi="Times New Roman" w:eastAsia="黑体" w:cs="Times New Roman"/>
@@ -22506,6 +23313,7 @@
         </w:rPr>
         <w:t>5.2.2 测距功能测试</w:t>
       </w:r>
+      <w:bookmarkEnd w:id="5"/>
     </w:p>
     <w:p>
       <w:pPr>
@@ -25896,7 +26704,6 @@
             <w:insideH w:val="none" w:color="auto" w:sz="4" w:space="0"/>
             <w:insideV w:val="none" w:color="auto" w:sz="4" w:space="0"/>
           </w:tblBorders>
-          <w:shd w:val="clear" w:color="auto" w:fill="FFFFFF"/>
           <w:tblCellMar>
             <w:top w:w="15" w:type="dxa"/>
             <w:left w:w="15" w:type="dxa"/>
@@ -28337,6 +29144,7 @@
         <w:snapToGrid/>
         <w:spacing w:line="440" w:lineRule="exact"/>
         <w:ind w:firstLine="480" w:firstLineChars="200"/>
+        <w:jc w:val="both"/>
         <w:textAlignment w:val="auto"/>
         <w:rPr>
           <w:rFonts w:hint="default" w:ascii="宋体" w:hAnsi="宋体" w:eastAsia="宋体" w:cs="宋体"/>
@@ -28468,21 +29276,26 @@
       <w:r>
         <w:rPr>
           <w:rFonts w:hint="default" w:ascii="Times New Roman" w:hAnsi="Times New Roman" w:eastAsia="宋体" w:cs="Times New Roman"/>
+          <w:b w:val="0"/>
+          <w:bCs w:val="0"/>
+          <w:i/>
+          <w:iCs/>
+          <w:sz w:val="24"/>
+          <w:szCs w:val="24"/>
+          <w:vertAlign w:val="subscript"/>
+          <w:lang w:val="en-US" w:eastAsia="zh-CN"/>
+        </w:rPr>
+        <w:t xml:space="preserve"> </w:t>
+      </w:r>
+      <w:r>
+        <w:rPr>
+          <w:rFonts w:hint="default" w:ascii="Times New Roman" w:hAnsi="Times New Roman" w:eastAsia="宋体" w:cs="Times New Roman"/>
+          <w:i/>
+          <w:iCs/>
           <w:sz w:val="24"/>
           <w:szCs w:val="24"/>
           <w:lang w:eastAsia="zh-CN"/>
         </w:rPr>
-        <w:t xml:space="preserve"> </w:t>
-      </w:r>
-      <w:r>
-        <w:rPr>
-          <w:rFonts w:hint="default" w:ascii="Times New Roman" w:hAnsi="Times New Roman" w:eastAsia="宋体" w:cs="Times New Roman"/>
-          <w:i/>
-          <w:iCs/>
-          <w:sz w:val="24"/>
-          <w:szCs w:val="24"/>
-          <w:lang w:eastAsia="zh-CN"/>
-        </w:rPr>
         <w:t>f</w:t>
       </w:r>
       <w:r>
@@ -28500,9 +29313,14 @@
       <w:r>
         <w:rPr>
           <w:rFonts w:hint="default" w:ascii="Times New Roman" w:hAnsi="Times New Roman" w:eastAsia="宋体" w:cs="Times New Roman"/>
-          <w:sz w:val="24"/>
-          <w:szCs w:val="24"/>
-          <w:lang w:eastAsia="zh-CN"/>
+          <w:b w:val="0"/>
+          <w:bCs w:val="0"/>
+          <w:i/>
+          <w:iCs/>
+          <w:sz w:val="24"/>
+          <w:szCs w:val="24"/>
+          <w:vertAlign w:val="subscript"/>
+          <w:lang w:val="en-US" w:eastAsia="zh-CN"/>
         </w:rPr>
         <w:t xml:space="preserve"> </w:t>
       </w:r>
@@ -28576,7 +29394,21 @@
           <w:vertAlign w:val="subscript"/>
           <w:lang w:val="en-US" w:eastAsia="zh-CN"/>
         </w:rPr>
-        <w:t xml:space="preserve">0 </w:t>
+        <w:t>0</w:t>
+      </w:r>
+      <w:r>
+        <w:rPr>
+          <w:rFonts w:hint="default" w:ascii="Times New Roman" w:hAnsi="Times New Roman" w:eastAsia="宋体" w:cs="Times New Roman"/>
+          <w:b w:val="0"/>
+          <w:bCs w:val="0"/>
+          <w:i/>
+          <w:iCs/>
+          <w:sz w:val="24"/>
+          <w:szCs w:val="24"/>
+          <w:vertAlign w:val="subscript"/>
+          <w:lang w:val="en-US" w:eastAsia="zh-CN"/>
+        </w:rPr>
+        <w:t xml:space="preserve"> </w:t>
       </w:r>
       <w:r>
         <w:rPr>
@@ -29115,12 +29947,7 @@
             <w:insideH w:val="none" w:color="auto" w:sz="4" w:space="0"/>
             <w:insideV w:val="none" w:color="auto" w:sz="4" w:space="0"/>
           </w:tblBorders>
-          <w:tblCellMar>
-            <w:top w:w="15" w:type="dxa"/>
-            <w:left w:w="15" w:type="dxa"/>
-            <w:bottom w:w="15" w:type="dxa"/>
-            <w:right w:w="15" w:type="dxa"/>
-          </w:tblCellMar>
+          <w:shd w:val="clear" w:color="auto" w:fill="FFFFFF"/>
         </w:tblPrEx>
         <w:trPr>
           <w:trHeight w:val="90" w:hRule="atLeast"/>
@@ -30581,7 +31408,18 @@
           <w:szCs w:val="24"/>
           <w:lang w:val="en-US" w:eastAsia="zh-CN"/>
         </w:rPr>
-        <w:t>m典型监控距离范围内，测距误差约±5%，满足系统安全告警的精度要求。实际部署时可根据现场环境进行标定和验证。</w:t>
+        <w:t>m典型监控距离范围</w:t>
+      </w:r>
+      <w:bookmarkStart w:id="6" w:name="_GoBack"/>
+      <w:bookmarkEnd w:id="6"/>
+      <w:r>
+        <w:rPr>
+          <w:rFonts w:hint="default" w:ascii="Times New Roman" w:hAnsi="Times New Roman" w:eastAsia="宋体" w:cs="Times New Roman"/>
+          <w:sz w:val="24"/>
+          <w:szCs w:val="24"/>
+          <w:lang w:val="en-US" w:eastAsia="zh-CN"/>
+        </w:rPr>
+        <w:t>内，测距误差约±5%，满足系统安全告警的精度要求。实际部署时可根据现场环境进行标定和验证。</w:t>
       </w:r>
     </w:p>
     <w:p/>
@@ -30881,6 +31719,23 @@
     </w:lvl>
   </w:abstractNum>
   <w:abstractNum w:abstractNumId="7">
+    <w:nsid w:val="33075B77"/>
+    <w:multiLevelType w:val="singleLevel"/>
+    <w:tmpl w:val="33075B77"/>
+    <w:lvl w:ilvl="0" w:tentative="0">
+      <w:start w:val="1"/>
+      <w:numFmt w:val="decimal"/>
+      <w:lvlText w:val="%1)"/>
+      <w:lvlJc w:val="left"/>
+      <w:pPr>
+        <w:ind w:left="425" w:hanging="425"/>
+      </w:pPr>
+      <w:rPr>
+        <w:rFonts w:hint="default" w:ascii="Times New Roman" w:hAnsi="Times New Roman" w:cs="Times New Roman"/>
+      </w:rPr>
+    </w:lvl>
+  </w:abstractNum>
+  <w:abstractNum w:abstractNumId="8">
     <w:nsid w:val="4AAC78F5"/>
     <w:multiLevelType w:val="singleLevel"/>
     <w:tmpl w:val="4AAC78F5"/>
@@ -30897,7 +31752,7 @@
       </w:rPr>
     </w:lvl>
   </w:abstractNum>
-  <w:abstractNum w:abstractNumId="8">
+  <w:abstractNum w:abstractNumId="9">
     <w:nsid w:val="4ACC5C5D"/>
     <w:multiLevelType w:val="singleLevel"/>
     <w:tmpl w:val="4ACC5C5D"/>
@@ -30905,23 +31760,6 @@
       <w:start w:val="1"/>
       <w:numFmt w:val="decimal"/>
       <w:lvlText w:val="%1)"/>
-      <w:lvlJc w:val="left"/>
-      <w:pPr>
-        <w:ind w:left="425" w:hanging="425"/>
-      </w:pPr>
-      <w:rPr>
-        <w:rFonts w:hint="default" w:ascii="Times New Roman" w:hAnsi="Times New Roman" w:cs="Times New Roman"/>
-      </w:rPr>
-    </w:lvl>
-  </w:abstractNum>
-  <w:abstractNum w:abstractNumId="9">
-    <w:nsid w:val="4B6D1CBB"/>
-    <w:multiLevelType w:val="singleLevel"/>
-    <w:tmpl w:val="4B6D1CBB"/>
-    <w:lvl w:ilvl="0" w:tentative="0">
-      <w:start w:val="1"/>
-      <w:numFmt w:val="lowerLetter"/>
-      <w:lvlText w:val="%1."/>
       <w:lvlJc w:val="left"/>
       <w:pPr>
         <w:ind w:left="425" w:hanging="425"/>
@@ -30968,7 +31806,7 @@
     <w:abstractNumId w:val="1"/>
   </w:num>
   <w:num w:numId="2">
-    <w:abstractNumId w:val="8"/>
+    <w:abstractNumId w:val="9"/>
   </w:num>
   <w:num w:numId="3">
     <w:abstractNumId w:val="3"/>
@@ -30980,13 +31818,13 @@
     <w:abstractNumId w:val="6"/>
   </w:num>
   <w:num w:numId="6">
-    <w:abstractNumId w:val="7"/>
+    <w:abstractNumId w:val="8"/>
   </w:num>
   <w:num w:numId="7">
     <w:abstractNumId w:val="2"/>
   </w:num>
   <w:num w:numId="8">
-    <w:abstractNumId w:val="9"/>
+    <w:abstractNumId w:val="7"/>
   </w:num>
   <w:num w:numId="9">
     <w:abstractNumId w:val="10"/>
